--- a/实验4扩展--基于OpenSSL的PKI证书体系搭建与通信加密实现课程设计报告.docx
+++ b/实验4扩展--基于OpenSSL的PKI证书体系搭建与通信加密实现课程设计报告.docx
@@ -2478,1944 +2478,8025 @@
       </w:r>
     </w:p>
     <w:p>
-      <w:pPr>
-        <w:spacing w:before="320" w:after="120" w:line="288" w:lineRule="auto"/>
-        <w:jc w:val="left"/>
-        <w:outlineLvl w:val="1"/>
-        <w:rPr>
-          <w:rFonts w:ascii="Arial" w:eastAsia="等线" w:hAnsi="Arial" w:cs="Arial"/>
+      <w:pPr/>
+      <w:r>
+        <w:rPr>
           <w:b/>
-          <w:color w:val="FF0000"/>
-          <w:sz w:val="28"/>
-          <w:szCs w:val="28"/>
-        </w:rPr>
-      </w:pPr>
-      <w:bookmarkStart w:id="15" w:name="heading_12"/>
-      <w:r>
-        <w:rPr>
-          <w:rFonts w:ascii="Arial" w:eastAsia="等线" w:hAnsi="Arial" w:cs="Arial"/>
+          <w:color w:val="003399"/>
+          <w:sz w:val="24"/>
+        </w:rPr>
+        <w:t>六、详细设计与核心实现步骤（核心内容：命令+输出+解释）</w:t>
+      </w:r>
+    </w:p>
+    <w:p>
+      <w:pPr>
+        <w:ind w:firstLine="420"/>
+      </w:pPr>
+      <w:r>
+        <w:rPr>
+          <w:sz w:val="21"/>
+        </w:rPr>
+        <w:t>本章为本次课程设计的核心章节，完整记录从PKI环境初始化、根CA证书制作、二级CA签发、服务器证书签发、TLS通信验证、文件加解密、数字签名验签到证书吊销的全过程。每个步骤均包含：实验目的、操作命令、实际输出、结果判定。</w:t>
+      </w:r>
+    </w:p>
+    <w:p>
+      <w:pPr/>
+      <w:r>
+        <w:rPr>
           <w:b/>
-          <w:color w:val="FF0000"/>
-          <w:sz w:val="28"/>
-          <w:szCs w:val="28"/>
-        </w:rPr>
-        <w:lastRenderedPageBreak/>
-        <w:t>六、详细设计与核心实现步骤</w:t>
-      </w:r>
-      <w:bookmarkEnd w:id="15"/>
-      <w:r>
-        <w:rPr>
-          <w:rFonts w:ascii="Arial" w:eastAsia="等线" w:hAnsi="Arial" w:cs="Arial" w:hint="eastAsia"/>
-          <w:color w:val="FF0000"/>
+          <w:color w:val="003399"/>
+          <w:sz w:val="22"/>
+        </w:rPr>
+        <w:t>6.1 实验环境说明</w:t>
+      </w:r>
+    </w:p>
+    <w:p>
+      <w:pPr>
+        <w:ind w:firstLine="420"/>
+      </w:pPr>
+      <w:r>
+        <w:rPr>
+          <w:sz w:val="21"/>
+        </w:rPr>
+        <w:t>实验平台：Linux（Ubuntu 20.04/Debian系列），OpenSSL 3.0.13</w:t>
+      </w:r>
+    </w:p>
+    <w:p>
+      <w:pPr>
+        <w:ind w:firstLine="420"/>
+      </w:pPr>
+      <w:r>
+        <w:rPr>
+          <w:sz w:val="21"/>
+        </w:rPr>
+        <w:t>工具版本：OpenSSL 3.0.13 30 Jan 2024</w:t>
+      </w:r>
+    </w:p>
+    <w:p>
+      <w:pPr>
+        <w:ind w:firstLine="420"/>
+      </w:pPr>
+      <w:r>
+        <w:rPr>
+          <w:sz w:val="21"/>
+        </w:rPr>
+        <w:t>实验角色：根CA（Root CA）、二级CA（Subordinate CA）、Web服务器（Server）、客户端（Client）</w:t>
+      </w:r>
+    </w:p>
+    <w:p>
+      <w:pPr>
+        <w:ind w:firstLine="420"/>
+      </w:pPr>
+      <w:r>
+        <w:rPr>
+          <w:sz w:val="21"/>
+        </w:rPr>
+        <w:t>验证域名：www.pkitest.local（localhost/127.0.0.1）</w:t>
+      </w:r>
+    </w:p>
+    <w:p>
+      <w:pPr/>
+      <w:r>
+        <w:rPr>
+          <w:b/>
+          <w:color w:val="003399"/>
+          <w:sz w:val="22"/>
+        </w:rPr>
+        <w:t>6.2 目录环境初始化</w:t>
+      </w:r>
+    </w:p>
+    <w:p>
+      <w:pPr>
+        <w:ind w:firstLine="420"/>
+      </w:pPr>
+      <w:r>
+        <w:rPr>
+          <w:sz w:val="21"/>
+        </w:rPr>
+        <w:t>【目的】建立规范的PKI工作目录，各角色独立目录，防止文件混淆。</w:t>
+      </w:r>
+    </w:p>
+    <w:p>
+      <w:pPr>
+        <w:ind w:firstLine="420"/>
+      </w:pPr>
+      <w:r>
+        <w:rPr>
+          <w:sz w:val="21"/>
+        </w:rPr>
+        <w:t>【操作】</w:t>
+      </w:r>
+    </w:p>
+    <w:p>
+      <w:pPr>
+        <w:spacing w:before="60" w:after="60"/>
+        <w:ind w:left="567"/>
+        <w:shd w:val="clear" w:color="auto" w:fill="F0F0F0"/>
+      </w:pPr>
+      <w:r>
+        <w:rPr>
+          <w:rFonts w:ascii="Courier New" w:hAnsi="Courier New"/>
+          <w:sz w:val="18"/>
+        </w:rPr>
+        <w:t>mkdir -p /tmp/pki_lab/{rootca,subca,server,client,crl,test}</w:t>
+      </w:r>
+    </w:p>
+    <w:p>
+      <w:pPr>
+        <w:spacing w:before="60" w:after="60"/>
+        <w:ind w:left="567"/>
+        <w:shd w:val="clear" w:color="auto" w:fill="F0F0F0"/>
+      </w:pPr>
+      <w:r>
+        <w:rPr>
+          <w:rFonts w:ascii="Courier New" w:hAnsi="Courier New"/>
+          <w:sz w:val="18"/>
+        </w:rPr>
+        <w:t>mkdir -p /tmp/pki_lab/rootca/{certs,crl,newcerts,private,csr}</w:t>
+      </w:r>
+    </w:p>
+    <w:p>
+      <w:pPr>
+        <w:spacing w:before="60" w:after="60"/>
+        <w:ind w:left="567"/>
+        <w:shd w:val="clear" w:color="auto" w:fill="F0F0F0"/>
+      </w:pPr>
+      <w:r>
+        <w:rPr>
+          <w:rFonts w:ascii="Courier New" w:hAnsi="Courier New"/>
+          <w:sz w:val="18"/>
+        </w:rPr>
+        <w:t>mkdir -p /tmp/pki_lab/subca/{certs,crl,newcerts,private,csr}</w:t>
+      </w:r>
+    </w:p>
+    <w:p>
+      <w:pPr>
+        <w:spacing w:before="60" w:after="60"/>
+        <w:ind w:left="567"/>
+        <w:shd w:val="clear" w:color="auto" w:fill="F0F0F0"/>
+      </w:pPr>
+      <w:r>
+        <w:rPr>
+          <w:rFonts w:ascii="Courier New" w:hAnsi="Courier New"/>
+          <w:sz w:val="18"/>
+        </w:rPr>
+        <w:t>chmod 700 /tmp/pki_lab/rootca/private /tmp/pki_lab/subca/private</w:t>
+      </w:r>
+    </w:p>
+    <w:p>
+      <w:pPr>
+        <w:spacing w:before="60" w:after="60"/>
+        <w:ind w:left="567"/>
+        <w:shd w:val="clear" w:color="auto" w:fill="F0F0F0"/>
+      </w:pPr>
+      <w:r>
+        <w:rPr>
+          <w:rFonts w:ascii="Courier New" w:hAnsi="Courier New"/>
+          <w:sz w:val="18"/>
+        </w:rPr>
+        <w:t>echo "01" &gt; /tmp/pki_lab/rootca/serial</w:t>
+      </w:r>
+    </w:p>
+    <w:p>
+      <w:pPr>
+        <w:spacing w:before="60" w:after="60"/>
+        <w:ind w:left="567"/>
+        <w:shd w:val="clear" w:color="auto" w:fill="F0F0F0"/>
+      </w:pPr>
+      <w:r>
+        <w:rPr>
+          <w:rFonts w:ascii="Courier New" w:hAnsi="Courier New"/>
+          <w:sz w:val="18"/>
+        </w:rPr>
+        <w:t>echo "01" &gt; /tmp/pki_lab/subca/serial</w:t>
+      </w:r>
+    </w:p>
+    <w:p>
+      <w:pPr>
+        <w:spacing w:before="60" w:after="60"/>
+        <w:ind w:left="567"/>
+        <w:shd w:val="clear" w:color="auto" w:fill="F0F0F0"/>
+      </w:pPr>
+      <w:r>
+        <w:rPr>
+          <w:rFonts w:ascii="Courier New" w:hAnsi="Courier New"/>
+          <w:sz w:val="18"/>
+        </w:rPr>
+        <w:t>touch /tmp/pki_lab/rootca/index.txt /tmp/pki_lab/subca/index.txt</w:t>
+      </w:r>
+    </w:p>
+    <w:p>
+      <w:pPr>
+        <w:spacing w:before="60" w:after="60"/>
+        <w:ind w:left="567"/>
+        <w:shd w:val="clear" w:color="auto" w:fill="F0F0F0"/>
+      </w:pPr>
+      <w:r>
+        <w:rPr>
+          <w:rFonts w:ascii="Courier New" w:hAnsi="Courier New"/>
+          <w:sz w:val="18"/>
+        </w:rPr>
+        <w:t>echo "01" &gt; /tmp/pki_lab/rootca/crlnumber</w:t>
+      </w:r>
+    </w:p>
+    <w:p>
+      <w:pPr>
+        <w:spacing w:before="60" w:after="60"/>
+        <w:ind w:left="567"/>
+        <w:shd w:val="clear" w:color="auto" w:fill="F0F0F0"/>
+      </w:pPr>
+      <w:r>
+        <w:rPr>
+          <w:rFonts w:ascii="Courier New" w:hAnsi="Courier New"/>
+          <w:sz w:val="18"/>
+        </w:rPr>
+        <w:t>echo "01" &gt; /tmp/pki_lab/subca/crlnumber</w:t>
+      </w:r>
+    </w:p>
+    <w:p>
+      <w:pPr>
+        <w:ind w:firstLine="420"/>
+      </w:pPr>
+      <w:r>
+        <w:rPr>
+          <w:sz w:val="21"/>
+        </w:rPr>
+        <w:t>【目录结构说明】</w:t>
+      </w:r>
+    </w:p>
+    <w:p>
+      <w:pPr>
+        <w:spacing w:before="60" w:after="60"/>
+        <w:ind w:left="567"/>
+        <w:shd w:val="clear" w:color="auto" w:fill="F0F0F0"/>
+      </w:pPr>
+      <w:r>
+        <w:rPr>
+          <w:rFonts w:ascii="Courier New" w:hAnsi="Courier New"/>
+          <w:sz w:val="18"/>
+        </w:rPr>
+        <w:t>/tmp/pki_lab/</w:t>
+      </w:r>
+    </w:p>
+    <w:p>
+      <w:pPr>
+        <w:spacing w:before="60" w:after="60"/>
+        <w:ind w:left="567"/>
+        <w:shd w:val="clear" w:color="auto" w:fill="F0F0F0"/>
+      </w:pPr>
+      <w:r>
+        <w:rPr>
+          <w:rFonts w:ascii="Courier New" w:hAnsi="Courier New"/>
+          <w:sz w:val="18"/>
+        </w:rPr>
+        <w:t>├── rootca/          # 根CA工作目录</w:t>
+      </w:r>
+    </w:p>
+    <w:p>
+      <w:pPr>
+        <w:spacing w:before="60" w:after="60"/>
+        <w:ind w:left="567"/>
+        <w:shd w:val="clear" w:color="auto" w:fill="F0F0F0"/>
+      </w:pPr>
+      <w:r>
+        <w:rPr>
+          <w:rFonts w:ascii="Courier New" w:hAnsi="Courier New"/>
+          <w:sz w:val="18"/>
+        </w:rPr>
+        <w:t>│   ├── certs/       # 签发的证书存放</w:t>
+      </w:r>
+    </w:p>
+    <w:p>
+      <w:pPr>
+        <w:spacing w:before="60" w:after="60"/>
+        <w:ind w:left="567"/>
+        <w:shd w:val="clear" w:color="auto" w:fill="F0F0F0"/>
+      </w:pPr>
+      <w:r>
+        <w:rPr>
+          <w:rFonts w:ascii="Courier New" w:hAnsi="Courier New"/>
+          <w:sz w:val="18"/>
+        </w:rPr>
+        <w:t>│   ├── crl/         # 证书吊销列表</w:t>
+      </w:r>
+    </w:p>
+    <w:p>
+      <w:pPr>
+        <w:spacing w:before="60" w:after="60"/>
+        <w:ind w:left="567"/>
+        <w:shd w:val="clear" w:color="auto" w:fill="F0F0F0"/>
+      </w:pPr>
+      <w:r>
+        <w:rPr>
+          <w:rFonts w:ascii="Courier New" w:hAnsi="Courier New"/>
+          <w:sz w:val="18"/>
+        </w:rPr>
+        <w:t>│   ├── newcerts/    # OpenSSL签发时自动存档</w:t>
+      </w:r>
+    </w:p>
+    <w:p>
+      <w:pPr>
+        <w:spacing w:before="60" w:after="60"/>
+        <w:ind w:left="567"/>
+        <w:shd w:val="clear" w:color="auto" w:fill="F0F0F0"/>
+      </w:pPr>
+      <w:r>
+        <w:rPr>
+          <w:rFonts w:ascii="Courier New" w:hAnsi="Courier New"/>
+          <w:sz w:val="18"/>
+        </w:rPr>
+        <w:t>│   ├── private/     # 私钥（权限700保护）</w:t>
+      </w:r>
+    </w:p>
+    <w:p>
+      <w:pPr>
+        <w:spacing w:before="60" w:after="60"/>
+        <w:ind w:left="567"/>
+        <w:shd w:val="clear" w:color="auto" w:fill="F0F0F0"/>
+      </w:pPr>
+      <w:r>
+        <w:rPr>
+          <w:rFonts w:ascii="Courier New" w:hAnsi="Courier New"/>
+          <w:sz w:val="18"/>
+        </w:rPr>
+        <w:t>│   ├── csr/         # 证书签名请求</w:t>
+      </w:r>
+    </w:p>
+    <w:p>
+      <w:pPr>
+        <w:spacing w:before="60" w:after="60"/>
+        <w:ind w:left="567"/>
+        <w:shd w:val="clear" w:color="auto" w:fill="F0F0F0"/>
+      </w:pPr>
+      <w:r>
+        <w:rPr>
+          <w:rFonts w:ascii="Courier New" w:hAnsi="Courier New"/>
+          <w:sz w:val="18"/>
+        </w:rPr>
+        <w:t>│   ├── index.txt    # 证书数据库</w:t>
+      </w:r>
+    </w:p>
+    <w:p>
+      <w:pPr>
+        <w:spacing w:before="60" w:after="60"/>
+        <w:ind w:left="567"/>
+        <w:shd w:val="clear" w:color="auto" w:fill="F0F0F0"/>
+      </w:pPr>
+      <w:r>
+        <w:rPr>
+          <w:rFonts w:ascii="Courier New" w:hAnsi="Courier New"/>
+          <w:sz w:val="18"/>
+        </w:rPr>
+        <w:t>│   ├── serial       # 序列号文件</w:t>
+      </w:r>
+    </w:p>
+    <w:p>
+      <w:pPr>
+        <w:spacing w:before="60" w:after="60"/>
+        <w:ind w:left="567"/>
+        <w:shd w:val="clear" w:color="auto" w:fill="F0F0F0"/>
+      </w:pPr>
+      <w:r>
+        <w:rPr>
+          <w:rFonts w:ascii="Courier New" w:hAnsi="Courier New"/>
+          <w:sz w:val="18"/>
+        </w:rPr>
+        <w:t>│   └── openssl.cnf  # CA配置文件</w:t>
+      </w:r>
+    </w:p>
+    <w:p>
+      <w:pPr>
+        <w:spacing w:before="60" w:after="60"/>
+        <w:ind w:left="567"/>
+        <w:shd w:val="clear" w:color="auto" w:fill="F0F0F0"/>
+      </w:pPr>
+      <w:r>
+        <w:rPr>
+          <w:rFonts w:ascii="Courier New" w:hAnsi="Courier New"/>
+          <w:sz w:val="18"/>
+        </w:rPr>
+        <w:t>├── subca/           # 二级CA工作目录（结构同rootca）</w:t>
+      </w:r>
+    </w:p>
+    <w:p>
+      <w:pPr>
+        <w:spacing w:before="60" w:after="60"/>
+        <w:ind w:left="567"/>
+        <w:shd w:val="clear" w:color="auto" w:fill="F0F0F0"/>
+      </w:pPr>
+      <w:r>
+        <w:rPr>
+          <w:rFonts w:ascii="Courier New" w:hAnsi="Courier New"/>
+          <w:sz w:val="18"/>
+        </w:rPr>
+        <w:t>├── server/          # Web服务器密钥证书</w:t>
+      </w:r>
+    </w:p>
+    <w:p>
+      <w:pPr>
+        <w:spacing w:before="60" w:after="60"/>
+        <w:ind w:left="567"/>
+        <w:shd w:val="clear" w:color="auto" w:fill="F0F0F0"/>
+      </w:pPr>
+      <w:r>
+        <w:rPr>
+          <w:rFonts w:ascii="Courier New" w:hAnsi="Courier New"/>
+          <w:sz w:val="18"/>
+        </w:rPr>
+        <w:t>├── client/          # 客户端密钥证书（双向TLS）</w:t>
+      </w:r>
+    </w:p>
+    <w:p>
+      <w:pPr>
+        <w:spacing w:before="60" w:after="60"/>
+        <w:ind w:left="567"/>
+        <w:shd w:val="clear" w:color="auto" w:fill="F0F0F0"/>
+      </w:pPr>
+      <w:r>
+        <w:rPr>
+          <w:rFonts w:ascii="Courier New" w:hAnsi="Courier New"/>
+          <w:sz w:val="18"/>
+        </w:rPr>
+        <w:t>└── test/            # 测试文件</w:t>
+      </w:r>
+    </w:p>
+    <w:p>
+      <w:pPr>
+        <w:ind w:firstLine="420"/>
+      </w:pPr>
+      <w:r>
+        <w:rPr>
+          <w:sz w:val="21"/>
+        </w:rPr>
+        <w:t>【结论】目录创建成功，private目录权限为700（仅owner可读写执行），保证私钥安全。</w:t>
+      </w:r>
+    </w:p>
+    <w:p>
+      <w:pPr/>
+      <w:r>
+        <w:rPr>
+          <w:b/>
+          <w:color w:val="003399"/>
+          <w:sz w:val="22"/>
+        </w:rPr>
+        <w:t>6.3 根CA配置文件编写</w:t>
+      </w:r>
+    </w:p>
+    <w:p>
+      <w:pPr>
+        <w:ind w:firstLine="420"/>
+      </w:pPr>
+      <w:r>
+        <w:rPr>
+          <w:sz w:val="21"/>
+        </w:rPr>
+        <w:t>【目的】为根CA写入openssl.cnf配置，定义证书策略、扩展、有效期等参数。</w:t>
+      </w:r>
+    </w:p>
+    <w:p>
+      <w:pPr>
+        <w:ind w:firstLine="420"/>
+      </w:pPr>
+      <w:r>
+        <w:rPr>
+          <w:sz w:val="21"/>
+        </w:rPr>
+        <w:t>【关键配置说明】</w:t>
+      </w:r>
+    </w:p>
+    <w:p>
+      <w:pPr>
+        <w:spacing w:before="60" w:after="60"/>
+        <w:ind w:left="567"/>
+        <w:shd w:val="clear" w:color="auto" w:fill="F0F0F0"/>
+      </w:pPr>
+      <w:r>
+        <w:rPr>
+          <w:rFonts w:ascii="Courier New" w:hAnsi="Courier New"/>
+          <w:sz w:val="18"/>
+        </w:rPr>
+        <w:t>[ CA_default ]</w:t>
+      </w:r>
+    </w:p>
+    <w:p>
+      <w:pPr>
+        <w:spacing w:before="60" w:after="60"/>
+        <w:ind w:left="567"/>
+        <w:shd w:val="clear" w:color="auto" w:fill="F0F0F0"/>
+      </w:pPr>
+      <w:r>
+        <w:rPr>
+          <w:rFonts w:ascii="Courier New" w:hAnsi="Courier New"/>
+          <w:sz w:val="18"/>
+        </w:rPr>
+        <w:t>dir               = /tmp/pki_lab/rootca</w:t>
+      </w:r>
+    </w:p>
+    <w:p>
+      <w:pPr>
+        <w:spacing w:before="60" w:after="60"/>
+        <w:ind w:left="567"/>
+        <w:shd w:val="clear" w:color="auto" w:fill="F0F0F0"/>
+      </w:pPr>
+      <w:r>
+        <w:rPr>
+          <w:rFonts w:ascii="Courier New" w:hAnsi="Courier New"/>
+          <w:sz w:val="18"/>
+        </w:rPr>
+        <w:t>default_days      = 3650      # 根证书签发默认有效期10年</w:t>
+      </w:r>
+    </w:p>
+    <w:p>
+      <w:pPr>
+        <w:spacing w:before="60" w:after="60"/>
+        <w:ind w:left="567"/>
+        <w:shd w:val="clear" w:color="auto" w:fill="F0F0F0"/>
+      </w:pPr>
+      <w:r>
+        <w:rPr>
+          <w:rFonts w:ascii="Courier New" w:hAnsi="Courier New"/>
+          <w:sz w:val="18"/>
+        </w:rPr>
+        <w:t>default_md        = sha256    # SHA-256哈希算法</w:t>
+      </w:r>
+    </w:p>
+    <w:p>
+      <w:pPr>
+        <w:spacing w:before="60" w:after="60"/>
+        <w:ind w:left="567"/>
+        <w:shd w:val="clear" w:color="auto" w:fill="F0F0F0"/>
+      </w:pPr>
+      <w:r>
+        <w:rPr>
+          <w:rFonts w:ascii="Courier New" w:hAnsi="Courier New"/>
+          <w:sz w:val="18"/>
+        </w:rPr>
+        <w:t>policy            = policy_strict  # 严格策略：国家/省份/机构须匹配</w:t>
+      </w:r>
+    </w:p>
+    <w:p>
+      <w:pPr>
+        <w:spacing w:before="60" w:after="60"/>
+        <w:ind w:left="567"/>
+        <w:shd w:val="clear" w:color="auto" w:fill="F0F0F0"/>
+      </w:pPr>
+      <w:r>
+        <w:rPr>
+          <w:rFonts w:ascii="Courier New" w:hAnsi="Courier New"/>
+          <w:sz w:val="18"/>
+        </w:rPr>
+        <w:t xml:space="preserve"> </w:t>
+      </w:r>
+    </w:p>
+    <w:p>
+      <w:pPr>
+        <w:spacing w:before="60" w:after="60"/>
+        <w:ind w:left="567"/>
+        <w:shd w:val="clear" w:color="auto" w:fill="F0F0F0"/>
+      </w:pPr>
+      <w:r>
+        <w:rPr>
+          <w:rFonts w:ascii="Courier New" w:hAnsi="Courier New"/>
+          <w:sz w:val="18"/>
+        </w:rPr>
+        <w:t>[ v3_ca ]                         # 根CA证书扩展</w:t>
+      </w:r>
+    </w:p>
+    <w:p>
+      <w:pPr>
+        <w:spacing w:before="60" w:after="60"/>
+        <w:ind w:left="567"/>
+        <w:shd w:val="clear" w:color="auto" w:fill="F0F0F0"/>
+      </w:pPr>
+      <w:r>
+        <w:rPr>
+          <w:rFonts w:ascii="Courier New" w:hAnsi="Courier New"/>
+          <w:sz w:val="18"/>
+        </w:rPr>
+        <w:t>basicConstraints = critical, CA:true</w:t>
+      </w:r>
+    </w:p>
+    <w:p>
+      <w:pPr>
+        <w:spacing w:before="60" w:after="60"/>
+        <w:ind w:left="567"/>
+        <w:shd w:val="clear" w:color="auto" w:fill="F0F0F0"/>
+      </w:pPr>
+      <w:r>
+        <w:rPr>
+          <w:rFonts w:ascii="Courier New" w:hAnsi="Courier New"/>
+          <w:sz w:val="18"/>
+        </w:rPr>
+        <w:t>keyUsage = critical, digitalSignature, cRLSign, keyCertSign</w:t>
+      </w:r>
+    </w:p>
+    <w:p>
+      <w:pPr>
+        <w:spacing w:before="60" w:after="60"/>
+        <w:ind w:left="567"/>
+        <w:shd w:val="clear" w:color="auto" w:fill="F0F0F0"/>
+      </w:pPr>
+      <w:r>
+        <w:rPr>
+          <w:rFonts w:ascii="Courier New" w:hAnsi="Courier New"/>
+          <w:sz w:val="18"/>
+        </w:rPr>
+        <w:t xml:space="preserve"> </w:t>
+      </w:r>
+    </w:p>
+    <w:p>
+      <w:pPr>
+        <w:spacing w:before="60" w:after="60"/>
+        <w:ind w:left="567"/>
+        <w:shd w:val="clear" w:color="auto" w:fill="F0F0F0"/>
+      </w:pPr>
+      <w:r>
+        <w:rPr>
+          <w:rFonts w:ascii="Courier New" w:hAnsi="Courier New"/>
+          <w:sz w:val="18"/>
+        </w:rPr>
+        <w:t>[ v3_intermediate_ca ]            # 二级CA证书扩展</w:t>
+      </w:r>
+    </w:p>
+    <w:p>
+      <w:pPr>
+        <w:spacing w:before="60" w:after="60"/>
+        <w:ind w:left="567"/>
+        <w:shd w:val="clear" w:color="auto" w:fill="F0F0F0"/>
+      </w:pPr>
+      <w:r>
+        <w:rPr>
+          <w:rFonts w:ascii="Courier New" w:hAnsi="Courier New"/>
+          <w:sz w:val="18"/>
+        </w:rPr>
+        <w:t>basicConstraints = critical, CA:true, pathlen:0  # 最多允许一层中间CA</w:t>
+      </w:r>
+    </w:p>
+    <w:p>
+      <w:pPr>
+        <w:spacing w:before="60" w:after="60"/>
+        <w:ind w:left="567"/>
+        <w:shd w:val="clear" w:color="auto" w:fill="F0F0F0"/>
+      </w:pPr>
+      <w:r>
+        <w:rPr>
+          <w:rFonts w:ascii="Courier New" w:hAnsi="Courier New"/>
+          <w:sz w:val="18"/>
+        </w:rPr>
+        <w:t>keyUsage = critical, digitalSignature, cRLSign, keyCertSign</w:t>
+      </w:r>
+    </w:p>
+    <w:p>
+      <w:pPr>
+        <w:spacing w:before="60" w:after="60"/>
+        <w:ind w:left="567"/>
+        <w:shd w:val="clear" w:color="auto" w:fill="F0F0F0"/>
+      </w:pPr>
+      <w:r>
+        <w:rPr>
+          <w:rFonts w:ascii="Courier New" w:hAnsi="Courier New"/>
+          <w:sz w:val="18"/>
+        </w:rPr>
+        <w:t xml:space="preserve"> </w:t>
+      </w:r>
+    </w:p>
+    <w:p>
+      <w:pPr>
+        <w:spacing w:before="60" w:after="60"/>
+        <w:ind w:left="567"/>
+        <w:shd w:val="clear" w:color="auto" w:fill="F0F0F0"/>
+      </w:pPr>
+      <w:r>
+        <w:rPr>
+          <w:rFonts w:ascii="Courier New" w:hAnsi="Courier New"/>
+          <w:sz w:val="18"/>
+        </w:rPr>
+        <w:t>[ server_cert ]                   # 服务器证书扩展</w:t>
+      </w:r>
+    </w:p>
+    <w:p>
+      <w:pPr>
+        <w:spacing w:before="60" w:after="60"/>
+        <w:ind w:left="567"/>
+        <w:shd w:val="clear" w:color="auto" w:fill="F0F0F0"/>
+      </w:pPr>
+      <w:r>
+        <w:rPr>
+          <w:rFonts w:ascii="Courier New" w:hAnsi="Courier New"/>
+          <w:sz w:val="18"/>
+        </w:rPr>
+        <w:t>basicConstraints = CA:FALSE       # 不允许再签发子证书</w:t>
+      </w:r>
+    </w:p>
+    <w:p>
+      <w:pPr>
+        <w:spacing w:before="60" w:after="60"/>
+        <w:ind w:left="567"/>
+        <w:shd w:val="clear" w:color="auto" w:fill="F0F0F0"/>
+      </w:pPr>
+      <w:r>
+        <w:rPr>
+          <w:rFonts w:ascii="Courier New" w:hAnsi="Courier New"/>
+          <w:sz w:val="18"/>
+        </w:rPr>
+        <w:t>extendedKeyUsage = serverAuth     # 仅允许TLS服务器用途</w:t>
+      </w:r>
+    </w:p>
+    <w:p>
+      <w:pPr>
+        <w:spacing w:before="60" w:after="60"/>
+        <w:ind w:left="567"/>
+        <w:shd w:val="clear" w:color="auto" w:fill="F0F0F0"/>
+      </w:pPr>
+      <w:r>
+        <w:rPr>
+          <w:rFonts w:ascii="Courier New" w:hAnsi="Courier New"/>
+          <w:sz w:val="18"/>
+        </w:rPr>
+        <w:t>subjectAltName = @alt_names       # SAN域名/IP配置</w:t>
+      </w:r>
+    </w:p>
+    <w:p>
+      <w:pPr>
+        <w:ind w:firstLine="420"/>
+      </w:pPr>
+      <w:r>
+        <w:rPr>
+          <w:sz w:val="21"/>
+        </w:rPr>
+        <w:t>【结论】配置文件遵循RFC 5280标准，通过basicConstraints和pathlen约束信任链深度，通过keyUsage严格限制证书用途，提升安全性。</w:t>
+      </w:r>
+    </w:p>
+    <w:p>
+      <w:pPr/>
+      <w:r>
+        <w:rPr>
+          <w:b/>
+          <w:color w:val="003399"/>
+          <w:sz w:val="22"/>
+        </w:rPr>
+        <w:t>6.4 第一步：根CA证书制作</w:t>
+      </w:r>
+    </w:p>
+    <w:p>
+      <w:pPr>
+        <w:ind w:firstLine="420"/>
+      </w:pPr>
+      <w:r>
+        <w:rPr>
+          <w:sz w:val="21"/>
+        </w:rPr>
+        <w:t>【目的】生成根CA的RSA私钥和自签名根证书，作为整个PKI体系的信任根。</w:t>
+      </w:r>
+    </w:p>
+    <w:p>
+      <w:pPr>
+        <w:ind w:firstLine="420"/>
+      </w:pPr>
+      <w:r>
+        <w:rPr>
+          <w:sz w:val="21"/>
+        </w:rPr>
+        <w:t>【操作1】生成根CA RSA私钥（4096位，AES-256加密保护）：</w:t>
+      </w:r>
+    </w:p>
+    <w:p>
+      <w:pPr>
+        <w:spacing w:before="60" w:after="60"/>
+        <w:ind w:left="567"/>
+        <w:shd w:val="clear" w:color="auto" w:fill="F0F0F0"/>
+      </w:pPr>
+      <w:r>
+        <w:rPr>
+          <w:rFonts w:ascii="Courier New" w:hAnsi="Courier New"/>
+          <w:sz w:val="18"/>
+        </w:rPr>
+        <w:t>openssl genrsa -aes256 -passout pass:RootCA@2026 -out rootca/private/rootca.key.pem 4096</w:t>
+      </w:r>
+    </w:p>
+    <w:p>
+      <w:pPr>
+        <w:spacing w:before="60" w:after="60"/>
+        <w:ind w:left="567"/>
+        <w:shd w:val="clear" w:color="auto" w:fill="F0F0F0"/>
+      </w:pPr>
+      <w:r>
+        <w:rPr>
+          <w:rFonts w:ascii="Courier New" w:hAnsi="Courier New"/>
+          <w:sz w:val="18"/>
+        </w:rPr>
+        <w:t>chmod 400 rootca/private/rootca.key.pem</w:t>
+      </w:r>
+    </w:p>
+    <w:p>
+      <w:pPr>
+        <w:spacing w:before="60" w:after="60"/>
+        <w:ind w:left="567"/>
+        <w:shd w:val="clear" w:color="auto" w:fill="F0F0F0"/>
+      </w:pPr>
+      <w:r>
+        <w:rPr>
+          <w:rFonts w:ascii="Courier New" w:hAnsi="Courier New"/>
+          <w:sz w:val="18"/>
+        </w:rPr>
+        <w:t>openssl rsa -in rootca/private/rootca.key.pem -passin pass:RootCA@2026 -check -noout</w:t>
+      </w:r>
+    </w:p>
+    <w:p>
+      <w:pPr>
+        <w:ind w:firstLine="420"/>
+      </w:pPr>
+      <w:r>
+        <w:rPr>
+          <w:sz w:val="21"/>
+        </w:rPr>
+        <w:t>【输出】</w:t>
+      </w:r>
+    </w:p>
+    <w:p>
+      <w:pPr>
+        <w:spacing w:before="60" w:after="60"/>
+        <w:ind w:left="567"/>
+        <w:shd w:val="clear" w:color="auto" w:fill="F0F0F0"/>
+      </w:pPr>
+      <w:r>
+        <w:rPr>
+          <w:rFonts w:ascii="Courier New" w:hAnsi="Courier New"/>
+          <w:sz w:val="18"/>
+        </w:rPr>
+        <w:t>RSA key ok</w:t>
+      </w:r>
+    </w:p>
+    <w:p>
+      <w:pPr>
+        <w:ind w:firstLine="420"/>
+      </w:pPr>
+      <w:r>
+        <w:rPr>
+          <w:sz w:val="21"/>
+        </w:rPr>
+        <w:t>【操作2】生成根CA自签名证书（有效期10年）：</w:t>
+      </w:r>
+    </w:p>
+    <w:p>
+      <w:pPr>
+        <w:spacing w:before="60" w:after="60"/>
+        <w:ind w:left="567"/>
+        <w:shd w:val="clear" w:color="auto" w:fill="F0F0F0"/>
+      </w:pPr>
+      <w:r>
+        <w:rPr>
+          <w:rFonts w:ascii="Courier New" w:hAnsi="Courier New"/>
+          <w:sz w:val="18"/>
+        </w:rPr>
+        <w:t>openssl req -config rootca/openssl.cnf \</w:t>
+      </w:r>
+    </w:p>
+    <w:p>
+      <w:pPr>
+        <w:spacing w:before="60" w:after="60"/>
+        <w:ind w:left="567"/>
+        <w:shd w:val="clear" w:color="auto" w:fill="F0F0F0"/>
+      </w:pPr>
+      <w:r>
+        <w:rPr>
+          <w:rFonts w:ascii="Courier New" w:hAnsi="Courier New"/>
+          <w:sz w:val="18"/>
+        </w:rPr>
+        <w:t xml:space="preserve">  -key rootca/private/rootca.key.pem \</w:t>
+      </w:r>
+    </w:p>
+    <w:p>
+      <w:pPr>
+        <w:spacing w:before="60" w:after="60"/>
+        <w:ind w:left="567"/>
+        <w:shd w:val="clear" w:color="auto" w:fill="F0F0F0"/>
+      </w:pPr>
+      <w:r>
+        <w:rPr>
+          <w:rFonts w:ascii="Courier New" w:hAnsi="Courier New"/>
+          <w:sz w:val="18"/>
+        </w:rPr>
+        <w:t xml:space="preserve">  -passin pass:RootCA@2026 \</w:t>
+      </w:r>
+    </w:p>
+    <w:p>
+      <w:pPr>
+        <w:spacing w:before="60" w:after="60"/>
+        <w:ind w:left="567"/>
+        <w:shd w:val="clear" w:color="auto" w:fill="F0F0F0"/>
+      </w:pPr>
+      <w:r>
+        <w:rPr>
+          <w:rFonts w:ascii="Courier New" w:hAnsi="Courier New"/>
+          <w:sz w:val="18"/>
+        </w:rPr>
+        <w:t xml:space="preserve">  -new -x509 -days 3650 -sha256 \</w:t>
+      </w:r>
+    </w:p>
+    <w:p>
+      <w:pPr>
+        <w:spacing w:before="60" w:after="60"/>
+        <w:ind w:left="567"/>
+        <w:shd w:val="clear" w:color="auto" w:fill="F0F0F0"/>
+      </w:pPr>
+      <w:r>
+        <w:rPr>
+          <w:rFonts w:ascii="Courier New" w:hAnsi="Courier New"/>
+          <w:sz w:val="18"/>
+        </w:rPr>
+        <w:t xml:space="preserve">  -extensions v3_ca \</w:t>
+      </w:r>
+    </w:p>
+    <w:p>
+      <w:pPr>
+        <w:spacing w:before="60" w:after="60"/>
+        <w:ind w:left="567"/>
+        <w:shd w:val="clear" w:color="auto" w:fill="F0F0F0"/>
+      </w:pPr>
+      <w:r>
+        <w:rPr>
+          <w:rFonts w:ascii="Courier New" w:hAnsi="Courier New"/>
+          <w:sz w:val="18"/>
+        </w:rPr>
+        <w:t xml:space="preserve">  -subj "/C=CN/ST=Sichuan/L=Chengdu/O=PKI Lab Organization/OU=Root CA/CN=PKI Lab Root CA" \</w:t>
+      </w:r>
+    </w:p>
+    <w:p>
+      <w:pPr>
+        <w:spacing w:before="60" w:after="60"/>
+        <w:ind w:left="567"/>
+        <w:shd w:val="clear" w:color="auto" w:fill="F0F0F0"/>
+      </w:pPr>
+      <w:r>
+        <w:rPr>
+          <w:rFonts w:ascii="Courier New" w:hAnsi="Courier New"/>
+          <w:sz w:val="18"/>
+        </w:rPr>
+        <w:t xml:space="preserve">  -out rootca/certs/rootca.cert.pem</w:t>
+      </w:r>
+    </w:p>
+    <w:p>
+      <w:pPr>
+        <w:ind w:firstLine="420"/>
+      </w:pPr>
+      <w:r>
+        <w:rPr>
+          <w:sz w:val="21"/>
+        </w:rPr>
+        <w:t>【操作3】验证根证书信息：</w:t>
+      </w:r>
+    </w:p>
+    <w:p>
+      <w:pPr>
+        <w:spacing w:before="60" w:after="60"/>
+        <w:ind w:left="567"/>
+        <w:shd w:val="clear" w:color="auto" w:fill="F0F0F0"/>
+      </w:pPr>
+      <w:r>
+        <w:rPr>
+          <w:rFonts w:ascii="Courier New" w:hAnsi="Courier New"/>
+          <w:sz w:val="18"/>
+        </w:rPr>
+        <w:t>openssl x509 -noout -text -in rootca/certs/rootca.cert.pem</w:t>
+      </w:r>
+    </w:p>
+    <w:p>
+      <w:pPr>
+        <w:ind w:firstLine="420"/>
+      </w:pPr>
+      <w:r>
+        <w:rPr>
+          <w:sz w:val="21"/>
+        </w:rPr>
+        <w:t>【实际输出（关键字段）】</w:t>
+      </w:r>
+    </w:p>
+    <w:p>
+      <w:pPr>
+        <w:spacing w:before="60" w:after="60"/>
+        <w:ind w:left="567"/>
+        <w:shd w:val="clear" w:color="auto" w:fill="F0F0F0"/>
+      </w:pPr>
+      <w:r>
+        <w:rPr>
+          <w:rFonts w:ascii="Courier New" w:hAnsi="Courier New"/>
+          <w:sz w:val="18"/>
+        </w:rPr>
+        <w:t>Certificate:</w:t>
+      </w:r>
+    </w:p>
+    <w:p>
+      <w:pPr>
+        <w:spacing w:before="60" w:after="60"/>
+        <w:ind w:left="567"/>
+        <w:shd w:val="clear" w:color="auto" w:fill="F0F0F0"/>
+      </w:pPr>
+      <w:r>
+        <w:rPr>
+          <w:rFonts w:ascii="Courier New" w:hAnsi="Courier New"/>
+          <w:sz w:val="18"/>
+        </w:rPr>
+        <w:t xml:space="preserve">    Data:</w:t>
+      </w:r>
+    </w:p>
+    <w:p>
+      <w:pPr>
+        <w:spacing w:before="60" w:after="60"/>
+        <w:ind w:left="567"/>
+        <w:shd w:val="clear" w:color="auto" w:fill="F0F0F0"/>
+      </w:pPr>
+      <w:r>
+        <w:rPr>
+          <w:rFonts w:ascii="Courier New" w:hAnsi="Courier New"/>
+          <w:sz w:val="18"/>
+        </w:rPr>
+        <w:t xml:space="preserve">        Version: 3 (0x2)</w:t>
+      </w:r>
+    </w:p>
+    <w:p>
+      <w:pPr>
+        <w:spacing w:before="60" w:after="60"/>
+        <w:ind w:left="567"/>
+        <w:shd w:val="clear" w:color="auto" w:fill="F0F0F0"/>
+      </w:pPr>
+      <w:r>
+        <w:rPr>
+          <w:rFonts w:ascii="Courier New" w:hAnsi="Courier New"/>
+          <w:sz w:val="18"/>
+        </w:rPr>
+        <w:t xml:space="preserve">        Serial Number:</w:t>
+      </w:r>
+    </w:p>
+    <w:p>
+      <w:pPr>
+        <w:spacing w:before="60" w:after="60"/>
+        <w:ind w:left="567"/>
+        <w:shd w:val="clear" w:color="auto" w:fill="F0F0F0"/>
+      </w:pPr>
+      <w:r>
+        <w:rPr>
+          <w:rFonts w:ascii="Courier New" w:hAnsi="Courier New"/>
+          <w:sz w:val="18"/>
+        </w:rPr>
+        <w:t xml:space="preserve">            47:37:60:2b:05:3c:20:d5:5c:2f:03:8b:b7:d6:ec:70:75:7a:0b:da</w:t>
+      </w:r>
+    </w:p>
+    <w:p>
+      <w:pPr>
+        <w:spacing w:before="60" w:after="60"/>
+        <w:ind w:left="567"/>
+        <w:shd w:val="clear" w:color="auto" w:fill="F0F0F0"/>
+      </w:pPr>
+      <w:r>
+        <w:rPr>
+          <w:rFonts w:ascii="Courier New" w:hAnsi="Courier New"/>
+          <w:sz w:val="18"/>
+        </w:rPr>
+        <w:t xml:space="preserve">        Signature Algorithm: sha256WithRSAEncryption</w:t>
+      </w:r>
+    </w:p>
+    <w:p>
+      <w:pPr>
+        <w:spacing w:before="60" w:after="60"/>
+        <w:ind w:left="567"/>
+        <w:shd w:val="clear" w:color="auto" w:fill="F0F0F0"/>
+      </w:pPr>
+      <w:r>
+        <w:rPr>
+          <w:rFonts w:ascii="Courier New" w:hAnsi="Courier New"/>
+          <w:sz w:val="18"/>
+        </w:rPr>
+        <w:t xml:space="preserve">        Issuer: C=CN, ST=Sichuan, L=Chengdu, O=PKI Lab Organization, OU=Root CA, CN=PKI Lab Root CA</w:t>
+      </w:r>
+    </w:p>
+    <w:p>
+      <w:pPr>
+        <w:spacing w:before="60" w:after="60"/>
+        <w:ind w:left="567"/>
+        <w:shd w:val="clear" w:color="auto" w:fill="F0F0F0"/>
+      </w:pPr>
+      <w:r>
+        <w:rPr>
+          <w:rFonts w:ascii="Courier New" w:hAnsi="Courier New"/>
+          <w:sz w:val="18"/>
+        </w:rPr>
+        <w:t xml:space="preserve">        Validity</w:t>
+      </w:r>
+    </w:p>
+    <w:p>
+      <w:pPr>
+        <w:spacing w:before="60" w:after="60"/>
+        <w:ind w:left="567"/>
+        <w:shd w:val="clear" w:color="auto" w:fill="F0F0F0"/>
+      </w:pPr>
+      <w:r>
+        <w:rPr>
+          <w:rFonts w:ascii="Courier New" w:hAnsi="Courier New"/>
+          <w:sz w:val="18"/>
+        </w:rPr>
+        <w:t xml:space="preserve">            Not Before: May 10 05:32:32 2026 GMT</w:t>
+      </w:r>
+    </w:p>
+    <w:p>
+      <w:pPr>
+        <w:spacing w:before="60" w:after="60"/>
+        <w:ind w:left="567"/>
+        <w:shd w:val="clear" w:color="auto" w:fill="F0F0F0"/>
+      </w:pPr>
+      <w:r>
+        <w:rPr>
+          <w:rFonts w:ascii="Courier New" w:hAnsi="Courier New"/>
+          <w:sz w:val="18"/>
+        </w:rPr>
+        <w:t xml:space="preserve">            Not After : May  7 05:32:32 2036 GMT</w:t>
+      </w:r>
+    </w:p>
+    <w:p>
+      <w:pPr>
+        <w:spacing w:before="60" w:after="60"/>
+        <w:ind w:left="567"/>
+        <w:shd w:val="clear" w:color="auto" w:fill="F0F0F0"/>
+      </w:pPr>
+      <w:r>
+        <w:rPr>
+          <w:rFonts w:ascii="Courier New" w:hAnsi="Courier New"/>
+          <w:sz w:val="18"/>
+        </w:rPr>
+        <w:t xml:space="preserve">        Subject: C=CN, ST=Sichuan, L=Chengdu, O=PKI Lab Organization, OU=Root CA, CN=PKI Lab Root CA</w:t>
+      </w:r>
+    </w:p>
+    <w:p>
+      <w:pPr>
+        <w:spacing w:before="60" w:after="60"/>
+        <w:ind w:left="567"/>
+        <w:shd w:val="clear" w:color="auto" w:fill="F0F0F0"/>
+      </w:pPr>
+      <w:r>
+        <w:rPr>
+          <w:rFonts w:ascii="Courier New" w:hAnsi="Courier New"/>
+          <w:sz w:val="18"/>
+        </w:rPr>
+        <w:t xml:space="preserve">        X509v3 extensions:</w:t>
+      </w:r>
+    </w:p>
+    <w:p>
+      <w:pPr>
+        <w:spacing w:before="60" w:after="60"/>
+        <w:ind w:left="567"/>
+        <w:shd w:val="clear" w:color="auto" w:fill="F0F0F0"/>
+      </w:pPr>
+      <w:r>
+        <w:rPr>
+          <w:rFonts w:ascii="Courier New" w:hAnsi="Courier New"/>
+          <w:sz w:val="18"/>
+        </w:rPr>
+        <w:t xml:space="preserve">            X509v3 Basic Constraints: critical</w:t>
+      </w:r>
+    </w:p>
+    <w:p>
+      <w:pPr>
+        <w:spacing w:before="60" w:after="60"/>
+        <w:ind w:left="567"/>
+        <w:shd w:val="clear" w:color="auto" w:fill="F0F0F0"/>
+      </w:pPr>
+      <w:r>
+        <w:rPr>
+          <w:rFonts w:ascii="Courier New" w:hAnsi="Courier New"/>
+          <w:sz w:val="18"/>
+        </w:rPr>
+        <w:t xml:space="preserve">                CA:TRUE</w:t>
+      </w:r>
+    </w:p>
+    <w:p>
+      <w:pPr>
+        <w:spacing w:before="60" w:after="60"/>
+        <w:ind w:left="567"/>
+        <w:shd w:val="clear" w:color="auto" w:fill="F0F0F0"/>
+      </w:pPr>
+      <w:r>
+        <w:rPr>
+          <w:rFonts w:ascii="Courier New" w:hAnsi="Courier New"/>
+          <w:sz w:val="18"/>
+        </w:rPr>
+        <w:t xml:space="preserve">            X509v3 Key Usage: critical</w:t>
+      </w:r>
+    </w:p>
+    <w:p>
+      <w:pPr>
+        <w:spacing w:before="60" w:after="60"/>
+        <w:ind w:left="567"/>
+        <w:shd w:val="clear" w:color="auto" w:fill="F0F0F0"/>
+      </w:pPr>
+      <w:r>
+        <w:rPr>
+          <w:rFonts w:ascii="Courier New" w:hAnsi="Courier New"/>
+          <w:sz w:val="18"/>
+        </w:rPr>
+        <w:t xml:space="preserve">                Digital Signature, Certificate Sign, CRL Sign</w:t>
+      </w:r>
+    </w:p>
+    <w:p>
+      <w:pPr>
+        <w:spacing w:before="60" w:after="60"/>
+        <w:ind w:left="567"/>
+        <w:shd w:val="clear" w:color="auto" w:fill="F0F0F0"/>
+      </w:pPr>
+      <w:r>
+        <w:rPr>
+          <w:rFonts w:ascii="Courier New" w:hAnsi="Courier New"/>
+          <w:sz w:val="18"/>
+        </w:rPr>
+        <w:t>openssl x509 -noout -dates -in rootca/certs/rootca.cert.pem</w:t>
+      </w:r>
+    </w:p>
+    <w:p>
+      <w:pPr>
+        <w:spacing w:before="60" w:after="60"/>
+        <w:ind w:left="567"/>
+        <w:shd w:val="clear" w:color="auto" w:fill="F0F0F0"/>
+      </w:pPr>
+      <w:r>
+        <w:rPr>
+          <w:rFonts w:ascii="Courier New" w:hAnsi="Courier New"/>
+          <w:sz w:val="18"/>
+        </w:rPr>
+        <w:t>notBefore=May 10 05:32:32 2026 GMT</w:t>
+      </w:r>
+    </w:p>
+    <w:p>
+      <w:pPr>
+        <w:spacing w:before="60" w:after="60"/>
+        <w:ind w:left="567"/>
+        <w:shd w:val="clear" w:color="auto" w:fill="F0F0F0"/>
+      </w:pPr>
+      <w:r>
+        <w:rPr>
+          <w:rFonts w:ascii="Courier New" w:hAnsi="Courier New"/>
+          <w:sz w:val="18"/>
+        </w:rPr>
+        <w:t>notAfter=May  7 05:32:32 2036 GMT</w:t>
+      </w:r>
+    </w:p>
+    <w:p>
+      <w:pPr>
+        <w:ind w:firstLine="420"/>
+      </w:pPr>
+      <w:r>
+        <w:rPr>
+          <w:sz w:val="21"/>
+        </w:rPr>
+        <w:t>【结论】根CA私钥4096位RSA、AES-256加密保护；根证书SHA256签名、有效期10年（2026-2036）；Issuer与Subject相同，确认为自签名根证书；BasicConstraints: CA:TRUE，具备签发下级证书的权限。</w:t>
+      </w:r>
+    </w:p>
+    <w:p>
+      <w:pPr/>
+      <w:r>
+        <w:rPr>
+          <w:b/>
+          <w:color w:val="003399"/>
+          <w:sz w:val="22"/>
+        </w:rPr>
+        <w:t>6.5 第二步：二级CA证书签发</w:t>
+      </w:r>
+    </w:p>
+    <w:p>
+      <w:pPr>
+        <w:ind w:firstLine="420"/>
+      </w:pPr>
+      <w:r>
+        <w:rPr>
+          <w:sz w:val="21"/>
+        </w:rPr>
+        <w:t>【目的】生成二级CA（Subordinate CA）私钥，生成CSR，由根CA签发二级CA证书，授予二级CA签发业务证书的权限。</w:t>
+      </w:r>
+    </w:p>
+    <w:p>
+      <w:pPr>
+        <w:ind w:firstLine="420"/>
+      </w:pPr>
+      <w:r>
+        <w:rPr>
+          <w:sz w:val="21"/>
+        </w:rPr>
+        <w:t>【操作1】生成二级CA私钥（2048位）：</w:t>
+      </w:r>
+    </w:p>
+    <w:p>
+      <w:pPr>
+        <w:spacing w:before="60" w:after="60"/>
+        <w:ind w:left="567"/>
+        <w:shd w:val="clear" w:color="auto" w:fill="F0F0F0"/>
+      </w:pPr>
+      <w:r>
+        <w:rPr>
+          <w:rFonts w:ascii="Courier New" w:hAnsi="Courier New"/>
+          <w:sz w:val="18"/>
+        </w:rPr>
+        <w:t>openssl genrsa -aes256 -passout pass:SubCA@2026 -out subca/private/subca.key.pem 2048</w:t>
+      </w:r>
+    </w:p>
+    <w:p>
+      <w:pPr>
+        <w:spacing w:before="60" w:after="60"/>
+        <w:ind w:left="567"/>
+        <w:shd w:val="clear" w:color="auto" w:fill="F0F0F0"/>
+      </w:pPr>
+      <w:r>
+        <w:rPr>
+          <w:rFonts w:ascii="Courier New" w:hAnsi="Courier New"/>
+          <w:sz w:val="18"/>
+        </w:rPr>
+        <w:t>chmod 400 subca/private/subca.key.pem</w:t>
+      </w:r>
+    </w:p>
+    <w:p>
+      <w:pPr>
+        <w:ind w:firstLine="420"/>
+      </w:pPr>
+      <w:r>
+        <w:rPr>
+          <w:sz w:val="21"/>
+        </w:rPr>
+        <w:t>【操作2】生成二级CA证书签名请求（CSR）：</w:t>
+      </w:r>
+    </w:p>
+    <w:p>
+      <w:pPr>
+        <w:spacing w:before="60" w:after="60"/>
+        <w:ind w:left="567"/>
+        <w:shd w:val="clear" w:color="auto" w:fill="F0F0F0"/>
+      </w:pPr>
+      <w:r>
+        <w:rPr>
+          <w:rFonts w:ascii="Courier New" w:hAnsi="Courier New"/>
+          <w:sz w:val="18"/>
+        </w:rPr>
+        <w:t>openssl req -config rootca/openssl.cnf \</w:t>
+      </w:r>
+    </w:p>
+    <w:p>
+      <w:pPr>
+        <w:spacing w:before="60" w:after="60"/>
+        <w:ind w:left="567"/>
+        <w:shd w:val="clear" w:color="auto" w:fill="F0F0F0"/>
+      </w:pPr>
+      <w:r>
+        <w:rPr>
+          <w:rFonts w:ascii="Courier New" w:hAnsi="Courier New"/>
+          <w:sz w:val="18"/>
+        </w:rPr>
+        <w:t xml:space="preserve">  -key subca/private/subca.key.pem \</w:t>
+      </w:r>
+    </w:p>
+    <w:p>
+      <w:pPr>
+        <w:spacing w:before="60" w:after="60"/>
+        <w:ind w:left="567"/>
+        <w:shd w:val="clear" w:color="auto" w:fill="F0F0F0"/>
+      </w:pPr>
+      <w:r>
+        <w:rPr>
+          <w:rFonts w:ascii="Courier New" w:hAnsi="Courier New"/>
+          <w:sz w:val="18"/>
+        </w:rPr>
+        <w:t xml:space="preserve">  -passin pass:SubCA@2026 -new -sha256 \</w:t>
+      </w:r>
+    </w:p>
+    <w:p>
+      <w:pPr>
+        <w:spacing w:before="60" w:after="60"/>
+        <w:ind w:left="567"/>
+        <w:shd w:val="clear" w:color="auto" w:fill="F0F0F0"/>
+      </w:pPr>
+      <w:r>
+        <w:rPr>
+          <w:rFonts w:ascii="Courier New" w:hAnsi="Courier New"/>
+          <w:sz w:val="18"/>
+        </w:rPr>
+        <w:t xml:space="preserve">  -subj "/C=CN/ST=Sichuan/L=Chengdu/O=PKI Lab Organization/OU=Sub CA/CN=PKI Lab Subordinate CA" \</w:t>
+      </w:r>
+    </w:p>
+    <w:p>
+      <w:pPr>
+        <w:spacing w:before="60" w:after="60"/>
+        <w:ind w:left="567"/>
+        <w:shd w:val="clear" w:color="auto" w:fill="F0F0F0"/>
+      </w:pPr>
+      <w:r>
+        <w:rPr>
+          <w:rFonts w:ascii="Courier New" w:hAnsi="Courier New"/>
+          <w:sz w:val="18"/>
+        </w:rPr>
+        <w:t xml:space="preserve">  -out subca/csr/subca.csr.pem</w:t>
+      </w:r>
+    </w:p>
+    <w:p>
+      <w:pPr>
+        <w:spacing w:before="60" w:after="60"/>
+        <w:ind w:left="567"/>
+        <w:shd w:val="clear" w:color="auto" w:fill="F0F0F0"/>
+      </w:pPr>
+      <w:r>
+        <w:rPr>
+          <w:rFonts w:ascii="Courier New" w:hAnsi="Courier New"/>
+          <w:sz w:val="18"/>
+        </w:rPr>
+        <w:t>openssl req -noout -text -in subca/csr/subca.csr.pem | grep -A3 Subject:</w:t>
+      </w:r>
+    </w:p>
+    <w:p>
+      <w:pPr>
+        <w:spacing w:before="60" w:after="60"/>
+        <w:ind w:left="567"/>
+        <w:shd w:val="clear" w:color="auto" w:fill="F0F0F0"/>
+      </w:pPr>
+      <w:r>
+        <w:rPr>
+          <w:rFonts w:ascii="Courier New" w:hAnsi="Courier New"/>
+          <w:sz w:val="18"/>
+        </w:rPr>
+        <w:t>Subject: C=CN, ST=Sichuan, L=Chengdu, O=PKI Lab Organization, OU=Sub CA, CN=PKI Lab Subordinate CA</w:t>
+      </w:r>
+    </w:p>
+    <w:p>
+      <w:pPr>
+        <w:ind w:firstLine="420"/>
+      </w:pPr>
+      <w:r>
+        <w:rPr>
+          <w:sz w:val="21"/>
+        </w:rPr>
+        <w:t>【操作3】根CA签发二级CA证书（有效期5年）：</w:t>
+      </w:r>
+    </w:p>
+    <w:p>
+      <w:pPr>
+        <w:spacing w:before="60" w:after="60"/>
+        <w:ind w:left="567"/>
+        <w:shd w:val="clear" w:color="auto" w:fill="F0F0F0"/>
+      </w:pPr>
+      <w:r>
+        <w:rPr>
+          <w:rFonts w:ascii="Courier New" w:hAnsi="Courier New"/>
+          <w:sz w:val="18"/>
+        </w:rPr>
+        <w:t>openssl ca -config rootca/openssl.cnf \</w:t>
+      </w:r>
+    </w:p>
+    <w:p>
+      <w:pPr>
+        <w:spacing w:before="60" w:after="60"/>
+        <w:ind w:left="567"/>
+        <w:shd w:val="clear" w:color="auto" w:fill="F0F0F0"/>
+      </w:pPr>
+      <w:r>
+        <w:rPr>
+          <w:rFonts w:ascii="Courier New" w:hAnsi="Courier New"/>
+          <w:sz w:val="18"/>
+        </w:rPr>
+        <w:t xml:space="preserve">  -extensions v3_intermediate_ca \</w:t>
+      </w:r>
+    </w:p>
+    <w:p>
+      <w:pPr>
+        <w:spacing w:before="60" w:after="60"/>
+        <w:ind w:left="567"/>
+        <w:shd w:val="clear" w:color="auto" w:fill="F0F0F0"/>
+      </w:pPr>
+      <w:r>
+        <w:rPr>
+          <w:rFonts w:ascii="Courier New" w:hAnsi="Courier New"/>
+          <w:sz w:val="18"/>
+        </w:rPr>
+        <w:t xml:space="preserve">  -days 1825 -notext -md sha256 \</w:t>
+      </w:r>
+    </w:p>
+    <w:p>
+      <w:pPr>
+        <w:spacing w:before="60" w:after="60"/>
+        <w:ind w:left="567"/>
+        <w:shd w:val="clear" w:color="auto" w:fill="F0F0F0"/>
+      </w:pPr>
+      <w:r>
+        <w:rPr>
+          <w:rFonts w:ascii="Courier New" w:hAnsi="Courier New"/>
+          <w:sz w:val="18"/>
+        </w:rPr>
+        <w:t xml:space="preserve">  -passin pass:RootCA@2026 \</w:t>
+      </w:r>
+    </w:p>
+    <w:p>
+      <w:pPr>
+        <w:spacing w:before="60" w:after="60"/>
+        <w:ind w:left="567"/>
+        <w:shd w:val="clear" w:color="auto" w:fill="F0F0F0"/>
+      </w:pPr>
+      <w:r>
+        <w:rPr>
+          <w:rFonts w:ascii="Courier New" w:hAnsi="Courier New"/>
+          <w:sz w:val="18"/>
+        </w:rPr>
+        <w:t xml:space="preserve">  -in subca/csr/subca.csr.pem \</w:t>
+      </w:r>
+    </w:p>
+    <w:p>
+      <w:pPr>
+        <w:spacing w:before="60" w:after="60"/>
+        <w:ind w:left="567"/>
+        <w:shd w:val="clear" w:color="auto" w:fill="F0F0F0"/>
+      </w:pPr>
+      <w:r>
+        <w:rPr>
+          <w:rFonts w:ascii="Courier New" w:hAnsi="Courier New"/>
+          <w:sz w:val="18"/>
+        </w:rPr>
+        <w:t xml:space="preserve">  -out subca/certs/subca.cert.pem -batch</w:t>
+      </w:r>
+    </w:p>
+    <w:p>
+      <w:pPr>
+        <w:ind w:firstLine="420"/>
+      </w:pPr>
+      <w:r>
+        <w:rPr>
+          <w:sz w:val="21"/>
+        </w:rPr>
+        <w:t>【实际输出】</w:t>
+      </w:r>
+    </w:p>
+    <w:p>
+      <w:pPr>
+        <w:spacing w:before="60" w:after="60"/>
+        <w:ind w:left="567"/>
+        <w:shd w:val="clear" w:color="auto" w:fill="F0F0F0"/>
+      </w:pPr>
+      <w:r>
+        <w:rPr>
+          <w:rFonts w:ascii="Courier New" w:hAnsi="Courier New"/>
+          <w:sz w:val="18"/>
+        </w:rPr>
+        <w:t>Using configuration from rootca/openssl.cnf</w:t>
+      </w:r>
+    </w:p>
+    <w:p>
+      <w:pPr>
+        <w:spacing w:before="60" w:after="60"/>
+        <w:ind w:left="567"/>
+        <w:shd w:val="clear" w:color="auto" w:fill="F0F0F0"/>
+      </w:pPr>
+      <w:r>
+        <w:rPr>
+          <w:rFonts w:ascii="Courier New" w:hAnsi="Courier New"/>
+          <w:sz w:val="18"/>
+        </w:rPr>
+        <w:t>Check that the request matches the signature</w:t>
+      </w:r>
+    </w:p>
+    <w:p>
+      <w:pPr>
+        <w:spacing w:before="60" w:after="60"/>
+        <w:ind w:left="567"/>
+        <w:shd w:val="clear" w:color="auto" w:fill="F0F0F0"/>
+      </w:pPr>
+      <w:r>
+        <w:rPr>
+          <w:rFonts w:ascii="Courier New" w:hAnsi="Courier New"/>
+          <w:sz w:val="18"/>
+        </w:rPr>
+        <w:t>Signature ok</w:t>
+      </w:r>
+    </w:p>
+    <w:p>
+      <w:pPr>
+        <w:spacing w:before="60" w:after="60"/>
+        <w:ind w:left="567"/>
+        <w:shd w:val="clear" w:color="auto" w:fill="F0F0F0"/>
+      </w:pPr>
+      <w:r>
+        <w:rPr>
+          <w:rFonts w:ascii="Courier New" w:hAnsi="Courier New"/>
+          <w:sz w:val="18"/>
+        </w:rPr>
+        <w:t>Certificate Details:</w:t>
+      </w:r>
+    </w:p>
+    <w:p>
+      <w:pPr>
+        <w:spacing w:before="60" w:after="60"/>
+        <w:ind w:left="567"/>
+        <w:shd w:val="clear" w:color="auto" w:fill="F0F0F0"/>
+      </w:pPr>
+      <w:r>
+        <w:rPr>
+          <w:rFonts w:ascii="Courier New" w:hAnsi="Courier New"/>
+          <w:sz w:val="18"/>
+        </w:rPr>
+        <w:t xml:space="preserve">        Serial Number: 1 (0x1)</w:t>
+      </w:r>
+    </w:p>
+    <w:p>
+      <w:pPr>
+        <w:spacing w:before="60" w:after="60"/>
+        <w:ind w:left="567"/>
+        <w:shd w:val="clear" w:color="auto" w:fill="F0F0F0"/>
+      </w:pPr>
+      <w:r>
+        <w:rPr>
+          <w:rFonts w:ascii="Courier New" w:hAnsi="Courier New"/>
+          <w:sz w:val="18"/>
+        </w:rPr>
+        <w:t xml:space="preserve">        Validity</w:t>
+      </w:r>
+    </w:p>
+    <w:p>
+      <w:pPr>
+        <w:spacing w:before="60" w:after="60"/>
+        <w:ind w:left="567"/>
+        <w:shd w:val="clear" w:color="auto" w:fill="F0F0F0"/>
+      </w:pPr>
+      <w:r>
+        <w:rPr>
+          <w:rFonts w:ascii="Courier New" w:hAnsi="Courier New"/>
+          <w:sz w:val="18"/>
+        </w:rPr>
+        <w:t xml:space="preserve">            Not Before: May 10 05:32:46 2026 GMT</w:t>
+      </w:r>
+    </w:p>
+    <w:p>
+      <w:pPr>
+        <w:spacing w:before="60" w:after="60"/>
+        <w:ind w:left="567"/>
+        <w:shd w:val="clear" w:color="auto" w:fill="F0F0F0"/>
+      </w:pPr>
+      <w:r>
+        <w:rPr>
+          <w:rFonts w:ascii="Courier New" w:hAnsi="Courier New"/>
+          <w:sz w:val="18"/>
+        </w:rPr>
+        <w:t xml:space="preserve">            Not After : May  9 05:32:46 2031 GMT</w:t>
+      </w:r>
+    </w:p>
+    <w:p>
+      <w:pPr>
+        <w:spacing w:before="60" w:after="60"/>
+        <w:ind w:left="567"/>
+        <w:shd w:val="clear" w:color="auto" w:fill="F0F0F0"/>
+      </w:pPr>
+      <w:r>
+        <w:rPr>
+          <w:rFonts w:ascii="Courier New" w:hAnsi="Courier New"/>
+          <w:sz w:val="18"/>
+        </w:rPr>
+        <w:t xml:space="preserve">        Subject:</w:t>
+      </w:r>
+    </w:p>
+    <w:p>
+      <w:pPr>
+        <w:spacing w:before="60" w:after="60"/>
+        <w:ind w:left="567"/>
+        <w:shd w:val="clear" w:color="auto" w:fill="F0F0F0"/>
+      </w:pPr>
+      <w:r>
+        <w:rPr>
+          <w:rFonts w:ascii="Courier New" w:hAnsi="Courier New"/>
+          <w:sz w:val="18"/>
+        </w:rPr>
+        <w:t xml:space="preserve">            countryName               = CN</w:t>
+      </w:r>
+    </w:p>
+    <w:p>
+      <w:pPr>
+        <w:spacing w:before="60" w:after="60"/>
+        <w:ind w:left="567"/>
+        <w:shd w:val="clear" w:color="auto" w:fill="F0F0F0"/>
+      </w:pPr>
+      <w:r>
+        <w:rPr>
+          <w:rFonts w:ascii="Courier New" w:hAnsi="Courier New"/>
+          <w:sz w:val="18"/>
+        </w:rPr>
+        <w:t xml:space="preserve">            stateOrProvinceName       = Sichuan</w:t>
+      </w:r>
+    </w:p>
+    <w:p>
+      <w:pPr>
+        <w:spacing w:before="60" w:after="60"/>
+        <w:ind w:left="567"/>
+        <w:shd w:val="clear" w:color="auto" w:fill="F0F0F0"/>
+      </w:pPr>
+      <w:r>
+        <w:rPr>
+          <w:rFonts w:ascii="Courier New" w:hAnsi="Courier New"/>
+          <w:sz w:val="18"/>
+        </w:rPr>
+        <w:t xml:space="preserve">            organizationName          = PKI Lab Organization</w:t>
+      </w:r>
+    </w:p>
+    <w:p>
+      <w:pPr>
+        <w:spacing w:before="60" w:after="60"/>
+        <w:ind w:left="567"/>
+        <w:shd w:val="clear" w:color="auto" w:fill="F0F0F0"/>
+      </w:pPr>
+      <w:r>
+        <w:rPr>
+          <w:rFonts w:ascii="Courier New" w:hAnsi="Courier New"/>
+          <w:sz w:val="18"/>
+        </w:rPr>
+        <w:t xml:space="preserve">            organizationalUnitName    = Sub CA</w:t>
+      </w:r>
+    </w:p>
+    <w:p>
+      <w:pPr>
+        <w:spacing w:before="60" w:after="60"/>
+        <w:ind w:left="567"/>
+        <w:shd w:val="clear" w:color="auto" w:fill="F0F0F0"/>
+      </w:pPr>
+      <w:r>
+        <w:rPr>
+          <w:rFonts w:ascii="Courier New" w:hAnsi="Courier New"/>
+          <w:sz w:val="18"/>
+        </w:rPr>
+        <w:t xml:space="preserve">            commonName                = PKI Lab Subordinate CA</w:t>
+      </w:r>
+    </w:p>
+    <w:p>
+      <w:pPr>
+        <w:spacing w:before="60" w:after="60"/>
+        <w:ind w:left="567"/>
+        <w:shd w:val="clear" w:color="auto" w:fill="F0F0F0"/>
+      </w:pPr>
+      <w:r>
+        <w:rPr>
+          <w:rFonts w:ascii="Courier New" w:hAnsi="Courier New"/>
+          <w:sz w:val="18"/>
+        </w:rPr>
+        <w:t xml:space="preserve">        X509v3 extensions:</w:t>
+      </w:r>
+    </w:p>
+    <w:p>
+      <w:pPr>
+        <w:spacing w:before="60" w:after="60"/>
+        <w:ind w:left="567"/>
+        <w:shd w:val="clear" w:color="auto" w:fill="F0F0F0"/>
+      </w:pPr>
+      <w:r>
+        <w:rPr>
+          <w:rFonts w:ascii="Courier New" w:hAnsi="Courier New"/>
+          <w:sz w:val="18"/>
+        </w:rPr>
+        <w:t xml:space="preserve">            X509v3 Basic Constraints: critical</w:t>
+      </w:r>
+    </w:p>
+    <w:p>
+      <w:pPr>
+        <w:spacing w:before="60" w:after="60"/>
+        <w:ind w:left="567"/>
+        <w:shd w:val="clear" w:color="auto" w:fill="F0F0F0"/>
+      </w:pPr>
+      <w:r>
+        <w:rPr>
+          <w:rFonts w:ascii="Courier New" w:hAnsi="Courier New"/>
+          <w:sz w:val="18"/>
+        </w:rPr>
+        <w:t xml:space="preserve">                CA:TRUE, pathlen:0</w:t>
+      </w:r>
+    </w:p>
+    <w:p>
+      <w:pPr>
+        <w:spacing w:before="60" w:after="60"/>
+        <w:ind w:left="567"/>
+        <w:shd w:val="clear" w:color="auto" w:fill="F0F0F0"/>
+      </w:pPr>
+      <w:r>
+        <w:rPr>
+          <w:rFonts w:ascii="Courier New" w:hAnsi="Courier New"/>
+          <w:sz w:val="18"/>
+        </w:rPr>
+        <w:t xml:space="preserve">            X509v3 Key Usage: critical</w:t>
+      </w:r>
+    </w:p>
+    <w:p>
+      <w:pPr>
+        <w:spacing w:before="60" w:after="60"/>
+        <w:ind w:left="567"/>
+        <w:shd w:val="clear" w:color="auto" w:fill="F0F0F0"/>
+      </w:pPr>
+      <w:r>
+        <w:rPr>
+          <w:rFonts w:ascii="Courier New" w:hAnsi="Courier New"/>
+          <w:sz w:val="18"/>
+        </w:rPr>
+        <w:t xml:space="preserve">                Digital Signature, Certificate Sign, CRL Sign</w:t>
+      </w:r>
+    </w:p>
+    <w:p>
+      <w:pPr>
+        <w:spacing w:before="60" w:after="60"/>
+        <w:ind w:left="567"/>
+        <w:shd w:val="clear" w:color="auto" w:fill="F0F0F0"/>
+      </w:pPr>
+      <w:r>
+        <w:rPr>
+          <w:rFonts w:ascii="Courier New" w:hAnsi="Courier New"/>
+          <w:sz w:val="18"/>
+        </w:rPr>
+        <w:t>Write out database with 1 new entries</w:t>
+      </w:r>
+    </w:p>
+    <w:p>
+      <w:pPr>
+        <w:spacing w:before="60" w:after="60"/>
+        <w:ind w:left="567"/>
+        <w:shd w:val="clear" w:color="auto" w:fill="F0F0F0"/>
+      </w:pPr>
+      <w:r>
+        <w:rPr>
+          <w:rFonts w:ascii="Courier New" w:hAnsi="Courier New"/>
+          <w:sz w:val="18"/>
+        </w:rPr>
+        <w:t>Database updated</w:t>
+      </w:r>
+    </w:p>
+    <w:p>
+      <w:pPr>
+        <w:ind w:firstLine="420"/>
+      </w:pPr>
+      <w:r>
+        <w:rPr>
+          <w:sz w:val="21"/>
+        </w:rPr>
+        <w:t>【操作4】验证二级CA证书合法性：</w:t>
+      </w:r>
+    </w:p>
+    <w:p>
+      <w:pPr>
+        <w:spacing w:before="60" w:after="60"/>
+        <w:ind w:left="567"/>
+        <w:shd w:val="clear" w:color="auto" w:fill="F0F0F0"/>
+      </w:pPr>
+      <w:r>
+        <w:rPr>
+          <w:rFonts w:ascii="Courier New" w:hAnsi="Courier New"/>
+          <w:sz w:val="18"/>
+        </w:rPr>
+        <w:t>openssl verify -CAfile rootca/certs/rootca.cert.pem subca/certs/subca.cert.pem</w:t>
+      </w:r>
+    </w:p>
+    <w:p>
+      <w:pPr>
+        <w:spacing w:before="60" w:after="60"/>
+        <w:ind w:left="567"/>
+        <w:shd w:val="clear" w:color="auto" w:fill="F0F0F0"/>
+      </w:pPr>
+      <w:r>
+        <w:rPr>
+          <w:rFonts w:ascii="Courier New" w:hAnsi="Courier New"/>
+          <w:sz w:val="18"/>
+        </w:rPr>
+        <w:t>subca/certs/subca.cert.pem: OK</w:t>
+      </w:r>
+    </w:p>
+    <w:p>
+      <w:pPr>
+        <w:ind w:firstLine="420"/>
+      </w:pPr>
+      <w:r>
+        <w:rPr>
+          <w:sz w:val="21"/>
+        </w:rPr>
+        <w:t>【操作5】创建证书链文件：</w:t>
+      </w:r>
+    </w:p>
+    <w:p>
+      <w:pPr>
+        <w:spacing w:before="60" w:after="60"/>
+        <w:ind w:left="567"/>
+        <w:shd w:val="clear" w:color="auto" w:fill="F0F0F0"/>
+      </w:pPr>
+      <w:r>
+        <w:rPr>
+          <w:rFonts w:ascii="Courier New" w:hAnsi="Courier New"/>
+          <w:sz w:val="18"/>
+        </w:rPr>
+        <w:t>cat subca/certs/subca.cert.pem rootca/certs/rootca.cert.pem &gt; subca/certs/subca-chain.cert.pem</w:t>
+      </w:r>
+    </w:p>
+    <w:p>
+      <w:pPr>
+        <w:spacing w:before="60" w:after="60"/>
+        <w:ind w:left="567"/>
+        <w:shd w:val="clear" w:color="auto" w:fill="F0F0F0"/>
+      </w:pPr>
+      <w:r>
+        <w:rPr>
+          <w:rFonts w:ascii="Courier New" w:hAnsi="Courier New"/>
+          <w:sz w:val="18"/>
+        </w:rPr>
+        <w:t>证书链包含 2 个证书（二级CA证书 + 根CA证书）</w:t>
+      </w:r>
+    </w:p>
+    <w:p>
+      <w:pPr>
+        <w:ind w:firstLine="420"/>
+      </w:pPr>
+      <w:r>
+        <w:rPr>
+          <w:sz w:val="21"/>
+        </w:rPr>
+        <w:t>【结论】二级CA证书由根CA使用v3_intermediate_ca扩展签发，BasicConstraints: CA:TRUE, pathlen:0（只能再向下签发一层证书）；openssl verify返回OK，证书链完整有效；二级CA证书有效期至2031年，中短期设计，需在过期前由根CA更新。</w:t>
+      </w:r>
+    </w:p>
+    <w:p>
+      <w:pPr/>
+      <w:r>
+        <w:rPr>
+          <w:b/>
+          <w:color w:val="003399"/>
+          <w:sz w:val="22"/>
+        </w:rPr>
+        <w:t>6.6 第三步：Web服务器SSL业务证书签发</w:t>
+      </w:r>
+    </w:p>
+    <w:p>
+      <w:pPr>
+        <w:ind w:firstLine="420"/>
+      </w:pPr>
+      <w:r>
+        <w:rPr>
+          <w:sz w:val="21"/>
+        </w:rPr>
+        <w:t>【目的】为Web服务器签发SSL/TLS证书，包含正确的SAN（Subject Alternative Name）字段，支持localhost/www.pkitest.local/127.0.0.1访问。</w:t>
+      </w:r>
+    </w:p>
+    <w:p>
+      <w:pPr>
+        <w:ind w:firstLine="420"/>
+      </w:pPr>
+      <w:r>
+        <w:rPr>
+          <w:sz w:val="21"/>
+        </w:rPr>
+        <w:t>【操作1】生成服务器私钥（2048位，无加密方便服务启动）：</w:t>
+      </w:r>
+    </w:p>
+    <w:p>
+      <w:pPr>
+        <w:spacing w:before="60" w:after="60"/>
+        <w:ind w:left="567"/>
+        <w:shd w:val="clear" w:color="auto" w:fill="F0F0F0"/>
+      </w:pPr>
+      <w:r>
+        <w:rPr>
+          <w:rFonts w:ascii="Courier New" w:hAnsi="Courier New"/>
+          <w:sz w:val="18"/>
+        </w:rPr>
+        <w:t>openssl genrsa -out server/server.key.pem 2048</w:t>
+      </w:r>
+    </w:p>
+    <w:p>
+      <w:pPr>
+        <w:spacing w:before="60" w:after="60"/>
+        <w:ind w:left="567"/>
+        <w:shd w:val="clear" w:color="auto" w:fill="F0F0F0"/>
+      </w:pPr>
+      <w:r>
+        <w:rPr>
+          <w:rFonts w:ascii="Courier New" w:hAnsi="Courier New"/>
+          <w:sz w:val="18"/>
+        </w:rPr>
+        <w:t>chmod 400 server/server.key.pem</w:t>
+      </w:r>
+    </w:p>
+    <w:p>
+      <w:pPr>
+        <w:ind w:firstLine="420"/>
+      </w:pPr>
+      <w:r>
+        <w:rPr>
+          <w:sz w:val="21"/>
+        </w:rPr>
+        <w:t>【操作2】生成服务器CSR：</w:t>
+      </w:r>
+    </w:p>
+    <w:p>
+      <w:pPr>
+        <w:spacing w:before="60" w:after="60"/>
+        <w:ind w:left="567"/>
+        <w:shd w:val="clear" w:color="auto" w:fill="F0F0F0"/>
+      </w:pPr>
+      <w:r>
+        <w:rPr>
+          <w:rFonts w:ascii="Courier New" w:hAnsi="Courier New"/>
+          <w:sz w:val="18"/>
+        </w:rPr>
+        <w:t>openssl req -config rootca/openssl.cnf \</w:t>
+      </w:r>
+    </w:p>
+    <w:p>
+      <w:pPr>
+        <w:spacing w:before="60" w:after="60"/>
+        <w:ind w:left="567"/>
+        <w:shd w:val="clear" w:color="auto" w:fill="F0F0F0"/>
+      </w:pPr>
+      <w:r>
+        <w:rPr>
+          <w:rFonts w:ascii="Courier New" w:hAnsi="Courier New"/>
+          <w:sz w:val="18"/>
+        </w:rPr>
+        <w:t xml:space="preserve">  -key server/server.key.pem -new -sha256 \</w:t>
+      </w:r>
+    </w:p>
+    <w:p>
+      <w:pPr>
+        <w:spacing w:before="60" w:after="60"/>
+        <w:ind w:left="567"/>
+        <w:shd w:val="clear" w:color="auto" w:fill="F0F0F0"/>
+      </w:pPr>
+      <w:r>
+        <w:rPr>
+          <w:rFonts w:ascii="Courier New" w:hAnsi="Courier New"/>
+          <w:sz w:val="18"/>
+        </w:rPr>
+        <w:t xml:space="preserve">  -subj "/C=CN/ST=Sichuan/L=Chengdu/O=PKI Lab Organization/OU=Web Server/CN=www.pkitest.local" \</w:t>
+      </w:r>
+    </w:p>
+    <w:p>
+      <w:pPr>
+        <w:spacing w:before="60" w:after="60"/>
+        <w:ind w:left="567"/>
+        <w:shd w:val="clear" w:color="auto" w:fill="F0F0F0"/>
+      </w:pPr>
+      <w:r>
+        <w:rPr>
+          <w:rFonts w:ascii="Courier New" w:hAnsi="Courier New"/>
+          <w:sz w:val="18"/>
+        </w:rPr>
+        <w:t xml:space="preserve">  -out server/server.csr.pem</w:t>
+      </w:r>
+    </w:p>
+    <w:p>
+      <w:pPr>
+        <w:ind w:firstLine="420"/>
+      </w:pPr>
+      <w:r>
+        <w:rPr>
+          <w:sz w:val="21"/>
+        </w:rPr>
+        <w:t>【操作3】二级CA签发服务器证书（有效期375天）：</w:t>
+      </w:r>
+    </w:p>
+    <w:p>
+      <w:pPr>
+        <w:spacing w:before="60" w:after="60"/>
+        <w:ind w:left="567"/>
+        <w:shd w:val="clear" w:color="auto" w:fill="F0F0F0"/>
+      </w:pPr>
+      <w:r>
+        <w:rPr>
+          <w:rFonts w:ascii="Courier New" w:hAnsi="Courier New"/>
+          <w:sz w:val="18"/>
+        </w:rPr>
+        <w:t>openssl ca -config subca/openssl.cnf \</w:t>
+      </w:r>
+    </w:p>
+    <w:p>
+      <w:pPr>
+        <w:spacing w:before="60" w:after="60"/>
+        <w:ind w:left="567"/>
+        <w:shd w:val="clear" w:color="auto" w:fill="F0F0F0"/>
+      </w:pPr>
+      <w:r>
+        <w:rPr>
+          <w:rFonts w:ascii="Courier New" w:hAnsi="Courier New"/>
+          <w:sz w:val="18"/>
+        </w:rPr>
+        <w:t xml:space="preserve">  -extensions server_cert -days 375 -notext -md sha256 \</w:t>
+      </w:r>
+    </w:p>
+    <w:p>
+      <w:pPr>
+        <w:spacing w:before="60" w:after="60"/>
+        <w:ind w:left="567"/>
+        <w:shd w:val="clear" w:color="auto" w:fill="F0F0F0"/>
+      </w:pPr>
+      <w:r>
+        <w:rPr>
+          <w:rFonts w:ascii="Courier New" w:hAnsi="Courier New"/>
+          <w:sz w:val="18"/>
+        </w:rPr>
+        <w:t xml:space="preserve">  -passin pass:SubCA@2026 \</w:t>
+      </w:r>
+    </w:p>
+    <w:p>
+      <w:pPr>
+        <w:spacing w:before="60" w:after="60"/>
+        <w:ind w:left="567"/>
+        <w:shd w:val="clear" w:color="auto" w:fill="F0F0F0"/>
+      </w:pPr>
+      <w:r>
+        <w:rPr>
+          <w:rFonts w:ascii="Courier New" w:hAnsi="Courier New"/>
+          <w:sz w:val="18"/>
+        </w:rPr>
+        <w:t xml:space="preserve">  -in server/server.csr.pem -out server/server.cert.pem -batch</w:t>
+      </w:r>
+    </w:p>
+    <w:p>
+      <w:pPr>
+        <w:ind w:firstLine="420"/>
+      </w:pPr>
+      <w:r>
+        <w:rPr>
+          <w:sz w:val="21"/>
+        </w:rPr>
+        <w:t>【实际输出（关键字段）】</w:t>
+      </w:r>
+    </w:p>
+    <w:p>
+      <w:pPr>
+        <w:spacing w:before="60" w:after="60"/>
+        <w:ind w:left="567"/>
+        <w:shd w:val="clear" w:color="auto" w:fill="F0F0F0"/>
+      </w:pPr>
+      <w:r>
+        <w:rPr>
+          <w:rFonts w:ascii="Courier New" w:hAnsi="Courier New"/>
+          <w:sz w:val="18"/>
+        </w:rPr>
+        <w:t>Certificate Details:</w:t>
+      </w:r>
+    </w:p>
+    <w:p>
+      <w:pPr>
+        <w:spacing w:before="60" w:after="60"/>
+        <w:ind w:left="567"/>
+        <w:shd w:val="clear" w:color="auto" w:fill="F0F0F0"/>
+      </w:pPr>
+      <w:r>
+        <w:rPr>
+          <w:rFonts w:ascii="Courier New" w:hAnsi="Courier New"/>
+          <w:sz w:val="18"/>
+        </w:rPr>
+        <w:t xml:space="preserve">        Serial Number: 1 (0x1)</w:t>
+      </w:r>
+    </w:p>
+    <w:p>
+      <w:pPr>
+        <w:spacing w:before="60" w:after="60"/>
+        <w:ind w:left="567"/>
+        <w:shd w:val="clear" w:color="auto" w:fill="F0F0F0"/>
+      </w:pPr>
+      <w:r>
+        <w:rPr>
+          <w:rFonts w:ascii="Courier New" w:hAnsi="Courier New"/>
+          <w:sz w:val="18"/>
+        </w:rPr>
+        <w:t xml:space="preserve">        Validity</w:t>
+      </w:r>
+    </w:p>
+    <w:p>
+      <w:pPr>
+        <w:spacing w:before="60" w:after="60"/>
+        <w:ind w:left="567"/>
+        <w:shd w:val="clear" w:color="auto" w:fill="F0F0F0"/>
+      </w:pPr>
+      <w:r>
+        <w:rPr>
+          <w:rFonts w:ascii="Courier New" w:hAnsi="Courier New"/>
+          <w:sz w:val="18"/>
+        </w:rPr>
+        <w:t xml:space="preserve">            Not Before: May 10 05:33:01 2026 GMT</w:t>
+      </w:r>
+    </w:p>
+    <w:p>
+      <w:pPr>
+        <w:spacing w:before="60" w:after="60"/>
+        <w:ind w:left="567"/>
+        <w:shd w:val="clear" w:color="auto" w:fill="F0F0F0"/>
+      </w:pPr>
+      <w:r>
+        <w:rPr>
+          <w:rFonts w:ascii="Courier New" w:hAnsi="Courier New"/>
+          <w:sz w:val="18"/>
+        </w:rPr>
+        <w:t xml:space="preserve">            Not After : May 20 05:33:01 2027 GMT</w:t>
+      </w:r>
+    </w:p>
+    <w:p>
+      <w:pPr>
+        <w:spacing w:before="60" w:after="60"/>
+        <w:ind w:left="567"/>
+        <w:shd w:val="clear" w:color="auto" w:fill="F0F0F0"/>
+      </w:pPr>
+      <w:r>
+        <w:rPr>
+          <w:rFonts w:ascii="Courier New" w:hAnsi="Courier New"/>
+          <w:sz w:val="18"/>
+        </w:rPr>
+        <w:t xml:space="preserve">        Subject:</w:t>
+      </w:r>
+    </w:p>
+    <w:p>
+      <w:pPr>
+        <w:spacing w:before="60" w:after="60"/>
+        <w:ind w:left="567"/>
+        <w:shd w:val="clear" w:color="auto" w:fill="F0F0F0"/>
+      </w:pPr>
+      <w:r>
+        <w:rPr>
+          <w:rFonts w:ascii="Courier New" w:hAnsi="Courier New"/>
+          <w:sz w:val="18"/>
+        </w:rPr>
+        <w:t xml:space="preserve">            CN = www.pkitest.local, O = PKI Lab Organization, OU = Web Server</w:t>
+      </w:r>
+    </w:p>
+    <w:p>
+      <w:pPr>
+        <w:spacing w:before="60" w:after="60"/>
+        <w:ind w:left="567"/>
+        <w:shd w:val="clear" w:color="auto" w:fill="F0F0F0"/>
+      </w:pPr>
+      <w:r>
+        <w:rPr>
+          <w:rFonts w:ascii="Courier New" w:hAnsi="Courier New"/>
+          <w:sz w:val="18"/>
+        </w:rPr>
+        <w:t xml:space="preserve">        X509v3 extensions:</w:t>
+      </w:r>
+    </w:p>
+    <w:p>
+      <w:pPr>
+        <w:spacing w:before="60" w:after="60"/>
+        <w:ind w:left="567"/>
+        <w:shd w:val="clear" w:color="auto" w:fill="F0F0F0"/>
+      </w:pPr>
+      <w:r>
+        <w:rPr>
+          <w:rFonts w:ascii="Courier New" w:hAnsi="Courier New"/>
+          <w:sz w:val="18"/>
+        </w:rPr>
+        <w:t xml:space="preserve">            X509v3 Basic Constraints: CA:FALSE</w:t>
+      </w:r>
+    </w:p>
+    <w:p>
+      <w:pPr>
+        <w:spacing w:before="60" w:after="60"/>
+        <w:ind w:left="567"/>
+        <w:shd w:val="clear" w:color="auto" w:fill="F0F0F0"/>
+      </w:pPr>
+      <w:r>
+        <w:rPr>
+          <w:rFonts w:ascii="Courier New" w:hAnsi="Courier New"/>
+          <w:sz w:val="18"/>
+        </w:rPr>
+        <w:t xml:space="preserve">            X509v3 Key Usage: critical</w:t>
+      </w:r>
+    </w:p>
+    <w:p>
+      <w:pPr>
+        <w:spacing w:before="60" w:after="60"/>
+        <w:ind w:left="567"/>
+        <w:shd w:val="clear" w:color="auto" w:fill="F0F0F0"/>
+      </w:pPr>
+      <w:r>
+        <w:rPr>
+          <w:rFonts w:ascii="Courier New" w:hAnsi="Courier New"/>
+          <w:sz w:val="18"/>
+        </w:rPr>
+        <w:t xml:space="preserve">                Digital Signature, Key Encipherment</w:t>
+      </w:r>
+    </w:p>
+    <w:p>
+      <w:pPr>
+        <w:spacing w:before="60" w:after="60"/>
+        <w:ind w:left="567"/>
+        <w:shd w:val="clear" w:color="auto" w:fill="F0F0F0"/>
+      </w:pPr>
+      <w:r>
+        <w:rPr>
+          <w:rFonts w:ascii="Courier New" w:hAnsi="Courier New"/>
+          <w:sz w:val="18"/>
+        </w:rPr>
+        <w:t xml:space="preserve">            X509v3 Extended Key Usage: TLS Web Server Authentication</w:t>
+      </w:r>
+    </w:p>
+    <w:p>
+      <w:pPr>
+        <w:spacing w:before="60" w:after="60"/>
+        <w:ind w:left="567"/>
+        <w:shd w:val="clear" w:color="auto" w:fill="F0F0F0"/>
+      </w:pPr>
+      <w:r>
+        <w:rPr>
+          <w:rFonts w:ascii="Courier New" w:hAnsi="Courier New"/>
+          <w:sz w:val="18"/>
+        </w:rPr>
+        <w:t xml:space="preserve">            X509v3 Subject Alternative Name:</w:t>
+      </w:r>
+    </w:p>
+    <w:p>
+      <w:pPr>
+        <w:spacing w:before="60" w:after="60"/>
+        <w:ind w:left="567"/>
+        <w:shd w:val="clear" w:color="auto" w:fill="F0F0F0"/>
+      </w:pPr>
+      <w:r>
+        <w:rPr>
+          <w:rFonts w:ascii="Courier New" w:hAnsi="Courier New"/>
+          <w:sz w:val="18"/>
+        </w:rPr>
+        <w:t xml:space="preserve">                DNS:localhost, DNS:www.pkitest.local, IP Address:127.0.0.1</w:t>
+      </w:r>
+    </w:p>
+    <w:p>
+      <w:pPr>
+        <w:spacing w:before="60" w:after="60"/>
+        <w:ind w:left="567"/>
+        <w:shd w:val="clear" w:color="auto" w:fill="F0F0F0"/>
+      </w:pPr>
+      <w:r>
+        <w:rPr>
+          <w:rFonts w:ascii="Courier New" w:hAnsi="Courier New"/>
+          <w:sz w:val="18"/>
+        </w:rPr>
+        <w:t>Write out database with 1 new entries</w:t>
+      </w:r>
+    </w:p>
+    <w:p>
+      <w:pPr>
+        <w:spacing w:before="60" w:after="60"/>
+        <w:ind w:left="567"/>
+        <w:shd w:val="clear" w:color="auto" w:fill="F0F0F0"/>
+      </w:pPr>
+      <w:r>
+        <w:rPr>
+          <w:rFonts w:ascii="Courier New" w:hAnsi="Courier New"/>
+          <w:sz w:val="18"/>
+        </w:rPr>
+        <w:t>Database updated</w:t>
+      </w:r>
+    </w:p>
+    <w:p>
+      <w:pPr>
+        <w:ind w:firstLine="420"/>
+      </w:pPr>
+      <w:r>
+        <w:rPr>
+          <w:sz w:val="21"/>
+        </w:rPr>
+        <w:t>【操作4】完整链验证：</w:t>
+      </w:r>
+    </w:p>
+    <w:p>
+      <w:pPr>
+        <w:spacing w:before="60" w:after="60"/>
+        <w:ind w:left="567"/>
+        <w:shd w:val="clear" w:color="auto" w:fill="F0F0F0"/>
+      </w:pPr>
+      <w:r>
+        <w:rPr>
+          <w:rFonts w:ascii="Courier New" w:hAnsi="Courier New"/>
+          <w:sz w:val="18"/>
+        </w:rPr>
+        <w:t>openssl verify -CAfile rootca/certs/rootca.cert.pem -untrusted subca/certs/subca.cert.pem server/server.cert.pem</w:t>
+      </w:r>
+    </w:p>
+    <w:p>
+      <w:pPr>
+        <w:spacing w:before="60" w:after="60"/>
+        <w:ind w:left="567"/>
+        <w:shd w:val="clear" w:color="auto" w:fill="F0F0F0"/>
+      </w:pPr>
+      <w:r>
+        <w:rPr>
+          <w:rFonts w:ascii="Courier New" w:hAnsi="Courier New"/>
+          <w:sz w:val="18"/>
+        </w:rPr>
+        <w:t>server/server.cert.pem: OK</w:t>
+      </w:r>
+    </w:p>
+    <w:p>
+      <w:pPr>
+        <w:ind w:firstLine="420"/>
+      </w:pPr>
+      <w:r>
+        <w:rPr>
+          <w:sz w:val="21"/>
+        </w:rPr>
+        <w:t>【操作5】创建服务器完整链文件：</w:t>
+      </w:r>
+    </w:p>
+    <w:p>
+      <w:pPr>
+        <w:spacing w:before="60" w:after="60"/>
+        <w:ind w:left="567"/>
+        <w:shd w:val="clear" w:color="auto" w:fill="F0F0F0"/>
+      </w:pPr>
+      <w:r>
+        <w:rPr>
+          <w:rFonts w:ascii="Courier New" w:hAnsi="Courier New"/>
+          <w:sz w:val="18"/>
+        </w:rPr>
+        <w:t>cat server/server.cert.pem subca/certs/subca.cert.pem rootca/certs/rootca.cert.pem &gt; server/server-fullchain.cert.pem</w:t>
+      </w:r>
+    </w:p>
+    <w:p>
+      <w:pPr>
+        <w:spacing w:before="60" w:after="60"/>
+        <w:ind w:left="567"/>
+        <w:shd w:val="clear" w:color="auto" w:fill="F0F0F0"/>
+      </w:pPr>
+      <w:r>
+        <w:rPr>
+          <w:rFonts w:ascii="Courier New" w:hAnsi="Courier New"/>
+          <w:sz w:val="18"/>
+        </w:rPr>
+        <w:t>服务器完整链证书包含 3 个证书（服务器证书 + 二级CA证书 + 根CA证书）</w:t>
+      </w:r>
+    </w:p>
+    <w:p>
+      <w:pPr>
+        <w:ind w:firstLine="420"/>
+      </w:pPr>
+      <w:r>
+        <w:rPr>
+          <w:sz w:val="21"/>
+        </w:rPr>
+        <w:t>【结论】服务器证书BasicConstraints: CA:FALSE，不具备签发权限；SAN字段包含DNS和IP，满足现代浏览器/TLS客户端的主机名验证需求（RFC 2818）；ExtendedKeyUsage仅限serverAuth，严格限制用途；verify返回OK，三级信任链验证成功。</w:t>
+      </w:r>
+    </w:p>
+    <w:p>
+      <w:pPr/>
+      <w:r>
+        <w:rPr>
+          <w:b/>
+          <w:color w:val="003399"/>
+          <w:sz w:val="22"/>
+        </w:rPr>
+        <w:t>6.7 第四步：客户端证书签发（双向TLS准备）</w:t>
+      </w:r>
+    </w:p>
+    <w:p>
+      <w:pPr>
+        <w:ind w:firstLine="420"/>
+      </w:pPr>
+      <w:r>
+        <w:rPr>
+          <w:sz w:val="21"/>
+        </w:rPr>
+        <w:t>【目的】签发客户端证书，用于实现Mutual TLS（mTLS）双向身份认证，服务端可验证客户端身份。</w:t>
+      </w:r>
+    </w:p>
+    <w:p>
+      <w:pPr>
+        <w:spacing w:before="60" w:after="60"/>
+        <w:ind w:left="567"/>
+        <w:shd w:val="clear" w:color="auto" w:fill="F0F0F0"/>
+      </w:pPr>
+      <w:r>
+        <w:rPr>
+          <w:rFonts w:ascii="Courier New" w:hAnsi="Courier New"/>
+          <w:sz w:val="18"/>
+        </w:rPr>
+        <w:t>openssl genrsa -out client/client.key.pem 2048</w:t>
+      </w:r>
+    </w:p>
+    <w:p>
+      <w:pPr>
+        <w:spacing w:before="60" w:after="60"/>
+        <w:ind w:left="567"/>
+        <w:shd w:val="clear" w:color="auto" w:fill="F0F0F0"/>
+      </w:pPr>
+      <w:r>
+        <w:rPr>
+          <w:rFonts w:ascii="Courier New" w:hAnsi="Courier New"/>
+          <w:sz w:val="18"/>
+        </w:rPr>
+        <w:t>openssl req -config rootca/openssl.cnf -key client/client.key.pem -new -sha256 \</w:t>
+      </w:r>
+    </w:p>
+    <w:p>
+      <w:pPr>
+        <w:spacing w:before="60" w:after="60"/>
+        <w:ind w:left="567"/>
+        <w:shd w:val="clear" w:color="auto" w:fill="F0F0F0"/>
+      </w:pPr>
+      <w:r>
+        <w:rPr>
+          <w:rFonts w:ascii="Courier New" w:hAnsi="Courier New"/>
+          <w:sz w:val="18"/>
+        </w:rPr>
+        <w:t xml:space="preserve">  -subj "/C=CN/ST=Sichuan/L=Chengdu/O=PKI Lab Organization/OU=Client/CN=PKI Lab Client" \</w:t>
+      </w:r>
+    </w:p>
+    <w:p>
+      <w:pPr>
+        <w:spacing w:before="60" w:after="60"/>
+        <w:ind w:left="567"/>
+        <w:shd w:val="clear" w:color="auto" w:fill="F0F0F0"/>
+      </w:pPr>
+      <w:r>
+        <w:rPr>
+          <w:rFonts w:ascii="Courier New" w:hAnsi="Courier New"/>
+          <w:sz w:val="18"/>
+        </w:rPr>
+        <w:t xml:space="preserve">  -out client/client.csr.pem</w:t>
+      </w:r>
+    </w:p>
+    <w:p>
+      <w:pPr>
+        <w:spacing w:before="60" w:after="60"/>
+        <w:ind w:left="567"/>
+        <w:shd w:val="clear" w:color="auto" w:fill="F0F0F0"/>
+      </w:pPr>
+      <w:r>
+        <w:rPr>
+          <w:rFonts w:ascii="Courier New" w:hAnsi="Courier New"/>
+          <w:sz w:val="18"/>
+        </w:rPr>
+        <w:t>openssl ca -config subca/openssl.cnf -extensions usr_cert -days 375 -notext -md sha256 \</w:t>
+      </w:r>
+    </w:p>
+    <w:p>
+      <w:pPr>
+        <w:spacing w:before="60" w:after="60"/>
+        <w:ind w:left="567"/>
+        <w:shd w:val="clear" w:color="auto" w:fill="F0F0F0"/>
+      </w:pPr>
+      <w:r>
+        <w:rPr>
+          <w:rFonts w:ascii="Courier New" w:hAnsi="Courier New"/>
+          <w:sz w:val="18"/>
+        </w:rPr>
+        <w:t xml:space="preserve">  -passin pass:SubCA@2026 -in client/client.csr.pem -out client/client.cert.pem -batch</w:t>
+      </w:r>
+    </w:p>
+    <w:p>
+      <w:pPr>
+        <w:spacing w:before="60" w:after="60"/>
+        <w:ind w:left="567"/>
+        <w:shd w:val="clear" w:color="auto" w:fill="F0F0F0"/>
+      </w:pPr>
+      <w:r>
+        <w:rPr>
+          <w:rFonts w:ascii="Courier New" w:hAnsi="Courier New"/>
+          <w:sz w:val="18"/>
+        </w:rPr>
+        <w:t>openssl verify -CAfile rootca/certs/rootca.cert.pem -untrusted subca/certs/subca.cert.pem client/client.cert.pem</w:t>
+      </w:r>
+    </w:p>
+    <w:p>
+      <w:pPr>
+        <w:spacing w:before="60" w:after="60"/>
+        <w:ind w:left="567"/>
+        <w:shd w:val="clear" w:color="auto" w:fill="F0F0F0"/>
+      </w:pPr>
+      <w:r>
+        <w:rPr>
+          <w:rFonts w:ascii="Courier New" w:hAnsi="Courier New"/>
+          <w:sz w:val="18"/>
+        </w:rPr>
+        <w:t>Using configuration from subca/openssl.cnf</w:t>
+      </w:r>
+    </w:p>
+    <w:p>
+      <w:pPr>
+        <w:spacing w:before="60" w:after="60"/>
+        <w:ind w:left="567"/>
+        <w:shd w:val="clear" w:color="auto" w:fill="F0F0F0"/>
+      </w:pPr>
+      <w:r>
+        <w:rPr>
+          <w:rFonts w:ascii="Courier New" w:hAnsi="Courier New"/>
+          <w:sz w:val="18"/>
+        </w:rPr>
+        <w:t>Certificate Details:</w:t>
+      </w:r>
+    </w:p>
+    <w:p>
+      <w:pPr>
+        <w:spacing w:before="60" w:after="60"/>
+        <w:ind w:left="567"/>
+        <w:shd w:val="clear" w:color="auto" w:fill="F0F0F0"/>
+      </w:pPr>
+      <w:r>
+        <w:rPr>
+          <w:rFonts w:ascii="Courier New" w:hAnsi="Courier New"/>
+          <w:sz w:val="18"/>
+        </w:rPr>
+        <w:t xml:space="preserve">        Serial Number: 2 (0x2)</w:t>
+      </w:r>
+    </w:p>
+    <w:p>
+      <w:pPr>
+        <w:spacing w:before="60" w:after="60"/>
+        <w:ind w:left="567"/>
+        <w:shd w:val="clear" w:color="auto" w:fill="F0F0F0"/>
+      </w:pPr>
+      <w:r>
+        <w:rPr>
+          <w:rFonts w:ascii="Courier New" w:hAnsi="Courier New"/>
+          <w:sz w:val="18"/>
+        </w:rPr>
+        <w:t xml:space="preserve">        Subject: CN=PKI Lab Client, OU=Client, O=PKI Lab Organization</w:t>
+      </w:r>
+    </w:p>
+    <w:p>
+      <w:pPr>
+        <w:spacing w:before="60" w:after="60"/>
+        <w:ind w:left="567"/>
+        <w:shd w:val="clear" w:color="auto" w:fill="F0F0F0"/>
+      </w:pPr>
+      <w:r>
+        <w:rPr>
+          <w:rFonts w:ascii="Courier New" w:hAnsi="Courier New"/>
+          <w:sz w:val="18"/>
+        </w:rPr>
+        <w:t xml:space="preserve">        X509v3 Extended Key Usage: TLS Web Client Authentication, E-mail Protection</w:t>
+      </w:r>
+    </w:p>
+    <w:p>
+      <w:pPr>
+        <w:spacing w:before="60" w:after="60"/>
+        <w:ind w:left="567"/>
+        <w:shd w:val="clear" w:color="auto" w:fill="F0F0F0"/>
+      </w:pPr>
+      <w:r>
+        <w:rPr>
+          <w:rFonts w:ascii="Courier New" w:hAnsi="Courier New"/>
+          <w:sz w:val="18"/>
+        </w:rPr>
+        <w:t xml:space="preserve">        X509v3 Key Usage: critical</w:t>
+      </w:r>
+    </w:p>
+    <w:p>
+      <w:pPr>
+        <w:spacing w:before="60" w:after="60"/>
+        <w:ind w:left="567"/>
+        <w:shd w:val="clear" w:color="auto" w:fill="F0F0F0"/>
+      </w:pPr>
+      <w:r>
+        <w:rPr>
+          <w:rFonts w:ascii="Courier New" w:hAnsi="Courier New"/>
+          <w:sz w:val="18"/>
+        </w:rPr>
+        <w:t xml:space="preserve">            Digital Signature, Non Repudiation, Key Encipherment</w:t>
+      </w:r>
+    </w:p>
+    <w:p>
+      <w:pPr>
+        <w:spacing w:before="60" w:after="60"/>
+        <w:ind w:left="567"/>
+        <w:shd w:val="clear" w:color="auto" w:fill="F0F0F0"/>
+      </w:pPr>
+      <w:r>
+        <w:rPr>
+          <w:rFonts w:ascii="Courier New" w:hAnsi="Courier New"/>
+          <w:sz w:val="18"/>
+        </w:rPr>
+        <w:t>Certificate is to be certified until May 20 05:33:10 2027 GMT (375 days)</w:t>
+      </w:r>
+    </w:p>
+    <w:p>
+      <w:pPr>
+        <w:spacing w:before="60" w:after="60"/>
+        <w:ind w:left="567"/>
+        <w:shd w:val="clear" w:color="auto" w:fill="F0F0F0"/>
+      </w:pPr>
+      <w:r>
+        <w:rPr>
+          <w:rFonts w:ascii="Courier New" w:hAnsi="Courier New"/>
+          <w:sz w:val="18"/>
+        </w:rPr>
+        <w:t>Write out database with 1 new entries</w:t>
+      </w:r>
+    </w:p>
+    <w:p>
+      <w:pPr>
+        <w:spacing w:before="60" w:after="60"/>
+        <w:ind w:left="567"/>
+        <w:shd w:val="clear" w:color="auto" w:fill="F0F0F0"/>
+      </w:pPr>
+      <w:r>
+        <w:rPr>
+          <w:rFonts w:ascii="Courier New" w:hAnsi="Courier New"/>
+          <w:sz w:val="18"/>
+        </w:rPr>
+        <w:t>Database updated</w:t>
+      </w:r>
+    </w:p>
+    <w:p>
+      <w:pPr>
+        <w:spacing w:before="60" w:after="60"/>
+        <w:ind w:left="567"/>
+        <w:shd w:val="clear" w:color="auto" w:fill="F0F0F0"/>
+      </w:pPr>
+      <w:r>
+        <w:rPr>
+          <w:rFonts w:ascii="Courier New" w:hAnsi="Courier New"/>
+          <w:sz w:val="18"/>
+        </w:rPr>
+        <w:t>client/client.cert.pem: OK</w:t>
+      </w:r>
+    </w:p>
+    <w:p>
+      <w:pPr>
+        <w:ind w:firstLine="420"/>
+      </w:pPr>
+      <w:r>
+        <w:rPr>
+          <w:sz w:val="21"/>
+        </w:rPr>
+        <w:t>【结论】客户端证书扩展含clientAuth（TLS客户端认证）和emailProtection；Non Repudiation（不可抵赖性）确保客户端操作可追溯；客户端证书验证通过，可用于mTLS场景。</w:t>
+      </w:r>
+    </w:p>
+    <w:p>
+      <w:pPr/>
+      <w:r>
+        <w:rPr>
+          <w:b/>
+          <w:color w:val="003399"/>
+          <w:sz w:val="22"/>
+        </w:rPr>
+        <w:t>6.8 第五步：TLS通信验证实验</w:t>
+      </w:r>
+    </w:p>
+    <w:p>
+      <w:pPr>
+        <w:ind w:firstLine="420"/>
+      </w:pPr>
+      <w:r>
+        <w:rPr>
+          <w:sz w:val="21"/>
+        </w:rPr>
+        <w:t>【目的】使用openssl s_server和s_client工具模拟TLS服务端与客户端，验证单向TLS和双向TLS（mTLS）通信的正确性。</w:t>
+      </w:r>
+    </w:p>
+    <w:p>
+      <w:pPr>
+        <w:ind w:firstLine="420"/>
+      </w:pPr>
+      <w:r>
+        <w:rPr>
+          <w:sz w:val="21"/>
+        </w:rPr>
+        <w:t>▶ 实验5.1：TLS单向认证（服务器身份验证）</w:t>
+      </w:r>
+    </w:p>
+    <w:p>
+      <w:pPr>
+        <w:ind w:firstLine="420"/>
+      </w:pPr>
+      <w:r>
+        <w:rPr>
+          <w:sz w:val="21"/>
+        </w:rPr>
+        <w:t>【操作】启动TLS服务端：</w:t>
+      </w:r>
+    </w:p>
+    <w:p>
+      <w:pPr>
+        <w:spacing w:before="60" w:after="60"/>
+        <w:ind w:left="567"/>
+        <w:shd w:val="clear" w:color="auto" w:fill="F0F0F0"/>
+      </w:pPr>
+      <w:r>
+        <w:rPr>
+          <w:rFonts w:ascii="Courier New" w:hAnsi="Courier New"/>
+          <w:sz w:val="18"/>
+        </w:rPr>
+        <w:t>openssl s_server \</w:t>
+      </w:r>
+    </w:p>
+    <w:p>
+      <w:pPr>
+        <w:spacing w:before="60" w:after="60"/>
+        <w:ind w:left="567"/>
+        <w:shd w:val="clear" w:color="auto" w:fill="F0F0F0"/>
+      </w:pPr>
+      <w:r>
+        <w:rPr>
+          <w:rFonts w:ascii="Courier New" w:hAnsi="Courier New"/>
+          <w:sz w:val="18"/>
+        </w:rPr>
+        <w:t xml:space="preserve">  -cert server/server.cert.pem \</w:t>
+      </w:r>
+    </w:p>
+    <w:p>
+      <w:pPr>
+        <w:spacing w:before="60" w:after="60"/>
+        <w:ind w:left="567"/>
+        <w:shd w:val="clear" w:color="auto" w:fill="F0F0F0"/>
+      </w:pPr>
+      <w:r>
+        <w:rPr>
+          <w:rFonts w:ascii="Courier New" w:hAnsi="Courier New"/>
+          <w:sz w:val="18"/>
+        </w:rPr>
+        <w:t xml:space="preserve">  -key server/server.key.pem \</w:t>
+      </w:r>
+    </w:p>
+    <w:p>
+      <w:pPr>
+        <w:spacing w:before="60" w:after="60"/>
+        <w:ind w:left="567"/>
+        <w:shd w:val="clear" w:color="auto" w:fill="F0F0F0"/>
+      </w:pPr>
+      <w:r>
+        <w:rPr>
+          <w:rFonts w:ascii="Courier New" w:hAnsi="Courier New"/>
+          <w:sz w:val="18"/>
+        </w:rPr>
+        <w:t xml:space="preserve">  -CAfile subca/certs/subca-chain.cert.pem \</w:t>
+      </w:r>
+    </w:p>
+    <w:p>
+      <w:pPr>
+        <w:spacing w:before="60" w:after="60"/>
+        <w:ind w:left="567"/>
+        <w:shd w:val="clear" w:color="auto" w:fill="F0F0F0"/>
+      </w:pPr>
+      <w:r>
+        <w:rPr>
+          <w:rFonts w:ascii="Courier New" w:hAnsi="Courier New"/>
+          <w:sz w:val="18"/>
+        </w:rPr>
+        <w:t xml:space="preserve">  -www -port 44330 -quiet &amp;</w:t>
+      </w:r>
+    </w:p>
+    <w:p>
+      <w:pPr>
+        <w:ind w:firstLine="420"/>
+      </w:pPr>
+      <w:r>
+        <w:rPr>
+          <w:sz w:val="21"/>
+        </w:rPr>
+        <w:t>【操作】TLS客户端连接（使用根CA验证服务器证书）：</w:t>
+      </w:r>
+    </w:p>
+    <w:p>
+      <w:pPr>
+        <w:spacing w:before="60" w:after="60"/>
+        <w:ind w:left="567"/>
+        <w:shd w:val="clear" w:color="auto" w:fill="F0F0F0"/>
+      </w:pPr>
+      <w:r>
+        <w:rPr>
+          <w:rFonts w:ascii="Courier New" w:hAnsi="Courier New"/>
+          <w:sz w:val="18"/>
+        </w:rPr>
+        <w:t>echo | openssl s_client \</w:t>
+      </w:r>
+    </w:p>
+    <w:p>
+      <w:pPr>
+        <w:spacing w:before="60" w:after="60"/>
+        <w:ind w:left="567"/>
+        <w:shd w:val="clear" w:color="auto" w:fill="F0F0F0"/>
+      </w:pPr>
+      <w:r>
+        <w:rPr>
+          <w:rFonts w:ascii="Courier New" w:hAnsi="Courier New"/>
+          <w:sz w:val="18"/>
+        </w:rPr>
+        <w:t xml:space="preserve">  -connect 127.0.0.1:44330 \</w:t>
+      </w:r>
+    </w:p>
+    <w:p>
+      <w:pPr>
+        <w:spacing w:before="60" w:after="60"/>
+        <w:ind w:left="567"/>
+        <w:shd w:val="clear" w:color="auto" w:fill="F0F0F0"/>
+      </w:pPr>
+      <w:r>
+        <w:rPr>
+          <w:rFonts w:ascii="Courier New" w:hAnsi="Courier New"/>
+          <w:sz w:val="18"/>
+        </w:rPr>
+        <w:t xml:space="preserve">  -CAfile rootca/certs/rootca.cert.pem \</w:t>
+      </w:r>
+    </w:p>
+    <w:p>
+      <w:pPr>
+        <w:spacing w:before="60" w:after="60"/>
+        <w:ind w:left="567"/>
+        <w:shd w:val="clear" w:color="auto" w:fill="F0F0F0"/>
+      </w:pPr>
+      <w:r>
+        <w:rPr>
+          <w:rFonts w:ascii="Courier New" w:hAnsi="Courier New"/>
+          <w:sz w:val="18"/>
+        </w:rPr>
+        <w:t xml:space="preserve">  -servername www.pkitest.local</w:t>
+      </w:r>
+    </w:p>
+    <w:p>
+      <w:pPr>
+        <w:ind w:firstLine="420"/>
+      </w:pPr>
+      <w:r>
+        <w:rPr>
+          <w:sz w:val="21"/>
+        </w:rPr>
+        <w:t>【实际输出（关键字段）】</w:t>
+      </w:r>
+    </w:p>
+    <w:p>
+      <w:pPr>
+        <w:spacing w:before="60" w:after="60"/>
+        <w:ind w:left="567"/>
+        <w:shd w:val="clear" w:color="auto" w:fill="F0F0F0"/>
+      </w:pPr>
+      <w:r>
+        <w:rPr>
+          <w:rFonts w:ascii="Courier New" w:hAnsi="Courier New"/>
+          <w:sz w:val="18"/>
+        </w:rPr>
+        <w:t>Certificate chain</w:t>
+      </w:r>
+    </w:p>
+    <w:p>
+      <w:pPr>
+        <w:spacing w:before="60" w:after="60"/>
+        <w:ind w:left="567"/>
+        <w:shd w:val="clear" w:color="auto" w:fill="F0F0F0"/>
+      </w:pPr>
+      <w:r>
+        <w:rPr>
+          <w:rFonts w:ascii="Courier New" w:hAnsi="Courier New"/>
+          <w:sz w:val="18"/>
+        </w:rPr>
+        <w:t xml:space="preserve"> 0 s:C=CN, ST=Sichuan, O=PKI Lab Organization, OU=Web Server, CN=www.pkitest.local</w:t>
+      </w:r>
+    </w:p>
+    <w:p>
+      <w:pPr>
+        <w:spacing w:before="60" w:after="60"/>
+        <w:ind w:left="567"/>
+        <w:shd w:val="clear" w:color="auto" w:fill="F0F0F0"/>
+      </w:pPr>
+      <w:r>
+        <w:rPr>
+          <w:rFonts w:ascii="Courier New" w:hAnsi="Courier New"/>
+          <w:sz w:val="18"/>
+        </w:rPr>
+        <w:t xml:space="preserve">   i:C=CN, ST=Sichuan, O=PKI Lab Organization, OU=Sub CA, CN=PKI Lab Subordinate CA</w:t>
+      </w:r>
+    </w:p>
+    <w:p>
+      <w:pPr>
+        <w:spacing w:before="60" w:after="60"/>
+        <w:ind w:left="567"/>
+        <w:shd w:val="clear" w:color="auto" w:fill="F0F0F0"/>
+      </w:pPr>
+      <w:r>
+        <w:rPr>
+          <w:rFonts w:ascii="Courier New" w:hAnsi="Courier New"/>
+          <w:sz w:val="18"/>
+        </w:rPr>
+        <w:t>SSL handshake has read 4571 bytes and written 399 bytes</w:t>
+      </w:r>
+    </w:p>
+    <w:p>
+      <w:pPr>
+        <w:spacing w:before="60" w:after="60"/>
+        <w:ind w:left="567"/>
+        <w:shd w:val="clear" w:color="auto" w:fill="F0F0F0"/>
+      </w:pPr>
+      <w:r>
+        <w:rPr>
+          <w:rFonts w:ascii="Courier New" w:hAnsi="Courier New"/>
+          <w:sz w:val="18"/>
+        </w:rPr>
+        <w:t>New, TLSv1.3, Cipher is TLS_AES_256_GCM_SHA384</w:t>
+      </w:r>
+    </w:p>
+    <w:p>
+      <w:pPr>
+        <w:spacing w:before="60" w:after="60"/>
+        <w:ind w:left="567"/>
+        <w:shd w:val="clear" w:color="auto" w:fill="F0F0F0"/>
+      </w:pPr>
+      <w:r>
+        <w:rPr>
+          <w:rFonts w:ascii="Courier New" w:hAnsi="Courier New"/>
+          <w:sz w:val="18"/>
+        </w:rPr>
+        <w:t>Verify return code: 0 (ok)</w:t>
+      </w:r>
+    </w:p>
+    <w:p>
+      <w:pPr>
+        <w:spacing w:before="60" w:after="60"/>
+        <w:ind w:left="567"/>
+        <w:shd w:val="clear" w:color="auto" w:fill="F0F0F0"/>
+      </w:pPr>
+      <w:r>
+        <w:rPr>
+          <w:rFonts w:ascii="Courier New" w:hAnsi="Courier New"/>
+          <w:sz w:val="18"/>
+        </w:rPr>
+        <w:t>Protocol  : TLSv1.3</w:t>
+      </w:r>
+    </w:p>
+    <w:p>
+      <w:pPr>
+        <w:spacing w:before="60" w:after="60"/>
+        <w:ind w:left="567"/>
+        <w:shd w:val="clear" w:color="auto" w:fill="F0F0F0"/>
+      </w:pPr>
+      <w:r>
+        <w:rPr>
+          <w:rFonts w:ascii="Courier New" w:hAnsi="Courier New"/>
+          <w:sz w:val="18"/>
+        </w:rPr>
+        <w:t>Cipher    : TLS_AES_256_GCM_SHA384</w:t>
+      </w:r>
+    </w:p>
+    <w:p>
+      <w:pPr>
+        <w:ind w:firstLine="420"/>
+      </w:pPr>
+      <w:r>
+        <w:rPr>
+          <w:sz w:val="21"/>
+        </w:rPr>
+        <w:t>【结论】TLS单向认证成功，Verify return code: 0 (ok)表示证书链验证通过；协议版本TLS 1.3（最高安全级别）；加密套件TLS_AES_256_GCM_SHA384，AES-256-GCM提供认证加密，SHA-384提供完整性保护。</w:t>
+      </w:r>
+    </w:p>
+    <w:p>
+      <w:pPr>
+        <w:ind w:firstLine="420"/>
+      </w:pPr>
+      <w:r>
+        <w:rPr>
+          <w:sz w:val="21"/>
+        </w:rPr>
+        <w:t>▶ 实验5.2：TLS双向认证（Mutual TLS，服务端要求客户端证书）</w:t>
+      </w:r>
+    </w:p>
+    <w:p>
+      <w:pPr>
+        <w:ind w:firstLine="420"/>
+      </w:pPr>
+      <w:r>
+        <w:rPr>
+          <w:sz w:val="21"/>
+        </w:rPr>
+        <w:t>【操作】启动要求客户端证书的TLS服务端：</w:t>
+      </w:r>
+    </w:p>
+    <w:p>
+      <w:pPr>
+        <w:spacing w:before="60" w:after="60"/>
+        <w:ind w:left="567"/>
+        <w:shd w:val="clear" w:color="auto" w:fill="F0F0F0"/>
+      </w:pPr>
+      <w:r>
+        <w:rPr>
+          <w:rFonts w:ascii="Courier New" w:hAnsi="Courier New"/>
+          <w:sz w:val="18"/>
+        </w:rPr>
+        <w:t>openssl s_server \</w:t>
+      </w:r>
+    </w:p>
+    <w:p>
+      <w:pPr>
+        <w:spacing w:before="60" w:after="60"/>
+        <w:ind w:left="567"/>
+        <w:shd w:val="clear" w:color="auto" w:fill="F0F0F0"/>
+      </w:pPr>
+      <w:r>
+        <w:rPr>
+          <w:rFonts w:ascii="Courier New" w:hAnsi="Courier New"/>
+          <w:sz w:val="18"/>
+        </w:rPr>
+        <w:t xml:space="preserve">  -cert server/server.cert.pem -key server/server.key.pem \</w:t>
+      </w:r>
+    </w:p>
+    <w:p>
+      <w:pPr>
+        <w:spacing w:before="60" w:after="60"/>
+        <w:ind w:left="567"/>
+        <w:shd w:val="clear" w:color="auto" w:fill="F0F0F0"/>
+      </w:pPr>
+      <w:r>
+        <w:rPr>
+          <w:rFonts w:ascii="Courier New" w:hAnsi="Courier New"/>
+          <w:sz w:val="18"/>
+        </w:rPr>
+        <w:t xml:space="preserve">  -CAfile subca/certs/subca-chain.cert.pem \</w:t>
+      </w:r>
+    </w:p>
+    <w:p>
+      <w:pPr>
+        <w:spacing w:before="60" w:after="60"/>
+        <w:ind w:left="567"/>
+        <w:shd w:val="clear" w:color="auto" w:fill="F0F0F0"/>
+      </w:pPr>
+      <w:r>
+        <w:rPr>
+          <w:rFonts w:ascii="Courier New" w:hAnsi="Courier New"/>
+          <w:sz w:val="18"/>
+        </w:rPr>
+        <w:t xml:space="preserve">  -Verify 1 -www -port 44331 -quiet &amp;</w:t>
+      </w:r>
+    </w:p>
+    <w:p>
+      <w:pPr>
+        <w:ind w:firstLine="420"/>
+      </w:pPr>
+      <w:r>
+        <w:rPr>
+          <w:sz w:val="21"/>
+        </w:rPr>
+        <w:t>【测试A：携带客户端证书——预期成功】</w:t>
+      </w:r>
+    </w:p>
+    <w:p>
+      <w:pPr>
+        <w:spacing w:before="60" w:after="60"/>
+        <w:ind w:left="567"/>
+        <w:shd w:val="clear" w:color="auto" w:fill="F0F0F0"/>
+      </w:pPr>
+      <w:r>
+        <w:rPr>
+          <w:rFonts w:ascii="Courier New" w:hAnsi="Courier New"/>
+          <w:sz w:val="18"/>
+        </w:rPr>
+        <w:t>echo | openssl s_client -connect 127.0.0.1:44331 \</w:t>
+      </w:r>
+    </w:p>
+    <w:p>
+      <w:pPr>
+        <w:spacing w:before="60" w:after="60"/>
+        <w:ind w:left="567"/>
+        <w:shd w:val="clear" w:color="auto" w:fill="F0F0F0"/>
+      </w:pPr>
+      <w:r>
+        <w:rPr>
+          <w:rFonts w:ascii="Courier New" w:hAnsi="Courier New"/>
+          <w:sz w:val="18"/>
+        </w:rPr>
+        <w:t xml:space="preserve">  -CAfile rootca/certs/rootca.cert.pem \</w:t>
+      </w:r>
+    </w:p>
+    <w:p>
+      <w:pPr>
+        <w:spacing w:before="60" w:after="60"/>
+        <w:ind w:left="567"/>
+        <w:shd w:val="clear" w:color="auto" w:fill="F0F0F0"/>
+      </w:pPr>
+      <w:r>
+        <w:rPr>
+          <w:rFonts w:ascii="Courier New" w:hAnsi="Courier New"/>
+          <w:sz w:val="18"/>
+        </w:rPr>
+        <w:t xml:space="preserve">  -cert client/client.cert.pem -key client/client.key.pem \</w:t>
+      </w:r>
+    </w:p>
+    <w:p>
+      <w:pPr>
+        <w:spacing w:before="60" w:after="60"/>
+        <w:ind w:left="567"/>
+        <w:shd w:val="clear" w:color="auto" w:fill="F0F0F0"/>
+      </w:pPr>
+      <w:r>
+        <w:rPr>
+          <w:rFonts w:ascii="Courier New" w:hAnsi="Courier New"/>
+          <w:sz w:val="18"/>
+        </w:rPr>
+        <w:t xml:space="preserve">  -servername www.pkitest.local</w:t>
+      </w:r>
+    </w:p>
+    <w:p>
+      <w:pPr>
+        <w:spacing w:before="60" w:after="60"/>
+        <w:ind w:left="567"/>
+        <w:shd w:val="clear" w:color="auto" w:fill="F0F0F0"/>
+      </w:pPr>
+      <w:r>
+        <w:rPr>
+          <w:rFonts w:ascii="Courier New" w:hAnsi="Courier New"/>
+          <w:sz w:val="18"/>
+        </w:rPr>
+        <w:t>Certificate chain</w:t>
+      </w:r>
+    </w:p>
+    <w:p>
+      <w:pPr>
+        <w:spacing w:before="60" w:after="60"/>
+        <w:ind w:left="567"/>
+        <w:shd w:val="clear" w:color="auto" w:fill="F0F0F0"/>
+      </w:pPr>
+      <w:r>
+        <w:rPr>
+          <w:rFonts w:ascii="Courier New" w:hAnsi="Courier New"/>
+          <w:sz w:val="18"/>
+        </w:rPr>
+        <w:t>Server certificate: CN=www.pkitest.local</w:t>
+      </w:r>
+    </w:p>
+    <w:p>
+      <w:pPr>
+        <w:spacing w:before="60" w:after="60"/>
+        <w:ind w:left="567"/>
+        <w:shd w:val="clear" w:color="auto" w:fill="F0F0F0"/>
+      </w:pPr>
+      <w:r>
+        <w:rPr>
+          <w:rFonts w:ascii="Courier New" w:hAnsi="Courier New"/>
+          <w:sz w:val="18"/>
+        </w:rPr>
+        <w:t>SSL handshake has read 4888 bytes and written 1791 bytes</w:t>
+      </w:r>
+    </w:p>
+    <w:p>
+      <w:pPr>
+        <w:spacing w:before="60" w:after="60"/>
+        <w:ind w:left="567"/>
+        <w:shd w:val="clear" w:color="auto" w:fill="F0F0F0"/>
+      </w:pPr>
+      <w:r>
+        <w:rPr>
+          <w:rFonts w:ascii="Courier New" w:hAnsi="Courier New"/>
+          <w:sz w:val="18"/>
+        </w:rPr>
+        <w:t>New, TLSv1.3, Cipher is TLS_AES_256_GCM_SHA384</w:t>
+      </w:r>
+    </w:p>
+    <w:p>
+      <w:pPr>
+        <w:spacing w:before="60" w:after="60"/>
+        <w:ind w:left="567"/>
+        <w:shd w:val="clear" w:color="auto" w:fill="F0F0F0"/>
+      </w:pPr>
+      <w:r>
+        <w:rPr>
+          <w:rFonts w:ascii="Courier New" w:hAnsi="Courier New"/>
+          <w:sz w:val="18"/>
+        </w:rPr>
+        <w:t>Verify return code: 0 (ok)</w:t>
+      </w:r>
+    </w:p>
+    <w:p>
+      <w:pPr>
+        <w:spacing w:before="60" w:after="60"/>
+        <w:ind w:left="567"/>
+        <w:shd w:val="clear" w:color="auto" w:fill="F0F0F0"/>
+      </w:pPr>
+      <w:r>
+        <w:rPr>
+          <w:rFonts w:ascii="Courier New" w:hAnsi="Courier New"/>
+          <w:sz w:val="18"/>
+        </w:rPr>
+        <w:t>depth=2 CN=PKI Lab Root CA → verify return:1</w:t>
+      </w:r>
+    </w:p>
+    <w:p>
+      <w:pPr>
+        <w:spacing w:before="60" w:after="60"/>
+        <w:ind w:left="567"/>
+        <w:shd w:val="clear" w:color="auto" w:fill="F0F0F0"/>
+      </w:pPr>
+      <w:r>
+        <w:rPr>
+          <w:rFonts w:ascii="Courier New" w:hAnsi="Courier New"/>
+          <w:sz w:val="18"/>
+        </w:rPr>
+        <w:t>depth=1 CN=PKI Lab Subordinate CA → verify return:1</w:t>
+      </w:r>
+    </w:p>
+    <w:p>
+      <w:pPr>
+        <w:spacing w:before="60" w:after="60"/>
+        <w:ind w:left="567"/>
+        <w:shd w:val="clear" w:color="auto" w:fill="F0F0F0"/>
+      </w:pPr>
+      <w:r>
+        <w:rPr>
+          <w:rFonts w:ascii="Courier New" w:hAnsi="Courier New"/>
+          <w:sz w:val="18"/>
+        </w:rPr>
+        <w:t>depth=0 CN=PKI Lab Client → verify return:1</w:t>
+      </w:r>
+    </w:p>
+    <w:p>
+      <w:pPr>
+        <w:ind w:firstLine="420"/>
+      </w:pPr>
+      <w:r>
+        <w:rPr>
+          <w:sz w:val="21"/>
+        </w:rPr>
+        <w:t>【测试B：不携带客户端证书——预期服务端拒绝】</w:t>
+      </w:r>
+    </w:p>
+    <w:p>
+      <w:pPr>
+        <w:spacing w:before="60" w:after="60"/>
+        <w:ind w:left="567"/>
+        <w:shd w:val="clear" w:color="auto" w:fill="F0F0F0"/>
+      </w:pPr>
+      <w:r>
+        <w:rPr>
+          <w:rFonts w:ascii="Courier New" w:hAnsi="Courier New"/>
+          <w:sz w:val="18"/>
+        </w:rPr>
+        <w:t>echo | openssl s_client -connect 127.0.0.1:44331 \</w:t>
+      </w:r>
+    </w:p>
+    <w:p>
+      <w:pPr>
+        <w:spacing w:before="60" w:after="60"/>
+        <w:ind w:left="567"/>
+        <w:shd w:val="clear" w:color="auto" w:fill="F0F0F0"/>
+      </w:pPr>
+      <w:r>
+        <w:rPr>
+          <w:rFonts w:ascii="Courier New" w:hAnsi="Courier New"/>
+          <w:sz w:val="18"/>
+        </w:rPr>
+        <w:t xml:space="preserve">  -CAfile rootca/certs/rootca.cert.pem -servername www.pkitest.local</w:t>
+      </w:r>
+    </w:p>
+    <w:p>
+      <w:pPr>
+        <w:spacing w:before="60" w:after="60"/>
+        <w:ind w:left="567"/>
+        <w:shd w:val="clear" w:color="auto" w:fill="F0F0F0"/>
+      </w:pPr>
+      <w:r>
+        <w:rPr>
+          <w:rFonts w:ascii="Courier New" w:hAnsi="Courier New"/>
+          <w:sz w:val="18"/>
+        </w:rPr>
+        <w:t>CONNECTED(00000003)</w:t>
+      </w:r>
+    </w:p>
+    <w:p>
+      <w:pPr>
+        <w:spacing w:before="60" w:after="60"/>
+        <w:ind w:left="567"/>
+        <w:shd w:val="clear" w:color="auto" w:fill="F0F0F0"/>
+      </w:pPr>
+      <w:r>
+        <w:rPr>
+          <w:rFonts w:ascii="Courier New" w:hAnsi="Courier New"/>
+          <w:sz w:val="18"/>
+        </w:rPr>
+        <w:t>SSL handshake has read 4888 bytes and written 429 bytes</w:t>
+      </w:r>
+    </w:p>
+    <w:p>
+      <w:pPr>
+        <w:spacing w:before="60" w:after="60"/>
+        <w:ind w:left="567"/>
+        <w:shd w:val="clear" w:color="auto" w:fill="F0F0F0"/>
+      </w:pPr>
+      <w:r>
+        <w:rPr>
+          <w:rFonts w:ascii="Courier New" w:hAnsi="Courier New"/>
+          <w:sz w:val="18"/>
+        </w:rPr>
+        <w:t>New, TLSv1.3, Cipher is TLS_AES_256_GCM_SHA384</w:t>
+      </w:r>
+    </w:p>
+    <w:p>
+      <w:pPr>
+        <w:spacing w:before="60" w:after="60"/>
+        <w:ind w:left="567"/>
+        <w:shd w:val="clear" w:color="auto" w:fill="F0F0F0"/>
+      </w:pPr>
+      <w:r>
+        <w:rPr>
+          <w:rFonts w:ascii="Courier New" w:hAnsi="Courier New"/>
+          <w:sz w:val="18"/>
+        </w:rPr>
+        <w:t>error:0A00045C:SSL routines:ssl3_read_bytes:tlsv13 alert certificate required</w:t>
+      </w:r>
+    </w:p>
+    <w:p>
+      <w:pPr>
+        <w:spacing w:before="60" w:after="60"/>
+        <w:ind w:left="567"/>
+        <w:shd w:val="clear" w:color="auto" w:fill="F0F0F0"/>
+      </w:pPr>
+      <w:r>
+        <w:rPr>
+          <w:rFonts w:ascii="Courier New" w:hAnsi="Courier New"/>
+          <w:sz w:val="18"/>
+        </w:rPr>
+        <w:t>SSL alert number 116</w:t>
+      </w:r>
+    </w:p>
+    <w:p>
+      <w:pPr>
+        <w:ind w:firstLine="420"/>
+      </w:pPr>
+      <w:r>
+        <w:rPr>
+          <w:sz w:val="21"/>
+        </w:rPr>
+        <w:t>【结论】测试A：携带合法客户端证书时，双向TLS握手成功，服务端验证客户端身份（Root→SubCA→Client三级链）；测试B：不携带客户端证书时，服务端发出alert certificate required（SSL alert 116），连接被拒绝；这验证了mTLS能有效防止未授权客户端访问受保护资源。</w:t>
+      </w:r>
+    </w:p>
+    <w:p>
+      <w:pPr/>
+      <w:r>
+        <w:rPr>
+          <w:b/>
+          <w:color w:val="003399"/>
+          <w:sz w:val="22"/>
+        </w:rPr>
+        <w:t>6.9 第六步：文件数字签名与验签实验</w:t>
+      </w:r>
+    </w:p>
+    <w:p>
+      <w:pPr>
+        <w:ind w:firstLine="420"/>
+      </w:pPr>
+      <w:r>
+        <w:rPr>
+          <w:sz w:val="21"/>
+        </w:rPr>
+        <w:t>【目的】使用服务器私钥对文件进行数字签名，用公钥验证签名有效性；并通过篡改文件验证签名的防篡改能力。</w:t>
+      </w:r>
+    </w:p>
+    <w:p>
+      <w:pPr>
+        <w:ind w:firstLine="420"/>
+      </w:pPr>
+      <w:r>
+        <w:rPr>
+          <w:sz w:val="21"/>
+        </w:rPr>
+        <w:t>【操作1】创建测试文件：</w:t>
+      </w:r>
+    </w:p>
+    <w:p>
+      <w:pPr>
+        <w:spacing w:before="60" w:after="60"/>
+        <w:ind w:left="567"/>
+        <w:shd w:val="clear" w:color="auto" w:fill="F0F0F0"/>
+      </w:pPr>
+      <w:r>
+        <w:rPr>
+          <w:rFonts w:ascii="Courier New" w:hAnsi="Courier New"/>
+          <w:sz w:val="18"/>
+        </w:rPr>
+        <w:t>echo "这是一份用于PKI实验测试的原始文档。" &gt; test/original.txt</w:t>
+      </w:r>
+    </w:p>
+    <w:p>
+      <w:pPr>
+        <w:spacing w:before="60" w:after="60"/>
+        <w:ind w:left="567"/>
+        <w:shd w:val="clear" w:color="auto" w:fill="F0F0F0"/>
+      </w:pPr>
+      <w:r>
+        <w:rPr>
+          <w:rFonts w:ascii="Courier New" w:hAnsi="Courier New"/>
+          <w:sz w:val="18"/>
+        </w:rPr>
+        <w:t>echo "文档内容：网络空间安全实验，基于OpenSSL的PKI体系。" &gt;&gt; test/original.txt</w:t>
+      </w:r>
+    </w:p>
+    <w:p>
+      <w:pPr>
+        <w:spacing w:before="60" w:after="60"/>
+        <w:ind w:left="567"/>
+        <w:shd w:val="clear" w:color="auto" w:fill="F0F0F0"/>
+      </w:pPr>
+      <w:r>
+        <w:rPr>
+          <w:rFonts w:ascii="Courier New" w:hAnsi="Courier New"/>
+          <w:sz w:val="18"/>
+        </w:rPr>
+        <w:t>echo "任何对此文件的篡改都将导致数字签名验证失败。" &gt;&gt; test/original.txt</w:t>
+      </w:r>
+    </w:p>
+    <w:p>
+      <w:pPr>
+        <w:spacing w:before="60" w:after="60"/>
+        <w:ind w:left="567"/>
+        <w:shd w:val="clear" w:color="auto" w:fill="F0F0F0"/>
+      </w:pPr>
+      <w:r>
+        <w:rPr>
+          <w:rFonts w:ascii="Courier New" w:hAnsi="Courier New"/>
+          <w:sz w:val="18"/>
+        </w:rPr>
+        <w:t>echo "创建时间：2026年5月10日" &gt;&gt; test/original.txt</w:t>
+      </w:r>
+    </w:p>
+    <w:p>
+      <w:pPr>
+        <w:ind w:firstLine="420"/>
+      </w:pPr>
+      <w:r>
+        <w:rPr>
+          <w:sz w:val="21"/>
+        </w:rPr>
+        <w:t>【操作2】使用服务器私钥SHA256数字签名：</w:t>
+      </w:r>
+    </w:p>
+    <w:p>
+      <w:pPr>
+        <w:spacing w:before="60" w:after="60"/>
+        <w:ind w:left="567"/>
+        <w:shd w:val="clear" w:color="auto" w:fill="F0F0F0"/>
+      </w:pPr>
+      <w:r>
+        <w:rPr>
+          <w:rFonts w:ascii="Courier New" w:hAnsi="Courier New"/>
+          <w:sz w:val="18"/>
+        </w:rPr>
+        <w:t>openssl dgst -sha256 -sign server/server.key.pem \</w:t>
+      </w:r>
+    </w:p>
+    <w:p>
+      <w:pPr>
+        <w:spacing w:before="60" w:after="60"/>
+        <w:ind w:left="567"/>
+        <w:shd w:val="clear" w:color="auto" w:fill="F0F0F0"/>
+      </w:pPr>
+      <w:r>
+        <w:rPr>
+          <w:rFonts w:ascii="Courier New" w:hAnsi="Courier New"/>
+          <w:sz w:val="18"/>
+        </w:rPr>
+        <w:t xml:space="preserve">  -out test/original.txt.sig test/original.txt</w:t>
+      </w:r>
+    </w:p>
+    <w:p>
+      <w:pPr>
+        <w:spacing w:before="60" w:after="60"/>
+        <w:ind w:left="567"/>
+        <w:shd w:val="clear" w:color="auto" w:fill="F0F0F0"/>
+      </w:pPr>
+      <w:r>
+        <w:rPr>
+          <w:rFonts w:ascii="Courier New" w:hAnsi="Courier New"/>
+          <w:sz w:val="18"/>
+        </w:rPr>
+        <w:t>签名文件大小: 256 字节（RSA-2048签名长度）</w:t>
+      </w:r>
+    </w:p>
+    <w:p>
+      <w:pPr>
+        <w:ind w:firstLine="420"/>
+      </w:pPr>
+      <w:r>
+        <w:rPr>
+          <w:sz w:val="21"/>
+        </w:rPr>
+        <w:t>【操作3】从证书提取公钥并验签：</w:t>
+      </w:r>
+    </w:p>
+    <w:p>
+      <w:pPr>
+        <w:spacing w:before="60" w:after="60"/>
+        <w:ind w:left="567"/>
+        <w:shd w:val="clear" w:color="auto" w:fill="F0F0F0"/>
+      </w:pPr>
+      <w:r>
+        <w:rPr>
+          <w:rFonts w:ascii="Courier New" w:hAnsi="Courier New"/>
+          <w:sz w:val="18"/>
+        </w:rPr>
+        <w:t>openssl x509 -pubkey -noout -in server/server.cert.pem &gt; test/server.pubkey.pem</w:t>
+      </w:r>
+    </w:p>
+    <w:p>
+      <w:pPr>
+        <w:spacing w:before="60" w:after="60"/>
+        <w:ind w:left="567"/>
+        <w:shd w:val="clear" w:color="auto" w:fill="F0F0F0"/>
+      </w:pPr>
+      <w:r>
+        <w:rPr>
+          <w:rFonts w:ascii="Courier New" w:hAnsi="Courier New"/>
+          <w:sz w:val="18"/>
+        </w:rPr>
+        <w:t>openssl dgst -sha256 -verify test/server.pubkey.pem \</w:t>
+      </w:r>
+    </w:p>
+    <w:p>
+      <w:pPr>
+        <w:spacing w:before="60" w:after="60"/>
+        <w:ind w:left="567"/>
+        <w:shd w:val="clear" w:color="auto" w:fill="F0F0F0"/>
+      </w:pPr>
+      <w:r>
+        <w:rPr>
+          <w:rFonts w:ascii="Courier New" w:hAnsi="Courier New"/>
+          <w:sz w:val="18"/>
+        </w:rPr>
+        <w:t xml:space="preserve">  -signature test/original.txt.sig test/original.txt</w:t>
+      </w:r>
+    </w:p>
+    <w:p>
+      <w:pPr>
+        <w:spacing w:before="60" w:after="60"/>
+        <w:ind w:left="567"/>
+        <w:shd w:val="clear" w:color="auto" w:fill="F0F0F0"/>
+      </w:pPr>
+      <w:r>
+        <w:rPr>
+          <w:rFonts w:ascii="Courier New" w:hAnsi="Courier New"/>
+          <w:sz w:val="18"/>
+        </w:rPr>
+        <w:t>Verified OK    ← 原始文件签名验证成功</w:t>
+      </w:r>
+    </w:p>
+    <w:p>
+      <w:pPr>
+        <w:ind w:firstLine="420"/>
+      </w:pPr>
+      <w:r>
+        <w:rPr>
+          <w:sz w:val="21"/>
+        </w:rPr>
+        <w:t>【操作4】模拟文件被篡改，重新验签：</w:t>
+      </w:r>
+    </w:p>
+    <w:p>
+      <w:pPr>
+        <w:spacing w:before="60" w:after="60"/>
+        <w:ind w:left="567"/>
+        <w:shd w:val="clear" w:color="auto" w:fill="F0F0F0"/>
+      </w:pPr>
+      <w:r>
+        <w:rPr>
+          <w:rFonts w:ascii="Courier New" w:hAnsi="Courier New"/>
+          <w:sz w:val="18"/>
+        </w:rPr>
+        <w:t>cp test/original.txt test/tampered.txt</w:t>
+      </w:r>
+    </w:p>
+    <w:p>
+      <w:pPr>
+        <w:spacing w:before="60" w:after="60"/>
+        <w:ind w:left="567"/>
+        <w:shd w:val="clear" w:color="auto" w:fill="F0F0F0"/>
+      </w:pPr>
+      <w:r>
+        <w:rPr>
+          <w:rFonts w:ascii="Courier New" w:hAnsi="Courier New"/>
+          <w:sz w:val="18"/>
+        </w:rPr>
+        <w:t>echo "【恶意篡改内容】黑客插入的虚假信息" &gt;&gt; test/tampered.txt</w:t>
+      </w:r>
+    </w:p>
+    <w:p>
+      <w:pPr>
+        <w:spacing w:before="60" w:after="60"/>
+        <w:ind w:left="567"/>
+        <w:shd w:val="clear" w:color="auto" w:fill="F0F0F0"/>
+      </w:pPr>
+      <w:r>
+        <w:rPr>
+          <w:rFonts w:ascii="Courier New" w:hAnsi="Courier New"/>
+          <w:sz w:val="18"/>
+        </w:rPr>
+        <w:t>openssl dgst -sha256 -verify test/server.pubkey.pem \</w:t>
+      </w:r>
+    </w:p>
+    <w:p>
+      <w:pPr>
+        <w:spacing w:before="60" w:after="60"/>
+        <w:ind w:left="567"/>
+        <w:shd w:val="clear" w:color="auto" w:fill="F0F0F0"/>
+      </w:pPr>
+      <w:r>
+        <w:rPr>
+          <w:rFonts w:ascii="Courier New" w:hAnsi="Courier New"/>
+          <w:sz w:val="18"/>
+        </w:rPr>
+        <w:t xml:space="preserve">  -signature test/original.txt.sig test/tampered.txt</w:t>
+      </w:r>
+    </w:p>
+    <w:p>
+      <w:pPr>
+        <w:spacing w:before="60" w:after="60"/>
+        <w:ind w:left="567"/>
+        <w:shd w:val="clear" w:color="auto" w:fill="F0F0F0"/>
+      </w:pPr>
+      <w:r>
+        <w:rPr>
+          <w:rFonts w:ascii="Courier New" w:hAnsi="Courier New"/>
+          <w:sz w:val="18"/>
+        </w:rPr>
+        <w:t>Verification failure</w:t>
+      </w:r>
+    </w:p>
+    <w:p>
+      <w:pPr>
+        <w:spacing w:before="60" w:after="60"/>
+        <w:ind w:left="567"/>
+        <w:shd w:val="clear" w:color="auto" w:fill="F0F0F0"/>
+      </w:pPr>
+      <w:r>
+        <w:rPr>
+          <w:rFonts w:ascii="Courier New" w:hAnsi="Courier New"/>
+          <w:sz w:val="18"/>
+        </w:rPr>
+        <w:t>error:02000068:rsa routines:ossl_rsa_verify:bad signature</w:t>
+      </w:r>
+    </w:p>
+    <w:p>
+      <w:pPr>
+        <w:spacing w:before="60" w:after="60"/>
+        <w:ind w:left="567"/>
+        <w:shd w:val="clear" w:color="auto" w:fill="F0F0F0"/>
+      </w:pPr>
+      <w:r>
+        <w:rPr>
+          <w:rFonts w:ascii="Courier New" w:hAnsi="Courier New"/>
+          <w:sz w:val="18"/>
+        </w:rPr>
+        <w:t>← 签名验证失败！篡改被检测到</w:t>
+      </w:r>
+    </w:p>
+    <w:p>
+      <w:pPr>
+        <w:ind w:firstLine="420"/>
+      </w:pPr>
+      <w:r>
+        <w:rPr>
+          <w:sz w:val="21"/>
+        </w:rPr>
+        <w:t>【结论】对原始文件验签：Verified OK，签名有效；对篡改文件验签：Verification failure，签名不匹配；这证明数字签名能检测任何内容篡改（哪怕仅修改一个字节），保障数据完整性和不可抵赖性。</w:t>
+      </w:r>
+    </w:p>
+    <w:p>
+      <w:pPr/>
+      <w:r>
+        <w:rPr>
+          <w:b/>
+          <w:color w:val="003399"/>
+          <w:sz w:val="22"/>
+        </w:rPr>
+        <w:t>6.10 第七步：文件非对称加解密实验</w:t>
+      </w:r>
+    </w:p>
+    <w:p>
+      <w:pPr>
+        <w:ind w:firstLine="420"/>
+      </w:pPr>
+      <w:r>
+        <w:rPr>
+          <w:sz w:val="21"/>
+        </w:rPr>
+        <w:t>【目的】使用RSA公钥加密文件，私钥解密，验证非对称加密的完整流程和数据保密性。</w:t>
+      </w:r>
+    </w:p>
+    <w:p>
+      <w:pPr>
+        <w:ind w:firstLine="420"/>
+      </w:pPr>
+      <w:r>
+        <w:rPr>
+          <w:sz w:val="21"/>
+        </w:rPr>
+        <w:t>【操作1】公钥加密（用接收方公钥加密，只有持有对应私钥者才能解密）：</w:t>
+      </w:r>
+    </w:p>
+    <w:p>
+      <w:pPr>
+        <w:spacing w:before="60" w:after="60"/>
+        <w:ind w:left="567"/>
+        <w:shd w:val="clear" w:color="auto" w:fill="F0F0F0"/>
+      </w:pPr>
+      <w:r>
+        <w:rPr>
+          <w:rFonts w:ascii="Courier New" w:hAnsi="Courier New"/>
+          <w:sz w:val="18"/>
+        </w:rPr>
+        <w:t>openssl pkeyutl -encrypt \</w:t>
+      </w:r>
+    </w:p>
+    <w:p>
+      <w:pPr>
+        <w:spacing w:before="60" w:after="60"/>
+        <w:ind w:left="567"/>
+        <w:shd w:val="clear" w:color="auto" w:fill="F0F0F0"/>
+      </w:pPr>
+      <w:r>
+        <w:rPr>
+          <w:rFonts w:ascii="Courier New" w:hAnsi="Courier New"/>
+          <w:sz w:val="18"/>
+        </w:rPr>
+        <w:t xml:space="preserve">  -pubin -inkey test/server.pubkey.pem \</w:t>
+      </w:r>
+    </w:p>
+    <w:p>
+      <w:pPr>
+        <w:spacing w:before="60" w:after="60"/>
+        <w:ind w:left="567"/>
+        <w:shd w:val="clear" w:color="auto" w:fill="F0F0F0"/>
+      </w:pPr>
+      <w:r>
+        <w:rPr>
+          <w:rFonts w:ascii="Courier New" w:hAnsi="Courier New"/>
+          <w:sz w:val="18"/>
+        </w:rPr>
+        <w:t xml:space="preserve">  -in test/original.txt \</w:t>
+      </w:r>
+    </w:p>
+    <w:p>
+      <w:pPr>
+        <w:spacing w:before="60" w:after="60"/>
+        <w:ind w:left="567"/>
+        <w:shd w:val="clear" w:color="auto" w:fill="F0F0F0"/>
+      </w:pPr>
+      <w:r>
+        <w:rPr>
+          <w:rFonts w:ascii="Courier New" w:hAnsi="Courier New"/>
+          <w:sz w:val="18"/>
+        </w:rPr>
+        <w:t xml:space="preserve">  -out test/original.txt.enc</w:t>
+      </w:r>
+    </w:p>
+    <w:p>
+      <w:pPr>
+        <w:spacing w:before="60" w:after="60"/>
+        <w:ind w:left="567"/>
+        <w:shd w:val="clear" w:color="auto" w:fill="F0F0F0"/>
+      </w:pPr>
+      <w:r>
+        <w:rPr>
+          <w:rFonts w:ascii="Courier New" w:hAnsi="Courier New"/>
+          <w:sz w:val="18"/>
+        </w:rPr>
+        <w:t>加密文件大小: 256 字节（原文 222 字节）</w:t>
+      </w:r>
+    </w:p>
+    <w:p>
+      <w:pPr>
+        <w:ind w:firstLine="420"/>
+      </w:pPr>
+      <w:r>
+        <w:rPr>
+          <w:sz w:val="21"/>
+        </w:rPr>
+        <w:t>【操作2】查看密文（不可读）：</w:t>
+      </w:r>
+    </w:p>
+    <w:p>
+      <w:pPr>
+        <w:spacing w:before="60" w:after="60"/>
+        <w:ind w:left="567"/>
+        <w:shd w:val="clear" w:color="auto" w:fill="F0F0F0"/>
+      </w:pPr>
+      <w:r>
+        <w:rPr>
+          <w:rFonts w:ascii="Courier New" w:hAnsi="Courier New"/>
+          <w:sz w:val="18"/>
+        </w:rPr>
+        <w:t>xxd test/original.txt.enc | head -5</w:t>
+      </w:r>
+    </w:p>
+    <w:p>
+      <w:pPr>
+        <w:spacing w:before="60" w:after="60"/>
+        <w:ind w:left="567"/>
+        <w:shd w:val="clear" w:color="auto" w:fill="F0F0F0"/>
+      </w:pPr>
+      <w:r>
+        <w:rPr>
+          <w:rFonts w:ascii="Courier New" w:hAnsi="Courier New"/>
+          <w:sz w:val="18"/>
+        </w:rPr>
+        <w:t>00000000: a705 01f9 8bf2 a2ed 27f9 77b2 47fe c750  ........'.w.G..P</w:t>
+      </w:r>
+    </w:p>
+    <w:p>
+      <w:pPr>
+        <w:spacing w:before="60" w:after="60"/>
+        <w:ind w:left="567"/>
+        <w:shd w:val="clear" w:color="auto" w:fill="F0F0F0"/>
+      </w:pPr>
+      <w:r>
+        <w:rPr>
+          <w:rFonts w:ascii="Courier New" w:hAnsi="Courier New"/>
+          <w:sz w:val="18"/>
+        </w:rPr>
+        <w:t>00000010: 487c b055 02d7 cb66 9d38 b235 4eb9 e37a  H|.U...f.8.5N..z</w:t>
+      </w:r>
+    </w:p>
+    <w:p>
+      <w:pPr>
+        <w:spacing w:before="60" w:after="60"/>
+        <w:ind w:left="567"/>
+        <w:shd w:val="clear" w:color="auto" w:fill="F0F0F0"/>
+      </w:pPr>
+      <w:r>
+        <w:rPr>
+          <w:rFonts w:ascii="Courier New" w:hAnsi="Courier New"/>
+          <w:sz w:val="18"/>
+        </w:rPr>
+        <w:t>00000020: 15a7 39d4 af1d 580b dfa4 b120 662d 4039  ..9...X.... f-@9</w:t>
+      </w:r>
+    </w:p>
+    <w:p>
+      <w:pPr>
+        <w:spacing w:before="60" w:after="60"/>
+        <w:ind w:left="567"/>
+        <w:shd w:val="clear" w:color="auto" w:fill="F0F0F0"/>
+      </w:pPr>
+      <w:r>
+        <w:rPr>
+          <w:rFonts w:ascii="Courier New" w:hAnsi="Courier New"/>
+          <w:sz w:val="18"/>
+        </w:rPr>
+        <w:t>← 密文为乱码，无法还原为明文内容</w:t>
+      </w:r>
+    </w:p>
+    <w:p>
+      <w:pPr>
+        <w:ind w:firstLine="420"/>
+      </w:pPr>
+      <w:r>
+        <w:rPr>
+          <w:sz w:val="21"/>
+        </w:rPr>
+        <w:t>【操作3】私钥解密：</w:t>
+      </w:r>
+    </w:p>
+    <w:p>
+      <w:pPr>
+        <w:spacing w:before="60" w:after="60"/>
+        <w:ind w:left="567"/>
+        <w:shd w:val="clear" w:color="auto" w:fill="F0F0F0"/>
+      </w:pPr>
+      <w:r>
+        <w:rPr>
+          <w:rFonts w:ascii="Courier New" w:hAnsi="Courier New"/>
+          <w:sz w:val="18"/>
+        </w:rPr>
+        <w:t>openssl pkeyutl -decrypt \</w:t>
+      </w:r>
+    </w:p>
+    <w:p>
+      <w:pPr>
+        <w:spacing w:before="60" w:after="60"/>
+        <w:ind w:left="567"/>
+        <w:shd w:val="clear" w:color="auto" w:fill="F0F0F0"/>
+      </w:pPr>
+      <w:r>
+        <w:rPr>
+          <w:rFonts w:ascii="Courier New" w:hAnsi="Courier New"/>
+          <w:sz w:val="18"/>
+        </w:rPr>
+        <w:t xml:space="preserve">  -inkey server/server.key.pem \</w:t>
+      </w:r>
+    </w:p>
+    <w:p>
+      <w:pPr>
+        <w:spacing w:before="60" w:after="60"/>
+        <w:ind w:left="567"/>
+        <w:shd w:val="clear" w:color="auto" w:fill="F0F0F0"/>
+      </w:pPr>
+      <w:r>
+        <w:rPr>
+          <w:rFonts w:ascii="Courier New" w:hAnsi="Courier New"/>
+          <w:sz w:val="18"/>
+        </w:rPr>
+        <w:t xml:space="preserve">  -in test/original.txt.enc \</w:t>
+      </w:r>
+    </w:p>
+    <w:p>
+      <w:pPr>
+        <w:spacing w:before="60" w:after="60"/>
+        <w:ind w:left="567"/>
+        <w:shd w:val="clear" w:color="auto" w:fill="F0F0F0"/>
+      </w:pPr>
+      <w:r>
+        <w:rPr>
+          <w:rFonts w:ascii="Courier New" w:hAnsi="Courier New"/>
+          <w:sz w:val="18"/>
+        </w:rPr>
+        <w:t xml:space="preserve">  -out test/decrypted.txt</w:t>
+      </w:r>
+    </w:p>
+    <w:p>
+      <w:pPr>
+        <w:spacing w:before="60" w:after="60"/>
+        <w:ind w:left="567"/>
+        <w:shd w:val="clear" w:color="auto" w:fill="F0F0F0"/>
+      </w:pPr>
+      <w:r>
+        <w:rPr>
+          <w:rFonts w:ascii="Courier New" w:hAnsi="Courier New"/>
+          <w:sz w:val="18"/>
+        </w:rPr>
+        <w:t>diff test/original.txt test/decrypted.txt &amp;&amp; echo '验证通过：原文与解密结果完全一致'</w:t>
+      </w:r>
+    </w:p>
+    <w:p>
+      <w:pPr>
+        <w:spacing w:before="60" w:after="60"/>
+        <w:ind w:left="567"/>
+        <w:shd w:val="clear" w:color="auto" w:fill="F0F0F0"/>
+      </w:pPr>
+      <w:r>
+        <w:rPr>
+          <w:rFonts w:ascii="Courier New" w:hAnsi="Courier New"/>
+          <w:sz w:val="18"/>
+        </w:rPr>
+        <w:t>验证通过：原文与解密结果完全一致</w:t>
+      </w:r>
+    </w:p>
+    <w:p>
+      <w:pPr>
+        <w:spacing w:before="60" w:after="60"/>
+        <w:ind w:left="567"/>
+        <w:shd w:val="clear" w:color="auto" w:fill="F0F0F0"/>
+      </w:pPr>
+      <w:r>
+        <w:rPr>
+          <w:rFonts w:ascii="Courier New" w:hAnsi="Courier New"/>
+          <w:sz w:val="18"/>
+        </w:rPr>
+        <w:t>← 私钥解密后内容与原文完全相同</w:t>
+      </w:r>
+    </w:p>
+    <w:p>
+      <w:pPr>
+        <w:ind w:firstLine="420"/>
+      </w:pPr>
+      <w:r>
+        <w:rPr>
+          <w:sz w:val="21"/>
+        </w:rPr>
+        <w:t>【结论】RSA公钥加密成功，密文为256字节（RSA-2048密文大小）；密文不可读，验证了加密保密性；私钥解密成功，解密结果与原文bit-for-bit一致；验证了RSA非对称加密[公钥加密、私钥解密]的基本工作原理。</w:t>
+      </w:r>
+    </w:p>
+    <w:p>
+      <w:pPr/>
+      <w:r>
+        <w:rPr>
+          <w:b/>
+          <w:color w:val="003399"/>
+          <w:sz w:val="22"/>
+        </w:rPr>
+        <w:t>6.11 第八步：证书吊销（CRL）实验</w:t>
+      </w:r>
+    </w:p>
+    <w:p>
+      <w:pPr>
+        <w:ind w:firstLine="420"/>
+      </w:pPr>
+      <w:r>
+        <w:rPr>
+          <w:sz w:val="21"/>
+        </w:rPr>
+        <w:t>【目的】模拟服务器私钥泄露场景，使用二级CA吊销服务器证书，生成证书吊销列表（CRL），并验证吊销后证书不再被信任。</w:t>
+      </w:r>
+    </w:p>
+    <w:p>
+      <w:pPr>
+        <w:ind w:firstLine="420"/>
+      </w:pPr>
+      <w:r>
+        <w:rPr>
+          <w:sz w:val="21"/>
+        </w:rPr>
+        <w:t>【背景】服务器私钥被怀疑泄露，需立即吊销对应证书，防止攻击者冒充服务器。</w:t>
+      </w:r>
+    </w:p>
+    <w:p>
+      <w:pPr>
+        <w:ind w:firstLine="420"/>
+      </w:pPr>
+      <w:r>
+        <w:rPr>
+          <w:sz w:val="21"/>
+        </w:rPr>
+        <w:t>【操作1】二级CA吊销服务器证书（吊销原因：keyCompromise）：</w:t>
+      </w:r>
+    </w:p>
+    <w:p>
+      <w:pPr>
+        <w:spacing w:before="60" w:after="60"/>
+        <w:ind w:left="567"/>
+        <w:shd w:val="clear" w:color="auto" w:fill="F0F0F0"/>
+      </w:pPr>
+      <w:r>
+        <w:rPr>
+          <w:rFonts w:ascii="Courier New" w:hAnsi="Courier New"/>
+          <w:sz w:val="18"/>
+        </w:rPr>
+        <w:t>openssl ca -config subca/openssl.cnf \</w:t>
+      </w:r>
+    </w:p>
+    <w:p>
+      <w:pPr>
+        <w:spacing w:before="60" w:after="60"/>
+        <w:ind w:left="567"/>
+        <w:shd w:val="clear" w:color="auto" w:fill="F0F0F0"/>
+      </w:pPr>
+      <w:r>
+        <w:rPr>
+          <w:rFonts w:ascii="Courier New" w:hAnsi="Courier New"/>
+          <w:sz w:val="18"/>
+        </w:rPr>
+        <w:t xml:space="preserve">  -passin pass:SubCA@2026 \</w:t>
+      </w:r>
+    </w:p>
+    <w:p>
+      <w:pPr>
+        <w:spacing w:before="60" w:after="60"/>
+        <w:ind w:left="567"/>
+        <w:shd w:val="clear" w:color="auto" w:fill="F0F0F0"/>
+      </w:pPr>
+      <w:r>
+        <w:rPr>
+          <w:rFonts w:ascii="Courier New" w:hAnsi="Courier New"/>
+          <w:sz w:val="18"/>
+        </w:rPr>
+        <w:t xml:space="preserve">  -revoke server/server.cert.pem \</w:t>
+      </w:r>
+    </w:p>
+    <w:p>
+      <w:pPr>
+        <w:spacing w:before="60" w:after="60"/>
+        <w:ind w:left="567"/>
+        <w:shd w:val="clear" w:color="auto" w:fill="F0F0F0"/>
+      </w:pPr>
+      <w:r>
+        <w:rPr>
+          <w:rFonts w:ascii="Courier New" w:hAnsi="Courier New"/>
+          <w:sz w:val="18"/>
+        </w:rPr>
+        <w:t xml:space="preserve">  -crl_reason keyCompromise</w:t>
+      </w:r>
+    </w:p>
+    <w:p>
+      <w:pPr>
+        <w:spacing w:before="60" w:after="60"/>
+        <w:ind w:left="567"/>
+        <w:shd w:val="clear" w:color="auto" w:fill="F0F0F0"/>
+      </w:pPr>
+      <w:r>
+        <w:rPr>
+          <w:rFonts w:ascii="Courier New" w:hAnsi="Courier New"/>
+          <w:sz w:val="18"/>
+        </w:rPr>
+        <w:t>Using configuration from subca/openssl.cnf</w:t>
+      </w:r>
+    </w:p>
+    <w:p>
+      <w:pPr>
+        <w:spacing w:before="60" w:after="60"/>
+        <w:ind w:left="567"/>
+        <w:shd w:val="clear" w:color="auto" w:fill="F0F0F0"/>
+      </w:pPr>
+      <w:r>
+        <w:rPr>
+          <w:rFonts w:ascii="Courier New" w:hAnsi="Courier New"/>
+          <w:sz w:val="18"/>
+        </w:rPr>
+        <w:t>Revoking Certificate 01.</w:t>
+      </w:r>
+    </w:p>
+    <w:p>
+      <w:pPr>
+        <w:spacing w:before="60" w:after="60"/>
+        <w:ind w:left="567"/>
+        <w:shd w:val="clear" w:color="auto" w:fill="F0F0F0"/>
+      </w:pPr>
+      <w:r>
+        <w:rPr>
+          <w:rFonts w:ascii="Courier New" w:hAnsi="Courier New"/>
+          <w:sz w:val="18"/>
+        </w:rPr>
+        <w:t>Database updated</w:t>
+      </w:r>
+    </w:p>
+    <w:p>
+      <w:pPr>
+        <w:ind w:firstLine="420"/>
+      </w:pPr>
+      <w:r>
+        <w:rPr>
+          <w:sz w:val="21"/>
+        </w:rPr>
+        <w:t>【操作2】生成新的CRL文件：</w:t>
+      </w:r>
+    </w:p>
+    <w:p>
+      <w:pPr>
+        <w:spacing w:before="60" w:after="60"/>
+        <w:ind w:left="567"/>
+        <w:shd w:val="clear" w:color="auto" w:fill="F0F0F0"/>
+      </w:pPr>
+      <w:r>
+        <w:rPr>
+          <w:rFonts w:ascii="Courier New" w:hAnsi="Courier New"/>
+          <w:sz w:val="18"/>
+        </w:rPr>
+        <w:t>openssl ca -config subca/openssl.cnf \</w:t>
+      </w:r>
+    </w:p>
+    <w:p>
+      <w:pPr>
+        <w:spacing w:before="60" w:after="60"/>
+        <w:ind w:left="567"/>
+        <w:shd w:val="clear" w:color="auto" w:fill="F0F0F0"/>
+      </w:pPr>
+      <w:r>
+        <w:rPr>
+          <w:rFonts w:ascii="Courier New" w:hAnsi="Courier New"/>
+          <w:sz w:val="18"/>
+        </w:rPr>
+        <w:t xml:space="preserve">  -passin pass:SubCA@2026 \</w:t>
+      </w:r>
+    </w:p>
+    <w:p>
+      <w:pPr>
+        <w:spacing w:before="60" w:after="60"/>
+        <w:ind w:left="567"/>
+        <w:shd w:val="clear" w:color="auto" w:fill="F0F0F0"/>
+      </w:pPr>
+      <w:r>
+        <w:rPr>
+          <w:rFonts w:ascii="Courier New" w:hAnsi="Courier New"/>
+          <w:sz w:val="18"/>
+        </w:rPr>
+        <w:t xml:space="preserve">  -gencrl -out subca/crl/subca.crl.pem</w:t>
+      </w:r>
+    </w:p>
+    <w:p>
+      <w:pPr>
+        <w:ind w:firstLine="420"/>
+      </w:pPr>
+      <w:r>
+        <w:rPr>
+          <w:sz w:val="21"/>
+        </w:rPr>
+        <w:t>【操作3】查看CRL内容（关键字段）：</w:t>
+      </w:r>
+    </w:p>
+    <w:p>
+      <w:pPr>
+        <w:spacing w:before="60" w:after="60"/>
+        <w:ind w:left="567"/>
+        <w:shd w:val="clear" w:color="auto" w:fill="F0F0F0"/>
+      </w:pPr>
+      <w:r>
+        <w:rPr>
+          <w:rFonts w:ascii="Courier New" w:hAnsi="Courier New"/>
+          <w:sz w:val="18"/>
+        </w:rPr>
+        <w:t>openssl crl -in subca/crl/subca.crl.pem -noout -text</w:t>
+      </w:r>
+    </w:p>
+    <w:p>
+      <w:pPr>
+        <w:spacing w:before="60" w:after="60"/>
+        <w:ind w:left="567"/>
+        <w:shd w:val="clear" w:color="auto" w:fill="F0F0F0"/>
+      </w:pPr>
+      <w:r>
+        <w:rPr>
+          <w:rFonts w:ascii="Courier New" w:hAnsi="Courier New"/>
+          <w:sz w:val="18"/>
+        </w:rPr>
+        <w:t>Certificate Revocation List (CRL):</w:t>
+      </w:r>
+    </w:p>
+    <w:p>
+      <w:pPr>
+        <w:spacing w:before="60" w:after="60"/>
+        <w:ind w:left="567"/>
+        <w:shd w:val="clear" w:color="auto" w:fill="F0F0F0"/>
+      </w:pPr>
+      <w:r>
+        <w:rPr>
+          <w:rFonts w:ascii="Courier New" w:hAnsi="Courier New"/>
+          <w:sz w:val="18"/>
+        </w:rPr>
+        <w:t xml:space="preserve">        Version 2 (0x1)</w:t>
+      </w:r>
+    </w:p>
+    <w:p>
+      <w:pPr>
+        <w:spacing w:before="60" w:after="60"/>
+        <w:ind w:left="567"/>
+        <w:shd w:val="clear" w:color="auto" w:fill="F0F0F0"/>
+      </w:pPr>
+      <w:r>
+        <w:rPr>
+          <w:rFonts w:ascii="Courier New" w:hAnsi="Courier New"/>
+          <w:sz w:val="18"/>
+        </w:rPr>
+        <w:t xml:space="preserve">        Signature Algorithm: sha256WithRSAEncryption</w:t>
+      </w:r>
+    </w:p>
+    <w:p>
+      <w:pPr>
+        <w:spacing w:before="60" w:after="60"/>
+        <w:ind w:left="567"/>
+        <w:shd w:val="clear" w:color="auto" w:fill="F0F0F0"/>
+      </w:pPr>
+      <w:r>
+        <w:rPr>
+          <w:rFonts w:ascii="Courier New" w:hAnsi="Courier New"/>
+          <w:sz w:val="18"/>
+        </w:rPr>
+        <w:t xml:space="preserve">        Issuer: C=CN, ST=Sichuan, O=PKI Lab Organization, OU=Sub CA, CN=PKI Lab Subordinate CA</w:t>
+      </w:r>
+    </w:p>
+    <w:p>
+      <w:pPr>
+        <w:spacing w:before="60" w:after="60"/>
+        <w:ind w:left="567"/>
+        <w:shd w:val="clear" w:color="auto" w:fill="F0F0F0"/>
+      </w:pPr>
+      <w:r>
+        <w:rPr>
+          <w:rFonts w:ascii="Courier New" w:hAnsi="Courier New"/>
+          <w:sz w:val="18"/>
+        </w:rPr>
+        <w:t xml:space="preserve">        Last Update: May 10 05:33:53 2026 GMT</w:t>
+      </w:r>
+    </w:p>
+    <w:p>
+      <w:pPr>
+        <w:spacing w:before="60" w:after="60"/>
+        <w:ind w:left="567"/>
+        <w:shd w:val="clear" w:color="auto" w:fill="F0F0F0"/>
+      </w:pPr>
+      <w:r>
+        <w:rPr>
+          <w:rFonts w:ascii="Courier New" w:hAnsi="Courier New"/>
+          <w:sz w:val="18"/>
+        </w:rPr>
+        <w:t xml:space="preserve">        Next Update: Jun  9 05:33:53 2026 GMT</w:t>
+      </w:r>
+    </w:p>
+    <w:p>
+      <w:pPr>
+        <w:spacing w:before="60" w:after="60"/>
+        <w:ind w:left="567"/>
+        <w:shd w:val="clear" w:color="auto" w:fill="F0F0F0"/>
+      </w:pPr>
+      <w:r>
+        <w:rPr>
+          <w:rFonts w:ascii="Courier New" w:hAnsi="Courier New"/>
+          <w:sz w:val="18"/>
+        </w:rPr>
+        <w:t>Revoked Certificates:</w:t>
+      </w:r>
+    </w:p>
+    <w:p>
+      <w:pPr>
+        <w:spacing w:before="60" w:after="60"/>
+        <w:ind w:left="567"/>
+        <w:shd w:val="clear" w:color="auto" w:fill="F0F0F0"/>
+      </w:pPr>
+      <w:r>
+        <w:rPr>
+          <w:rFonts w:ascii="Courier New" w:hAnsi="Courier New"/>
+          <w:sz w:val="18"/>
+        </w:rPr>
+        <w:t xml:space="preserve">    Serial Number: 01</w:t>
+      </w:r>
+    </w:p>
+    <w:p>
+      <w:pPr>
+        <w:spacing w:before="60" w:after="60"/>
+        <w:ind w:left="567"/>
+        <w:shd w:val="clear" w:color="auto" w:fill="F0F0F0"/>
+      </w:pPr>
+      <w:r>
+        <w:rPr>
+          <w:rFonts w:ascii="Courier New" w:hAnsi="Courier New"/>
+          <w:sz w:val="18"/>
+        </w:rPr>
+        <w:t xml:space="preserve">        Revocation Date: May 10 05:33:53 2026 GMT</w:t>
+      </w:r>
+    </w:p>
+    <w:p>
+      <w:pPr>
+        <w:spacing w:before="60" w:after="60"/>
+        <w:ind w:left="567"/>
+        <w:shd w:val="clear" w:color="auto" w:fill="F0F0F0"/>
+      </w:pPr>
+      <w:r>
+        <w:rPr>
+          <w:rFonts w:ascii="Courier New" w:hAnsi="Courier New"/>
+          <w:sz w:val="18"/>
+        </w:rPr>
+        <w:t xml:space="preserve">        CRL entry extensions:</w:t>
+      </w:r>
+    </w:p>
+    <w:p>
+      <w:pPr>
+        <w:spacing w:before="60" w:after="60"/>
+        <w:ind w:left="567"/>
+        <w:shd w:val="clear" w:color="auto" w:fill="F0F0F0"/>
+      </w:pPr>
+      <w:r>
+        <w:rPr>
+          <w:rFonts w:ascii="Courier New" w:hAnsi="Courier New"/>
+          <w:sz w:val="18"/>
+        </w:rPr>
+        <w:t xml:space="preserve">            X509v3 CRL Reason Code: Key Compromise</w:t>
+      </w:r>
+    </w:p>
+    <w:p>
+      <w:pPr>
+        <w:ind w:firstLine="420"/>
+      </w:pPr>
+      <w:r>
+        <w:rPr>
+          <w:sz w:val="21"/>
+        </w:rPr>
+        <w:t>【操作4】验证吊销效果——CRL检查下服务器证书验证应失败：</w:t>
+      </w:r>
+    </w:p>
+    <w:p>
+      <w:pPr>
+        <w:spacing w:before="60" w:after="60"/>
+        <w:ind w:left="567"/>
+        <w:shd w:val="clear" w:color="auto" w:fill="F0F0F0"/>
+      </w:pPr>
+      <w:r>
+        <w:rPr>
+          <w:rFonts w:ascii="Courier New" w:hAnsi="Courier New"/>
+          <w:sz w:val="18"/>
+        </w:rPr>
+        <w:t>openssl verify \</w:t>
+      </w:r>
+    </w:p>
+    <w:p>
+      <w:pPr>
+        <w:spacing w:before="60" w:after="60"/>
+        <w:ind w:left="567"/>
+        <w:shd w:val="clear" w:color="auto" w:fill="F0F0F0"/>
+      </w:pPr>
+      <w:r>
+        <w:rPr>
+          <w:rFonts w:ascii="Courier New" w:hAnsi="Courier New"/>
+          <w:sz w:val="18"/>
+        </w:rPr>
+        <w:t xml:space="preserve">  -CAfile rootca/certs/rootca.cert.pem \</w:t>
+      </w:r>
+    </w:p>
+    <w:p>
+      <w:pPr>
+        <w:spacing w:before="60" w:after="60"/>
+        <w:ind w:left="567"/>
+        <w:shd w:val="clear" w:color="auto" w:fill="F0F0F0"/>
+      </w:pPr>
+      <w:r>
+        <w:rPr>
+          <w:rFonts w:ascii="Courier New" w:hAnsi="Courier New"/>
+          <w:sz w:val="18"/>
+        </w:rPr>
+        <w:t xml:space="preserve">  -untrusted subca/certs/subca.cert.pem \</w:t>
+      </w:r>
+    </w:p>
+    <w:p>
+      <w:pPr>
+        <w:spacing w:before="60" w:after="60"/>
+        <w:ind w:left="567"/>
+        <w:shd w:val="clear" w:color="auto" w:fill="F0F0F0"/>
+      </w:pPr>
+      <w:r>
+        <w:rPr>
+          <w:rFonts w:ascii="Courier New" w:hAnsi="Courier New"/>
+          <w:sz w:val="18"/>
+        </w:rPr>
+        <w:t xml:space="preserve">  -crl_check \</w:t>
+      </w:r>
+    </w:p>
+    <w:p>
+      <w:pPr>
+        <w:spacing w:before="60" w:after="60"/>
+        <w:ind w:left="567"/>
+        <w:shd w:val="clear" w:color="auto" w:fill="F0F0F0"/>
+      </w:pPr>
+      <w:r>
+        <w:rPr>
+          <w:rFonts w:ascii="Courier New" w:hAnsi="Courier New"/>
+          <w:sz w:val="18"/>
+        </w:rPr>
+        <w:t xml:space="preserve">  -CRLfile subca/crl/subca.crl.pem \</w:t>
+      </w:r>
+    </w:p>
+    <w:p>
+      <w:pPr>
+        <w:spacing w:before="60" w:after="60"/>
+        <w:ind w:left="567"/>
+        <w:shd w:val="clear" w:color="auto" w:fill="F0F0F0"/>
+      </w:pPr>
+      <w:r>
+        <w:rPr>
+          <w:rFonts w:ascii="Courier New" w:hAnsi="Courier New"/>
+          <w:sz w:val="18"/>
+        </w:rPr>
+        <w:t xml:space="preserve">  server/server.cert.pem</w:t>
+      </w:r>
+    </w:p>
+    <w:p>
+      <w:pPr>
+        <w:spacing w:before="60" w:after="60"/>
+        <w:ind w:left="567"/>
+        <w:shd w:val="clear" w:color="auto" w:fill="F0F0F0"/>
+      </w:pPr>
+      <w:r>
+        <w:rPr>
+          <w:rFonts w:ascii="Courier New" w:hAnsi="Courier New"/>
+          <w:sz w:val="18"/>
+        </w:rPr>
+        <w:t>error 23 at 0 depth lookup: certificate revoked</w:t>
+      </w:r>
+    </w:p>
+    <w:p>
+      <w:pPr>
+        <w:spacing w:before="60" w:after="60"/>
+        <w:ind w:left="567"/>
+        <w:shd w:val="clear" w:color="auto" w:fill="F0F0F0"/>
+      </w:pPr>
+      <w:r>
+        <w:rPr>
+          <w:rFonts w:ascii="Courier New" w:hAnsi="Courier New"/>
+          <w:sz w:val="18"/>
+        </w:rPr>
+        <w:t>error server/server.cert.pem: verification failed</w:t>
+      </w:r>
+    </w:p>
+    <w:p>
+      <w:pPr>
+        <w:spacing w:before="60" w:after="60"/>
+        <w:ind w:left="567"/>
+        <w:shd w:val="clear" w:color="auto" w:fill="F0F0F0"/>
+      </w:pPr>
+      <w:r>
+        <w:rPr>
+          <w:rFonts w:ascii="Courier New" w:hAnsi="Courier New"/>
+          <w:sz w:val="18"/>
+        </w:rPr>
+        <w:t>← 验证失败！被吊销的证书无法通过校验</w:t>
+      </w:r>
+    </w:p>
+    <w:p>
+      <w:pPr>
+        <w:ind w:firstLine="420"/>
+      </w:pPr>
+      <w:r>
+        <w:rPr>
+          <w:sz w:val="21"/>
+        </w:rPr>
+        <w:t>【结论】二级CA成功吊销了序列号为01的服务器证书，吊销原因记录为keyCompromise；CRL中记录了吊销时间和吊销原因，符合X.509 v2 CRL规范；启用-crl_check后，verify直接返回[certificate revoked]错误，被吊销的证书不再被信任；这验证了证书吊销机制的有效性——私钥泄露后可及时撤销证书，防止继续被滥用。</w:t>
+      </w:r>
+    </w:p>
+    <w:p>
+      <w:pPr/>
+      <w:r>
+        <w:rPr>
+          <w:b/>
+          <w:color w:val="003399"/>
           <w:sz w:val="24"/>
-          <w:szCs w:val="24"/>
-        </w:rPr>
-        <w:t>（核心内容</w:t>
-      </w:r>
-      <w:r>
-        <w:rPr>
-          <w:rFonts w:ascii="Arial" w:eastAsia="等线" w:hAnsi="Arial" w:cs="Arial" w:hint="eastAsia"/>
-          <w:color w:val="FF0000"/>
+        </w:rPr>
+        <w:t>七、关键测试结果与现象说明</w:t>
+      </w:r>
+    </w:p>
+    <w:p>
+      <w:pPr>
+        <w:ind w:firstLine="420"/>
+      </w:pPr>
+      <w:r>
+        <w:rPr>
+          <w:sz w:val="21"/>
+        </w:rPr>
+        <w:t>以下为本次课程设计所有核心实验环节的验证结果汇总：</w:t>
+      </w:r>
+    </w:p>
+    <w:p>
+      <w:pPr>
+        <w:ind w:firstLine="420"/>
+      </w:pPr>
+      <w:r>
+        <w:rPr>
+          <w:sz w:val="21"/>
+        </w:rPr>
+        <w:t>1. 两级CA证书链构建成功</w:t>
+      </w:r>
+    </w:p>
+    <w:p>
+      <w:pPr>
+        <w:spacing w:before="60" w:after="60"/>
+        <w:ind w:left="567"/>
+        <w:shd w:val="clear" w:color="auto" w:fill="F0F0F0"/>
+      </w:pPr>
+      <w:r>
+        <w:rPr>
+          <w:rFonts w:ascii="Courier New" w:hAnsi="Courier New"/>
+          <w:sz w:val="18"/>
+        </w:rPr>
+        <w:t>根CA: 自签名, 有效期10年 (2026-2036), 4096位RSA, SHA256</w:t>
+      </w:r>
+    </w:p>
+    <w:p>
+      <w:pPr>
+        <w:spacing w:before="60" w:after="60"/>
+        <w:ind w:left="567"/>
+        <w:shd w:val="clear" w:color="auto" w:fill="F0F0F0"/>
+      </w:pPr>
+      <w:r>
+        <w:rPr>
+          <w:rFonts w:ascii="Courier New" w:hAnsi="Courier New"/>
+          <w:sz w:val="18"/>
+        </w:rPr>
+        <w:t xml:space="preserve">  二级CA: 根CA签发, 有效期5年 (2026-2031), 2048位RSA, pathlen:0</w:t>
+      </w:r>
+    </w:p>
+    <w:p>
+      <w:pPr>
+        <w:spacing w:before="60" w:after="60"/>
+        <w:ind w:left="567"/>
+        <w:shd w:val="clear" w:color="auto" w:fill="F0F0F0"/>
+      </w:pPr>
+      <w:r>
+        <w:rPr>
+          <w:rFonts w:ascii="Courier New" w:hAnsi="Courier New"/>
+          <w:sz w:val="18"/>
+        </w:rPr>
+        <w:t xml:space="preserve">  服务器证书: 二级CA签发, 有效期1年(375天), 含SAN</w:t>
+      </w:r>
+    </w:p>
+    <w:p>
+      <w:pPr>
+        <w:spacing w:before="60" w:after="60"/>
+        <w:ind w:left="567"/>
+        <w:shd w:val="clear" w:color="auto" w:fill="F0F0F0"/>
+      </w:pPr>
+      <w:r>
+        <w:rPr>
+          <w:rFonts w:ascii="Courier New" w:hAnsi="Courier New"/>
+          <w:sz w:val="18"/>
+        </w:rPr>
+        <w:t xml:space="preserve">  客户端证书: 二级CA签发, 有效期1年(375天), clientAuth</w:t>
+      </w:r>
+    </w:p>
+    <w:p>
+      <w:pPr>
+        <w:spacing w:before="60" w:after="60"/>
+        <w:ind w:left="567"/>
+        <w:shd w:val="clear" w:color="auto" w:fill="F0F0F0"/>
+      </w:pPr>
+      <w:r>
+        <w:rPr>
+          <w:rFonts w:ascii="Courier New" w:hAnsi="Courier New"/>
+          <w:sz w:val="18"/>
+        </w:rPr>
+        <w:t xml:space="preserve">  openssl verify 全部返回: OK</w:t>
+      </w:r>
+    </w:p>
+    <w:p>
+      <w:pPr>
+        <w:ind w:firstLine="420"/>
+      </w:pPr>
+      <w:r>
+        <w:rPr>
+          <w:sz w:val="21"/>
+        </w:rPr>
+        <w:t>2. TLS单向认证验证成功</w:t>
+      </w:r>
+    </w:p>
+    <w:p>
+      <w:pPr>
+        <w:spacing w:before="60" w:after="60"/>
+        <w:ind w:left="567"/>
+        <w:shd w:val="clear" w:color="auto" w:fill="F0F0F0"/>
+      </w:pPr>
+      <w:r>
+        <w:rPr>
+          <w:rFonts w:ascii="Courier New" w:hAnsi="Courier New"/>
+          <w:sz w:val="18"/>
+        </w:rPr>
+        <w:t>协议版本: TLSv1.3 (最高安全版本)</w:t>
+      </w:r>
+    </w:p>
+    <w:p>
+      <w:pPr>
+        <w:spacing w:before="60" w:after="60"/>
+        <w:ind w:left="567"/>
+        <w:shd w:val="clear" w:color="auto" w:fill="F0F0F0"/>
+      </w:pPr>
+      <w:r>
+        <w:rPr>
+          <w:rFonts w:ascii="Courier New" w:hAnsi="Courier New"/>
+          <w:sz w:val="18"/>
+        </w:rPr>
+        <w:t xml:space="preserve">  加密套件: TLS_AES_256_GCM_SHA384 (AEAD认证加密)</w:t>
+      </w:r>
+    </w:p>
+    <w:p>
+      <w:pPr>
+        <w:spacing w:before="60" w:after="60"/>
+        <w:ind w:left="567"/>
+        <w:shd w:val="clear" w:color="auto" w:fill="F0F0F0"/>
+      </w:pPr>
+      <w:r>
+        <w:rPr>
+          <w:rFonts w:ascii="Courier New" w:hAnsi="Courier New"/>
+          <w:sz w:val="18"/>
+        </w:rPr>
+        <w:t xml:space="preserve">  服务器证书链验证: Verify return code: 0 (ok)</w:t>
+      </w:r>
+    </w:p>
+    <w:p>
+      <w:pPr>
+        <w:spacing w:before="60" w:after="60"/>
+        <w:ind w:left="567"/>
+        <w:shd w:val="clear" w:color="auto" w:fill="F0F0F0"/>
+      </w:pPr>
+      <w:r>
+        <w:rPr>
+          <w:rFonts w:ascii="Courier New" w:hAnsi="Courier New"/>
+          <w:sz w:val="18"/>
+        </w:rPr>
+        <w:t xml:space="preserve">  服务器身份认证通过</w:t>
+      </w:r>
+    </w:p>
+    <w:p>
+      <w:pPr>
+        <w:ind w:firstLine="420"/>
+      </w:pPr>
+      <w:r>
+        <w:rPr>
+          <w:sz w:val="21"/>
+        </w:rPr>
+        <w:t>3. TLS双向认证（mTLS）验证成功</w:t>
+      </w:r>
+    </w:p>
+    <w:p>
+      <w:pPr>
+        <w:spacing w:before="60" w:after="60"/>
+        <w:ind w:left="567"/>
+        <w:shd w:val="clear" w:color="auto" w:fill="F0F0F0"/>
+      </w:pPr>
+      <w:r>
+        <w:rPr>
+          <w:rFonts w:ascii="Courier New" w:hAnsi="Courier New"/>
+          <w:sz w:val="18"/>
+        </w:rPr>
+        <w:t>携带合法客户端证书: 握手成功, 服务端完整验证三级客户端证书链</w:t>
+      </w:r>
+    </w:p>
+    <w:p>
+      <w:pPr>
+        <w:spacing w:before="60" w:after="60"/>
+        <w:ind w:left="567"/>
+        <w:shd w:val="clear" w:color="auto" w:fill="F0F0F0"/>
+      </w:pPr>
+      <w:r>
+        <w:rPr>
+          <w:rFonts w:ascii="Courier New" w:hAnsi="Courier New"/>
+          <w:sz w:val="18"/>
+        </w:rPr>
+        <w:t xml:space="preserve">  不携带客户端证书: 服务端发出 alert certificate required (SSL alert 116)</w:t>
+      </w:r>
+    </w:p>
+    <w:p>
+      <w:pPr>
+        <w:spacing w:before="60" w:after="60"/>
+        <w:ind w:left="567"/>
+        <w:shd w:val="clear" w:color="auto" w:fill="F0F0F0"/>
+      </w:pPr>
+      <w:r>
+        <w:rPr>
+          <w:rFonts w:ascii="Courier New" w:hAnsi="Courier New"/>
+          <w:sz w:val="18"/>
+        </w:rPr>
+        <w:t xml:space="preserve">  连接被正确拒绝，验证mTLS的客户端身份强制验证机制</w:t>
+      </w:r>
+    </w:p>
+    <w:p>
+      <w:pPr>
+        <w:ind w:firstLine="420"/>
+      </w:pPr>
+      <w:r>
+        <w:rPr>
+          <w:sz w:val="21"/>
+        </w:rPr>
+        <w:t>4. 数字签名防篡改验证成功</w:t>
+      </w:r>
+    </w:p>
+    <w:p>
+      <w:pPr>
+        <w:spacing w:before="60" w:after="60"/>
+        <w:ind w:left="567"/>
+        <w:shd w:val="clear" w:color="auto" w:fill="F0F0F0"/>
+      </w:pPr>
+      <w:r>
+        <w:rPr>
+          <w:rFonts w:ascii="Courier New" w:hAnsi="Courier New"/>
+          <w:sz w:val="18"/>
+        </w:rPr>
+        <w:t>原始文件签名验证: Verified OK</w:t>
+      </w:r>
+    </w:p>
+    <w:p>
+      <w:pPr>
+        <w:spacing w:before="60" w:after="60"/>
+        <w:ind w:left="567"/>
+        <w:shd w:val="clear" w:color="auto" w:fill="F0F0F0"/>
+      </w:pPr>
+      <w:r>
+        <w:rPr>
+          <w:rFonts w:ascii="Courier New" w:hAnsi="Courier New"/>
+          <w:sz w:val="18"/>
+        </w:rPr>
+        <w:t xml:space="preserve">  篡改文件签名验证: Verification failure</w:t>
+      </w:r>
+    </w:p>
+    <w:p>
+      <w:pPr>
+        <w:spacing w:before="60" w:after="60"/>
+        <w:ind w:left="567"/>
+        <w:shd w:val="clear" w:color="auto" w:fill="F0F0F0"/>
+      </w:pPr>
+      <w:r>
+        <w:rPr>
+          <w:rFonts w:ascii="Courier New" w:hAnsi="Courier New"/>
+          <w:sz w:val="18"/>
+        </w:rPr>
+        <w:t xml:space="preserve">  结论: 任何内容篡改均被检测，数字签名保障数据完整性</w:t>
+      </w:r>
+    </w:p>
+    <w:p>
+      <w:pPr>
+        <w:ind w:firstLine="420"/>
+      </w:pPr>
+      <w:r>
+        <w:rPr>
+          <w:sz w:val="21"/>
+        </w:rPr>
+        <w:t>5. 非对称加解密验证成功</w:t>
+      </w:r>
+    </w:p>
+    <w:p>
+      <w:pPr>
+        <w:spacing w:before="60" w:after="60"/>
+        <w:ind w:left="567"/>
+        <w:shd w:val="clear" w:color="auto" w:fill="F0F0F0"/>
+      </w:pPr>
+      <w:r>
+        <w:rPr>
+          <w:rFonts w:ascii="Courier New" w:hAnsi="Courier New"/>
+          <w:sz w:val="18"/>
+        </w:rPr>
+        <w:t>公钥加密: 原文222字节 → 密文256字节 (RSA-2048)</w:t>
+      </w:r>
+    </w:p>
+    <w:p>
+      <w:pPr>
+        <w:spacing w:before="60" w:after="60"/>
+        <w:ind w:left="567"/>
+        <w:shd w:val="clear" w:color="auto" w:fill="F0F0F0"/>
+      </w:pPr>
+      <w:r>
+        <w:rPr>
+          <w:rFonts w:ascii="Courier New" w:hAnsi="Courier New"/>
+          <w:sz w:val="18"/>
+        </w:rPr>
+        <w:t xml:space="preserve">  密文为不可读二进制乱码</w:t>
+      </w:r>
+    </w:p>
+    <w:p>
+      <w:pPr>
+        <w:spacing w:before="60" w:after="60"/>
+        <w:ind w:left="567"/>
+        <w:shd w:val="clear" w:color="auto" w:fill="F0F0F0"/>
+      </w:pPr>
+      <w:r>
+        <w:rPr>
+          <w:rFonts w:ascii="Courier New" w:hAnsi="Courier New"/>
+          <w:sz w:val="18"/>
+        </w:rPr>
+        <w:t xml:space="preserve">  私钥解密: 解密结果与原文bit-for-bit一致</w:t>
+      </w:r>
+    </w:p>
+    <w:p>
+      <w:pPr>
+        <w:spacing w:before="60" w:after="60"/>
+        <w:ind w:left="567"/>
+        <w:shd w:val="clear" w:color="auto" w:fill="F0F0F0"/>
+      </w:pPr>
+      <w:r>
+        <w:rPr>
+          <w:rFonts w:ascii="Courier New" w:hAnsi="Courier New"/>
+          <w:sz w:val="18"/>
+        </w:rPr>
+        <w:t xml:space="preserve">  diff比较无差异，加解密完全正确</w:t>
+      </w:r>
+    </w:p>
+    <w:p>
+      <w:pPr>
+        <w:ind w:firstLine="420"/>
+      </w:pPr>
+      <w:r>
+        <w:rPr>
+          <w:sz w:val="21"/>
+        </w:rPr>
+        <w:t>6. 证书吊销（CRL）验证成功</w:t>
+      </w:r>
+    </w:p>
+    <w:p>
+      <w:pPr>
+        <w:spacing w:before="60" w:after="60"/>
+        <w:ind w:left="567"/>
+        <w:shd w:val="clear" w:color="auto" w:fill="F0F0F0"/>
+      </w:pPr>
+      <w:r>
+        <w:rPr>
+          <w:rFonts w:ascii="Courier New" w:hAnsi="Courier New"/>
+          <w:sz w:val="18"/>
+        </w:rPr>
+        <w:t>吊销服务器证书(序列号01, 吊销原因: keyCompromise)</w:t>
+      </w:r>
+    </w:p>
+    <w:p>
+      <w:pPr>
+        <w:spacing w:before="60" w:after="60"/>
+        <w:ind w:left="567"/>
+        <w:shd w:val="clear" w:color="auto" w:fill="F0F0F0"/>
+      </w:pPr>
+      <w:r>
+        <w:rPr>
+          <w:rFonts w:ascii="Courier New" w:hAnsi="Courier New"/>
+          <w:sz w:val="18"/>
+        </w:rPr>
+        <w:t xml:space="preserve">  生成CRL文件，包含吊销条目和有效期(30天)</w:t>
+      </w:r>
+    </w:p>
+    <w:p>
+      <w:pPr>
+        <w:spacing w:before="60" w:after="60"/>
+        <w:ind w:left="567"/>
+        <w:shd w:val="clear" w:color="auto" w:fill="F0F0F0"/>
+      </w:pPr>
+      <w:r>
+        <w:rPr>
+          <w:rFonts w:ascii="Courier New" w:hAnsi="Courier New"/>
+          <w:sz w:val="18"/>
+        </w:rPr>
+        <w:t xml:space="preserve">  启用CRL检查后验证: error 23: certificate revoked</w:t>
+      </w:r>
+    </w:p>
+    <w:p>
+      <w:pPr>
+        <w:spacing w:before="60" w:after="60"/>
+        <w:ind w:left="567"/>
+        <w:shd w:val="clear" w:color="auto" w:fill="F0F0F0"/>
+      </w:pPr>
+      <w:r>
+        <w:rPr>
+          <w:rFonts w:ascii="Courier New" w:hAnsi="Courier New"/>
+          <w:sz w:val="18"/>
+        </w:rPr>
+        <w:t xml:space="preserve">  吊销机制有效，被吊销证书不再被信任</w:t>
+      </w:r>
+    </w:p>
+    <w:p>
+      <w:pPr>
+        <w:ind w:firstLine="420"/>
+      </w:pPr>
+      <w:r>
+        <w:rPr>
+          <w:sz w:val="21"/>
+        </w:rPr>
+        <w:t>7. PKI证书数据库状态确认</w:t>
+      </w:r>
+    </w:p>
+    <w:p>
+      <w:pPr>
+        <w:spacing w:before="60" w:after="60"/>
+        <w:ind w:left="567"/>
+        <w:shd w:val="clear" w:color="auto" w:fill="F0F0F0"/>
+      </w:pPr>
+      <w:r>
+        <w:rPr>
+          <w:rFonts w:ascii="Courier New" w:hAnsi="Courier New"/>
+          <w:sz w:val="18"/>
+        </w:rPr>
+        <w:t>根CA index.txt (签发记录):</w:t>
+      </w:r>
+    </w:p>
+    <w:p>
+      <w:pPr>
+        <w:spacing w:before="60" w:after="60"/>
+        <w:ind w:left="567"/>
+        <w:shd w:val="clear" w:color="auto" w:fill="F0F0F0"/>
+      </w:pPr>
+      <w:r>
+        <w:rPr>
+          <w:rFonts w:ascii="Courier New" w:hAnsi="Courier New"/>
+          <w:sz w:val="18"/>
+        </w:rPr>
+        <w:t>V  310509053246Z  01  unknown  /OU=Sub CA/CN=PKI Lab Subordinate CA</w:t>
+      </w:r>
+    </w:p>
+    <w:p>
+      <w:pPr>
+        <w:spacing w:before="60" w:after="60"/>
+        <w:ind w:left="567"/>
+        <w:shd w:val="clear" w:color="auto" w:fill="F0F0F0"/>
+      </w:pPr>
+      <w:r>
+        <w:rPr>
+          <w:rFonts w:ascii="Courier New" w:hAnsi="Courier New"/>
+          <w:sz w:val="18"/>
+        </w:rPr>
+        <w:t xml:space="preserve"> ↑ V=Valid(有效), 序列号01, 2031年到期</w:t>
+      </w:r>
+    </w:p>
+    <w:p>
+      <w:pPr>
+        <w:spacing w:before="60" w:after="60"/>
+        <w:ind w:left="567"/>
+        <w:shd w:val="clear" w:color="auto" w:fill="F0F0F0"/>
+      </w:pPr>
+      <w:r>
+        <w:rPr>
+          <w:rFonts w:ascii="Courier New" w:hAnsi="Courier New"/>
+          <w:sz w:val="18"/>
+        </w:rPr>
+        <w:t xml:space="preserve"> </w:t>
+      </w:r>
+    </w:p>
+    <w:p>
+      <w:pPr>
+        <w:spacing w:before="60" w:after="60"/>
+        <w:ind w:left="567"/>
+        <w:shd w:val="clear" w:color="auto" w:fill="F0F0F0"/>
+      </w:pPr>
+      <w:r>
+        <w:rPr>
+          <w:rFonts w:ascii="Courier New" w:hAnsi="Courier New"/>
+          <w:sz w:val="18"/>
+        </w:rPr>
+        <w:t>二级CA index.txt (签发/吊销记录):</w:t>
+      </w:r>
+    </w:p>
+    <w:p>
+      <w:pPr>
+        <w:spacing w:before="60" w:after="60"/>
+        <w:ind w:left="567"/>
+        <w:shd w:val="clear" w:color="auto" w:fill="F0F0F0"/>
+      </w:pPr>
+      <w:r>
+        <w:rPr>
+          <w:rFonts w:ascii="Courier New" w:hAnsi="Courier New"/>
+          <w:sz w:val="18"/>
+        </w:rPr>
+        <w:t>R  270520053301Z  260510053353Z,keyCompromise  01  unknown  /OU=Web Server/CN=www.pkitest.local</w:t>
+      </w:r>
+    </w:p>
+    <w:p>
+      <w:pPr>
+        <w:spacing w:before="60" w:after="60"/>
+        <w:ind w:left="567"/>
+        <w:shd w:val="clear" w:color="auto" w:fill="F0F0F0"/>
+      </w:pPr>
+      <w:r>
+        <w:rPr>
+          <w:rFonts w:ascii="Courier New" w:hAnsi="Courier New"/>
+          <w:sz w:val="18"/>
+        </w:rPr>
+        <w:t xml:space="preserve"> ↑ R=Revoked(已吊销), 吊销时间和原因记录完整</w:t>
+      </w:r>
+    </w:p>
+    <w:p>
+      <w:pPr>
+        <w:spacing w:before="60" w:after="60"/>
+        <w:ind w:left="567"/>
+        <w:shd w:val="clear" w:color="auto" w:fill="F0F0F0"/>
+      </w:pPr>
+      <w:r>
+        <w:rPr>
+          <w:rFonts w:ascii="Courier New" w:hAnsi="Courier New"/>
+          <w:sz w:val="18"/>
+        </w:rPr>
+        <w:t>V  270520053310Z  02  unknown  /OU=Client/CN=PKI Lab Client</w:t>
+      </w:r>
+    </w:p>
+    <w:p>
+      <w:pPr>
+        <w:spacing w:before="60" w:after="60"/>
+        <w:ind w:left="567"/>
+        <w:shd w:val="clear" w:color="auto" w:fill="F0F0F0"/>
+      </w:pPr>
+      <w:r>
+        <w:rPr>
+          <w:rFonts w:ascii="Courier New" w:hAnsi="Courier New"/>
+          <w:sz w:val="18"/>
+        </w:rPr>
+        <w:t xml:space="preserve"> ↑ V=Valid(有效), 客户端证书</w:t>
+      </w:r>
+    </w:p>
+    <w:p>
+      <w:pPr>
+        <w:spacing w:before="60" w:after="60"/>
+        <w:ind w:left="567"/>
+        <w:shd w:val="clear" w:color="auto" w:fill="F0F0F0"/>
+      </w:pPr>
+      <w:r>
+        <w:rPr>
+          <w:rFonts w:ascii="Courier New" w:hAnsi="Courier New"/>
+          <w:sz w:val="18"/>
+        </w:rPr>
+        <w:t>V  270520053405Z  03  unknown  /OU=Web Server/CN=www.pkitest.local</w:t>
+      </w:r>
+    </w:p>
+    <w:p>
+      <w:pPr>
+        <w:spacing w:before="60" w:after="60"/>
+        <w:ind w:left="567"/>
+        <w:shd w:val="clear" w:color="auto" w:fill="F0F0F0"/>
+      </w:pPr>
+      <w:r>
+        <w:rPr>
+          <w:rFonts w:ascii="Courier New" w:hAnsi="Courier New"/>
+          <w:sz w:val="18"/>
+        </w:rPr>
+        <w:t xml:space="preserve"> ↑ V=Valid(有效), 重新签发的新服务器证书</w:t>
+      </w:r>
+    </w:p>
+    <w:p>
+      <w:pPr/>
+      <w:r>
+        <w:rPr>
+          <w:b/>
+          <w:color w:val="003399"/>
           <w:sz w:val="24"/>
-          <w:szCs w:val="24"/>
-        </w:rPr>
-        <w:t>：命令</w:t>
-      </w:r>
-      <w:r>
-        <w:rPr>
-          <w:rFonts w:ascii="Arial" w:eastAsia="等线" w:hAnsi="Arial" w:cs="Arial" w:hint="eastAsia"/>
-          <w:color w:val="FF0000"/>
+        </w:rPr>
+        <w:t>八、安全风险分析与防护对策</w:t>
+      </w:r>
+    </w:p>
+    <w:p>
+      <w:pPr/>
+      <w:r>
+        <w:rPr>
+          <w:b/>
+          <w:color w:val="003399"/>
+          <w:sz w:val="22"/>
+        </w:rPr>
+        <w:t>8.1 中间人攻击（MITM）风险</w:t>
+      </w:r>
+    </w:p>
+    <w:p>
+      <w:pPr>
+        <w:ind w:firstLine="420"/>
+      </w:pPr>
+      <w:r>
+        <w:rPr>
+          <w:sz w:val="21"/>
+        </w:rPr>
+        <w:t>【风险】攻击者在客户端与服务器之间插入伪造证书，拦截解密通信数据。</w:t>
+      </w:r>
+    </w:p>
+    <w:p>
+      <w:pPr>
+        <w:ind w:firstLine="420"/>
+      </w:pPr>
+      <w:r>
+        <w:rPr>
+          <w:sz w:val="21"/>
+        </w:rPr>
+        <w:t>【防护措施】</w:t>
+      </w:r>
+    </w:p>
+    <w:p>
+      <w:pPr>
+        <w:spacing w:before="60" w:after="60"/>
+        <w:ind w:left="567"/>
+        <w:shd w:val="clear" w:color="auto" w:fill="F0F0F0"/>
+      </w:pPr>
+      <w:r>
+        <w:rPr>
+          <w:rFonts w:ascii="Courier New" w:hAnsi="Courier New"/>
+          <w:sz w:val="18"/>
+        </w:rPr>
+        <w:t>1. 严格校验证书链：客户端必须验证服务器证书链至受信任根CA</w:t>
+      </w:r>
+    </w:p>
+    <w:p>
+      <w:pPr>
+        <w:spacing w:before="60" w:after="60"/>
+        <w:ind w:left="567"/>
+        <w:shd w:val="clear" w:color="auto" w:fill="F0F0F0"/>
+      </w:pPr>
+      <w:r>
+        <w:rPr>
+          <w:rFonts w:ascii="Courier New" w:hAnsi="Courier New"/>
+          <w:sz w:val="18"/>
+        </w:rPr>
+        <w:t>2. 启用mTLS：双向认证场景中，服务端同样验证客户端证书，防止伪造客户端</w:t>
+      </w:r>
+    </w:p>
+    <w:p>
+      <w:pPr>
+        <w:spacing w:before="60" w:after="60"/>
+        <w:ind w:left="567"/>
+        <w:shd w:val="clear" w:color="auto" w:fill="F0F0F0"/>
+      </w:pPr>
+      <w:r>
+        <w:rPr>
+          <w:rFonts w:ascii="Courier New" w:hAnsi="Courier New"/>
+          <w:sz w:val="18"/>
+        </w:rPr>
+        <w:t>3. 证书固定（Certificate Pinning）：在应用中固定服务器公钥哈希，防止替换</w:t>
+      </w:r>
+    </w:p>
+    <w:p>
+      <w:pPr>
+        <w:spacing w:before="60" w:after="60"/>
+        <w:ind w:left="567"/>
+        <w:shd w:val="clear" w:color="auto" w:fill="F0F0F0"/>
+      </w:pPr>
+      <w:r>
+        <w:rPr>
+          <w:rFonts w:ascii="Courier New" w:hAnsi="Courier New"/>
+          <w:sz w:val="18"/>
+        </w:rPr>
+        <w:t>4. 不随意导入陌生根CA证书：降低被攻击者植入的信任根欺骗的风险</w:t>
+      </w:r>
+    </w:p>
+    <w:p>
+      <w:pPr>
+        <w:spacing w:before="60" w:after="60"/>
+        <w:ind w:left="567"/>
+        <w:shd w:val="clear" w:color="auto" w:fill="F0F0F0"/>
+      </w:pPr>
+      <w:r>
+        <w:rPr>
+          <w:rFonts w:ascii="Courier New" w:hAnsi="Courier New"/>
+          <w:sz w:val="18"/>
+        </w:rPr>
+        <w:t>5. HSTS（HTTP Strict Transport Security）：强制HTTPS，防止协议降级攻击</w:t>
+      </w:r>
+    </w:p>
+    <w:p>
+      <w:pPr/>
+      <w:r>
+        <w:rPr>
+          <w:b/>
+          <w:color w:val="003399"/>
+          <w:sz w:val="22"/>
+        </w:rPr>
+        <w:t>8.2 私钥安全风险</w:t>
+      </w:r>
+    </w:p>
+    <w:p>
+      <w:pPr>
+        <w:ind w:firstLine="420"/>
+      </w:pPr>
+      <w:r>
+        <w:rPr>
+          <w:sz w:val="21"/>
+        </w:rPr>
+        <w:t>【风险】私钥一旦泄露，攻击者可冒充合法服务器或解密历史通信数据。</w:t>
+      </w:r>
+    </w:p>
+    <w:p>
+      <w:pPr>
+        <w:ind w:firstLine="420"/>
+      </w:pPr>
+      <w:r>
+        <w:rPr>
+          <w:sz w:val="21"/>
+        </w:rPr>
+        <w:t>【防护措施】</w:t>
+      </w:r>
+    </w:p>
+    <w:p>
+      <w:pPr>
+        <w:spacing w:before="60" w:after="60"/>
+        <w:ind w:left="567"/>
+        <w:shd w:val="clear" w:color="auto" w:fill="F0F0F0"/>
+      </w:pPr>
+      <w:r>
+        <w:rPr>
+          <w:rFonts w:ascii="Courier New" w:hAnsi="Courier New"/>
+          <w:sz w:val="18"/>
+        </w:rPr>
+        <w:t>1. 私钥AES-256加密存储（passphrase保护）</w:t>
+      </w:r>
+    </w:p>
+    <w:p>
+      <w:pPr>
+        <w:spacing w:before="60" w:after="60"/>
+        <w:ind w:left="567"/>
+        <w:shd w:val="clear" w:color="auto" w:fill="F0F0F0"/>
+      </w:pPr>
+      <w:r>
+        <w:rPr>
+          <w:rFonts w:ascii="Courier New" w:hAnsi="Courier New"/>
+          <w:sz w:val="18"/>
+        </w:rPr>
+        <w:t>2. 严格文件权限控制：chmod 400（仅owner只读）</w:t>
+      </w:r>
+    </w:p>
+    <w:p>
+      <w:pPr>
+        <w:spacing w:before="60" w:after="60"/>
+        <w:ind w:left="567"/>
+        <w:shd w:val="clear" w:color="auto" w:fill="F0F0F0"/>
+      </w:pPr>
+      <w:r>
+        <w:rPr>
+          <w:rFonts w:ascii="Courier New" w:hAnsi="Courier New"/>
+          <w:sz w:val="18"/>
+        </w:rPr>
+        <w:t>3. 根CA私钥必须离线保存，与网络隔离</w:t>
+      </w:r>
+    </w:p>
+    <w:p>
+      <w:pPr>
+        <w:spacing w:before="60" w:after="60"/>
+        <w:ind w:left="567"/>
+        <w:shd w:val="clear" w:color="auto" w:fill="F0F0F0"/>
+      </w:pPr>
+      <w:r>
+        <w:rPr>
+          <w:rFonts w:ascii="Courier New" w:hAnsi="Courier New"/>
+          <w:sz w:val="18"/>
+        </w:rPr>
+        <w:t>4. 使用HSM（硬件安全模块）保护生产环境私钥</w:t>
+      </w:r>
+    </w:p>
+    <w:p>
+      <w:pPr>
+        <w:spacing w:before="60" w:after="60"/>
+        <w:ind w:left="567"/>
+        <w:shd w:val="clear" w:color="auto" w:fill="F0F0F0"/>
+      </w:pPr>
+      <w:r>
+        <w:rPr>
+          <w:rFonts w:ascii="Courier New" w:hAnsi="Courier New"/>
+          <w:sz w:val="18"/>
+        </w:rPr>
+        <w:t>5. 发现泄露立即吊销：执行 openssl ca -revoke 并发布新CRL</w:t>
+      </w:r>
+    </w:p>
+    <w:p>
+      <w:pPr>
+        <w:spacing w:before="60" w:after="60"/>
+        <w:ind w:left="567"/>
+        <w:shd w:val="clear" w:color="auto" w:fill="F0F0F0"/>
+      </w:pPr>
+      <w:r>
+        <w:rPr>
+          <w:rFonts w:ascii="Courier New" w:hAnsi="Courier New"/>
+          <w:sz w:val="18"/>
+        </w:rPr>
+        <w:t>6. 启用Forward Secrecy（完全前向保密）：即使私钥泄露，历史会话数据不可解密</w:t>
+      </w:r>
+    </w:p>
+    <w:p>
+      <w:pPr/>
+      <w:r>
+        <w:rPr>
+          <w:b/>
+          <w:color w:val="003399"/>
+          <w:sz w:val="22"/>
+        </w:rPr>
+        <w:t>8.3 证书有效期与过期风险</w:t>
+      </w:r>
+    </w:p>
+    <w:p>
+      <w:pPr>
+        <w:ind w:firstLine="420"/>
+      </w:pPr>
+      <w:r>
+        <w:rPr>
+          <w:sz w:val="21"/>
+        </w:rPr>
+        <w:t>【风险】证书过期后服务中断；过期证书不应继续使用，存在安全合规风险。</w:t>
+      </w:r>
+    </w:p>
+    <w:p>
+      <w:pPr>
+        <w:ind w:firstLine="420"/>
+      </w:pPr>
+      <w:r>
+        <w:rPr>
+          <w:sz w:val="21"/>
+        </w:rPr>
+        <w:t>【防护措施】</w:t>
+      </w:r>
+    </w:p>
+    <w:p>
+      <w:pPr>
+        <w:spacing w:before="60" w:after="60"/>
+        <w:ind w:left="567"/>
+        <w:shd w:val="clear" w:color="auto" w:fill="F0F0F0"/>
+      </w:pPr>
+      <w:r>
+        <w:rPr>
+          <w:rFonts w:ascii="Courier New" w:hAnsi="Courier New"/>
+          <w:sz w:val="18"/>
+        </w:rPr>
+        <w:t>1. 服务器证书设置合理有效期（建议365-375天）</w:t>
+      </w:r>
+    </w:p>
+    <w:p>
+      <w:pPr>
+        <w:spacing w:before="60" w:after="60"/>
+        <w:ind w:left="567"/>
+        <w:shd w:val="clear" w:color="auto" w:fill="F0F0F0"/>
+      </w:pPr>
+      <w:r>
+        <w:rPr>
+          <w:rFonts w:ascii="Courier New" w:hAnsi="Courier New"/>
+          <w:sz w:val="18"/>
+        </w:rPr>
+        <w:t>2. 配置证书到期提醒（提前30/60天告警）</w:t>
+      </w:r>
+    </w:p>
+    <w:p>
+      <w:pPr>
+        <w:spacing w:before="60" w:after="60"/>
+        <w:ind w:left="567"/>
+        <w:shd w:val="clear" w:color="auto" w:fill="F0F0F0"/>
+      </w:pPr>
+      <w:r>
+        <w:rPr>
+          <w:rFonts w:ascii="Courier New" w:hAnsi="Courier New"/>
+          <w:sz w:val="18"/>
+        </w:rPr>
+        <w:t>3. 自动化证书续签（如集成ACME协议的Let's Encrypt或内部CA自动化）</w:t>
+      </w:r>
+    </w:p>
+    <w:p>
+      <w:pPr>
+        <w:spacing w:before="60" w:after="60"/>
+        <w:ind w:left="567"/>
+        <w:shd w:val="clear" w:color="auto" w:fill="F0F0F0"/>
+      </w:pPr>
+      <w:r>
+        <w:rPr>
+          <w:rFonts w:ascii="Courier New" w:hAnsi="Courier New"/>
+          <w:sz w:val="18"/>
+        </w:rPr>
+        <w:t>4. 监控所有证书有效期：</w:t>
+      </w:r>
+    </w:p>
+    <w:p>
+      <w:pPr>
+        <w:spacing w:before="60" w:after="60"/>
+        <w:ind w:left="567"/>
+        <w:shd w:val="clear" w:color="auto" w:fill="F0F0F0"/>
+      </w:pPr>
+      <w:r>
+        <w:rPr>
+          <w:rFonts w:ascii="Courier New" w:hAnsi="Courier New"/>
+          <w:sz w:val="18"/>
+        </w:rPr>
+        <w:t xml:space="preserve">   openssl x509 -noout -dates -in server.cert.pem</w:t>
+      </w:r>
+    </w:p>
+    <w:p>
+      <w:pPr/>
+      <w:r>
+        <w:rPr>
+          <w:b/>
+          <w:color w:val="003399"/>
+          <w:sz w:val="22"/>
+        </w:rPr>
+        <w:t>8.4 证书吊销实时性问题</w:t>
+      </w:r>
+    </w:p>
+    <w:p>
+      <w:pPr>
+        <w:ind w:firstLine="420"/>
+      </w:pPr>
+      <w:r>
+        <w:rPr>
+          <w:sz w:val="21"/>
+        </w:rPr>
+        <w:t>【风险】CRL有效期内（30天），被吊销证书在CRL更新前仍可能被接受。</w:t>
+      </w:r>
+    </w:p>
+    <w:p>
+      <w:pPr>
+        <w:ind w:firstLine="420"/>
+      </w:pPr>
+      <w:r>
+        <w:rPr>
+          <w:sz w:val="21"/>
+        </w:rPr>
+        <w:t>【防护措施】</w:t>
+      </w:r>
+    </w:p>
+    <w:p>
+      <w:pPr>
+        <w:spacing w:before="60" w:after="60"/>
+        <w:ind w:left="567"/>
+        <w:shd w:val="clear" w:color="auto" w:fill="F0F0F0"/>
+      </w:pPr>
+      <w:r>
+        <w:rPr>
+          <w:rFonts w:ascii="Courier New" w:hAnsi="Courier New"/>
+          <w:sz w:val="18"/>
+        </w:rPr>
+        <w:t>1. 缩短CRL有效期（本实验设为30天，生产环境建议1-7天）</w:t>
+      </w:r>
+    </w:p>
+    <w:p>
+      <w:pPr>
+        <w:spacing w:before="60" w:after="60"/>
+        <w:ind w:left="567"/>
+        <w:shd w:val="clear" w:color="auto" w:fill="F0F0F0"/>
+      </w:pPr>
+      <w:r>
+        <w:rPr>
+          <w:rFonts w:ascii="Courier New" w:hAnsi="Courier New"/>
+          <w:sz w:val="18"/>
+        </w:rPr>
+        <w:t>2. 部署OCSP（在线证书状态协议），实现实时吊销状态查询</w:t>
+      </w:r>
+    </w:p>
+    <w:p>
+      <w:pPr>
+        <w:spacing w:before="60" w:after="60"/>
+        <w:ind w:left="567"/>
+        <w:shd w:val="clear" w:color="auto" w:fill="F0F0F0"/>
+      </w:pPr>
+      <w:r>
+        <w:rPr>
+          <w:rFonts w:ascii="Courier New" w:hAnsi="Courier New"/>
+          <w:sz w:val="18"/>
+        </w:rPr>
+        <w:t>3. 强制OCSP Stapling：服务端主动附带证书状态响应，客户端无需单独查询</w:t>
+      </w:r>
+    </w:p>
+    <w:p>
+      <w:pPr>
+        <w:spacing w:before="60" w:after="60"/>
+        <w:ind w:left="567"/>
+        <w:shd w:val="clear" w:color="auto" w:fill="F0F0F0"/>
+      </w:pPr>
+      <w:r>
+        <w:rPr>
+          <w:rFonts w:ascii="Courier New" w:hAnsi="Courier New"/>
+          <w:sz w:val="18"/>
+        </w:rPr>
+        <w:t>4. OCSP Must-Staple：证书扩展中要求必须携带OCSP状态</w:t>
+      </w:r>
+    </w:p>
+    <w:p>
+      <w:pPr/>
+      <w:r>
+        <w:rPr>
+          <w:b/>
+          <w:color w:val="003399"/>
           <w:sz w:val="24"/>
-          <w:szCs w:val="24"/>
-        </w:rPr>
-        <w:t>+</w:t>
-      </w:r>
-      <w:r>
-        <w:rPr>
-          <w:rFonts w:ascii="Arial" w:eastAsia="等线" w:hAnsi="Arial" w:cs="Arial" w:hint="eastAsia"/>
-          <w:color w:val="FF0000"/>
+        </w:rPr>
+        <w:t>九、遇到的问题及解决方法</w:t>
+      </w:r>
+    </w:p>
+    <w:p>
+      <w:pPr>
+        <w:ind w:firstLine="420"/>
+      </w:pPr>
+      <w:r>
+        <w:rPr>
+          <w:sz w:val="21"/>
+        </w:rPr>
+        <w:t>以下记录实验过程中遇到的典型问题及排查过程：</w:t>
+      </w:r>
+    </w:p>
+    <w:p>
+      <w:pPr>
+        <w:ind w:firstLine="420"/>
+      </w:pPr>
+      <w:r>
+        <w:rPr>
+          <w:sz w:val="21"/>
+        </w:rPr>
+        <w:t>【问题1】二级CA签发服务器证书时报错：TXT_DB error number 2（索引记录冲突）</w:t>
+      </w:r>
+    </w:p>
+    <w:p>
+      <w:pPr>
+        <w:spacing w:before="60" w:after="60"/>
+        <w:ind w:left="567"/>
+        <w:shd w:val="clear" w:color="auto" w:fill="F0F0F0"/>
+      </w:pPr>
+      <w:r>
+        <w:rPr>
+          <w:rFonts w:ascii="Courier New" w:hAnsi="Courier New"/>
+          <w:sz w:val="18"/>
+        </w:rPr>
+        <w:t>原因: 同一Subject的证书已在index.txt中存在有效记录</w:t>
+      </w:r>
+    </w:p>
+    <w:p>
+      <w:pPr>
+        <w:spacing w:before="60" w:after="60"/>
+        <w:ind w:left="567"/>
+        <w:shd w:val="clear" w:color="auto" w:fill="F0F0F0"/>
+      </w:pPr>
+      <w:r>
+        <w:rPr>
+          <w:rFonts w:ascii="Courier New" w:hAnsi="Courier New"/>
+          <w:sz w:val="18"/>
+        </w:rPr>
+        <w:t xml:space="preserve">解决: </w:t>
+      </w:r>
+    </w:p>
+    <w:p>
+      <w:pPr>
+        <w:spacing w:before="60" w:after="60"/>
+        <w:ind w:left="567"/>
+        <w:shd w:val="clear" w:color="auto" w:fill="F0F0F0"/>
+      </w:pPr>
+      <w:r>
+        <w:rPr>
+          <w:rFonts w:ascii="Courier New" w:hAnsi="Courier New"/>
+          <w:sz w:val="18"/>
+        </w:rPr>
+        <w:t xml:space="preserve">  方案1: 修改证书Subject（添加不同的OU或CN区分）</w:t>
+      </w:r>
+    </w:p>
+    <w:p>
+      <w:pPr>
+        <w:spacing w:before="60" w:after="60"/>
+        <w:ind w:left="567"/>
+        <w:shd w:val="clear" w:color="auto" w:fill="F0F0F0"/>
+      </w:pPr>
+      <w:r>
+        <w:rPr>
+          <w:rFonts w:ascii="Courier New" w:hAnsi="Courier New"/>
+          <w:sz w:val="18"/>
+        </w:rPr>
+        <w:t xml:space="preserve">  方案2: 先吊销旧证书再重新签发</w:t>
+      </w:r>
+    </w:p>
+    <w:p>
+      <w:pPr>
+        <w:spacing w:before="60" w:after="60"/>
+        <w:ind w:left="567"/>
+        <w:shd w:val="clear" w:color="auto" w:fill="F0F0F0"/>
+      </w:pPr>
+      <w:r>
+        <w:rPr>
+          <w:rFonts w:ascii="Courier New" w:hAnsi="Courier New"/>
+          <w:sz w:val="18"/>
+        </w:rPr>
+        <w:t xml:space="preserve">  方案3: 在openssl.cnf中设置 unique_subject = no（不推荐生产环境）</w:t>
+      </w:r>
+    </w:p>
+    <w:p>
+      <w:pPr>
+        <w:ind w:firstLine="420"/>
+      </w:pPr>
+      <w:r>
+        <w:rPr>
+          <w:sz w:val="21"/>
+        </w:rPr>
+        <w:t>【问题2】openssl s_client验证报错：certificate verify failed (unable to get local issuer certificate)</w:t>
+      </w:r>
+    </w:p>
+    <w:p>
+      <w:pPr>
+        <w:spacing w:before="60" w:after="60"/>
+        <w:ind w:left="567"/>
+        <w:shd w:val="clear" w:color="auto" w:fill="F0F0F0"/>
+      </w:pPr>
+      <w:r>
+        <w:rPr>
+          <w:rFonts w:ascii="Courier New" w:hAnsi="Courier New"/>
+          <w:sz w:val="18"/>
+        </w:rPr>
+        <w:t>原因: 客户端只配置了根CA，但服务器未发送完整证书链</w:t>
+      </w:r>
+    </w:p>
+    <w:p>
+      <w:pPr>
+        <w:spacing w:before="60" w:after="60"/>
+        <w:ind w:left="567"/>
+        <w:shd w:val="clear" w:color="auto" w:fill="F0F0F0"/>
+      </w:pPr>
+      <w:r>
+        <w:rPr>
+          <w:rFonts w:ascii="Courier New" w:hAnsi="Courier New"/>
+          <w:sz w:val="18"/>
+        </w:rPr>
+        <w:t xml:space="preserve">解决: </w:t>
+      </w:r>
+    </w:p>
+    <w:p>
+      <w:pPr>
+        <w:spacing w:before="60" w:after="60"/>
+        <w:ind w:left="567"/>
+        <w:shd w:val="clear" w:color="auto" w:fill="F0F0F0"/>
+      </w:pPr>
+      <w:r>
+        <w:rPr>
+          <w:rFonts w:ascii="Courier New" w:hAnsi="Courier New"/>
+          <w:sz w:val="18"/>
+        </w:rPr>
+        <w:t xml:space="preserve">  服务端：-CAfile使用subca-chain.cert.pem（含二级CA+根CA）</w:t>
+      </w:r>
+    </w:p>
+    <w:p>
+      <w:pPr>
+        <w:spacing w:before="60" w:after="60"/>
+        <w:ind w:left="567"/>
+        <w:shd w:val="clear" w:color="auto" w:fill="F0F0F0"/>
+      </w:pPr>
+      <w:r>
+        <w:rPr>
+          <w:rFonts w:ascii="Courier New" w:hAnsi="Courier New"/>
+          <w:sz w:val="18"/>
+        </w:rPr>
+        <w:t xml:space="preserve">  客户端：使用 -CAfile rootca.cert.pem 即可，因为链由服务端提供</w:t>
+      </w:r>
+    </w:p>
+    <w:p>
+      <w:pPr>
+        <w:ind w:firstLine="420"/>
+      </w:pPr>
+      <w:r>
+        <w:rPr>
+          <w:sz w:val="21"/>
+        </w:rPr>
+        <w:t>【问题3】mTLS测试时，服务端不要求客户端证书</w:t>
+      </w:r>
+    </w:p>
+    <w:p>
+      <w:pPr>
+        <w:spacing w:before="60" w:after="60"/>
+        <w:ind w:left="567"/>
+        <w:shd w:val="clear" w:color="auto" w:fill="F0F0F0"/>
+      </w:pPr>
+      <w:r>
+        <w:rPr>
+          <w:rFonts w:ascii="Courier New" w:hAnsi="Courier New"/>
+          <w:sz w:val="18"/>
+        </w:rPr>
+        <w:t>原因: 使用了 -verify 参数而非 -Verify（大写V）</w:t>
+      </w:r>
+    </w:p>
+    <w:p>
+      <w:pPr>
+        <w:spacing w:before="60" w:after="60"/>
+        <w:ind w:left="567"/>
+        <w:shd w:val="clear" w:color="auto" w:fill="F0F0F0"/>
+      </w:pPr>
+      <w:r>
+        <w:rPr>
+          <w:rFonts w:ascii="Courier New" w:hAnsi="Courier New"/>
+          <w:sz w:val="18"/>
+        </w:rPr>
+        <w:t xml:space="preserve">解决: </w:t>
+      </w:r>
+    </w:p>
+    <w:p>
+      <w:pPr>
+        <w:spacing w:before="60" w:after="60"/>
+        <w:ind w:left="567"/>
+        <w:shd w:val="clear" w:color="auto" w:fill="F0F0F0"/>
+      </w:pPr>
+      <w:r>
+        <w:rPr>
+          <w:rFonts w:ascii="Courier New" w:hAnsi="Courier New"/>
+          <w:sz w:val="18"/>
+        </w:rPr>
+        <w:t xml:space="preserve">  -verify &lt;depth&gt;: 请求客户端证书，但不强制（客户端可不提供）</w:t>
+      </w:r>
+    </w:p>
+    <w:p>
+      <w:pPr>
+        <w:spacing w:before="60" w:after="60"/>
+        <w:ind w:left="567"/>
+        <w:shd w:val="clear" w:color="auto" w:fill="F0F0F0"/>
+      </w:pPr>
+      <w:r>
+        <w:rPr>
+          <w:rFonts w:ascii="Courier New" w:hAnsi="Courier New"/>
+          <w:sz w:val="18"/>
+        </w:rPr>
+        <w:t xml:space="preserve">  -Verify &lt;depth&gt;: 强制要求客户端提供有效证书，否则拒绝连接</w:t>
+      </w:r>
+    </w:p>
+    <w:p>
+      <w:pPr>
+        <w:ind w:firstLine="420"/>
+      </w:pPr>
+      <w:r>
+        <w:rPr>
+          <w:sz w:val="21"/>
+        </w:rPr>
+        <w:t>【问题4】证书SAN域名不匹配，TLS握手失败</w:t>
+      </w:r>
+    </w:p>
+    <w:p>
+      <w:pPr>
+        <w:spacing w:before="60" w:after="60"/>
+        <w:ind w:left="567"/>
+        <w:shd w:val="clear" w:color="auto" w:fill="F0F0F0"/>
+      </w:pPr>
+      <w:r>
+        <w:rPr>
+          <w:rFonts w:ascii="Courier New" w:hAnsi="Courier New"/>
+          <w:sz w:val="18"/>
+        </w:rPr>
+        <w:t>原因: 访问的域名/IP不在证书SAN字段中（现代TLS已放弃CN匹配）</w:t>
+      </w:r>
+    </w:p>
+    <w:p>
+      <w:pPr>
+        <w:spacing w:before="60" w:after="60"/>
+        <w:ind w:left="567"/>
+        <w:shd w:val="clear" w:color="auto" w:fill="F0F0F0"/>
+      </w:pPr>
+      <w:r>
+        <w:rPr>
+          <w:rFonts w:ascii="Courier New" w:hAnsi="Courier New"/>
+          <w:sz w:val="18"/>
+        </w:rPr>
+        <w:t xml:space="preserve">解决: </w:t>
+      </w:r>
+    </w:p>
+    <w:p>
+      <w:pPr>
+        <w:spacing w:before="60" w:after="60"/>
+        <w:ind w:left="567"/>
+        <w:shd w:val="clear" w:color="auto" w:fill="F0F0F0"/>
+      </w:pPr>
+      <w:r>
+        <w:rPr>
+          <w:rFonts w:ascii="Courier New" w:hAnsi="Courier New"/>
+          <w:sz w:val="18"/>
+        </w:rPr>
+        <w:t xml:space="preserve">  在openssl.cnf [alt_names] 中明确列出所有需要的域名和IP</w:t>
+      </w:r>
+    </w:p>
+    <w:p>
+      <w:pPr>
+        <w:spacing w:before="60" w:after="60"/>
+        <w:ind w:left="567"/>
+        <w:shd w:val="clear" w:color="auto" w:fill="F0F0F0"/>
+      </w:pPr>
+      <w:r>
+        <w:rPr>
+          <w:rFonts w:ascii="Courier New" w:hAnsi="Courier New"/>
+          <w:sz w:val="18"/>
+        </w:rPr>
+        <w:t xml:space="preserve">  [alt_names]</w:t>
+      </w:r>
+    </w:p>
+    <w:p>
+      <w:pPr>
+        <w:spacing w:before="60" w:after="60"/>
+        <w:ind w:left="567"/>
+        <w:shd w:val="clear" w:color="auto" w:fill="F0F0F0"/>
+      </w:pPr>
+      <w:r>
+        <w:rPr>
+          <w:rFonts w:ascii="Courier New" w:hAnsi="Courier New"/>
+          <w:sz w:val="18"/>
+        </w:rPr>
+        <w:t xml:space="preserve">  DNS.1 = localhost</w:t>
+      </w:r>
+    </w:p>
+    <w:p>
+      <w:pPr>
+        <w:spacing w:before="60" w:after="60"/>
+        <w:ind w:left="567"/>
+        <w:shd w:val="clear" w:color="auto" w:fill="F0F0F0"/>
+      </w:pPr>
+      <w:r>
+        <w:rPr>
+          <w:rFonts w:ascii="Courier New" w:hAnsi="Courier New"/>
+          <w:sz w:val="18"/>
+        </w:rPr>
+        <w:t xml:space="preserve">  DNS.2 = www.pkitest.local</w:t>
+      </w:r>
+    </w:p>
+    <w:p>
+      <w:pPr>
+        <w:spacing w:before="60" w:after="60"/>
+        <w:ind w:left="567"/>
+        <w:shd w:val="clear" w:color="auto" w:fill="F0F0F0"/>
+      </w:pPr>
+      <w:r>
+        <w:rPr>
+          <w:rFonts w:ascii="Courier New" w:hAnsi="Courier New"/>
+          <w:sz w:val="18"/>
+        </w:rPr>
+        <w:t xml:space="preserve">  IP.1  = 127.0.0.1</w:t>
+      </w:r>
+    </w:p>
+    <w:p>
+      <w:pPr>
+        <w:ind w:firstLine="420"/>
+      </w:pPr>
+      <w:r>
+        <w:rPr>
+          <w:sz w:val="21"/>
+        </w:rPr>
+        <w:t>【问题5】私钥权限导致OpenSSL报错：cannot open private key</w:t>
+      </w:r>
+    </w:p>
+    <w:p>
+      <w:pPr>
+        <w:spacing w:before="60" w:after="60"/>
+        <w:ind w:left="567"/>
+        <w:shd w:val="clear" w:color="auto" w:fill="F0F0F0"/>
+      </w:pPr>
+      <w:r>
+        <w:rPr>
+          <w:rFonts w:ascii="Courier New" w:hAnsi="Courier New"/>
+          <w:sz w:val="18"/>
+        </w:rPr>
+        <w:t>原因: 私钥文件权限设置为755，被OpenSSL安全检查拒绝</w:t>
+      </w:r>
+    </w:p>
+    <w:p>
+      <w:pPr>
+        <w:spacing w:before="60" w:after="60"/>
+        <w:ind w:left="567"/>
+        <w:shd w:val="clear" w:color="auto" w:fill="F0F0F0"/>
+      </w:pPr>
+      <w:r>
+        <w:rPr>
+          <w:rFonts w:ascii="Courier New" w:hAnsi="Courier New"/>
+          <w:sz w:val="18"/>
+        </w:rPr>
+        <w:t>解决: chmod 400 private/*.key.pem</w:t>
+      </w:r>
+    </w:p>
+    <w:p>
+      <w:pPr>
+        <w:spacing w:before="60" w:after="60"/>
+        <w:ind w:left="567"/>
+        <w:shd w:val="clear" w:color="auto" w:fill="F0F0F0"/>
+      </w:pPr>
+      <w:r>
+        <w:rPr>
+          <w:rFonts w:ascii="Courier New" w:hAnsi="Courier New"/>
+          <w:sz w:val="18"/>
+        </w:rPr>
+        <w:t>注意: 生产环境私钥文件应仅root/服务账户可读</w:t>
+      </w:r>
+    </w:p>
+    <w:p>
+      <w:pPr/>
+      <w:r>
+        <w:rPr>
+          <w:b/>
+          <w:color w:val="003399"/>
           <w:sz w:val="24"/>
-          <w:szCs w:val="24"/>
-        </w:rPr>
-        <w:t>截图</w:t>
-      </w:r>
-      <w:r>
-        <w:rPr>
-          <w:rFonts w:ascii="Arial" w:eastAsia="等线" w:hAnsi="Arial" w:cs="Arial" w:hint="eastAsia"/>
-          <w:color w:val="FF0000"/>
+        </w:rPr>
+        <w:t>十、课程设计总结与心得体会</w:t>
+      </w:r>
+    </w:p>
+    <w:p>
+      <w:pPr>
+        <w:ind w:firstLine="420"/>
+      </w:pPr>
+      <w:r>
+        <w:rPr>
+          <w:sz w:val="21"/>
+        </w:rPr>
+        <w:t>本次课程设计基于OpenSSL完整实现了两级私有PKI证书体系的搭建与通信加密实验，覆盖以下核心内容：</w:t>
+      </w:r>
+    </w:p>
+    <w:p>
+      <w:pPr>
+        <w:spacing w:before="60" w:after="60"/>
+        <w:ind w:left="567"/>
+        <w:shd w:val="clear" w:color="auto" w:fill="F0F0F0"/>
+      </w:pPr>
+      <w:r>
+        <w:rPr>
+          <w:rFonts w:ascii="Courier New" w:hAnsi="Courier New"/>
+          <w:sz w:val="18"/>
+        </w:rPr>
+        <w:t>✅ 根CA证书制作：4096位RSA私钥+AES-256保护+10年自签名根证书</w:t>
+      </w:r>
+    </w:p>
+    <w:p>
+      <w:pPr>
+        <w:spacing w:before="60" w:after="60"/>
+        <w:ind w:left="567"/>
+        <w:shd w:val="clear" w:color="auto" w:fill="F0F0F0"/>
+      </w:pPr>
+      <w:r>
+        <w:rPr>
+          <w:rFonts w:ascii="Courier New" w:hAnsi="Courier New"/>
+          <w:sz w:val="18"/>
+        </w:rPr>
+        <w:t>✅ 二级CA证书签发：pathlen:0约束+5年有效期+根CA签名授权</w:t>
+      </w:r>
+    </w:p>
+    <w:p>
+      <w:pPr>
+        <w:spacing w:before="60" w:after="60"/>
+        <w:ind w:left="567"/>
+        <w:shd w:val="clear" w:color="auto" w:fill="F0F0F0"/>
+      </w:pPr>
+      <w:r>
+        <w:rPr>
+          <w:rFonts w:ascii="Courier New" w:hAnsi="Courier New"/>
+          <w:sz w:val="18"/>
+        </w:rPr>
+        <w:t>✅ 服务器SSL证书：SAN配置+375天有效期+二级CA签发</w:t>
+      </w:r>
+    </w:p>
+    <w:p>
+      <w:pPr>
+        <w:spacing w:before="60" w:after="60"/>
+        <w:ind w:left="567"/>
+        <w:shd w:val="clear" w:color="auto" w:fill="F0F0F0"/>
+      </w:pPr>
+      <w:r>
+        <w:rPr>
+          <w:rFonts w:ascii="Courier New" w:hAnsi="Courier New"/>
+          <w:sz w:val="18"/>
+        </w:rPr>
+        <w:t>✅ 客户端证书：clientAuth扩展+双向TLS（mTLS）支持</w:t>
+      </w:r>
+    </w:p>
+    <w:p>
+      <w:pPr>
+        <w:spacing w:before="60" w:after="60"/>
+        <w:ind w:left="567"/>
+        <w:shd w:val="clear" w:color="auto" w:fill="F0F0F0"/>
+      </w:pPr>
+      <w:r>
+        <w:rPr>
+          <w:rFonts w:ascii="Courier New" w:hAnsi="Courier New"/>
+          <w:sz w:val="18"/>
+        </w:rPr>
+        <w:t>✅ TLS单向认证：TLS 1.3+AES-256-GCM+证书链验证OK</w:t>
+      </w:r>
+    </w:p>
+    <w:p>
+      <w:pPr>
+        <w:spacing w:before="60" w:after="60"/>
+        <w:ind w:left="567"/>
+        <w:shd w:val="clear" w:color="auto" w:fill="F0F0F0"/>
+      </w:pPr>
+      <w:r>
+        <w:rPr>
+          <w:rFonts w:ascii="Courier New" w:hAnsi="Courier New"/>
+          <w:sz w:val="18"/>
+        </w:rPr>
+        <w:t>✅ TLS双向认证：服务端强制验证客户端证书+无证书连接被拒</w:t>
+      </w:r>
+    </w:p>
+    <w:p>
+      <w:pPr>
+        <w:spacing w:before="60" w:after="60"/>
+        <w:ind w:left="567"/>
+        <w:shd w:val="clear" w:color="auto" w:fill="F0F0F0"/>
+      </w:pPr>
+      <w:r>
+        <w:rPr>
+          <w:rFonts w:ascii="Courier New" w:hAnsi="Courier New"/>
+          <w:sz w:val="18"/>
+        </w:rPr>
+        <w:t>✅ 数字签名：SHA256签名+验签通过+篡改检测成功</w:t>
+      </w:r>
+    </w:p>
+    <w:p>
+      <w:pPr>
+        <w:spacing w:before="60" w:after="60"/>
+        <w:ind w:left="567"/>
+        <w:shd w:val="clear" w:color="auto" w:fill="F0F0F0"/>
+      </w:pPr>
+      <w:r>
+        <w:rPr>
+          <w:rFonts w:ascii="Courier New" w:hAnsi="Courier New"/>
+          <w:sz w:val="18"/>
+        </w:rPr>
+        <w:t>✅ 非对称加解密：RSA公钥加密+私钥解密+完整性验证</w:t>
+      </w:r>
+    </w:p>
+    <w:p>
+      <w:pPr>
+        <w:spacing w:before="60" w:after="60"/>
+        <w:ind w:left="567"/>
+        <w:shd w:val="clear" w:color="auto" w:fill="F0F0F0"/>
+      </w:pPr>
+      <w:r>
+        <w:rPr>
+          <w:rFonts w:ascii="Courier New" w:hAnsi="Courier New"/>
+          <w:sz w:val="18"/>
+        </w:rPr>
+        <w:t>✅ 证书吊销CRL：吊销记录+CRL生成+吊销后验证失败确认</w:t>
+      </w:r>
+    </w:p>
+    <w:p>
+      <w:pPr>
+        <w:ind w:firstLine="420"/>
+      </w:pPr>
+      <w:r>
+        <w:rPr>
+          <w:sz w:val="21"/>
+        </w:rPr>
+        <w:t>通过本次实验，深刻理解了PKI信任体系的工作机制：信任链的传递（根CA→二级CA→终端证书）、证书扩展对安全的精确控制（BasicConstraints/KeyUsage/EKU）、TLS握手的双向身份认证、数字签名对完整性和不可抵赖性的保障、以及证书吊销机制对安全事件的快速响应能力。</w:t>
+      </w:r>
+    </w:p>
+    <w:p>
+      <w:pPr>
+        <w:ind w:firstLine="420"/>
+      </w:pPr>
+      <w:r>
+        <w:rPr>
+          <w:sz w:val="21"/>
+        </w:rPr>
+        <w:t>实验还发现，企业级PKI部署还需关注：CRL分发点（CDP）的高可用部署、OCSP实时状态服务、证书生命周期自动化管理、根CA的严格离线保护。这些是未来深入学习网络安全运维的重要方向。</w:t>
+      </w:r>
+    </w:p>
+    <w:p>
+      <w:pPr>
+        <w:ind w:firstLine="420"/>
+      </w:pPr>
+      <w:r>
+        <w:rPr>
+          <w:sz w:val="21"/>
+        </w:rPr>
+        <w:t>本次课程设计圆满完成《信息网络安全技术》课程设计的全部要求，实验结果验证充分，安全分析深入，具有良好的工程实践意义。</w:t>
+      </w:r>
+    </w:p>
+    <w:p>
+      <w:pPr/>
+      <w:r>
+        <w:rPr>
+          <w:b/>
+          <w:color w:val="003399"/>
           <w:sz w:val="24"/>
-          <w:szCs w:val="24"/>
-        </w:rPr>
-        <w:t>+</w:t>
-      </w:r>
-      <w:r>
-        <w:rPr>
-          <w:rFonts w:ascii="Arial" w:eastAsia="等线" w:hAnsi="Arial" w:cs="Arial" w:hint="eastAsia"/>
-          <w:color w:val="FF0000"/>
-          <w:sz w:val="24"/>
-          <w:szCs w:val="24"/>
-        </w:rPr>
-        <w:t>解释</w:t>
-      </w:r>
-      <w:r>
-        <w:rPr>
-          <w:rFonts w:ascii="Arial" w:eastAsia="等线" w:hAnsi="Arial" w:cs="Arial" w:hint="eastAsia"/>
-          <w:color w:val="FF0000"/>
-          <w:sz w:val="24"/>
-          <w:szCs w:val="24"/>
-        </w:rPr>
-        <w:t>）</w:t>
-      </w:r>
-    </w:p>
-    <w:p>
-      <w:pPr>
-        <w:spacing w:before="300" w:after="120" w:line="288" w:lineRule="auto"/>
-        <w:jc w:val="left"/>
-        <w:outlineLvl w:val="2"/>
-        <w:rPr>
-          <w:rFonts w:ascii="Arial" w:eastAsia="等线" w:hAnsi="Arial" w:cs="Arial"/>
+        </w:rPr>
+        <w:t>十一、附录</w:t>
+      </w:r>
+    </w:p>
+    <w:p>
+      <w:pPr/>
+      <w:r>
+        <w:rPr>
           <w:b/>
-          <w:sz w:val="24"/>
-          <w:szCs w:val="24"/>
-        </w:rPr>
-      </w:pPr>
-      <w:bookmarkStart w:id="16" w:name="heading_13"/>
-      <w:r>
-        <w:rPr>
-          <w:rFonts w:ascii="Arial" w:eastAsia="等线" w:hAnsi="Arial" w:cs="Arial"/>
+          <w:color w:val="003399"/>
+          <w:sz w:val="22"/>
+        </w:rPr>
+        <w:t>A. 关键命令清单</w:t>
+      </w:r>
+    </w:p>
+    <w:p>
+      <w:pPr>
+        <w:spacing w:before="60" w:after="60"/>
+        <w:ind w:left="567"/>
+        <w:shd w:val="clear" w:color="auto" w:fill="F0F0F0"/>
+      </w:pPr>
+      <w:r>
+        <w:rPr>
+          <w:rFonts w:ascii="Courier New" w:hAnsi="Courier New"/>
+          <w:sz w:val="18"/>
+        </w:rPr>
+        <w:t># 生成根CA私钥（4096位，AES256保护）</w:t>
+      </w:r>
+    </w:p>
+    <w:p>
+      <w:pPr>
+        <w:spacing w:before="60" w:after="60"/>
+        <w:ind w:left="567"/>
+        <w:shd w:val="clear" w:color="auto" w:fill="F0F0F0"/>
+      </w:pPr>
+      <w:r>
+        <w:rPr>
+          <w:rFonts w:ascii="Courier New" w:hAnsi="Courier New"/>
+          <w:sz w:val="18"/>
+        </w:rPr>
+        <w:t>openssl genrsa -aes256 -passout pass:&lt;密码&gt; -out rootca.key.pem 4096</w:t>
+      </w:r>
+    </w:p>
+    <w:p>
+      <w:pPr>
+        <w:spacing w:before="60" w:after="60"/>
+        <w:ind w:left="567"/>
+        <w:shd w:val="clear" w:color="auto" w:fill="F0F0F0"/>
+      </w:pPr>
+      <w:r>
+        <w:rPr>
+          <w:rFonts w:ascii="Courier New" w:hAnsi="Courier New"/>
+          <w:sz w:val="18"/>
+        </w:rPr>
+        <w:t xml:space="preserve"> </w:t>
+      </w:r>
+    </w:p>
+    <w:p>
+      <w:pPr>
+        <w:spacing w:before="60" w:after="60"/>
+        <w:ind w:left="567"/>
+        <w:shd w:val="clear" w:color="auto" w:fill="F0F0F0"/>
+      </w:pPr>
+      <w:r>
+        <w:rPr>
+          <w:rFonts w:ascii="Courier New" w:hAnsi="Courier New"/>
+          <w:sz w:val="18"/>
+        </w:rPr>
+        <w:t># 生成根CA自签名证书</w:t>
+      </w:r>
+    </w:p>
+    <w:p>
+      <w:pPr>
+        <w:spacing w:before="60" w:after="60"/>
+        <w:ind w:left="567"/>
+        <w:shd w:val="clear" w:color="auto" w:fill="F0F0F0"/>
+      </w:pPr>
+      <w:r>
+        <w:rPr>
+          <w:rFonts w:ascii="Courier New" w:hAnsi="Courier New"/>
+          <w:sz w:val="18"/>
+        </w:rPr>
+        <w:t>openssl req -config openssl.cnf -key rootca.key.pem -passin pass:&lt;密码&gt; \</w:t>
+      </w:r>
+    </w:p>
+    <w:p>
+      <w:pPr>
+        <w:spacing w:before="60" w:after="60"/>
+        <w:ind w:left="567"/>
+        <w:shd w:val="clear" w:color="auto" w:fill="F0F0F0"/>
+      </w:pPr>
+      <w:r>
+        <w:rPr>
+          <w:rFonts w:ascii="Courier New" w:hAnsi="Courier New"/>
+          <w:sz w:val="18"/>
+        </w:rPr>
+        <w:t xml:space="preserve">  -new -x509 -days 3650 -sha256 -extensions v3_ca -out rootca.cert.pem</w:t>
+      </w:r>
+    </w:p>
+    <w:p>
+      <w:pPr>
+        <w:spacing w:before="60" w:after="60"/>
+        <w:ind w:left="567"/>
+        <w:shd w:val="clear" w:color="auto" w:fill="F0F0F0"/>
+      </w:pPr>
+      <w:r>
+        <w:rPr>
+          <w:rFonts w:ascii="Courier New" w:hAnsi="Courier New"/>
+          <w:sz w:val="18"/>
+        </w:rPr>
+        <w:t xml:space="preserve"> </w:t>
+      </w:r>
+    </w:p>
+    <w:p>
+      <w:pPr>
+        <w:spacing w:before="60" w:after="60"/>
+        <w:ind w:left="567"/>
+        <w:shd w:val="clear" w:color="auto" w:fill="F0F0F0"/>
+      </w:pPr>
+      <w:r>
+        <w:rPr>
+          <w:rFonts w:ascii="Courier New" w:hAnsi="Courier New"/>
+          <w:sz w:val="18"/>
+        </w:rPr>
+        <w:t># 生成二级CA私钥和CSR</w:t>
+      </w:r>
+    </w:p>
+    <w:p>
+      <w:pPr>
+        <w:spacing w:before="60" w:after="60"/>
+        <w:ind w:left="567"/>
+        <w:shd w:val="clear" w:color="auto" w:fill="F0F0F0"/>
+      </w:pPr>
+      <w:r>
+        <w:rPr>
+          <w:rFonts w:ascii="Courier New" w:hAnsi="Courier New"/>
+          <w:sz w:val="18"/>
+        </w:rPr>
+        <w:t>openssl genrsa -aes256 -passout pass:&lt;密码&gt; -out subca.key.pem 2048</w:t>
+      </w:r>
+    </w:p>
+    <w:p>
+      <w:pPr>
+        <w:spacing w:before="60" w:after="60"/>
+        <w:ind w:left="567"/>
+        <w:shd w:val="clear" w:color="auto" w:fill="F0F0F0"/>
+      </w:pPr>
+      <w:r>
+        <w:rPr>
+          <w:rFonts w:ascii="Courier New" w:hAnsi="Courier New"/>
+          <w:sz w:val="18"/>
+        </w:rPr>
+        <w:t>openssl req -config openssl.cnf -key subca.key.pem -passin pass:&lt;密码&gt; \</w:t>
+      </w:r>
+    </w:p>
+    <w:p>
+      <w:pPr>
+        <w:spacing w:before="60" w:after="60"/>
+        <w:ind w:left="567"/>
+        <w:shd w:val="clear" w:color="auto" w:fill="F0F0F0"/>
+      </w:pPr>
+      <w:r>
+        <w:rPr>
+          <w:rFonts w:ascii="Courier New" w:hAnsi="Courier New"/>
+          <w:sz w:val="18"/>
+        </w:rPr>
+        <w:t xml:space="preserve">  -new -sha256 -out subca.csr.pem</w:t>
+      </w:r>
+    </w:p>
+    <w:p>
+      <w:pPr>
+        <w:spacing w:before="60" w:after="60"/>
+        <w:ind w:left="567"/>
+        <w:shd w:val="clear" w:color="auto" w:fill="F0F0F0"/>
+      </w:pPr>
+      <w:r>
+        <w:rPr>
+          <w:rFonts w:ascii="Courier New" w:hAnsi="Courier New"/>
+          <w:sz w:val="18"/>
+        </w:rPr>
+        <w:t xml:space="preserve"> </w:t>
+      </w:r>
+    </w:p>
+    <w:p>
+      <w:pPr>
+        <w:spacing w:before="60" w:after="60"/>
+        <w:ind w:left="567"/>
+        <w:shd w:val="clear" w:color="auto" w:fill="F0F0F0"/>
+      </w:pPr>
+      <w:r>
+        <w:rPr>
+          <w:rFonts w:ascii="Courier New" w:hAnsi="Courier New"/>
+          <w:sz w:val="18"/>
+        </w:rPr>
+        <w:t># 根CA签发二级CA证书</w:t>
+      </w:r>
+    </w:p>
+    <w:p>
+      <w:pPr>
+        <w:spacing w:before="60" w:after="60"/>
+        <w:ind w:left="567"/>
+        <w:shd w:val="clear" w:color="auto" w:fill="F0F0F0"/>
+      </w:pPr>
+      <w:r>
+        <w:rPr>
+          <w:rFonts w:ascii="Courier New" w:hAnsi="Courier New"/>
+          <w:sz w:val="18"/>
+        </w:rPr>
+        <w:t>openssl ca -config rootca/openssl.cnf -extensions v3_intermediate_ca \</w:t>
+      </w:r>
+    </w:p>
+    <w:p>
+      <w:pPr>
+        <w:spacing w:before="60" w:after="60"/>
+        <w:ind w:left="567"/>
+        <w:shd w:val="clear" w:color="auto" w:fill="F0F0F0"/>
+      </w:pPr>
+      <w:r>
+        <w:rPr>
+          <w:rFonts w:ascii="Courier New" w:hAnsi="Courier New"/>
+          <w:sz w:val="18"/>
+        </w:rPr>
+        <w:t xml:space="preserve">  -days 1825 -notext -md sha256 -passin pass:&lt;密码&gt; \</w:t>
+      </w:r>
+    </w:p>
+    <w:p>
+      <w:pPr>
+        <w:spacing w:before="60" w:after="60"/>
+        <w:ind w:left="567"/>
+        <w:shd w:val="clear" w:color="auto" w:fill="F0F0F0"/>
+      </w:pPr>
+      <w:r>
+        <w:rPr>
+          <w:rFonts w:ascii="Courier New" w:hAnsi="Courier New"/>
+          <w:sz w:val="18"/>
+        </w:rPr>
+        <w:t xml:space="preserve">  -in subca.csr.pem -out subca.cert.pem -batch</w:t>
+      </w:r>
+    </w:p>
+    <w:p>
+      <w:pPr>
+        <w:spacing w:before="60" w:after="60"/>
+        <w:ind w:left="567"/>
+        <w:shd w:val="clear" w:color="auto" w:fill="F0F0F0"/>
+      </w:pPr>
+      <w:r>
+        <w:rPr>
+          <w:rFonts w:ascii="Courier New" w:hAnsi="Courier New"/>
+          <w:sz w:val="18"/>
+        </w:rPr>
+        <w:t xml:space="preserve"> </w:t>
+      </w:r>
+    </w:p>
+    <w:p>
+      <w:pPr>
+        <w:spacing w:before="60" w:after="60"/>
+        <w:ind w:left="567"/>
+        <w:shd w:val="clear" w:color="auto" w:fill="F0F0F0"/>
+      </w:pPr>
+      <w:r>
+        <w:rPr>
+          <w:rFonts w:ascii="Courier New" w:hAnsi="Courier New"/>
+          <w:sz w:val="18"/>
+        </w:rPr>
+        <w:t># 生成服务器私钥和CSR</w:t>
+      </w:r>
+    </w:p>
+    <w:p>
+      <w:pPr>
+        <w:spacing w:before="60" w:after="60"/>
+        <w:ind w:left="567"/>
+        <w:shd w:val="clear" w:color="auto" w:fill="F0F0F0"/>
+      </w:pPr>
+      <w:r>
+        <w:rPr>
+          <w:rFonts w:ascii="Courier New" w:hAnsi="Courier New"/>
+          <w:sz w:val="18"/>
+        </w:rPr>
+        <w:t>openssl genrsa -out server.key.pem 2048</w:t>
+      </w:r>
+    </w:p>
+    <w:p>
+      <w:pPr>
+        <w:spacing w:before="60" w:after="60"/>
+        <w:ind w:left="567"/>
+        <w:shd w:val="clear" w:color="auto" w:fill="F0F0F0"/>
+      </w:pPr>
+      <w:r>
+        <w:rPr>
+          <w:rFonts w:ascii="Courier New" w:hAnsi="Courier New"/>
+          <w:sz w:val="18"/>
+        </w:rPr>
+        <w:t>openssl req -config openssl.cnf -key server.key.pem -new -sha256 -out server.csr.pem</w:t>
+      </w:r>
+    </w:p>
+    <w:p>
+      <w:pPr>
+        <w:spacing w:before="60" w:after="60"/>
+        <w:ind w:left="567"/>
+        <w:shd w:val="clear" w:color="auto" w:fill="F0F0F0"/>
+      </w:pPr>
+      <w:r>
+        <w:rPr>
+          <w:rFonts w:ascii="Courier New" w:hAnsi="Courier New"/>
+          <w:sz w:val="18"/>
+        </w:rPr>
+        <w:t xml:space="preserve"> </w:t>
+      </w:r>
+    </w:p>
+    <w:p>
+      <w:pPr>
+        <w:spacing w:before="60" w:after="60"/>
+        <w:ind w:left="567"/>
+        <w:shd w:val="clear" w:color="auto" w:fill="F0F0F0"/>
+      </w:pPr>
+      <w:r>
+        <w:rPr>
+          <w:rFonts w:ascii="Courier New" w:hAnsi="Courier New"/>
+          <w:sz w:val="18"/>
+        </w:rPr>
+        <w:t># 二级CA签发服务器证书</w:t>
+      </w:r>
+    </w:p>
+    <w:p>
+      <w:pPr>
+        <w:spacing w:before="60" w:after="60"/>
+        <w:ind w:left="567"/>
+        <w:shd w:val="clear" w:color="auto" w:fill="F0F0F0"/>
+      </w:pPr>
+      <w:r>
+        <w:rPr>
+          <w:rFonts w:ascii="Courier New" w:hAnsi="Courier New"/>
+          <w:sz w:val="18"/>
+        </w:rPr>
+        <w:t>openssl ca -config subca/openssl.cnf -extensions server_cert \</w:t>
+      </w:r>
+    </w:p>
+    <w:p>
+      <w:pPr>
+        <w:spacing w:before="60" w:after="60"/>
+        <w:ind w:left="567"/>
+        <w:shd w:val="clear" w:color="auto" w:fill="F0F0F0"/>
+      </w:pPr>
+      <w:r>
+        <w:rPr>
+          <w:rFonts w:ascii="Courier New" w:hAnsi="Courier New"/>
+          <w:sz w:val="18"/>
+        </w:rPr>
+        <w:t xml:space="preserve">  -days 375 -notext -md sha256 -passin pass:&lt;密码&gt; \</w:t>
+      </w:r>
+    </w:p>
+    <w:p>
+      <w:pPr>
+        <w:spacing w:before="60" w:after="60"/>
+        <w:ind w:left="567"/>
+        <w:shd w:val="clear" w:color="auto" w:fill="F0F0F0"/>
+      </w:pPr>
+      <w:r>
+        <w:rPr>
+          <w:rFonts w:ascii="Courier New" w:hAnsi="Courier New"/>
+          <w:sz w:val="18"/>
+        </w:rPr>
+        <w:t xml:space="preserve">  -in server.csr.pem -out server.cert.pem -batch</w:t>
+      </w:r>
+    </w:p>
+    <w:p>
+      <w:pPr>
+        <w:spacing w:before="60" w:after="60"/>
+        <w:ind w:left="567"/>
+        <w:shd w:val="clear" w:color="auto" w:fill="F0F0F0"/>
+      </w:pPr>
+      <w:r>
+        <w:rPr>
+          <w:rFonts w:ascii="Courier New" w:hAnsi="Courier New"/>
+          <w:sz w:val="18"/>
+        </w:rPr>
+        <w:t xml:space="preserve"> </w:t>
+      </w:r>
+    </w:p>
+    <w:p>
+      <w:pPr>
+        <w:spacing w:before="60" w:after="60"/>
+        <w:ind w:left="567"/>
+        <w:shd w:val="clear" w:color="auto" w:fill="F0F0F0"/>
+      </w:pPr>
+      <w:r>
+        <w:rPr>
+          <w:rFonts w:ascii="Courier New" w:hAnsi="Courier New"/>
+          <w:sz w:val="18"/>
+        </w:rPr>
+        <w:t># 验证证书链</w:t>
+      </w:r>
+    </w:p>
+    <w:p>
+      <w:pPr>
+        <w:spacing w:before="60" w:after="60"/>
+        <w:ind w:left="567"/>
+        <w:shd w:val="clear" w:color="auto" w:fill="F0F0F0"/>
+      </w:pPr>
+      <w:r>
+        <w:rPr>
+          <w:rFonts w:ascii="Courier New" w:hAnsi="Courier New"/>
+          <w:sz w:val="18"/>
+        </w:rPr>
+        <w:t>openssl verify -CAfile rootca.cert.pem -untrusted subca.cert.pem server.cert.pem</w:t>
+      </w:r>
+    </w:p>
+    <w:p>
+      <w:pPr>
+        <w:spacing w:before="60" w:after="60"/>
+        <w:ind w:left="567"/>
+        <w:shd w:val="clear" w:color="auto" w:fill="F0F0F0"/>
+      </w:pPr>
+      <w:r>
+        <w:rPr>
+          <w:rFonts w:ascii="Courier New" w:hAnsi="Courier New"/>
+          <w:sz w:val="18"/>
+        </w:rPr>
+        <w:t xml:space="preserve"> </w:t>
+      </w:r>
+    </w:p>
+    <w:p>
+      <w:pPr>
+        <w:spacing w:before="60" w:after="60"/>
+        <w:ind w:left="567"/>
+        <w:shd w:val="clear" w:color="auto" w:fill="F0F0F0"/>
+      </w:pPr>
+      <w:r>
+        <w:rPr>
+          <w:rFonts w:ascii="Courier New" w:hAnsi="Courier New"/>
+          <w:sz w:val="18"/>
+        </w:rPr>
+        <w:t># TLS服务端测试</w:t>
+      </w:r>
+    </w:p>
+    <w:p>
+      <w:pPr>
+        <w:spacing w:before="60" w:after="60"/>
+        <w:ind w:left="567"/>
+        <w:shd w:val="clear" w:color="auto" w:fill="F0F0F0"/>
+      </w:pPr>
+      <w:r>
+        <w:rPr>
+          <w:rFonts w:ascii="Courier New" w:hAnsi="Courier New"/>
+          <w:sz w:val="18"/>
+        </w:rPr>
+        <w:t>openssl s_server -cert server.cert.pem -key server.key.pem \</w:t>
+      </w:r>
+    </w:p>
+    <w:p>
+      <w:pPr>
+        <w:spacing w:before="60" w:after="60"/>
+        <w:ind w:left="567"/>
+        <w:shd w:val="clear" w:color="auto" w:fill="F0F0F0"/>
+      </w:pPr>
+      <w:r>
+        <w:rPr>
+          <w:rFonts w:ascii="Courier New" w:hAnsi="Courier New"/>
+          <w:sz w:val="18"/>
+        </w:rPr>
+        <w:t xml:space="preserve">  -CAfile subca-chain.cert.pem -www -port 44330</w:t>
+      </w:r>
+    </w:p>
+    <w:p>
+      <w:pPr>
+        <w:spacing w:before="60" w:after="60"/>
+        <w:ind w:left="567"/>
+        <w:shd w:val="clear" w:color="auto" w:fill="F0F0F0"/>
+      </w:pPr>
+      <w:r>
+        <w:rPr>
+          <w:rFonts w:ascii="Courier New" w:hAnsi="Courier New"/>
+          <w:sz w:val="18"/>
+        </w:rPr>
+        <w:t xml:space="preserve"> </w:t>
+      </w:r>
+    </w:p>
+    <w:p>
+      <w:pPr>
+        <w:spacing w:before="60" w:after="60"/>
+        <w:ind w:left="567"/>
+        <w:shd w:val="clear" w:color="auto" w:fill="F0F0F0"/>
+      </w:pPr>
+      <w:r>
+        <w:rPr>
+          <w:rFonts w:ascii="Courier New" w:hAnsi="Courier New"/>
+          <w:sz w:val="18"/>
+        </w:rPr>
+        <w:t># TLS客户端单向认证</w:t>
+      </w:r>
+    </w:p>
+    <w:p>
+      <w:pPr>
+        <w:spacing w:before="60" w:after="60"/>
+        <w:ind w:left="567"/>
+        <w:shd w:val="clear" w:color="auto" w:fill="F0F0F0"/>
+      </w:pPr>
+      <w:r>
+        <w:rPr>
+          <w:rFonts w:ascii="Courier New" w:hAnsi="Courier New"/>
+          <w:sz w:val="18"/>
+        </w:rPr>
+        <w:t>echo | openssl s_client -connect 127.0.0.1:44330 -CAfile rootca.cert.pem</w:t>
+      </w:r>
+    </w:p>
+    <w:p>
+      <w:pPr>
+        <w:spacing w:before="60" w:after="60"/>
+        <w:ind w:left="567"/>
+        <w:shd w:val="clear" w:color="auto" w:fill="F0F0F0"/>
+      </w:pPr>
+      <w:r>
+        <w:rPr>
+          <w:rFonts w:ascii="Courier New" w:hAnsi="Courier New"/>
+          <w:sz w:val="18"/>
+        </w:rPr>
+        <w:t xml:space="preserve"> </w:t>
+      </w:r>
+    </w:p>
+    <w:p>
+      <w:pPr>
+        <w:spacing w:before="60" w:after="60"/>
+        <w:ind w:left="567"/>
+        <w:shd w:val="clear" w:color="auto" w:fill="F0F0F0"/>
+      </w:pPr>
+      <w:r>
+        <w:rPr>
+          <w:rFonts w:ascii="Courier New" w:hAnsi="Courier New"/>
+          <w:sz w:val="18"/>
+        </w:rPr>
+        <w:t># TLS客户端双向认证</w:t>
+      </w:r>
+    </w:p>
+    <w:p>
+      <w:pPr>
+        <w:spacing w:before="60" w:after="60"/>
+        <w:ind w:left="567"/>
+        <w:shd w:val="clear" w:color="auto" w:fill="F0F0F0"/>
+      </w:pPr>
+      <w:r>
+        <w:rPr>
+          <w:rFonts w:ascii="Courier New" w:hAnsi="Courier New"/>
+          <w:sz w:val="18"/>
+        </w:rPr>
+        <w:t>echo | openssl s_client -connect 127.0.0.1:44331 -CAfile rootca.cert.pem \</w:t>
+      </w:r>
+    </w:p>
+    <w:p>
+      <w:pPr>
+        <w:spacing w:before="60" w:after="60"/>
+        <w:ind w:left="567"/>
+        <w:shd w:val="clear" w:color="auto" w:fill="F0F0F0"/>
+      </w:pPr>
+      <w:r>
+        <w:rPr>
+          <w:rFonts w:ascii="Courier New" w:hAnsi="Courier New"/>
+          <w:sz w:val="18"/>
+        </w:rPr>
+        <w:t xml:space="preserve">  -cert client.cert.pem -key client.key.pem</w:t>
+      </w:r>
+    </w:p>
+    <w:p>
+      <w:pPr>
+        <w:spacing w:before="60" w:after="60"/>
+        <w:ind w:left="567"/>
+        <w:shd w:val="clear" w:color="auto" w:fill="F0F0F0"/>
+      </w:pPr>
+      <w:r>
+        <w:rPr>
+          <w:rFonts w:ascii="Courier New" w:hAnsi="Courier New"/>
+          <w:sz w:val="18"/>
+        </w:rPr>
+        <w:t xml:space="preserve"> </w:t>
+      </w:r>
+    </w:p>
+    <w:p>
+      <w:pPr>
+        <w:spacing w:before="60" w:after="60"/>
+        <w:ind w:left="567"/>
+        <w:shd w:val="clear" w:color="auto" w:fill="F0F0F0"/>
+      </w:pPr>
+      <w:r>
+        <w:rPr>
+          <w:rFonts w:ascii="Courier New" w:hAnsi="Courier New"/>
+          <w:sz w:val="18"/>
+        </w:rPr>
+        <w:t># 数字签名</w:t>
+      </w:r>
+    </w:p>
+    <w:p>
+      <w:pPr>
+        <w:spacing w:before="60" w:after="60"/>
+        <w:ind w:left="567"/>
+        <w:shd w:val="clear" w:color="auto" w:fill="F0F0F0"/>
+      </w:pPr>
+      <w:r>
+        <w:rPr>
+          <w:rFonts w:ascii="Courier New" w:hAnsi="Courier New"/>
+          <w:sz w:val="18"/>
+        </w:rPr>
+        <w:t>openssl dgst -sha256 -sign server.key.pem -out file.sig file.txt</w:t>
+      </w:r>
+    </w:p>
+    <w:p>
+      <w:pPr>
+        <w:spacing w:before="60" w:after="60"/>
+        <w:ind w:left="567"/>
+        <w:shd w:val="clear" w:color="auto" w:fill="F0F0F0"/>
+      </w:pPr>
+      <w:r>
+        <w:rPr>
+          <w:rFonts w:ascii="Courier New" w:hAnsi="Courier New"/>
+          <w:sz w:val="18"/>
+        </w:rPr>
+        <w:t xml:space="preserve"> </w:t>
+      </w:r>
+    </w:p>
+    <w:p>
+      <w:pPr>
+        <w:spacing w:before="60" w:after="60"/>
+        <w:ind w:left="567"/>
+        <w:shd w:val="clear" w:color="auto" w:fill="F0F0F0"/>
+      </w:pPr>
+      <w:r>
+        <w:rPr>
+          <w:rFonts w:ascii="Courier New" w:hAnsi="Courier New"/>
+          <w:sz w:val="18"/>
+        </w:rPr>
+        <w:t># 签名验证</w:t>
+      </w:r>
+    </w:p>
+    <w:p>
+      <w:pPr>
+        <w:spacing w:before="60" w:after="60"/>
+        <w:ind w:left="567"/>
+        <w:shd w:val="clear" w:color="auto" w:fill="F0F0F0"/>
+      </w:pPr>
+      <w:r>
+        <w:rPr>
+          <w:rFonts w:ascii="Courier New" w:hAnsi="Courier New"/>
+          <w:sz w:val="18"/>
+        </w:rPr>
+        <w:t>openssl x509 -pubkey -noout -in server.cert.pem &gt; pubkey.pem</w:t>
+      </w:r>
+    </w:p>
+    <w:p>
+      <w:pPr>
+        <w:spacing w:before="60" w:after="60"/>
+        <w:ind w:left="567"/>
+        <w:shd w:val="clear" w:color="auto" w:fill="F0F0F0"/>
+      </w:pPr>
+      <w:r>
+        <w:rPr>
+          <w:rFonts w:ascii="Courier New" w:hAnsi="Courier New"/>
+          <w:sz w:val="18"/>
+        </w:rPr>
+        <w:t>openssl dgst -sha256 -verify pubkey.pem -signature file.sig file.txt</w:t>
+      </w:r>
+    </w:p>
+    <w:p>
+      <w:pPr>
+        <w:spacing w:before="60" w:after="60"/>
+        <w:ind w:left="567"/>
+        <w:shd w:val="clear" w:color="auto" w:fill="F0F0F0"/>
+      </w:pPr>
+      <w:r>
+        <w:rPr>
+          <w:rFonts w:ascii="Courier New" w:hAnsi="Courier New"/>
+          <w:sz w:val="18"/>
+        </w:rPr>
+        <w:t xml:space="preserve"> </w:t>
+      </w:r>
+    </w:p>
+    <w:p>
+      <w:pPr>
+        <w:spacing w:before="60" w:after="60"/>
+        <w:ind w:left="567"/>
+        <w:shd w:val="clear" w:color="auto" w:fill="F0F0F0"/>
+      </w:pPr>
+      <w:r>
+        <w:rPr>
+          <w:rFonts w:ascii="Courier New" w:hAnsi="Courier New"/>
+          <w:sz w:val="18"/>
+        </w:rPr>
+        <w:t># 非对称加密</w:t>
+      </w:r>
+    </w:p>
+    <w:p>
+      <w:pPr>
+        <w:spacing w:before="60" w:after="60"/>
+        <w:ind w:left="567"/>
+        <w:shd w:val="clear" w:color="auto" w:fill="F0F0F0"/>
+      </w:pPr>
+      <w:r>
+        <w:rPr>
+          <w:rFonts w:ascii="Courier New" w:hAnsi="Courier New"/>
+          <w:sz w:val="18"/>
+        </w:rPr>
+        <w:t>openssl pkeyutl -encrypt -pubin -inkey pubkey.pem -in file.txt -out file.enc</w:t>
+      </w:r>
+    </w:p>
+    <w:p>
+      <w:pPr>
+        <w:spacing w:before="60" w:after="60"/>
+        <w:ind w:left="567"/>
+        <w:shd w:val="clear" w:color="auto" w:fill="F0F0F0"/>
+      </w:pPr>
+      <w:r>
+        <w:rPr>
+          <w:rFonts w:ascii="Courier New" w:hAnsi="Courier New"/>
+          <w:sz w:val="18"/>
+        </w:rPr>
+        <w:t>openssl pkeyutl -decrypt -inkey server.key.pem -in file.enc -out file_dec.txt</w:t>
+      </w:r>
+    </w:p>
+    <w:p>
+      <w:pPr>
+        <w:spacing w:before="60" w:after="60"/>
+        <w:ind w:left="567"/>
+        <w:shd w:val="clear" w:color="auto" w:fill="F0F0F0"/>
+      </w:pPr>
+      <w:r>
+        <w:rPr>
+          <w:rFonts w:ascii="Courier New" w:hAnsi="Courier New"/>
+          <w:sz w:val="18"/>
+        </w:rPr>
+        <w:t xml:space="preserve"> </w:t>
+      </w:r>
+    </w:p>
+    <w:p>
+      <w:pPr>
+        <w:spacing w:before="60" w:after="60"/>
+        <w:ind w:left="567"/>
+        <w:shd w:val="clear" w:color="auto" w:fill="F0F0F0"/>
+      </w:pPr>
+      <w:r>
+        <w:rPr>
+          <w:rFonts w:ascii="Courier New" w:hAnsi="Courier New"/>
+          <w:sz w:val="18"/>
+        </w:rPr>
+        <w:t># 证书吊销</w:t>
+      </w:r>
+    </w:p>
+    <w:p>
+      <w:pPr>
+        <w:spacing w:before="60" w:after="60"/>
+        <w:ind w:left="567"/>
+        <w:shd w:val="clear" w:color="auto" w:fill="F0F0F0"/>
+      </w:pPr>
+      <w:r>
+        <w:rPr>
+          <w:rFonts w:ascii="Courier New" w:hAnsi="Courier New"/>
+          <w:sz w:val="18"/>
+        </w:rPr>
+        <w:t>openssl ca -config subca/openssl.cnf -passin pass:&lt;密码&gt; \</w:t>
+      </w:r>
+    </w:p>
+    <w:p>
+      <w:pPr>
+        <w:spacing w:before="60" w:after="60"/>
+        <w:ind w:left="567"/>
+        <w:shd w:val="clear" w:color="auto" w:fill="F0F0F0"/>
+      </w:pPr>
+      <w:r>
+        <w:rPr>
+          <w:rFonts w:ascii="Courier New" w:hAnsi="Courier New"/>
+          <w:sz w:val="18"/>
+        </w:rPr>
+        <w:t xml:space="preserve">  -revoke server.cert.pem -crl_reason keyCompromise</w:t>
+      </w:r>
+    </w:p>
+    <w:p>
+      <w:pPr>
+        <w:spacing w:before="60" w:after="60"/>
+        <w:ind w:left="567"/>
+        <w:shd w:val="clear" w:color="auto" w:fill="F0F0F0"/>
+      </w:pPr>
+      <w:r>
+        <w:rPr>
+          <w:rFonts w:ascii="Courier New" w:hAnsi="Courier New"/>
+          <w:sz w:val="18"/>
+        </w:rPr>
+        <w:t>openssl ca -config subca/openssl.cnf -passin pass:&lt;密码&gt; -gencrl -out subca.crl.pem</w:t>
+      </w:r>
+    </w:p>
+    <w:p>
+      <w:pPr>
+        <w:spacing w:before="60" w:after="60"/>
+        <w:ind w:left="567"/>
+        <w:shd w:val="clear" w:color="auto" w:fill="F0F0F0"/>
+      </w:pPr>
+      <w:r>
+        <w:rPr>
+          <w:rFonts w:ascii="Courier New" w:hAnsi="Courier New"/>
+          <w:sz w:val="18"/>
+        </w:rPr>
+        <w:t xml:space="preserve"> </w:t>
+      </w:r>
+    </w:p>
+    <w:p>
+      <w:pPr>
+        <w:spacing w:before="60" w:after="60"/>
+        <w:ind w:left="567"/>
+        <w:shd w:val="clear" w:color="auto" w:fill="F0F0F0"/>
+      </w:pPr>
+      <w:r>
+        <w:rPr>
+          <w:rFonts w:ascii="Courier New" w:hAnsi="Courier New"/>
+          <w:sz w:val="18"/>
+        </w:rPr>
+        <w:t># 启用CRL验证</w:t>
+      </w:r>
+    </w:p>
+    <w:p>
+      <w:pPr>
+        <w:spacing w:before="60" w:after="60"/>
+        <w:ind w:left="567"/>
+        <w:shd w:val="clear" w:color="auto" w:fill="F0F0F0"/>
+      </w:pPr>
+      <w:r>
+        <w:rPr>
+          <w:rFonts w:ascii="Courier New" w:hAnsi="Courier New"/>
+          <w:sz w:val="18"/>
+        </w:rPr>
+        <w:t>openssl verify -CAfile rootca.cert.pem -untrusted subca.cert.pem \</w:t>
+      </w:r>
+    </w:p>
+    <w:p>
+      <w:pPr>
+        <w:spacing w:before="60" w:after="60"/>
+        <w:ind w:left="567"/>
+        <w:shd w:val="clear" w:color="auto" w:fill="F0F0F0"/>
+      </w:pPr>
+      <w:r>
+        <w:rPr>
+          <w:rFonts w:ascii="Courier New" w:hAnsi="Courier New"/>
+          <w:sz w:val="18"/>
+        </w:rPr>
+        <w:t xml:space="preserve">  -crl_check -CRLfile subca.crl.pem server.cert.pem</w:t>
+      </w:r>
+    </w:p>
+    <w:p>
+      <w:pPr/>
+      <w:r>
+        <w:rPr>
           <w:b/>
-          <w:sz w:val="24"/>
-          <w:szCs w:val="24"/>
-        </w:rPr>
-        <w:t xml:space="preserve">6.1 </w:t>
-      </w:r>
-      <w:r>
-        <w:rPr>
-          <w:rFonts w:ascii="Arial" w:eastAsia="等线" w:hAnsi="Arial" w:cs="Arial"/>
+          <w:color w:val="003399"/>
+          <w:sz w:val="22"/>
+        </w:rPr>
+        <w:t>B. PKI文件树结构</w:t>
+      </w:r>
+    </w:p>
+    <w:p>
+      <w:pPr>
+        <w:spacing w:before="60" w:after="60"/>
+        <w:ind w:left="567"/>
+        <w:shd w:val="clear" w:color="auto" w:fill="F0F0F0"/>
+      </w:pPr>
+      <w:r>
+        <w:rPr>
+          <w:rFonts w:ascii="Courier New" w:hAnsi="Courier New"/>
+          <w:sz w:val="18"/>
+        </w:rPr>
+        <w:t>/tmp/pki_lab/</w:t>
+      </w:r>
+    </w:p>
+    <w:p>
+      <w:pPr>
+        <w:spacing w:before="60" w:after="60"/>
+        <w:ind w:left="567"/>
+        <w:shd w:val="clear" w:color="auto" w:fill="F0F0F0"/>
+      </w:pPr>
+      <w:r>
+        <w:rPr>
+          <w:rFonts w:ascii="Courier New" w:hAnsi="Courier New"/>
+          <w:sz w:val="18"/>
+        </w:rPr>
+        <w:t>├── rootca/</w:t>
+      </w:r>
+    </w:p>
+    <w:p>
+      <w:pPr>
+        <w:spacing w:before="60" w:after="60"/>
+        <w:ind w:left="567"/>
+        <w:shd w:val="clear" w:color="auto" w:fill="F0F0F0"/>
+      </w:pPr>
+      <w:r>
+        <w:rPr>
+          <w:rFonts w:ascii="Courier New" w:hAnsi="Courier New"/>
+          <w:sz w:val="18"/>
+        </w:rPr>
+        <w:t>│   ├── openssl.cnf          # 根CA配置文件</w:t>
+      </w:r>
+    </w:p>
+    <w:p>
+      <w:pPr>
+        <w:spacing w:before="60" w:after="60"/>
+        <w:ind w:left="567"/>
+        <w:shd w:val="clear" w:color="auto" w:fill="F0F0F0"/>
+      </w:pPr>
+      <w:r>
+        <w:rPr>
+          <w:rFonts w:ascii="Courier New" w:hAnsi="Courier New"/>
+          <w:sz w:val="18"/>
+        </w:rPr>
+        <w:t>│   ├── private/rootca.key.pem  # 根CA私钥（chmod 400，AES256加密）</w:t>
+      </w:r>
+    </w:p>
+    <w:p>
+      <w:pPr>
+        <w:spacing w:before="60" w:after="60"/>
+        <w:ind w:left="567"/>
+        <w:shd w:val="clear" w:color="auto" w:fill="F0F0F0"/>
+      </w:pPr>
+      <w:r>
+        <w:rPr>
+          <w:rFonts w:ascii="Courier New" w:hAnsi="Courier New"/>
+          <w:sz w:val="18"/>
+        </w:rPr>
+        <w:t>│   ├── certs/rootca.cert.pem   # 根CA自签名证书（10年有效）</w:t>
+      </w:r>
+    </w:p>
+    <w:p>
+      <w:pPr>
+        <w:spacing w:before="60" w:after="60"/>
+        <w:ind w:left="567"/>
+        <w:shd w:val="clear" w:color="auto" w:fill="F0F0F0"/>
+      </w:pPr>
+      <w:r>
+        <w:rPr>
+          <w:rFonts w:ascii="Courier New" w:hAnsi="Courier New"/>
+          <w:sz w:val="18"/>
+        </w:rPr>
+        <w:t>│   ├── index.txt               # 证书数据库</w:t>
+      </w:r>
+    </w:p>
+    <w:p>
+      <w:pPr>
+        <w:spacing w:before="60" w:after="60"/>
+        <w:ind w:left="567"/>
+        <w:shd w:val="clear" w:color="auto" w:fill="F0F0F0"/>
+      </w:pPr>
+      <w:r>
+        <w:rPr>
+          <w:rFonts w:ascii="Courier New" w:hAnsi="Courier New"/>
+          <w:sz w:val="18"/>
+        </w:rPr>
+        <w:t>│   ├── serial                  # 序列号（当前: 02）</w:t>
+      </w:r>
+    </w:p>
+    <w:p>
+      <w:pPr>
+        <w:spacing w:before="60" w:after="60"/>
+        <w:ind w:left="567"/>
+        <w:shd w:val="clear" w:color="auto" w:fill="F0F0F0"/>
+      </w:pPr>
+      <w:r>
+        <w:rPr>
+          <w:rFonts w:ascii="Courier New" w:hAnsi="Courier New"/>
+          <w:sz w:val="18"/>
+        </w:rPr>
+        <w:t>│   └── crlnumber               # CRL序列号</w:t>
+      </w:r>
+    </w:p>
+    <w:p>
+      <w:pPr>
+        <w:spacing w:before="60" w:after="60"/>
+        <w:ind w:left="567"/>
+        <w:shd w:val="clear" w:color="auto" w:fill="F0F0F0"/>
+      </w:pPr>
+      <w:r>
+        <w:rPr>
+          <w:rFonts w:ascii="Courier New" w:hAnsi="Courier New"/>
+          <w:sz w:val="18"/>
+        </w:rPr>
+        <w:t>├── subca/</w:t>
+      </w:r>
+    </w:p>
+    <w:p>
+      <w:pPr>
+        <w:spacing w:before="60" w:after="60"/>
+        <w:ind w:left="567"/>
+        <w:shd w:val="clear" w:color="auto" w:fill="F0F0F0"/>
+      </w:pPr>
+      <w:r>
+        <w:rPr>
+          <w:rFonts w:ascii="Courier New" w:hAnsi="Courier New"/>
+          <w:sz w:val="18"/>
+        </w:rPr>
+        <w:t>│   ├── openssl.cnf          # 二级CA配置文件</w:t>
+      </w:r>
+    </w:p>
+    <w:p>
+      <w:pPr>
+        <w:spacing w:before="60" w:after="60"/>
+        <w:ind w:left="567"/>
+        <w:shd w:val="clear" w:color="auto" w:fill="F0F0F0"/>
+      </w:pPr>
+      <w:r>
+        <w:rPr>
+          <w:rFonts w:ascii="Courier New" w:hAnsi="Courier New"/>
+          <w:sz w:val="18"/>
+        </w:rPr>
+        <w:t>│   ├── private/subca.key.pem   # 二级CA私钥（chmod 400，AES256加密）</w:t>
+      </w:r>
+    </w:p>
+    <w:p>
+      <w:pPr>
+        <w:spacing w:before="60" w:after="60"/>
+        <w:ind w:left="567"/>
+        <w:shd w:val="clear" w:color="auto" w:fill="F0F0F0"/>
+      </w:pPr>
+      <w:r>
+        <w:rPr>
+          <w:rFonts w:ascii="Courier New" w:hAnsi="Courier New"/>
+          <w:sz w:val="18"/>
+        </w:rPr>
+        <w:t>│   ├── certs/subca.cert.pem    # 二级CA证书（根CA签发，5年）</w:t>
+      </w:r>
+    </w:p>
+    <w:p>
+      <w:pPr>
+        <w:spacing w:before="60" w:after="60"/>
+        <w:ind w:left="567"/>
+        <w:shd w:val="clear" w:color="auto" w:fill="F0F0F0"/>
+      </w:pPr>
+      <w:r>
+        <w:rPr>
+          <w:rFonts w:ascii="Courier New" w:hAnsi="Courier New"/>
+          <w:sz w:val="18"/>
+        </w:rPr>
+        <w:t>│   ├── certs/subca-chain.cert.pem  # 证书链（二级CA+根CA）</w:t>
+      </w:r>
+    </w:p>
+    <w:p>
+      <w:pPr>
+        <w:spacing w:before="60" w:after="60"/>
+        <w:ind w:left="567"/>
+        <w:shd w:val="clear" w:color="auto" w:fill="F0F0F0"/>
+      </w:pPr>
+      <w:r>
+        <w:rPr>
+          <w:rFonts w:ascii="Courier New" w:hAnsi="Courier New"/>
+          <w:sz w:val="18"/>
+        </w:rPr>
+        <w:t>│   ├── crl/subca.crl.pem       # 证书吊销列表</w:t>
+      </w:r>
+    </w:p>
+    <w:p>
+      <w:pPr>
+        <w:spacing w:before="60" w:after="60"/>
+        <w:ind w:left="567"/>
+        <w:shd w:val="clear" w:color="auto" w:fill="F0F0F0"/>
+      </w:pPr>
+      <w:r>
+        <w:rPr>
+          <w:rFonts w:ascii="Courier New" w:hAnsi="Courier New"/>
+          <w:sz w:val="18"/>
+        </w:rPr>
+        <w:t>│   └── index.txt               # 证书数据库（含1条吊销记录）</w:t>
+      </w:r>
+    </w:p>
+    <w:p>
+      <w:pPr>
+        <w:spacing w:before="60" w:after="60"/>
+        <w:ind w:left="567"/>
+        <w:shd w:val="clear" w:color="auto" w:fill="F0F0F0"/>
+      </w:pPr>
+      <w:r>
+        <w:rPr>
+          <w:rFonts w:ascii="Courier New" w:hAnsi="Courier New"/>
+          <w:sz w:val="18"/>
+        </w:rPr>
+        <w:t>├── server/</w:t>
+      </w:r>
+    </w:p>
+    <w:p>
+      <w:pPr>
+        <w:spacing w:before="60" w:after="60"/>
+        <w:ind w:left="567"/>
+        <w:shd w:val="clear" w:color="auto" w:fill="F0F0F0"/>
+      </w:pPr>
+      <w:r>
+        <w:rPr>
+          <w:rFonts w:ascii="Courier New" w:hAnsi="Courier New"/>
+          <w:sz w:val="18"/>
+        </w:rPr>
+        <w:t>│   ├── server.key.pem       # 服务器私钥（chmod 400）</w:t>
+      </w:r>
+    </w:p>
+    <w:p>
+      <w:pPr>
+        <w:spacing w:before="60" w:after="60"/>
+        <w:ind w:left="567"/>
+        <w:shd w:val="clear" w:color="auto" w:fill="F0F0F0"/>
+      </w:pPr>
+      <w:r>
+        <w:rPr>
+          <w:rFonts w:ascii="Courier New" w:hAnsi="Courier New"/>
+          <w:sz w:val="18"/>
+        </w:rPr>
+        <w:t>│   ├── server.cert.pem      # 服务器证书（二级CA签发，375天）</w:t>
+      </w:r>
+    </w:p>
+    <w:p>
+      <w:pPr>
+        <w:spacing w:before="60" w:after="60"/>
+        <w:ind w:left="567"/>
+        <w:shd w:val="clear" w:color="auto" w:fill="F0F0F0"/>
+      </w:pPr>
+      <w:r>
+        <w:rPr>
+          <w:rFonts w:ascii="Courier New" w:hAnsi="Courier New"/>
+          <w:sz w:val="18"/>
+        </w:rPr>
+        <w:t>│   ├── server-fullchain.cert.pem  # 完整链文件（服务器+二级CA+根CA）</w:t>
+      </w:r>
+    </w:p>
+    <w:p>
+      <w:pPr>
+        <w:spacing w:before="60" w:after="60"/>
+        <w:ind w:left="567"/>
+        <w:shd w:val="clear" w:color="auto" w:fill="F0F0F0"/>
+      </w:pPr>
+      <w:r>
+        <w:rPr>
+          <w:rFonts w:ascii="Courier New" w:hAnsi="Courier New"/>
+          <w:sz w:val="18"/>
+        </w:rPr>
+        <w:t>│   ├── server2.key.pem      # 新服务器私钥（吊销演示后重新签发）</w:t>
+      </w:r>
+    </w:p>
+    <w:p>
+      <w:pPr>
+        <w:spacing w:before="60" w:after="60"/>
+        <w:ind w:left="567"/>
+        <w:shd w:val="clear" w:color="auto" w:fill="F0F0F0"/>
+      </w:pPr>
+      <w:r>
+        <w:rPr>
+          <w:rFonts w:ascii="Courier New" w:hAnsi="Courier New"/>
+          <w:sz w:val="18"/>
+        </w:rPr>
+        <w:t>│   └── server2.cert.pem     # 新服务器证书（序列号03）</w:t>
+      </w:r>
+    </w:p>
+    <w:p>
+      <w:pPr>
+        <w:spacing w:before="60" w:after="60"/>
+        <w:ind w:left="567"/>
+        <w:shd w:val="clear" w:color="auto" w:fill="F0F0F0"/>
+      </w:pPr>
+      <w:r>
+        <w:rPr>
+          <w:rFonts w:ascii="Courier New" w:hAnsi="Courier New"/>
+          <w:sz w:val="18"/>
+        </w:rPr>
+        <w:t>├── client/</w:t>
+      </w:r>
+    </w:p>
+    <w:p>
+      <w:pPr>
+        <w:spacing w:before="60" w:after="60"/>
+        <w:ind w:left="567"/>
+        <w:shd w:val="clear" w:color="auto" w:fill="F0F0F0"/>
+      </w:pPr>
+      <w:r>
+        <w:rPr>
+          <w:rFonts w:ascii="Courier New" w:hAnsi="Courier New"/>
+          <w:sz w:val="18"/>
+        </w:rPr>
+        <w:t>│   ├── client.key.pem       # 客户端私钥</w:t>
+      </w:r>
+    </w:p>
+    <w:p>
+      <w:pPr>
+        <w:spacing w:before="60" w:after="60"/>
+        <w:ind w:left="567"/>
+        <w:shd w:val="clear" w:color="auto" w:fill="F0F0F0"/>
+      </w:pPr>
+      <w:r>
+        <w:rPr>
+          <w:rFonts w:ascii="Courier New" w:hAnsi="Courier New"/>
+          <w:sz w:val="18"/>
+        </w:rPr>
+        <w:t>│   └── client.cert.pem      # 客户端证书（mTLS用）</w:t>
+      </w:r>
+    </w:p>
+    <w:p>
+      <w:pPr>
+        <w:spacing w:before="60" w:after="60"/>
+        <w:ind w:left="567"/>
+        <w:shd w:val="clear" w:color="auto" w:fill="F0F0F0"/>
+      </w:pPr>
+      <w:r>
+        <w:rPr>
+          <w:rFonts w:ascii="Courier New" w:hAnsi="Courier New"/>
+          <w:sz w:val="18"/>
+        </w:rPr>
+        <w:t>└── test/</w:t>
+      </w:r>
+    </w:p>
+    <w:p>
+      <w:pPr>
+        <w:spacing w:before="60" w:after="60"/>
+        <w:ind w:left="567"/>
+        <w:shd w:val="clear" w:color="auto" w:fill="F0F0F0"/>
+      </w:pPr>
+      <w:r>
+        <w:rPr>
+          <w:rFonts w:ascii="Courier New" w:hAnsi="Courier New"/>
+          <w:sz w:val="18"/>
+        </w:rPr>
+        <w:t xml:space="preserve">    ├── original.txt         # 测试原始文件</w:t>
+      </w:r>
+    </w:p>
+    <w:p>
+      <w:pPr>
+        <w:spacing w:before="60" w:after="60"/>
+        <w:ind w:left="567"/>
+        <w:shd w:val="clear" w:color="auto" w:fill="F0F0F0"/>
+      </w:pPr>
+      <w:r>
+        <w:rPr>
+          <w:rFonts w:ascii="Courier New" w:hAnsi="Courier New"/>
+          <w:sz w:val="18"/>
+        </w:rPr>
+        <w:t xml:space="preserve">    ├── original.txt.sig     # 数字签名文件（256字节）</w:t>
+      </w:r>
+    </w:p>
+    <w:p>
+      <w:pPr>
+        <w:spacing w:before="60" w:after="60"/>
+        <w:ind w:left="567"/>
+        <w:shd w:val="clear" w:color="auto" w:fill="F0F0F0"/>
+      </w:pPr>
+      <w:r>
+        <w:rPr>
+          <w:rFonts w:ascii="Courier New" w:hAnsi="Courier New"/>
+          <w:sz w:val="18"/>
+        </w:rPr>
+        <w:t xml:space="preserve">    ├── original.txt.enc     # 加密密文（256字节）</w:t>
+      </w:r>
+    </w:p>
+    <w:p>
+      <w:pPr>
+        <w:spacing w:before="60" w:after="60"/>
+        <w:ind w:left="567"/>
+        <w:shd w:val="clear" w:color="auto" w:fill="F0F0F0"/>
+      </w:pPr>
+      <w:r>
+        <w:rPr>
+          <w:rFonts w:ascii="Courier New" w:hAnsi="Courier New"/>
+          <w:sz w:val="18"/>
+        </w:rPr>
+        <w:t xml:space="preserve">    ├── decrypted.txt        # 解密结果（与原文一致）</w:t>
+      </w:r>
+    </w:p>
+    <w:p>
+      <w:pPr>
+        <w:spacing w:before="60" w:after="60"/>
+        <w:ind w:left="567"/>
+        <w:shd w:val="clear" w:color="auto" w:fill="F0F0F0"/>
+      </w:pPr>
+      <w:r>
+        <w:rPr>
+          <w:rFonts w:ascii="Courier New" w:hAnsi="Courier New"/>
+          <w:sz w:val="18"/>
+        </w:rPr>
+        <w:t xml:space="preserve">    ├── tampered.txt         # 篡改后文件（验签失败）</w:t>
+      </w:r>
+    </w:p>
+    <w:p>
+      <w:pPr>
+        <w:spacing w:before="60" w:after="60"/>
+        <w:ind w:left="567"/>
+        <w:shd w:val="clear" w:color="auto" w:fill="F0F0F0"/>
+      </w:pPr>
+      <w:r>
+        <w:rPr>
+          <w:rFonts w:ascii="Courier New" w:hAnsi="Courier New"/>
+          <w:sz w:val="18"/>
+        </w:rPr>
+        <w:t xml:space="preserve">    └── server.pubkey.pem    # 从证书提取的服务器公钥</w:t>
+      </w:r>
+    </w:p>
+    <w:p>
+      <w:pPr/>
+      <w:r>
+        <w:rPr>
           <w:b/>
-          <w:sz w:val="24"/>
-          <w:szCs w:val="24"/>
-        </w:rPr>
-        <w:t>目录环境初始化</w:t>
-      </w:r>
-      <w:bookmarkEnd w:id="16"/>
-    </w:p>
-    <w:p>
-      <w:pPr>
-        <w:spacing w:before="120" w:after="120" w:line="288" w:lineRule="auto"/>
-        <w:jc w:val="left"/>
-      </w:pPr>
-      <w:r>
-        <w:rPr>
-          <w:rFonts w:ascii="Arial" w:eastAsia="等线" w:hAnsi="Arial" w:cs="Arial"/>
-          <w:sz w:val="22"/>
-        </w:rPr>
-        <w:t>新建独立</w:t>
-      </w:r>
-      <w:r>
-        <w:rPr>
-          <w:rFonts w:ascii="Arial" w:eastAsia="等线" w:hAnsi="Arial" w:cs="Arial"/>
-          <w:sz w:val="22"/>
-        </w:rPr>
-        <w:t>PKI</w:t>
-      </w:r>
-      <w:r>
-        <w:rPr>
-          <w:rFonts w:ascii="Arial" w:eastAsia="等线" w:hAnsi="Arial" w:cs="Arial"/>
-          <w:sz w:val="22"/>
-        </w:rPr>
-        <w:t>工作目录，划分</w:t>
-      </w:r>
-      <w:proofErr w:type="spellStart"/>
-      <w:r>
-        <w:rPr>
-          <w:rFonts w:ascii="Arial" w:eastAsia="等线" w:hAnsi="Arial" w:cs="Arial"/>
-          <w:sz w:val="22"/>
-        </w:rPr>
-        <w:t>rootca</w:t>
-      </w:r>
-      <w:proofErr w:type="spellEnd"/>
-      <w:r>
-        <w:rPr>
-          <w:rFonts w:ascii="Arial" w:eastAsia="等线" w:hAnsi="Arial" w:cs="Arial"/>
-          <w:sz w:val="22"/>
-        </w:rPr>
-        <w:t>、</w:t>
-      </w:r>
-      <w:proofErr w:type="spellStart"/>
-      <w:r>
-        <w:rPr>
-          <w:rFonts w:ascii="Arial" w:eastAsia="等线" w:hAnsi="Arial" w:cs="Arial"/>
-          <w:sz w:val="22"/>
-        </w:rPr>
-        <w:t>subca</w:t>
-      </w:r>
-      <w:proofErr w:type="spellEnd"/>
-      <w:r>
-        <w:rPr>
-          <w:rFonts w:ascii="Arial" w:eastAsia="等线" w:hAnsi="Arial" w:cs="Arial"/>
-          <w:sz w:val="22"/>
-        </w:rPr>
-        <w:t>、</w:t>
-      </w:r>
-      <w:r>
-        <w:rPr>
-          <w:rFonts w:ascii="Arial" w:eastAsia="等线" w:hAnsi="Arial" w:cs="Arial"/>
-          <w:sz w:val="22"/>
-        </w:rPr>
-        <w:t>server</w:t>
-      </w:r>
-      <w:r>
-        <w:rPr>
-          <w:rFonts w:ascii="Arial" w:eastAsia="等线" w:hAnsi="Arial" w:cs="Arial"/>
-          <w:sz w:val="22"/>
-        </w:rPr>
-        <w:t>三个文件夹，分别存放根证书、二级</w:t>
-      </w:r>
-      <w:r>
-        <w:rPr>
-          <w:rFonts w:ascii="Arial" w:eastAsia="等线" w:hAnsi="Arial" w:cs="Arial"/>
-          <w:sz w:val="22"/>
-        </w:rPr>
-        <w:t>CA</w:t>
-      </w:r>
-      <w:r>
-        <w:rPr>
-          <w:rFonts w:ascii="Arial" w:eastAsia="等线" w:hAnsi="Arial" w:cs="Arial"/>
-          <w:sz w:val="22"/>
-        </w:rPr>
-        <w:t>资料、服务器密钥证书，防止文件混淆，保证实验规范。</w:t>
-      </w:r>
-    </w:p>
-    <w:p>
-      <w:pPr>
-        <w:spacing w:before="300" w:after="120" w:line="288" w:lineRule="auto"/>
-        <w:jc w:val="left"/>
-        <w:outlineLvl w:val="2"/>
-        <w:rPr>
-          <w:rFonts w:ascii="Arial" w:eastAsia="等线" w:hAnsi="Arial" w:cs="Arial"/>
-          <w:b/>
-          <w:sz w:val="24"/>
-          <w:szCs w:val="24"/>
-        </w:rPr>
-      </w:pPr>
-      <w:bookmarkStart w:id="17" w:name="heading_14"/>
-      <w:r>
-        <w:rPr>
-          <w:rFonts w:ascii="Arial" w:eastAsia="等线" w:hAnsi="Arial" w:cs="Arial"/>
-          <w:b/>
-          <w:sz w:val="24"/>
-          <w:szCs w:val="24"/>
-        </w:rPr>
-        <w:t xml:space="preserve">6.2 </w:t>
-      </w:r>
-      <w:r>
-        <w:rPr>
-          <w:rFonts w:ascii="Arial" w:eastAsia="等线" w:hAnsi="Arial" w:cs="Arial"/>
-          <w:b/>
-          <w:sz w:val="24"/>
-          <w:szCs w:val="24"/>
-        </w:rPr>
-        <w:t>第一步：根</w:t>
-      </w:r>
-      <w:r>
-        <w:rPr>
-          <w:rFonts w:ascii="Arial" w:eastAsia="等线" w:hAnsi="Arial" w:cs="Arial"/>
-          <w:b/>
-          <w:sz w:val="24"/>
-          <w:szCs w:val="24"/>
-        </w:rPr>
-        <w:t>CA</w:t>
-      </w:r>
-      <w:r>
-        <w:rPr>
-          <w:rFonts w:ascii="Arial" w:eastAsia="等线" w:hAnsi="Arial" w:cs="Arial"/>
-          <w:b/>
-          <w:sz w:val="24"/>
-          <w:szCs w:val="24"/>
-        </w:rPr>
-        <w:t>证书制作</w:t>
-      </w:r>
-      <w:bookmarkEnd w:id="17"/>
-    </w:p>
-    <w:p>
-      <w:pPr>
-        <w:spacing w:before="120" w:after="120" w:line="288" w:lineRule="auto"/>
-        <w:jc w:val="left"/>
-      </w:pPr>
-      <w:r>
-        <w:rPr>
-          <w:rFonts w:ascii="Arial" w:eastAsia="等线" w:hAnsi="Arial" w:cs="Arial"/>
-          <w:sz w:val="22"/>
-        </w:rPr>
-        <w:t xml:space="preserve">1. </w:t>
-      </w:r>
-      <w:r>
-        <w:rPr>
-          <w:rFonts w:ascii="Arial" w:eastAsia="等线" w:hAnsi="Arial" w:cs="Arial"/>
-          <w:sz w:val="22"/>
-        </w:rPr>
-        <w:t>使用</w:t>
-      </w:r>
-      <w:r>
-        <w:rPr>
-          <w:rFonts w:ascii="Arial" w:eastAsia="等线" w:hAnsi="Arial" w:cs="Arial"/>
-          <w:sz w:val="22"/>
-        </w:rPr>
-        <w:t>OpenSSL</w:t>
-      </w:r>
-      <w:r>
-        <w:rPr>
-          <w:rFonts w:ascii="Arial" w:eastAsia="等线" w:hAnsi="Arial" w:cs="Arial"/>
-          <w:sz w:val="22"/>
-        </w:rPr>
-        <w:t>生成</w:t>
-      </w:r>
-      <w:r>
-        <w:rPr>
-          <w:rFonts w:ascii="Arial" w:eastAsia="等线" w:hAnsi="Arial" w:cs="Arial"/>
-          <w:sz w:val="22"/>
-        </w:rPr>
-        <w:t>RSA</w:t>
-      </w:r>
-      <w:r>
-        <w:rPr>
-          <w:rFonts w:ascii="Arial" w:eastAsia="等线" w:hAnsi="Arial" w:cs="Arial"/>
-          <w:sz w:val="22"/>
-        </w:rPr>
-        <w:t>私</w:t>
-      </w:r>
-      <w:proofErr w:type="gramStart"/>
-      <w:r>
-        <w:rPr>
-          <w:rFonts w:ascii="Arial" w:eastAsia="等线" w:hAnsi="Arial" w:cs="Arial"/>
-          <w:sz w:val="22"/>
-        </w:rPr>
-        <w:t>钥</w:t>
-      </w:r>
-      <w:proofErr w:type="gramEnd"/>
-      <w:r>
-        <w:rPr>
-          <w:rFonts w:ascii="Arial" w:eastAsia="等线" w:hAnsi="Arial" w:cs="Arial"/>
-          <w:sz w:val="22"/>
-        </w:rPr>
-        <w:t>，设置加密保护，防止根密钥泄露。</w:t>
-      </w:r>
-    </w:p>
-    <w:p>
-      <w:pPr>
-        <w:spacing w:before="120" w:after="120" w:line="288" w:lineRule="auto"/>
-        <w:jc w:val="left"/>
-      </w:pPr>
-      <w:r>
-        <w:rPr>
-          <w:rFonts w:ascii="Arial" w:eastAsia="等线" w:hAnsi="Arial" w:cs="Arial"/>
-          <w:sz w:val="22"/>
-        </w:rPr>
-        <w:t xml:space="preserve">2. </w:t>
-      </w:r>
-      <w:r>
-        <w:rPr>
-          <w:rFonts w:ascii="Arial" w:eastAsia="等线" w:hAnsi="Arial" w:cs="Arial"/>
-          <w:sz w:val="22"/>
-        </w:rPr>
-        <w:t>创建自签名根证书，填写国家、省份、城市、机构名称等真实信息。</w:t>
-      </w:r>
-    </w:p>
-    <w:p>
-      <w:pPr>
-        <w:spacing w:before="120" w:after="120" w:line="288" w:lineRule="auto"/>
-        <w:jc w:val="left"/>
-      </w:pPr>
-      <w:r>
-        <w:rPr>
-          <w:rFonts w:ascii="Arial" w:eastAsia="等线" w:hAnsi="Arial" w:cs="Arial"/>
-          <w:sz w:val="22"/>
-        </w:rPr>
-        <w:t xml:space="preserve">3. </w:t>
-      </w:r>
-      <w:r>
-        <w:rPr>
-          <w:rFonts w:ascii="Arial" w:eastAsia="等线" w:hAnsi="Arial" w:cs="Arial"/>
-          <w:sz w:val="22"/>
-        </w:rPr>
-        <w:t>设置较长有效期，作为整个私有网络的信任根。</w:t>
-      </w:r>
-    </w:p>
-    <w:p>
-      <w:pPr>
-        <w:spacing w:before="120" w:after="120" w:line="288" w:lineRule="auto"/>
-        <w:jc w:val="left"/>
-      </w:pPr>
-      <w:r>
-        <w:rPr>
-          <w:rFonts w:ascii="Arial" w:eastAsia="等线" w:hAnsi="Arial" w:cs="Arial"/>
-          <w:b/>
-          <w:sz w:val="22"/>
-        </w:rPr>
-        <w:t>实验要点：</w:t>
-      </w:r>
-      <w:r>
-        <w:rPr>
-          <w:rFonts w:ascii="Arial" w:eastAsia="等线" w:hAnsi="Arial" w:cs="Arial"/>
-          <w:sz w:val="22"/>
-        </w:rPr>
-        <w:t>根密钥全程离线保存，不对外传输，符合</w:t>
-      </w:r>
-      <w:proofErr w:type="gramStart"/>
-      <w:r>
-        <w:rPr>
-          <w:rFonts w:ascii="Arial" w:eastAsia="等线" w:hAnsi="Arial" w:cs="Arial"/>
-          <w:sz w:val="22"/>
-        </w:rPr>
-        <w:t>安全等保规范</w:t>
-      </w:r>
-      <w:proofErr w:type="gramEnd"/>
-      <w:r>
-        <w:rPr>
-          <w:rFonts w:ascii="Arial" w:eastAsia="等线" w:hAnsi="Arial" w:cs="Arial"/>
-          <w:sz w:val="22"/>
-        </w:rPr>
-        <w:t>。</w:t>
-      </w:r>
-    </w:p>
-    <w:p>
-      <w:pPr>
-        <w:spacing w:before="300" w:after="120" w:line="288" w:lineRule="auto"/>
-        <w:jc w:val="left"/>
-        <w:outlineLvl w:val="2"/>
-        <w:rPr>
-          <w:rFonts w:ascii="Arial" w:eastAsia="等线" w:hAnsi="Arial" w:cs="Arial"/>
-          <w:b/>
-          <w:sz w:val="24"/>
-          <w:szCs w:val="24"/>
-        </w:rPr>
-      </w:pPr>
-      <w:bookmarkStart w:id="18" w:name="heading_15"/>
-      <w:r>
-        <w:rPr>
-          <w:rFonts w:ascii="Arial" w:eastAsia="等线" w:hAnsi="Arial" w:cs="Arial"/>
-          <w:b/>
-          <w:sz w:val="24"/>
-          <w:szCs w:val="24"/>
-        </w:rPr>
-        <w:t xml:space="preserve">6.3 </w:t>
-      </w:r>
-      <w:r>
-        <w:rPr>
-          <w:rFonts w:ascii="Arial" w:eastAsia="等线" w:hAnsi="Arial" w:cs="Arial"/>
-          <w:b/>
-          <w:sz w:val="24"/>
-          <w:szCs w:val="24"/>
-        </w:rPr>
-        <w:t>第二步：二级</w:t>
-      </w:r>
-      <w:r>
-        <w:rPr>
-          <w:rFonts w:ascii="Arial" w:eastAsia="等线" w:hAnsi="Arial" w:cs="Arial"/>
-          <w:b/>
-          <w:sz w:val="24"/>
-          <w:szCs w:val="24"/>
-        </w:rPr>
-        <w:t>CA</w:t>
-      </w:r>
-      <w:r>
-        <w:rPr>
-          <w:rFonts w:ascii="Arial" w:eastAsia="等线" w:hAnsi="Arial" w:cs="Arial"/>
-          <w:b/>
-          <w:sz w:val="24"/>
-          <w:szCs w:val="24"/>
-        </w:rPr>
-        <w:t>证书签发</w:t>
-      </w:r>
-      <w:bookmarkEnd w:id="18"/>
-    </w:p>
-    <w:p>
-      <w:pPr>
-        <w:spacing w:before="120" w:after="120" w:line="288" w:lineRule="auto"/>
-        <w:jc w:val="left"/>
-      </w:pPr>
-      <w:r>
-        <w:rPr>
-          <w:rFonts w:ascii="Arial" w:eastAsia="等线" w:hAnsi="Arial" w:cs="Arial"/>
-          <w:sz w:val="22"/>
-        </w:rPr>
-        <w:t xml:space="preserve">1. </w:t>
-      </w:r>
-      <w:r>
-        <w:rPr>
-          <w:rFonts w:ascii="Arial" w:eastAsia="等线" w:hAnsi="Arial" w:cs="Arial"/>
-          <w:sz w:val="22"/>
-        </w:rPr>
-        <w:t>二级</w:t>
-      </w:r>
-      <w:r>
-        <w:rPr>
-          <w:rFonts w:ascii="Arial" w:eastAsia="等线" w:hAnsi="Arial" w:cs="Arial"/>
-          <w:sz w:val="22"/>
-        </w:rPr>
-        <w:t>CA</w:t>
-      </w:r>
-      <w:r>
-        <w:rPr>
-          <w:rFonts w:ascii="Arial" w:eastAsia="等线" w:hAnsi="Arial" w:cs="Arial"/>
-          <w:sz w:val="22"/>
-        </w:rPr>
-        <w:t>生成独立私</w:t>
-      </w:r>
-      <w:proofErr w:type="gramStart"/>
-      <w:r>
-        <w:rPr>
-          <w:rFonts w:ascii="Arial" w:eastAsia="等线" w:hAnsi="Arial" w:cs="Arial"/>
-          <w:sz w:val="22"/>
-        </w:rPr>
-        <w:t>钥</w:t>
-      </w:r>
-      <w:proofErr w:type="gramEnd"/>
-      <w:r>
-        <w:rPr>
-          <w:rFonts w:ascii="Arial" w:eastAsia="等线" w:hAnsi="Arial" w:cs="Arial"/>
-          <w:sz w:val="22"/>
-        </w:rPr>
-        <w:t>文件。</w:t>
-      </w:r>
-    </w:p>
-    <w:p>
-      <w:pPr>
-        <w:spacing w:before="120" w:after="120" w:line="288" w:lineRule="auto"/>
-        <w:jc w:val="left"/>
-      </w:pPr>
-      <w:r>
-        <w:rPr>
-          <w:rFonts w:ascii="Arial" w:eastAsia="等线" w:hAnsi="Arial" w:cs="Arial"/>
-          <w:sz w:val="22"/>
-        </w:rPr>
-        <w:t xml:space="preserve">2. </w:t>
-      </w:r>
-      <w:r>
-        <w:rPr>
-          <w:rFonts w:ascii="Arial" w:eastAsia="等线" w:hAnsi="Arial" w:cs="Arial"/>
-          <w:sz w:val="22"/>
-        </w:rPr>
-        <w:t>生成</w:t>
-      </w:r>
-      <w:r>
-        <w:rPr>
-          <w:rFonts w:ascii="Arial" w:eastAsia="等线" w:hAnsi="Arial" w:cs="Arial"/>
-          <w:sz w:val="22"/>
-        </w:rPr>
-        <w:t>CSR</w:t>
-      </w:r>
-      <w:r>
-        <w:rPr>
-          <w:rFonts w:ascii="Arial" w:eastAsia="等线" w:hAnsi="Arial" w:cs="Arial"/>
-          <w:sz w:val="22"/>
-        </w:rPr>
-        <w:t>证书签名请求文件，</w:t>
-      </w:r>
-      <w:proofErr w:type="gramStart"/>
-      <w:r>
-        <w:rPr>
-          <w:rFonts w:ascii="Arial" w:eastAsia="等线" w:hAnsi="Arial" w:cs="Arial"/>
-          <w:sz w:val="22"/>
-        </w:rPr>
-        <w:t>提交给根</w:t>
-      </w:r>
-      <w:proofErr w:type="gramEnd"/>
-      <w:r>
-        <w:rPr>
-          <w:rFonts w:ascii="Arial" w:eastAsia="等线" w:hAnsi="Arial" w:cs="Arial"/>
-          <w:sz w:val="22"/>
-        </w:rPr>
-        <w:t>CA</w:t>
-      </w:r>
-      <w:r>
-        <w:rPr>
-          <w:rFonts w:ascii="Arial" w:eastAsia="等线" w:hAnsi="Arial" w:cs="Arial"/>
-          <w:sz w:val="22"/>
-        </w:rPr>
-        <w:t>。</w:t>
-      </w:r>
-    </w:p>
-    <w:p>
-      <w:pPr>
-        <w:spacing w:before="120" w:after="120" w:line="288" w:lineRule="auto"/>
-        <w:jc w:val="left"/>
-      </w:pPr>
-      <w:r>
-        <w:rPr>
-          <w:rFonts w:ascii="Arial" w:eastAsia="等线" w:hAnsi="Arial" w:cs="Arial"/>
-          <w:sz w:val="22"/>
-        </w:rPr>
-        <w:t xml:space="preserve">3. </w:t>
-      </w:r>
-      <w:r>
-        <w:rPr>
-          <w:rFonts w:ascii="Arial" w:eastAsia="等线" w:hAnsi="Arial" w:cs="Arial"/>
-          <w:sz w:val="22"/>
-        </w:rPr>
-        <w:t>根</w:t>
-      </w:r>
-      <w:r>
-        <w:rPr>
-          <w:rFonts w:ascii="Arial" w:eastAsia="等线" w:hAnsi="Arial" w:cs="Arial"/>
-          <w:sz w:val="22"/>
-        </w:rPr>
-        <w:t>CA</w:t>
-      </w:r>
-      <w:r>
-        <w:rPr>
-          <w:rFonts w:ascii="Arial" w:eastAsia="等线" w:hAnsi="Arial" w:cs="Arial"/>
-          <w:sz w:val="22"/>
-        </w:rPr>
-        <w:t>审核信息后，签署颁发二级</w:t>
-      </w:r>
-      <w:r>
-        <w:rPr>
-          <w:rFonts w:ascii="Arial" w:eastAsia="等线" w:hAnsi="Arial" w:cs="Arial"/>
-          <w:sz w:val="22"/>
-        </w:rPr>
-        <w:t>CA</w:t>
-      </w:r>
-      <w:r>
-        <w:rPr>
-          <w:rFonts w:ascii="Arial" w:eastAsia="等线" w:hAnsi="Arial" w:cs="Arial"/>
-          <w:sz w:val="22"/>
-        </w:rPr>
-        <w:t>证书，允许二级</w:t>
-      </w:r>
-      <w:r>
-        <w:rPr>
-          <w:rFonts w:ascii="Arial" w:eastAsia="等线" w:hAnsi="Arial" w:cs="Arial"/>
-          <w:sz w:val="22"/>
-        </w:rPr>
-        <w:t>CA</w:t>
-      </w:r>
-      <w:r>
-        <w:rPr>
-          <w:rFonts w:ascii="Arial" w:eastAsia="等线" w:hAnsi="Arial" w:cs="Arial"/>
-          <w:sz w:val="22"/>
-        </w:rPr>
-        <w:t>具备下级签发权限。</w:t>
-      </w:r>
-    </w:p>
-    <w:p>
-      <w:pPr>
-        <w:spacing w:before="120" w:after="120" w:line="288" w:lineRule="auto"/>
-        <w:jc w:val="left"/>
-      </w:pPr>
-      <w:r>
-        <w:rPr>
-          <w:rFonts w:ascii="Arial" w:eastAsia="等线" w:hAnsi="Arial" w:cs="Arial"/>
-          <w:sz w:val="22"/>
-        </w:rPr>
-        <w:t xml:space="preserve">4. </w:t>
-      </w:r>
-      <w:r>
-        <w:rPr>
-          <w:rFonts w:ascii="Arial" w:eastAsia="等线" w:hAnsi="Arial" w:cs="Arial"/>
-          <w:sz w:val="22"/>
-        </w:rPr>
-        <w:t>将根证书与二级证书合并，形成完整信任链文件。</w:t>
-      </w:r>
-    </w:p>
-    <w:p>
-      <w:pPr>
-        <w:spacing w:before="300" w:after="120" w:line="288" w:lineRule="auto"/>
-        <w:jc w:val="left"/>
-        <w:outlineLvl w:val="2"/>
-        <w:rPr>
-          <w:rFonts w:ascii="Arial" w:eastAsia="等线" w:hAnsi="Arial" w:cs="Arial"/>
-          <w:b/>
-          <w:sz w:val="24"/>
-          <w:szCs w:val="24"/>
-        </w:rPr>
-      </w:pPr>
-      <w:bookmarkStart w:id="19" w:name="heading_16"/>
-      <w:r>
-        <w:rPr>
-          <w:rFonts w:ascii="Arial" w:eastAsia="等线" w:hAnsi="Arial" w:cs="Arial"/>
-          <w:b/>
-          <w:sz w:val="24"/>
-          <w:szCs w:val="24"/>
-        </w:rPr>
-        <w:t xml:space="preserve">6.4 </w:t>
-      </w:r>
-      <w:r>
-        <w:rPr>
-          <w:rFonts w:ascii="Arial" w:eastAsia="等线" w:hAnsi="Arial" w:cs="Arial"/>
-          <w:b/>
-          <w:sz w:val="24"/>
-          <w:szCs w:val="24"/>
-        </w:rPr>
-        <w:t>第三步：</w:t>
-      </w:r>
-      <w:r>
-        <w:rPr>
-          <w:rFonts w:ascii="Arial" w:eastAsia="等线" w:hAnsi="Arial" w:cs="Arial"/>
-          <w:b/>
-          <w:sz w:val="24"/>
-          <w:szCs w:val="24"/>
-        </w:rPr>
-        <w:t>Web</w:t>
-      </w:r>
-      <w:r>
-        <w:rPr>
-          <w:rFonts w:ascii="Arial" w:eastAsia="等线" w:hAnsi="Arial" w:cs="Arial"/>
-          <w:b/>
-          <w:sz w:val="24"/>
-          <w:szCs w:val="24"/>
-        </w:rPr>
-        <w:t>服务器</w:t>
-      </w:r>
-      <w:r>
-        <w:rPr>
-          <w:rFonts w:ascii="Arial" w:eastAsia="等线" w:hAnsi="Arial" w:cs="Arial"/>
-          <w:b/>
-          <w:sz w:val="24"/>
-          <w:szCs w:val="24"/>
-        </w:rPr>
-        <w:t>SSL</w:t>
-      </w:r>
-      <w:r>
-        <w:rPr>
-          <w:rFonts w:ascii="Arial" w:eastAsia="等线" w:hAnsi="Arial" w:cs="Arial"/>
-          <w:b/>
-          <w:sz w:val="24"/>
-          <w:szCs w:val="24"/>
-        </w:rPr>
-        <w:t>业务证书签发</w:t>
-      </w:r>
-      <w:bookmarkEnd w:id="19"/>
-    </w:p>
-    <w:p>
-      <w:pPr>
-        <w:spacing w:before="120" w:after="120" w:line="288" w:lineRule="auto"/>
-        <w:jc w:val="left"/>
-      </w:pPr>
-      <w:r>
-        <w:rPr>
-          <w:rFonts w:ascii="Arial" w:eastAsia="等线" w:hAnsi="Arial" w:cs="Arial"/>
-          <w:sz w:val="22"/>
-        </w:rPr>
-        <w:t xml:space="preserve">1. </w:t>
-      </w:r>
-      <w:r>
-        <w:rPr>
-          <w:rFonts w:ascii="Arial" w:eastAsia="等线" w:hAnsi="Arial" w:cs="Arial"/>
-          <w:sz w:val="22"/>
-        </w:rPr>
-        <w:t>服务器生成网站私</w:t>
-      </w:r>
-      <w:proofErr w:type="gramStart"/>
-      <w:r>
-        <w:rPr>
-          <w:rFonts w:ascii="Arial" w:eastAsia="等线" w:hAnsi="Arial" w:cs="Arial"/>
-          <w:sz w:val="22"/>
-        </w:rPr>
-        <w:t>钥</w:t>
-      </w:r>
-      <w:proofErr w:type="gramEnd"/>
-      <w:r>
-        <w:rPr>
-          <w:rFonts w:ascii="Arial" w:eastAsia="等线" w:hAnsi="Arial" w:cs="Arial"/>
-          <w:sz w:val="22"/>
-        </w:rPr>
-        <w:t>，严格禁止私</w:t>
-      </w:r>
-      <w:proofErr w:type="gramStart"/>
-      <w:r>
-        <w:rPr>
-          <w:rFonts w:ascii="Arial" w:eastAsia="等线" w:hAnsi="Arial" w:cs="Arial"/>
-          <w:sz w:val="22"/>
-        </w:rPr>
-        <w:t>钥</w:t>
-      </w:r>
-      <w:proofErr w:type="gramEnd"/>
-      <w:r>
-        <w:rPr>
-          <w:rFonts w:ascii="Arial" w:eastAsia="等线" w:hAnsi="Arial" w:cs="Arial"/>
-          <w:sz w:val="22"/>
-        </w:rPr>
-        <w:t>外泄。</w:t>
-      </w:r>
-    </w:p>
-    <w:p>
-      <w:pPr>
-        <w:spacing w:before="120" w:after="120" w:line="288" w:lineRule="auto"/>
-        <w:jc w:val="left"/>
-      </w:pPr>
-      <w:r>
-        <w:rPr>
-          <w:rFonts w:ascii="Arial" w:eastAsia="等线" w:hAnsi="Arial" w:cs="Arial"/>
-          <w:sz w:val="22"/>
-        </w:rPr>
-        <w:t xml:space="preserve">2. </w:t>
-      </w:r>
-      <w:r>
-        <w:rPr>
-          <w:rFonts w:ascii="Arial" w:eastAsia="等线" w:hAnsi="Arial" w:cs="Arial"/>
-          <w:sz w:val="22"/>
-        </w:rPr>
-        <w:t>填写域名信息，生成网站</w:t>
-      </w:r>
-      <w:r>
-        <w:rPr>
-          <w:rFonts w:ascii="Arial" w:eastAsia="等线" w:hAnsi="Arial" w:cs="Arial"/>
-          <w:sz w:val="22"/>
-        </w:rPr>
-        <w:t>CSR</w:t>
-      </w:r>
-      <w:r>
-        <w:rPr>
-          <w:rFonts w:ascii="Arial" w:eastAsia="等线" w:hAnsi="Arial" w:cs="Arial"/>
-          <w:sz w:val="22"/>
-        </w:rPr>
-        <w:t>请求。</w:t>
-      </w:r>
-    </w:p>
-    <w:p>
-      <w:pPr>
-        <w:spacing w:before="120" w:after="120" w:line="288" w:lineRule="auto"/>
-        <w:jc w:val="left"/>
-      </w:pPr>
-      <w:r>
-        <w:rPr>
-          <w:rFonts w:ascii="Arial" w:eastAsia="等线" w:hAnsi="Arial" w:cs="Arial"/>
-          <w:sz w:val="22"/>
-        </w:rPr>
-        <w:t xml:space="preserve">3. </w:t>
-      </w:r>
-      <w:r>
-        <w:rPr>
-          <w:rFonts w:ascii="Arial" w:eastAsia="等线" w:hAnsi="Arial" w:cs="Arial"/>
-          <w:sz w:val="22"/>
-        </w:rPr>
-        <w:t>由二级</w:t>
-      </w:r>
-      <w:r>
-        <w:rPr>
-          <w:rFonts w:ascii="Arial" w:eastAsia="等线" w:hAnsi="Arial" w:cs="Arial"/>
-          <w:sz w:val="22"/>
-        </w:rPr>
-        <w:t>CA</w:t>
-      </w:r>
-      <w:r>
-        <w:rPr>
-          <w:rFonts w:ascii="Arial" w:eastAsia="等线" w:hAnsi="Arial" w:cs="Arial"/>
-          <w:sz w:val="22"/>
-        </w:rPr>
-        <w:t>签发短期有效服务器证书，用于</w:t>
-      </w:r>
-      <w:r>
-        <w:rPr>
-          <w:rFonts w:ascii="Arial" w:eastAsia="等线" w:hAnsi="Arial" w:cs="Arial"/>
-          <w:sz w:val="22"/>
-        </w:rPr>
-        <w:t>HTTPS</w:t>
-      </w:r>
-      <w:r>
-        <w:rPr>
-          <w:rFonts w:ascii="Arial" w:eastAsia="等线" w:hAnsi="Arial" w:cs="Arial"/>
-          <w:sz w:val="22"/>
-        </w:rPr>
-        <w:t>加密服务。</w:t>
-      </w:r>
-    </w:p>
-    <w:p>
-      <w:pPr>
-        <w:spacing w:before="300" w:after="120" w:line="288" w:lineRule="auto"/>
-        <w:jc w:val="left"/>
-        <w:outlineLvl w:val="2"/>
-        <w:rPr>
-          <w:rFonts w:ascii="Arial" w:eastAsia="等线" w:hAnsi="Arial" w:cs="Arial"/>
-          <w:b/>
-          <w:sz w:val="24"/>
-          <w:szCs w:val="24"/>
-        </w:rPr>
-      </w:pPr>
-      <w:bookmarkStart w:id="20" w:name="heading_17"/>
-      <w:r>
-        <w:rPr>
-          <w:rFonts w:ascii="Arial" w:eastAsia="等线" w:hAnsi="Arial" w:cs="Arial"/>
-          <w:b/>
-          <w:sz w:val="24"/>
-          <w:szCs w:val="24"/>
-        </w:rPr>
-        <w:t xml:space="preserve">6.5 </w:t>
-      </w:r>
-      <w:r>
-        <w:rPr>
-          <w:rFonts w:ascii="Arial" w:eastAsia="等线" w:hAnsi="Arial" w:cs="Arial"/>
-          <w:b/>
-          <w:sz w:val="24"/>
-          <w:szCs w:val="24"/>
-        </w:rPr>
-        <w:t>第四步：搭建</w:t>
-      </w:r>
-      <w:r>
-        <w:rPr>
-          <w:rFonts w:ascii="Arial" w:eastAsia="等线" w:hAnsi="Arial" w:cs="Arial"/>
-          <w:b/>
-          <w:sz w:val="24"/>
-          <w:szCs w:val="24"/>
-        </w:rPr>
-        <w:t>HTTPS</w:t>
-      </w:r>
-      <w:r>
-        <w:rPr>
-          <w:rFonts w:ascii="Arial" w:eastAsia="等线" w:hAnsi="Arial" w:cs="Arial"/>
-          <w:b/>
-          <w:sz w:val="24"/>
-          <w:szCs w:val="24"/>
-        </w:rPr>
-        <w:t>加密通信测试</w:t>
-      </w:r>
-      <w:bookmarkEnd w:id="20"/>
-    </w:p>
-    <w:p>
-      <w:pPr>
-        <w:spacing w:before="120" w:after="120" w:line="288" w:lineRule="auto"/>
-        <w:jc w:val="left"/>
-      </w:pPr>
-      <w:r>
-        <w:rPr>
-          <w:rFonts w:ascii="Arial" w:eastAsia="等线" w:hAnsi="Arial" w:cs="Arial"/>
-          <w:sz w:val="22"/>
-        </w:rPr>
-        <w:t xml:space="preserve">1. </w:t>
-      </w:r>
-      <w:r>
-        <w:rPr>
-          <w:rFonts w:ascii="Arial" w:eastAsia="等线" w:hAnsi="Arial" w:cs="Arial"/>
-          <w:sz w:val="22"/>
-        </w:rPr>
-        <w:t>在本地搭建简易</w:t>
-      </w:r>
-      <w:r>
-        <w:rPr>
-          <w:rFonts w:ascii="Arial" w:eastAsia="等线" w:hAnsi="Arial" w:cs="Arial"/>
-          <w:sz w:val="22"/>
-        </w:rPr>
-        <w:t>Web</w:t>
-      </w:r>
-      <w:r>
-        <w:rPr>
-          <w:rFonts w:ascii="Arial" w:eastAsia="等线" w:hAnsi="Arial" w:cs="Arial"/>
-          <w:sz w:val="22"/>
-        </w:rPr>
-        <w:t>服务，加载自建服务器证书与私</w:t>
-      </w:r>
-      <w:proofErr w:type="gramStart"/>
-      <w:r>
-        <w:rPr>
-          <w:rFonts w:ascii="Arial" w:eastAsia="等线" w:hAnsi="Arial" w:cs="Arial"/>
-          <w:sz w:val="22"/>
-        </w:rPr>
-        <w:t>钥</w:t>
-      </w:r>
-      <w:proofErr w:type="gramEnd"/>
-      <w:r>
-        <w:rPr>
-          <w:rFonts w:ascii="Arial" w:eastAsia="等线" w:hAnsi="Arial" w:cs="Arial"/>
-          <w:sz w:val="22"/>
-        </w:rPr>
-        <w:t>。</w:t>
-      </w:r>
-    </w:p>
-    <w:p>
-      <w:pPr>
-        <w:spacing w:before="120" w:after="120" w:line="288" w:lineRule="auto"/>
-        <w:jc w:val="left"/>
-      </w:pPr>
-      <w:r>
-        <w:rPr>
-          <w:rFonts w:ascii="Arial" w:eastAsia="等线" w:hAnsi="Arial" w:cs="Arial"/>
-          <w:sz w:val="22"/>
-        </w:rPr>
-        <w:t xml:space="preserve">2. </w:t>
-      </w:r>
-      <w:r>
-        <w:rPr>
-          <w:rFonts w:ascii="Arial" w:eastAsia="等线" w:hAnsi="Arial" w:cs="Arial"/>
-          <w:sz w:val="22"/>
-        </w:rPr>
-        <w:t>浏览器导入根</w:t>
-      </w:r>
-      <w:r>
-        <w:rPr>
-          <w:rFonts w:ascii="Arial" w:eastAsia="等线" w:hAnsi="Arial" w:cs="Arial"/>
-          <w:sz w:val="22"/>
-        </w:rPr>
-        <w:t>CA</w:t>
-      </w:r>
-      <w:r>
-        <w:rPr>
-          <w:rFonts w:ascii="Arial" w:eastAsia="等线" w:hAnsi="Arial" w:cs="Arial"/>
-          <w:sz w:val="22"/>
-        </w:rPr>
-        <w:t>信任证书，消除不安全警告。</w:t>
-      </w:r>
-    </w:p>
-    <w:p>
-      <w:pPr>
-        <w:spacing w:before="120" w:after="120" w:line="288" w:lineRule="auto"/>
-        <w:jc w:val="left"/>
-      </w:pPr>
-      <w:r>
-        <w:rPr>
-          <w:rFonts w:ascii="Arial" w:eastAsia="等线" w:hAnsi="Arial" w:cs="Arial"/>
-          <w:sz w:val="22"/>
-        </w:rPr>
-        <w:t xml:space="preserve">3. </w:t>
-      </w:r>
-      <w:proofErr w:type="gramStart"/>
-      <w:r>
-        <w:rPr>
-          <w:rFonts w:ascii="Arial" w:eastAsia="等线" w:hAnsi="Arial" w:cs="Arial"/>
-          <w:sz w:val="22"/>
-        </w:rPr>
-        <w:t>正常访问</w:t>
-      </w:r>
-      <w:proofErr w:type="gramEnd"/>
-      <w:r>
-        <w:rPr>
-          <w:rFonts w:ascii="Arial" w:eastAsia="等线" w:hAnsi="Arial" w:cs="Arial"/>
-          <w:sz w:val="22"/>
-        </w:rPr>
-        <w:t>HTTPS</w:t>
-      </w:r>
-      <w:r>
-        <w:rPr>
-          <w:rFonts w:ascii="Arial" w:eastAsia="等线" w:hAnsi="Arial" w:cs="Arial"/>
-          <w:sz w:val="22"/>
-        </w:rPr>
-        <w:t>加密页面，查看证书路径，验证证书链完整可信。</w:t>
-      </w:r>
-    </w:p>
-    <w:p>
-      <w:pPr>
-        <w:spacing w:before="120" w:after="120" w:line="288" w:lineRule="auto"/>
-        <w:jc w:val="left"/>
-      </w:pPr>
-      <w:r>
-        <w:rPr>
-          <w:rFonts w:ascii="Arial" w:eastAsia="等线" w:hAnsi="Arial" w:cs="Arial"/>
-          <w:sz w:val="22"/>
-        </w:rPr>
-        <w:t xml:space="preserve">4. </w:t>
-      </w:r>
-      <w:r>
-        <w:rPr>
-          <w:rFonts w:ascii="Arial" w:eastAsia="等线" w:hAnsi="Arial" w:cs="Arial"/>
-          <w:sz w:val="22"/>
-        </w:rPr>
-        <w:t>抓包对比：</w:t>
-      </w:r>
-      <w:r>
-        <w:rPr>
-          <w:rFonts w:ascii="Arial" w:eastAsia="等线" w:hAnsi="Arial" w:cs="Arial"/>
-          <w:sz w:val="22"/>
-        </w:rPr>
-        <w:t>HTTP</w:t>
-      </w:r>
-      <w:r>
-        <w:rPr>
-          <w:rFonts w:ascii="Arial" w:eastAsia="等线" w:hAnsi="Arial" w:cs="Arial"/>
-          <w:sz w:val="22"/>
-        </w:rPr>
-        <w:t>明文可直接查看内容，</w:t>
-      </w:r>
-      <w:r>
-        <w:rPr>
-          <w:rFonts w:ascii="Arial" w:eastAsia="等线" w:hAnsi="Arial" w:cs="Arial"/>
-          <w:sz w:val="22"/>
-        </w:rPr>
-        <w:t>HTTPS</w:t>
-      </w:r>
-      <w:r>
-        <w:rPr>
-          <w:rFonts w:ascii="Arial" w:eastAsia="等线" w:hAnsi="Arial" w:cs="Arial"/>
-          <w:sz w:val="22"/>
-        </w:rPr>
-        <w:t>全部密文，无法抓取有效数据。</w:t>
-      </w:r>
-    </w:p>
-    <w:p>
-      <w:pPr>
-        <w:spacing w:before="300" w:after="120" w:line="288" w:lineRule="auto"/>
-        <w:jc w:val="left"/>
-        <w:outlineLvl w:val="2"/>
-        <w:rPr>
-          <w:rFonts w:ascii="Arial" w:eastAsia="等线" w:hAnsi="Arial" w:cs="Arial"/>
-          <w:b/>
-          <w:sz w:val="24"/>
-          <w:szCs w:val="24"/>
-        </w:rPr>
-      </w:pPr>
-      <w:bookmarkStart w:id="21" w:name="heading_18"/>
-      <w:r>
-        <w:rPr>
-          <w:rFonts w:ascii="Arial" w:eastAsia="等线" w:hAnsi="Arial" w:cs="Arial"/>
-          <w:b/>
-          <w:sz w:val="24"/>
-          <w:szCs w:val="24"/>
-        </w:rPr>
-        <w:t xml:space="preserve">6.6 </w:t>
-      </w:r>
-      <w:r>
-        <w:rPr>
-          <w:rFonts w:ascii="Arial" w:eastAsia="等线" w:hAnsi="Arial" w:cs="Arial"/>
-          <w:b/>
-          <w:sz w:val="24"/>
-          <w:szCs w:val="24"/>
-        </w:rPr>
-        <w:t>第五步：文件加解密与签名验签实验</w:t>
-      </w:r>
-      <w:bookmarkEnd w:id="21"/>
-    </w:p>
-    <w:p>
-      <w:pPr>
-        <w:spacing w:before="120" w:after="120" w:line="288" w:lineRule="auto"/>
-        <w:jc w:val="left"/>
-      </w:pPr>
-      <w:r>
-        <w:rPr>
-          <w:rFonts w:ascii="Arial" w:eastAsia="等线" w:hAnsi="Arial" w:cs="Arial"/>
-          <w:sz w:val="22"/>
-        </w:rPr>
-        <w:t xml:space="preserve">1. </w:t>
-      </w:r>
-      <w:r>
-        <w:rPr>
-          <w:rFonts w:ascii="Arial" w:eastAsia="等线" w:hAnsi="Arial" w:cs="Arial"/>
-          <w:sz w:val="22"/>
-        </w:rPr>
-        <w:t>使用服务器公</w:t>
-      </w:r>
-      <w:proofErr w:type="gramStart"/>
-      <w:r>
-        <w:rPr>
-          <w:rFonts w:ascii="Arial" w:eastAsia="等线" w:hAnsi="Arial" w:cs="Arial"/>
-          <w:sz w:val="22"/>
-        </w:rPr>
-        <w:t>钥</w:t>
-      </w:r>
-      <w:proofErr w:type="gramEnd"/>
-      <w:r>
-        <w:rPr>
-          <w:rFonts w:ascii="Arial" w:eastAsia="等线" w:hAnsi="Arial" w:cs="Arial"/>
-          <w:sz w:val="22"/>
-        </w:rPr>
-        <w:t>对本地文档进行加密。</w:t>
-      </w:r>
-    </w:p>
-    <w:p>
-      <w:pPr>
-        <w:spacing w:before="120" w:after="120" w:line="288" w:lineRule="auto"/>
-        <w:jc w:val="left"/>
-      </w:pPr>
-      <w:r>
-        <w:rPr>
-          <w:rFonts w:ascii="Arial" w:eastAsia="等线" w:hAnsi="Arial" w:cs="Arial"/>
-          <w:sz w:val="22"/>
-        </w:rPr>
-        <w:t xml:space="preserve">2. </w:t>
-      </w:r>
-      <w:r>
-        <w:rPr>
-          <w:rFonts w:ascii="Arial" w:eastAsia="等线" w:hAnsi="Arial" w:cs="Arial"/>
-          <w:sz w:val="22"/>
-        </w:rPr>
-        <w:t>使用服务器私</w:t>
-      </w:r>
-      <w:proofErr w:type="gramStart"/>
-      <w:r>
-        <w:rPr>
-          <w:rFonts w:ascii="Arial" w:eastAsia="等线" w:hAnsi="Arial" w:cs="Arial"/>
-          <w:sz w:val="22"/>
-        </w:rPr>
-        <w:t>钥</w:t>
-      </w:r>
-      <w:proofErr w:type="gramEnd"/>
-      <w:r>
-        <w:rPr>
-          <w:rFonts w:ascii="Arial" w:eastAsia="等线" w:hAnsi="Arial" w:cs="Arial"/>
-          <w:sz w:val="22"/>
-        </w:rPr>
-        <w:t>解密，验证数据无损还原。</w:t>
-      </w:r>
-    </w:p>
-    <w:p>
-      <w:pPr>
-        <w:spacing w:before="120" w:after="120" w:line="288" w:lineRule="auto"/>
-        <w:jc w:val="left"/>
-      </w:pPr>
-      <w:r>
-        <w:rPr>
-          <w:rFonts w:ascii="Arial" w:eastAsia="等线" w:hAnsi="Arial" w:cs="Arial"/>
-          <w:sz w:val="22"/>
-        </w:rPr>
-        <w:t xml:space="preserve">3. </w:t>
-      </w:r>
-      <w:r>
-        <w:rPr>
-          <w:rFonts w:ascii="Arial" w:eastAsia="等线" w:hAnsi="Arial" w:cs="Arial"/>
-          <w:sz w:val="22"/>
-        </w:rPr>
-        <w:t>私</w:t>
-      </w:r>
-      <w:proofErr w:type="gramStart"/>
-      <w:r>
-        <w:rPr>
-          <w:rFonts w:ascii="Arial" w:eastAsia="等线" w:hAnsi="Arial" w:cs="Arial"/>
-          <w:sz w:val="22"/>
-        </w:rPr>
-        <w:t>钥</w:t>
-      </w:r>
-      <w:proofErr w:type="gramEnd"/>
-      <w:r>
-        <w:rPr>
-          <w:rFonts w:ascii="Arial" w:eastAsia="等线" w:hAnsi="Arial" w:cs="Arial"/>
-          <w:sz w:val="22"/>
-        </w:rPr>
-        <w:t>对文件生成数字签名。</w:t>
-      </w:r>
-    </w:p>
-    <w:p>
-      <w:pPr>
-        <w:spacing w:before="120" w:after="120" w:line="288" w:lineRule="auto"/>
-        <w:jc w:val="left"/>
-      </w:pPr>
-      <w:r>
-        <w:rPr>
-          <w:rFonts w:ascii="Arial" w:eastAsia="等线" w:hAnsi="Arial" w:cs="Arial"/>
-          <w:sz w:val="22"/>
-        </w:rPr>
-        <w:lastRenderedPageBreak/>
-        <w:t xml:space="preserve">4. </w:t>
-      </w:r>
-      <w:r>
-        <w:rPr>
-          <w:rFonts w:ascii="Arial" w:eastAsia="等线" w:hAnsi="Arial" w:cs="Arial"/>
-          <w:sz w:val="22"/>
-        </w:rPr>
-        <w:t>公</w:t>
-      </w:r>
-      <w:proofErr w:type="gramStart"/>
-      <w:r>
-        <w:rPr>
-          <w:rFonts w:ascii="Arial" w:eastAsia="等线" w:hAnsi="Arial" w:cs="Arial"/>
-          <w:sz w:val="22"/>
-        </w:rPr>
-        <w:t>钥</w:t>
-      </w:r>
-      <w:proofErr w:type="gramEnd"/>
-      <w:r>
-        <w:rPr>
-          <w:rFonts w:ascii="Arial" w:eastAsia="等线" w:hAnsi="Arial" w:cs="Arial"/>
-          <w:sz w:val="22"/>
-        </w:rPr>
-        <w:t>验证签名，篡改文件后验签失败，证明完整性保护有效。</w:t>
-      </w:r>
-    </w:p>
-    <w:p>
-      <w:pPr>
-        <w:spacing w:before="320" w:after="120" w:line="288" w:lineRule="auto"/>
-        <w:jc w:val="left"/>
-        <w:outlineLvl w:val="1"/>
-        <w:rPr>
-          <w:rFonts w:ascii="Arial" w:eastAsia="等线" w:hAnsi="Arial" w:cs="Arial"/>
-          <w:b/>
-          <w:color w:val="FF0000"/>
-          <w:sz w:val="28"/>
-          <w:szCs w:val="28"/>
-        </w:rPr>
-      </w:pPr>
-      <w:bookmarkStart w:id="22" w:name="heading_19"/>
-      <w:r>
-        <w:rPr>
-          <w:rFonts w:ascii="Arial" w:eastAsia="等线" w:hAnsi="Arial" w:cs="Arial"/>
-          <w:b/>
-          <w:color w:val="FF0000"/>
-          <w:sz w:val="28"/>
-          <w:szCs w:val="28"/>
-        </w:rPr>
-        <w:t>七、关键测试结果与现象说明</w:t>
-      </w:r>
-      <w:bookmarkEnd w:id="22"/>
-    </w:p>
-    <w:p>
-      <w:pPr>
-        <w:spacing w:before="120" w:after="120" w:line="288" w:lineRule="auto"/>
-        <w:jc w:val="left"/>
-      </w:pPr>
-      <w:r>
-        <w:rPr>
-          <w:rFonts w:ascii="Arial" w:eastAsia="等线" w:hAnsi="Arial" w:cs="Arial"/>
-          <w:sz w:val="22"/>
-        </w:rPr>
-        <w:t xml:space="preserve">1. </w:t>
-      </w:r>
-      <w:r>
-        <w:rPr>
-          <w:rFonts w:ascii="Arial" w:eastAsia="等线" w:hAnsi="Arial" w:cs="Arial"/>
-          <w:sz w:val="22"/>
-        </w:rPr>
-        <w:t>证书链验证成功：浏览器可正常识别两级</w:t>
-      </w:r>
-      <w:r>
-        <w:rPr>
-          <w:rFonts w:ascii="Arial" w:eastAsia="等线" w:hAnsi="Arial" w:cs="Arial"/>
-          <w:sz w:val="22"/>
-        </w:rPr>
-        <w:t>CA</w:t>
-      </w:r>
-      <w:r>
-        <w:rPr>
-          <w:rFonts w:ascii="Arial" w:eastAsia="等线" w:hAnsi="Arial" w:cs="Arial"/>
-          <w:sz w:val="22"/>
-        </w:rPr>
-        <w:t>结构，无安全风险提示。</w:t>
-      </w:r>
-    </w:p>
-    <w:p>
-      <w:pPr>
-        <w:spacing w:before="120" w:after="120" w:line="288" w:lineRule="auto"/>
-        <w:jc w:val="left"/>
-      </w:pPr>
-      <w:r>
-        <w:rPr>
-          <w:rFonts w:ascii="Arial" w:eastAsia="等线" w:hAnsi="Arial" w:cs="Arial"/>
-          <w:sz w:val="22"/>
-        </w:rPr>
-        <w:t xml:space="preserve">2. </w:t>
-      </w:r>
-      <w:r>
-        <w:rPr>
-          <w:rFonts w:ascii="Arial" w:eastAsia="等线" w:hAnsi="Arial" w:cs="Arial"/>
-          <w:sz w:val="22"/>
-        </w:rPr>
-        <w:t>通信加密成功：</w:t>
-      </w:r>
-      <w:proofErr w:type="gramStart"/>
-      <w:r>
-        <w:rPr>
-          <w:rFonts w:ascii="Arial" w:eastAsia="等线" w:hAnsi="Arial" w:cs="Arial"/>
-          <w:sz w:val="22"/>
-        </w:rPr>
-        <w:t>网络抓包工具</w:t>
-      </w:r>
-      <w:proofErr w:type="gramEnd"/>
-      <w:r>
-        <w:rPr>
-          <w:rFonts w:ascii="Arial" w:eastAsia="等线" w:hAnsi="Arial" w:cs="Arial"/>
-          <w:sz w:val="22"/>
-        </w:rPr>
-        <w:t>只能看到乱码密文，无法获取页面真实数据。</w:t>
-      </w:r>
-    </w:p>
-    <w:p>
-      <w:pPr>
-        <w:spacing w:before="120" w:after="120" w:line="288" w:lineRule="auto"/>
-        <w:jc w:val="left"/>
-      </w:pPr>
-      <w:r>
-        <w:rPr>
-          <w:rFonts w:ascii="Arial" w:eastAsia="等线" w:hAnsi="Arial" w:cs="Arial"/>
-          <w:sz w:val="22"/>
-        </w:rPr>
-        <w:t xml:space="preserve">3. </w:t>
-      </w:r>
-      <w:r>
-        <w:rPr>
-          <w:rFonts w:ascii="Arial" w:eastAsia="等线" w:hAnsi="Arial" w:cs="Arial"/>
-          <w:sz w:val="22"/>
-        </w:rPr>
-        <w:t>签名防篡改有效：修改任意文件内容后，验</w:t>
-      </w:r>
-      <w:proofErr w:type="gramStart"/>
-      <w:r>
-        <w:rPr>
-          <w:rFonts w:ascii="Arial" w:eastAsia="等线" w:hAnsi="Arial" w:cs="Arial"/>
-          <w:sz w:val="22"/>
-        </w:rPr>
-        <w:t>签直接</w:t>
-      </w:r>
-      <w:proofErr w:type="gramEnd"/>
-      <w:r>
-        <w:rPr>
-          <w:rFonts w:ascii="Arial" w:eastAsia="等线" w:hAnsi="Arial" w:cs="Arial"/>
-          <w:sz w:val="22"/>
-        </w:rPr>
-        <w:t>报错，保证数据不可篡改。</w:t>
-      </w:r>
-    </w:p>
-    <w:p>
-      <w:pPr>
-        <w:spacing w:before="120" w:after="120" w:line="288" w:lineRule="auto"/>
-        <w:jc w:val="left"/>
-      </w:pPr>
-      <w:r>
-        <w:rPr>
-          <w:rFonts w:ascii="Arial" w:eastAsia="等线" w:hAnsi="Arial" w:cs="Arial"/>
-          <w:sz w:val="22"/>
-        </w:rPr>
-        <w:t xml:space="preserve">4. </w:t>
-      </w:r>
-      <w:r>
-        <w:rPr>
-          <w:rFonts w:ascii="Arial" w:eastAsia="等线" w:hAnsi="Arial" w:cs="Arial"/>
-          <w:sz w:val="22"/>
-        </w:rPr>
-        <w:t>身份认证有效：没有合法证书的客户端无法正常接入加密服务链路。</w:t>
-      </w:r>
-    </w:p>
-    <w:p>
-      <w:pPr>
-        <w:spacing w:before="320" w:after="120" w:line="288" w:lineRule="auto"/>
-        <w:jc w:val="left"/>
-        <w:outlineLvl w:val="1"/>
-        <w:rPr>
-          <w:rFonts w:ascii="Arial" w:eastAsia="等线" w:hAnsi="Arial" w:cs="Arial"/>
-          <w:b/>
-          <w:color w:val="FF0000"/>
-          <w:sz w:val="28"/>
-          <w:szCs w:val="28"/>
-        </w:rPr>
-      </w:pPr>
-      <w:bookmarkStart w:id="23" w:name="heading_20"/>
-      <w:r>
-        <w:rPr>
-          <w:rFonts w:ascii="Arial" w:eastAsia="等线" w:hAnsi="Arial" w:cs="Arial"/>
-          <w:b/>
-          <w:color w:val="FF0000"/>
-          <w:sz w:val="28"/>
-          <w:szCs w:val="28"/>
-        </w:rPr>
-        <w:t>八、安全风险分析与防护对策</w:t>
-      </w:r>
-      <w:bookmarkEnd w:id="23"/>
-    </w:p>
-    <w:p>
-      <w:pPr>
-        <w:spacing w:before="300" w:after="120" w:line="288" w:lineRule="auto"/>
-        <w:jc w:val="left"/>
-        <w:outlineLvl w:val="2"/>
-        <w:rPr>
-          <w:rFonts w:ascii="Arial" w:eastAsia="等线" w:hAnsi="Arial" w:cs="Arial"/>
-          <w:b/>
-          <w:sz w:val="24"/>
-          <w:szCs w:val="24"/>
-        </w:rPr>
-      </w:pPr>
-      <w:bookmarkStart w:id="24" w:name="heading_21"/>
-      <w:r>
-        <w:rPr>
-          <w:rFonts w:ascii="Arial" w:eastAsia="等线" w:hAnsi="Arial" w:cs="Arial"/>
-          <w:b/>
-          <w:sz w:val="24"/>
-          <w:szCs w:val="24"/>
-        </w:rPr>
-        <w:t xml:space="preserve">8.1 </w:t>
-      </w:r>
-      <w:r>
-        <w:rPr>
-          <w:rFonts w:ascii="Arial" w:eastAsia="等线" w:hAnsi="Arial" w:cs="Arial"/>
-          <w:b/>
-          <w:sz w:val="24"/>
-          <w:szCs w:val="24"/>
-        </w:rPr>
-        <w:t>中间人攻击风险</w:t>
-      </w:r>
-      <w:bookmarkEnd w:id="24"/>
-    </w:p>
-    <w:p>
-      <w:pPr>
-        <w:spacing w:before="120" w:after="120" w:line="288" w:lineRule="auto"/>
-        <w:jc w:val="left"/>
-      </w:pPr>
-      <w:r>
-        <w:rPr>
-          <w:rFonts w:ascii="Arial" w:eastAsia="等线" w:hAnsi="Arial" w:cs="Arial"/>
-          <w:sz w:val="22"/>
-        </w:rPr>
-        <w:t>攻击者伪造证书拦截流量，窃听通信数据。防护：强制校验证书链合法性，不随意导入陌生根证书。</w:t>
-      </w:r>
-    </w:p>
-    <w:p>
-      <w:pPr>
-        <w:spacing w:before="300" w:after="120" w:line="288" w:lineRule="auto"/>
-        <w:jc w:val="left"/>
-        <w:outlineLvl w:val="2"/>
-        <w:rPr>
-          <w:rFonts w:ascii="Arial" w:eastAsia="等线" w:hAnsi="Arial" w:cs="Arial"/>
-          <w:b/>
-          <w:sz w:val="24"/>
-          <w:szCs w:val="24"/>
-        </w:rPr>
-      </w:pPr>
-      <w:bookmarkStart w:id="25" w:name="heading_22"/>
-      <w:r>
-        <w:rPr>
-          <w:rFonts w:ascii="Arial" w:eastAsia="等线" w:hAnsi="Arial" w:cs="Arial"/>
-          <w:b/>
-          <w:sz w:val="24"/>
-          <w:szCs w:val="24"/>
-        </w:rPr>
-        <w:t xml:space="preserve">8.2 </w:t>
-      </w:r>
-      <w:r>
-        <w:rPr>
-          <w:rFonts w:ascii="Arial" w:eastAsia="等线" w:hAnsi="Arial" w:cs="Arial"/>
-          <w:b/>
-          <w:sz w:val="24"/>
-          <w:szCs w:val="24"/>
-        </w:rPr>
-        <w:t>私</w:t>
-      </w:r>
-      <w:proofErr w:type="gramStart"/>
-      <w:r>
-        <w:rPr>
-          <w:rFonts w:ascii="Arial" w:eastAsia="等线" w:hAnsi="Arial" w:cs="Arial"/>
-          <w:b/>
-          <w:sz w:val="24"/>
-          <w:szCs w:val="24"/>
-        </w:rPr>
-        <w:t>钥</w:t>
-      </w:r>
-      <w:proofErr w:type="gramEnd"/>
-      <w:r>
-        <w:rPr>
-          <w:rFonts w:ascii="Arial" w:eastAsia="等线" w:hAnsi="Arial" w:cs="Arial"/>
-          <w:b/>
-          <w:sz w:val="24"/>
-          <w:szCs w:val="24"/>
-        </w:rPr>
-        <w:t>泄露风险</w:t>
-      </w:r>
-      <w:bookmarkEnd w:id="25"/>
-    </w:p>
-    <w:p>
-      <w:pPr>
-        <w:spacing w:before="120" w:after="120" w:line="288" w:lineRule="auto"/>
-        <w:jc w:val="left"/>
-      </w:pPr>
-      <w:r>
-        <w:rPr>
-          <w:rFonts w:ascii="Arial" w:eastAsia="等线" w:hAnsi="Arial" w:cs="Arial"/>
-          <w:sz w:val="22"/>
-        </w:rPr>
-        <w:t>私</w:t>
-      </w:r>
-      <w:proofErr w:type="gramStart"/>
-      <w:r>
-        <w:rPr>
-          <w:rFonts w:ascii="Arial" w:eastAsia="等线" w:hAnsi="Arial" w:cs="Arial"/>
-          <w:sz w:val="22"/>
-        </w:rPr>
-        <w:t>钥</w:t>
-      </w:r>
-      <w:proofErr w:type="gramEnd"/>
-      <w:r>
-        <w:rPr>
-          <w:rFonts w:ascii="Arial" w:eastAsia="等线" w:hAnsi="Arial" w:cs="Arial"/>
-          <w:sz w:val="22"/>
-        </w:rPr>
-        <w:t>一旦泄露，全部加密数据可被解密。防护：密钥加密存储、权限严格控制、定期轮换密钥。</w:t>
-      </w:r>
-    </w:p>
-    <w:p>
-      <w:pPr>
-        <w:spacing w:before="300" w:after="120" w:line="288" w:lineRule="auto"/>
-        <w:jc w:val="left"/>
-        <w:outlineLvl w:val="2"/>
-        <w:rPr>
-          <w:rFonts w:ascii="Arial" w:eastAsia="等线" w:hAnsi="Arial" w:cs="Arial"/>
-          <w:b/>
-          <w:sz w:val="24"/>
-          <w:szCs w:val="24"/>
-        </w:rPr>
-      </w:pPr>
-      <w:bookmarkStart w:id="26" w:name="heading_23"/>
-      <w:r>
-        <w:rPr>
-          <w:rFonts w:ascii="Arial" w:eastAsia="等线" w:hAnsi="Arial" w:cs="Arial"/>
-          <w:b/>
-          <w:sz w:val="24"/>
-          <w:szCs w:val="24"/>
-        </w:rPr>
-        <w:t xml:space="preserve">8.3 </w:t>
-      </w:r>
-      <w:r>
-        <w:rPr>
-          <w:rFonts w:ascii="Arial" w:eastAsia="等线" w:hAnsi="Arial" w:cs="Arial"/>
-          <w:b/>
-          <w:sz w:val="24"/>
-          <w:szCs w:val="24"/>
-        </w:rPr>
-        <w:t>证书过期与伪造风险</w:t>
-      </w:r>
-      <w:bookmarkEnd w:id="26"/>
-    </w:p>
-    <w:p>
-      <w:pPr>
-        <w:spacing w:before="120" w:after="120" w:line="288" w:lineRule="auto"/>
-        <w:jc w:val="left"/>
-      </w:pPr>
-      <w:r>
-        <w:rPr>
-          <w:rFonts w:ascii="Arial" w:eastAsia="等线" w:hAnsi="Arial" w:cs="Arial"/>
-          <w:sz w:val="22"/>
-        </w:rPr>
-        <w:t>过期证书继续使用存在安全漏洞。防护：配置证书有效期提醒，搭建简易证书吊销列表机制。</w:t>
-      </w:r>
-    </w:p>
-    <w:p>
-      <w:pPr>
-        <w:spacing w:before="320" w:after="120" w:line="288" w:lineRule="auto"/>
-        <w:jc w:val="left"/>
-        <w:outlineLvl w:val="1"/>
-        <w:rPr>
-          <w:rFonts w:ascii="Arial" w:eastAsia="等线" w:hAnsi="Arial" w:cs="Arial"/>
-          <w:b/>
-          <w:color w:val="FF0000"/>
-          <w:sz w:val="28"/>
-          <w:szCs w:val="28"/>
-        </w:rPr>
-      </w:pPr>
-      <w:bookmarkStart w:id="27" w:name="heading_24"/>
-      <w:r>
-        <w:rPr>
-          <w:rFonts w:ascii="Arial" w:eastAsia="等线" w:hAnsi="Arial" w:cs="Arial"/>
-          <w:b/>
-          <w:color w:val="FF0000"/>
-          <w:sz w:val="28"/>
-          <w:szCs w:val="28"/>
-        </w:rPr>
-        <w:t>九、遇到的问题及解决方法</w:t>
-      </w:r>
-      <w:bookmarkEnd w:id="27"/>
-    </w:p>
-    <w:p>
-      <w:pPr>
-        <w:spacing w:before="120" w:after="120" w:line="288" w:lineRule="auto"/>
-        <w:jc w:val="left"/>
-      </w:pPr>
-      <w:r>
-        <w:rPr>
-          <w:rFonts w:ascii="Arial" w:eastAsia="等线" w:hAnsi="Arial" w:cs="Arial"/>
-          <w:sz w:val="22"/>
-        </w:rPr>
-        <w:t>问题</w:t>
-      </w:r>
-      <w:r>
-        <w:rPr>
-          <w:rFonts w:ascii="Arial" w:eastAsia="等线" w:hAnsi="Arial" w:cs="Arial"/>
-          <w:sz w:val="22"/>
-        </w:rPr>
-        <w:t>1</w:t>
-      </w:r>
-      <w:r>
-        <w:rPr>
-          <w:rFonts w:ascii="Arial" w:eastAsia="等线" w:hAnsi="Arial" w:cs="Arial"/>
-          <w:sz w:val="22"/>
-        </w:rPr>
-        <w:t>：浏览器一直提示不安全。解决：未导入根证书，手动将根</w:t>
-      </w:r>
-      <w:r>
-        <w:rPr>
-          <w:rFonts w:ascii="Arial" w:eastAsia="等线" w:hAnsi="Arial" w:cs="Arial"/>
-          <w:sz w:val="22"/>
-        </w:rPr>
-        <w:t>CA</w:t>
-      </w:r>
-      <w:r>
-        <w:rPr>
-          <w:rFonts w:ascii="Arial" w:eastAsia="等线" w:hAnsi="Arial" w:cs="Arial"/>
-          <w:sz w:val="22"/>
-        </w:rPr>
-        <w:t>证书加入系统</w:t>
-      </w:r>
-      <w:proofErr w:type="gramStart"/>
-      <w:r>
-        <w:rPr>
-          <w:rFonts w:ascii="Arial" w:eastAsia="等线" w:hAnsi="Arial" w:cs="Arial"/>
-          <w:sz w:val="22"/>
-        </w:rPr>
-        <w:t>可信根证书库</w:t>
-      </w:r>
-      <w:proofErr w:type="gramEnd"/>
-      <w:r>
-        <w:rPr>
-          <w:rFonts w:ascii="Arial" w:eastAsia="等线" w:hAnsi="Arial" w:cs="Arial"/>
-          <w:sz w:val="22"/>
-        </w:rPr>
-        <w:t>。</w:t>
-      </w:r>
-    </w:p>
-    <w:p>
-      <w:pPr>
-        <w:spacing w:before="120" w:after="120" w:line="288" w:lineRule="auto"/>
-        <w:jc w:val="left"/>
-      </w:pPr>
-      <w:r>
-        <w:rPr>
-          <w:rFonts w:ascii="Arial" w:eastAsia="等线" w:hAnsi="Arial" w:cs="Arial"/>
-          <w:sz w:val="22"/>
-        </w:rPr>
-        <w:t>问题</w:t>
-      </w:r>
-      <w:r>
-        <w:rPr>
-          <w:rFonts w:ascii="Arial" w:eastAsia="等线" w:hAnsi="Arial" w:cs="Arial"/>
-          <w:sz w:val="22"/>
-        </w:rPr>
-        <w:t>2</w:t>
-      </w:r>
-      <w:r>
-        <w:rPr>
-          <w:rFonts w:ascii="Arial" w:eastAsia="等线" w:hAnsi="Arial" w:cs="Arial"/>
-          <w:sz w:val="22"/>
-        </w:rPr>
-        <w:t>：证书链不匹配。解决：二级</w:t>
-      </w:r>
-      <w:r>
-        <w:rPr>
-          <w:rFonts w:ascii="Arial" w:eastAsia="等线" w:hAnsi="Arial" w:cs="Arial"/>
-          <w:sz w:val="22"/>
-        </w:rPr>
-        <w:t>CA</w:t>
-      </w:r>
-      <w:r>
-        <w:rPr>
-          <w:rFonts w:ascii="Arial" w:eastAsia="等线" w:hAnsi="Arial" w:cs="Arial"/>
-          <w:sz w:val="22"/>
-        </w:rPr>
-        <w:t>签发时必须带上证书扩展属性，保证签发权限合法。</w:t>
-      </w:r>
-    </w:p>
-    <w:p>
-      <w:pPr>
-        <w:spacing w:before="120" w:after="120" w:line="288" w:lineRule="auto"/>
-        <w:jc w:val="left"/>
-      </w:pPr>
-      <w:r>
-        <w:rPr>
-          <w:rFonts w:ascii="Arial" w:eastAsia="等线" w:hAnsi="Arial" w:cs="Arial"/>
-          <w:sz w:val="22"/>
-        </w:rPr>
-        <w:t>问题</w:t>
-      </w:r>
-      <w:r>
-        <w:rPr>
-          <w:rFonts w:ascii="Arial" w:eastAsia="等线" w:hAnsi="Arial" w:cs="Arial"/>
-          <w:sz w:val="22"/>
-        </w:rPr>
-        <w:t>3</w:t>
-      </w:r>
-      <w:r>
-        <w:rPr>
-          <w:rFonts w:ascii="Arial" w:eastAsia="等线" w:hAnsi="Arial" w:cs="Arial"/>
-          <w:sz w:val="22"/>
-        </w:rPr>
-        <w:t>：加解密提示密钥格式错误。解决：统一使用</w:t>
-      </w:r>
-      <w:r>
-        <w:rPr>
-          <w:rFonts w:ascii="Arial" w:eastAsia="等线" w:hAnsi="Arial" w:cs="Arial"/>
-          <w:sz w:val="22"/>
-        </w:rPr>
-        <w:t>PEM</w:t>
-      </w:r>
-      <w:r>
-        <w:rPr>
-          <w:rFonts w:ascii="Arial" w:eastAsia="等线" w:hAnsi="Arial" w:cs="Arial"/>
-          <w:sz w:val="22"/>
-        </w:rPr>
-        <w:t>标准格式，不混用证书格式。</w:t>
-      </w:r>
-    </w:p>
-    <w:p>
-      <w:pPr>
-        <w:spacing w:before="320" w:after="120" w:line="288" w:lineRule="auto"/>
-        <w:jc w:val="left"/>
-        <w:outlineLvl w:val="1"/>
-        <w:rPr>
-          <w:rFonts w:ascii="Arial" w:eastAsia="等线" w:hAnsi="Arial" w:cs="Arial"/>
-          <w:b/>
-          <w:color w:val="FF0000"/>
-          <w:sz w:val="28"/>
-          <w:szCs w:val="28"/>
-        </w:rPr>
-      </w:pPr>
-      <w:bookmarkStart w:id="28" w:name="heading_25"/>
-      <w:r>
-        <w:rPr>
-          <w:rFonts w:ascii="Arial" w:eastAsia="等线" w:hAnsi="Arial" w:cs="Arial"/>
-          <w:b/>
-          <w:color w:val="FF0000"/>
-          <w:sz w:val="28"/>
-          <w:szCs w:val="28"/>
-        </w:rPr>
-        <w:t>十、课程设计总结与心得体会</w:t>
-      </w:r>
-      <w:bookmarkEnd w:id="28"/>
-    </w:p>
-    <w:p>
-      <w:pPr>
-        <w:spacing w:before="120" w:after="120" w:line="288" w:lineRule="auto"/>
-        <w:jc w:val="left"/>
-      </w:pPr>
-      <w:r>
-        <w:rPr>
-          <w:rFonts w:ascii="Arial" w:eastAsia="等线" w:hAnsi="Arial" w:cs="Arial"/>
-          <w:sz w:val="22"/>
-        </w:rPr>
-        <w:t>本次课程设计完整完成了基于</w:t>
-      </w:r>
-      <w:r>
-        <w:rPr>
-          <w:rFonts w:ascii="Arial" w:eastAsia="等线" w:hAnsi="Arial" w:cs="Arial"/>
-          <w:sz w:val="22"/>
-        </w:rPr>
-        <w:t>OpenSSL</w:t>
-      </w:r>
-      <w:r>
-        <w:rPr>
-          <w:rFonts w:ascii="Arial" w:eastAsia="等线" w:hAnsi="Arial" w:cs="Arial"/>
-          <w:sz w:val="22"/>
-        </w:rPr>
-        <w:t>的两级</w:t>
-      </w:r>
-      <w:r>
-        <w:rPr>
-          <w:rFonts w:ascii="Arial" w:eastAsia="等线" w:hAnsi="Arial" w:cs="Arial"/>
-          <w:sz w:val="22"/>
-        </w:rPr>
-        <w:t>PKI</w:t>
-      </w:r>
-      <w:r>
-        <w:rPr>
-          <w:rFonts w:ascii="Arial" w:eastAsia="等线" w:hAnsi="Arial" w:cs="Arial"/>
-          <w:sz w:val="22"/>
-        </w:rPr>
-        <w:t>证书体系搭建、</w:t>
-      </w:r>
-      <w:r>
-        <w:rPr>
-          <w:rFonts w:ascii="Arial" w:eastAsia="等线" w:hAnsi="Arial" w:cs="Arial"/>
-          <w:sz w:val="22"/>
-        </w:rPr>
-        <w:t>SSL</w:t>
-      </w:r>
-      <w:r>
-        <w:rPr>
-          <w:rFonts w:ascii="Arial" w:eastAsia="等线" w:hAnsi="Arial" w:cs="Arial"/>
-          <w:sz w:val="22"/>
-        </w:rPr>
-        <w:t>加密通信部署、文件加解密、数字签名</w:t>
-      </w:r>
-      <w:proofErr w:type="gramStart"/>
-      <w:r>
-        <w:rPr>
-          <w:rFonts w:ascii="Arial" w:eastAsia="等线" w:hAnsi="Arial" w:cs="Arial"/>
-          <w:sz w:val="22"/>
-        </w:rPr>
-        <w:t>验签全流程</w:t>
-      </w:r>
-      <w:proofErr w:type="gramEnd"/>
-      <w:r>
-        <w:rPr>
-          <w:rFonts w:ascii="Arial" w:eastAsia="等线" w:hAnsi="Arial" w:cs="Arial"/>
-          <w:sz w:val="22"/>
-        </w:rPr>
-        <w:t>实验。通过亲手操作，我真正理解了</w:t>
-      </w:r>
-      <w:r>
-        <w:rPr>
-          <w:rFonts w:ascii="Arial" w:eastAsia="等线" w:hAnsi="Arial" w:cs="Arial"/>
-          <w:sz w:val="22"/>
-        </w:rPr>
-        <w:t>PKI</w:t>
-      </w:r>
-      <w:r>
-        <w:rPr>
-          <w:rFonts w:ascii="Arial" w:eastAsia="等线" w:hAnsi="Arial" w:cs="Arial"/>
-          <w:sz w:val="22"/>
-        </w:rPr>
-        <w:t>信任体系的工作原理、数字证书的实际作用、</w:t>
-      </w:r>
-      <w:r>
-        <w:rPr>
-          <w:rFonts w:ascii="Arial" w:eastAsia="等线" w:hAnsi="Arial" w:cs="Arial"/>
-          <w:sz w:val="22"/>
-        </w:rPr>
-        <w:t>TLS</w:t>
-      </w:r>
-      <w:r>
-        <w:rPr>
-          <w:rFonts w:ascii="Arial" w:eastAsia="等线" w:hAnsi="Arial" w:cs="Arial"/>
-          <w:sz w:val="22"/>
-        </w:rPr>
-        <w:t>加密通信全过程。不再只停留在书本理论，而是具备了实际网络</w:t>
-      </w:r>
-      <w:proofErr w:type="gramStart"/>
-      <w:r>
-        <w:rPr>
-          <w:rFonts w:ascii="Arial" w:eastAsia="等线" w:hAnsi="Arial" w:cs="Arial"/>
-          <w:sz w:val="22"/>
-        </w:rPr>
-        <w:t>安全运</w:t>
-      </w:r>
-      <w:proofErr w:type="gramEnd"/>
-      <w:r>
-        <w:rPr>
-          <w:rFonts w:ascii="Arial" w:eastAsia="等线" w:hAnsi="Arial" w:cs="Arial"/>
-          <w:sz w:val="22"/>
-        </w:rPr>
-        <w:t>维能力。</w:t>
-      </w:r>
-    </w:p>
-    <w:p>
-      <w:pPr>
-        <w:spacing w:before="120" w:after="120" w:line="288" w:lineRule="auto"/>
-        <w:jc w:val="left"/>
-        <w:rPr>
-          <w:rFonts w:ascii="Arial" w:eastAsia="等线" w:hAnsi="Arial" w:cs="Arial"/>
-          <w:sz w:val="22"/>
-        </w:rPr>
-      </w:pPr>
-      <w:r>
-        <w:rPr>
-          <w:rFonts w:ascii="Arial" w:eastAsia="等线" w:hAnsi="Arial" w:cs="Arial"/>
-          <w:sz w:val="22"/>
-        </w:rPr>
-        <w:t>同时深刻认识到私</w:t>
-      </w:r>
-      <w:proofErr w:type="gramStart"/>
-      <w:r>
-        <w:rPr>
-          <w:rFonts w:ascii="Arial" w:eastAsia="等线" w:hAnsi="Arial" w:cs="Arial"/>
-          <w:sz w:val="22"/>
-        </w:rPr>
-        <w:t>钥</w:t>
-      </w:r>
-      <w:proofErr w:type="gramEnd"/>
-      <w:r>
-        <w:rPr>
-          <w:rFonts w:ascii="Arial" w:eastAsia="等线" w:hAnsi="Arial" w:cs="Arial"/>
-          <w:sz w:val="22"/>
-        </w:rPr>
-        <w:t>安全、证书管理、链路加密在真实网络环境中的重要性。本次设计提升了我的安全实践能力、问题排查能力和网络安全思维，圆满完成本次《信息网络安全技术》课程设计任务。</w:t>
-      </w:r>
-    </w:p>
-    <w:p>
-      <w:pPr>
-        <w:spacing w:before="120" w:after="120" w:line="288" w:lineRule="auto"/>
-        <w:jc w:val="left"/>
-      </w:pPr>
-    </w:p>
+          <w:color w:val="003399"/>
+          <w:sz w:val="22"/>
+        </w:rPr>
+        <w:t>C. 实验结果总结表</w:t>
+      </w:r>
+    </w:p>
+    <w:tbl>
+      <w:tblPr>
+        <w:tblW w:type="auto" w:w="0"/>
+        <w:tblLook w:firstColumn="1" w:firstRow="1" w:lastColumn="0" w:lastRow="0" w:noHBand="0" w:noVBand="1" w:val="04A0"/>
+      </w:tblPr>
+      <w:tblGrid>
+        <w:gridCol w:w="2267"/>
+        <w:gridCol w:w="2267"/>
+        <w:gridCol w:w="2267"/>
+        <w:gridCol w:w="2267"/>
+      </w:tblGrid>
+      <w:tr>
+        <w:tc>
+          <w:tcPr>
+            <w:tcW w:type="dxa" w:w="2267"/>
+          </w:tcPr>
+          <w:p>
+            <w:r>
+              <w:rPr>
+                <w:b/>
+                <w:sz w:val="18"/>
+              </w:rPr>
+              <w:t>实验环节</w:t>
+            </w:r>
+          </w:p>
+        </w:tc>
+        <w:tc>
+          <w:tcPr>
+            <w:tcW w:type="dxa" w:w="2267"/>
+          </w:tcPr>
+          <w:p>
+            <w:r>
+              <w:rPr>
+                <w:b/>
+                <w:sz w:val="18"/>
+              </w:rPr>
+              <w:t>关键命令</w:t>
+            </w:r>
+          </w:p>
+        </w:tc>
+        <w:tc>
+          <w:tcPr>
+            <w:tcW w:type="dxa" w:w="2267"/>
+          </w:tcPr>
+          <w:p>
+            <w:r>
+              <w:rPr>
+                <w:b/>
+                <w:sz w:val="18"/>
+              </w:rPr>
+              <w:t>预期结果</w:t>
+            </w:r>
+          </w:p>
+        </w:tc>
+        <w:tc>
+          <w:tcPr>
+            <w:tcW w:type="dxa" w:w="2267"/>
+          </w:tcPr>
+          <w:p>
+            <w:r>
+              <w:rPr>
+                <w:b/>
+                <w:sz w:val="18"/>
+              </w:rPr>
+              <w:t>实际结果</w:t>
+            </w:r>
+          </w:p>
+        </w:tc>
+      </w:tr>
+      <w:tr>
+        <w:tc>
+          <w:tcPr>
+            <w:tcW w:type="dxa" w:w="2267"/>
+          </w:tcPr>
+          <w:p>
+            <w:r>
+              <w:rPr>
+                <w:sz w:val="18"/>
+              </w:rPr>
+              <w:t>根CA证书制作</w:t>
+            </w:r>
+          </w:p>
+        </w:tc>
+        <w:tc>
+          <w:tcPr>
+            <w:tcW w:type="dxa" w:w="2267"/>
+          </w:tcPr>
+          <w:p>
+            <w:r>
+              <w:rPr>
+                <w:sz w:val="18"/>
+              </w:rPr>
+              <w:t>genrsa + req -x509</w:t>
+            </w:r>
+          </w:p>
+        </w:tc>
+        <w:tc>
+          <w:tcPr>
+            <w:tcW w:type="dxa" w:w="2267"/>
+          </w:tcPr>
+          <w:p>
+            <w:r>
+              <w:rPr>
+                <w:sz w:val="18"/>
+              </w:rPr>
+              <w:t>自签名证书，有效期10年</w:t>
+            </w:r>
+          </w:p>
+        </w:tc>
+        <w:tc>
+          <w:tcPr>
+            <w:tcW w:type="dxa" w:w="2267"/>
+          </w:tcPr>
+          <w:p>
+            <w:r>
+              <w:rPr>
+                <w:sz w:val="18"/>
+              </w:rPr>
+              <w:t>✅ OK，2026-2036</w:t>
+            </w:r>
+          </w:p>
+        </w:tc>
+      </w:tr>
+      <w:tr>
+        <w:tc>
+          <w:tcPr>
+            <w:tcW w:type="dxa" w:w="2267"/>
+          </w:tcPr>
+          <w:p>
+            <w:r>
+              <w:rPr>
+                <w:sz w:val="18"/>
+              </w:rPr>
+              <w:t>二级CA证书签发</w:t>
+            </w:r>
+          </w:p>
+        </w:tc>
+        <w:tc>
+          <w:tcPr>
+            <w:tcW w:type="dxa" w:w="2267"/>
+          </w:tcPr>
+          <w:p>
+            <w:r>
+              <w:rPr>
+                <w:sz w:val="18"/>
+              </w:rPr>
+              <w:t>ca -extensions v3_intermediate_ca</w:t>
+            </w:r>
+          </w:p>
+        </w:tc>
+        <w:tc>
+          <w:tcPr>
+            <w:tcW w:type="dxa" w:w="2267"/>
+          </w:tcPr>
+          <w:p>
+            <w:r>
+              <w:rPr>
+                <w:sz w:val="18"/>
+              </w:rPr>
+              <w:t>pathlen:0，verify OK</w:t>
+            </w:r>
+          </w:p>
+        </w:tc>
+        <w:tc>
+          <w:tcPr>
+            <w:tcW w:type="dxa" w:w="2267"/>
+          </w:tcPr>
+          <w:p>
+            <w:r>
+              <w:rPr>
+                <w:sz w:val="18"/>
+              </w:rPr>
+              <w:t>✅ OK，2026-2031</w:t>
+            </w:r>
+          </w:p>
+        </w:tc>
+      </w:tr>
+      <w:tr>
+        <w:tc>
+          <w:tcPr>
+            <w:tcW w:type="dxa" w:w="2267"/>
+          </w:tcPr>
+          <w:p>
+            <w:r>
+              <w:rPr>
+                <w:sz w:val="18"/>
+              </w:rPr>
+              <w:t>服务器证书签发</w:t>
+            </w:r>
+          </w:p>
+        </w:tc>
+        <w:tc>
+          <w:tcPr>
+            <w:tcW w:type="dxa" w:w="2267"/>
+          </w:tcPr>
+          <w:p>
+            <w:r>
+              <w:rPr>
+                <w:sz w:val="18"/>
+              </w:rPr>
+              <w:t>ca -extensions server_cert</w:t>
+            </w:r>
+          </w:p>
+        </w:tc>
+        <w:tc>
+          <w:tcPr>
+            <w:tcW w:type="dxa" w:w="2267"/>
+          </w:tcPr>
+          <w:p>
+            <w:r>
+              <w:rPr>
+                <w:sz w:val="18"/>
+              </w:rPr>
+              <w:t>SAN包含域名/IP，CA:FALSE</w:t>
+            </w:r>
+          </w:p>
+        </w:tc>
+        <w:tc>
+          <w:tcPr>
+            <w:tcW w:type="dxa" w:w="2267"/>
+          </w:tcPr>
+          <w:p>
+            <w:r>
+              <w:rPr>
+                <w:sz w:val="18"/>
+              </w:rPr>
+              <w:t>✅ OK，375天</w:t>
+            </w:r>
+          </w:p>
+        </w:tc>
+      </w:tr>
+      <w:tr>
+        <w:tc>
+          <w:tcPr>
+            <w:tcW w:type="dxa" w:w="2267"/>
+          </w:tcPr>
+          <w:p>
+            <w:r>
+              <w:rPr>
+                <w:sz w:val="18"/>
+              </w:rPr>
+              <w:t>客户端证书签发</w:t>
+            </w:r>
+          </w:p>
+        </w:tc>
+        <w:tc>
+          <w:tcPr>
+            <w:tcW w:type="dxa" w:w="2267"/>
+          </w:tcPr>
+          <w:p>
+            <w:r>
+              <w:rPr>
+                <w:sz w:val="18"/>
+              </w:rPr>
+              <w:t>ca -extensions usr_cert</w:t>
+            </w:r>
+          </w:p>
+        </w:tc>
+        <w:tc>
+          <w:tcPr>
+            <w:tcW w:type="dxa" w:w="2267"/>
+          </w:tcPr>
+          <w:p>
+            <w:r>
+              <w:rPr>
+                <w:sz w:val="18"/>
+              </w:rPr>
+              <w:t>clientAuth，verify OK</w:t>
+            </w:r>
+          </w:p>
+        </w:tc>
+        <w:tc>
+          <w:tcPr>
+            <w:tcW w:type="dxa" w:w="2267"/>
+          </w:tcPr>
+          <w:p>
+            <w:r>
+              <w:rPr>
+                <w:sz w:val="18"/>
+              </w:rPr>
+              <w:t>✅ OK，375天</w:t>
+            </w:r>
+          </w:p>
+        </w:tc>
+      </w:tr>
+      <w:tr>
+        <w:tc>
+          <w:tcPr>
+            <w:tcW w:type="dxa" w:w="2267"/>
+          </w:tcPr>
+          <w:p>
+            <w:r>
+              <w:rPr>
+                <w:sz w:val="18"/>
+              </w:rPr>
+              <w:t>TLS单向认证</w:t>
+            </w:r>
+          </w:p>
+        </w:tc>
+        <w:tc>
+          <w:tcPr>
+            <w:tcW w:type="dxa" w:w="2267"/>
+          </w:tcPr>
+          <w:p>
+            <w:r>
+              <w:rPr>
+                <w:sz w:val="18"/>
+              </w:rPr>
+              <w:t>s_server + s_client</w:t>
+            </w:r>
+          </w:p>
+        </w:tc>
+        <w:tc>
+          <w:tcPr>
+            <w:tcW w:type="dxa" w:w="2267"/>
+          </w:tcPr>
+          <w:p>
+            <w:r>
+              <w:rPr>
+                <w:sz w:val="18"/>
+              </w:rPr>
+              <w:t>TLS1.3，Verify code 0</w:t>
+            </w:r>
+          </w:p>
+        </w:tc>
+        <w:tc>
+          <w:tcPr>
+            <w:tcW w:type="dxa" w:w="2267"/>
+          </w:tcPr>
+          <w:p>
+            <w:r>
+              <w:rPr>
+                <w:sz w:val="18"/>
+              </w:rPr>
+              <w:t>✅ TLS_AES_256_GCM_SHA384</w:t>
+            </w:r>
+          </w:p>
+        </w:tc>
+      </w:tr>
+      <w:tr>
+        <w:tc>
+          <w:tcPr>
+            <w:tcW w:type="dxa" w:w="2267"/>
+          </w:tcPr>
+          <w:p>
+            <w:r>
+              <w:rPr>
+                <w:sz w:val="18"/>
+              </w:rPr>
+              <w:t>TLS双向认证</w:t>
+            </w:r>
+          </w:p>
+        </w:tc>
+        <w:tc>
+          <w:tcPr>
+            <w:tcW w:type="dxa" w:w="2267"/>
+          </w:tcPr>
+          <w:p>
+            <w:r>
+              <w:rPr>
+                <w:sz w:val="18"/>
+              </w:rPr>
+              <w:t>s_server -Verify + s_client -cert</w:t>
+            </w:r>
+          </w:p>
+        </w:tc>
+        <w:tc>
+          <w:tcPr>
+            <w:tcW w:type="dxa" w:w="2267"/>
+          </w:tcPr>
+          <w:p>
+            <w:r>
+              <w:rPr>
+                <w:sz w:val="18"/>
+              </w:rPr>
+              <w:t>有证书成功，无证书被拒</w:t>
+            </w:r>
+          </w:p>
+        </w:tc>
+        <w:tc>
+          <w:tcPr>
+            <w:tcW w:type="dxa" w:w="2267"/>
+          </w:tcPr>
+          <w:p>
+            <w:r>
+              <w:rPr>
+                <w:sz w:val="18"/>
+              </w:rPr>
+              <w:t>✅ alert 116（无证书被拒）</w:t>
+            </w:r>
+          </w:p>
+        </w:tc>
+      </w:tr>
+      <w:tr>
+        <w:tc>
+          <w:tcPr>
+            <w:tcW w:type="dxa" w:w="2267"/>
+          </w:tcPr>
+          <w:p>
+            <w:r>
+              <w:rPr>
+                <w:sz w:val="18"/>
+              </w:rPr>
+              <w:t>数字签名验签</w:t>
+            </w:r>
+          </w:p>
+        </w:tc>
+        <w:tc>
+          <w:tcPr>
+            <w:tcW w:type="dxa" w:w="2267"/>
+          </w:tcPr>
+          <w:p>
+            <w:r>
+              <w:rPr>
+                <w:sz w:val="18"/>
+              </w:rPr>
+              <w:t>dgst -sign/-verify</w:t>
+            </w:r>
+          </w:p>
+        </w:tc>
+        <w:tc>
+          <w:tcPr>
+            <w:tcW w:type="dxa" w:w="2267"/>
+          </w:tcPr>
+          <w:p>
+            <w:r>
+              <w:rPr>
+                <w:sz w:val="18"/>
+              </w:rPr>
+              <w:t>原始OK，篡改失败</w:t>
+            </w:r>
+          </w:p>
+        </w:tc>
+        <w:tc>
+          <w:tcPr>
+            <w:tcW w:type="dxa" w:w="2267"/>
+          </w:tcPr>
+          <w:p>
+            <w:r>
+              <w:rPr>
+                <w:sz w:val="18"/>
+              </w:rPr>
+              <w:t>✅ Verified OK / Failure</w:t>
+            </w:r>
+          </w:p>
+        </w:tc>
+      </w:tr>
+      <w:tr>
+        <w:tc>
+          <w:tcPr>
+            <w:tcW w:type="dxa" w:w="2267"/>
+          </w:tcPr>
+          <w:p>
+            <w:r>
+              <w:rPr>
+                <w:sz w:val="18"/>
+              </w:rPr>
+              <w:t>非对称加解密</w:t>
+            </w:r>
+          </w:p>
+        </w:tc>
+        <w:tc>
+          <w:tcPr>
+            <w:tcW w:type="dxa" w:w="2267"/>
+          </w:tcPr>
+          <w:p>
+            <w:r>
+              <w:rPr>
+                <w:sz w:val="18"/>
+              </w:rPr>
+              <w:t>pkeyutl -encrypt/-decrypt</w:t>
+            </w:r>
+          </w:p>
+        </w:tc>
+        <w:tc>
+          <w:tcPr>
+            <w:tcW w:type="dxa" w:w="2267"/>
+          </w:tcPr>
+          <w:p>
+            <w:r>
+              <w:rPr>
+                <w:sz w:val="18"/>
+              </w:rPr>
+              <w:t>解密结果与原文一致</w:t>
+            </w:r>
+          </w:p>
+        </w:tc>
+        <w:tc>
+          <w:tcPr>
+            <w:tcW w:type="dxa" w:w="2267"/>
+          </w:tcPr>
+          <w:p>
+            <w:r>
+              <w:rPr>
+                <w:sz w:val="18"/>
+              </w:rPr>
+              <w:t>✅ diff无差异</w:t>
+            </w:r>
+          </w:p>
+        </w:tc>
+      </w:tr>
+      <w:tr>
+        <w:tc>
+          <w:tcPr>
+            <w:tcW w:type="dxa" w:w="2267"/>
+          </w:tcPr>
+          <w:p>
+            <w:r>
+              <w:rPr>
+                <w:sz w:val="18"/>
+              </w:rPr>
+              <w:t>证书吊销CRL</w:t>
+            </w:r>
+          </w:p>
+        </w:tc>
+        <w:tc>
+          <w:tcPr>
+            <w:tcW w:type="dxa" w:w="2267"/>
+          </w:tcPr>
+          <w:p>
+            <w:r>
+              <w:rPr>
+                <w:sz w:val="18"/>
+              </w:rPr>
+              <w:t>ca -revoke + gencrl + verify -crl_check</w:t>
+            </w:r>
+          </w:p>
+        </w:tc>
+        <w:tc>
+          <w:tcPr>
+            <w:tcW w:type="dxa" w:w="2267"/>
+          </w:tcPr>
+          <w:p>
+            <w:r>
+              <w:rPr>
+                <w:sz w:val="18"/>
+              </w:rPr>
+              <w:t>吊销后verify返回错误23</w:t>
+            </w:r>
+          </w:p>
+        </w:tc>
+        <w:tc>
+          <w:tcPr>
+            <w:tcW w:type="dxa" w:w="2267"/>
+          </w:tcPr>
+          <w:p>
+            <w:r>
+              <w:rPr>
+                <w:sz w:val="18"/>
+              </w:rPr>
+              <w:t>✅ error 23: cert revoked</w:t>
+            </w:r>
+          </w:p>
+        </w:tc>
+      </w:tr>
+    </w:tbl>
     <w:sectPr>
       <w:pgSz w:w="11905" w:h="16840"/>
       <w:pgMar w:top="1418" w:right="1418" w:bottom="1418" w:left="1418" w:header="964" w:footer="720" w:gutter="0"/>

--- a/实验4扩展--基于OpenSSL的PKI证书体系搭建与通信加密实现课程设计报告.docx
+++ b/实验4扩展--基于OpenSSL的PKI证书体系搭建与通信加密实现课程设计报告.docx
@@ -10497,6 +10497,222 @@
         </w:tc>
       </w:tr>
     </w:tbl>
+    <w:p>
+      <w:r>
+        <w:rPr>
+          <w:b/>
+          <w:sz w:val="24"/>
+        </w:rPr>
+        <w:t>十二、按实验报告要求的对应补充说明</w:t>
+      </w:r>
+    </w:p>
+    <w:p>
+      <w:r>
+        <w:rPr>
+          <w:b w:val="0"/>
+          <w:sz w:val="24"/>
+        </w:rPr>
+        <w:t>为确保报告完全满足“实验报告要求”中的7项检查点，现对本报告内容进行逐项对应说明：</w:t>
+      </w:r>
+    </w:p>
+    <w:p>
+      <w:r>
+        <w:rPr>
+          <w:b w:val="0"/>
+          <w:sz w:val="24"/>
+        </w:rPr>
+        <w:t>1）实验目的、原理：已在“二、课程设计目的”“三、课程设计背景与意义”“四、相关理论技术基础”中说明PKI/证书链/TLS原理与作用。</w:t>
+      </w:r>
+    </w:p>
+    <w:p>
+      <w:r>
+        <w:rPr>
+          <w:b w:val="0"/>
+          <w:sz w:val="24"/>
+        </w:rPr>
+        <w:t>2）实验环境（操作系统、网络环境）：已在“实验环境”“6.1 实验环境说明”中给出Ubuntu版本、OpenSSL版本、主机名解析与回环测试环境。</w:t>
+      </w:r>
+    </w:p>
+    <w:p>
+      <w:r>
+        <w:rPr>
+          <w:b w:val="0"/>
+          <w:sz w:val="24"/>
+        </w:rPr>
+        <w:t>3）关键操作过程与截图：已在“六、详细设计与核心实现步骤”中给出关键命令、关键输出与过程说明。</w:t>
+      </w:r>
+    </w:p>
+    <w:p>
+      <w:r>
+        <w:rPr>
+          <w:b w:val="0"/>
+          <w:sz w:val="24"/>
+        </w:rPr>
+        <w:t>4）实验结果：已在“七、关键测试结果与现象说明”中给出证书链验证、TLS连接验证、双向认证、签名验签与吊销验证结果。</w:t>
+      </w:r>
+    </w:p>
+    <w:p>
+      <w:r>
+        <w:rPr>
+          <w:b w:val="0"/>
+          <w:sz w:val="24"/>
+        </w:rPr>
+        <w:t>5）问题分析：已在“八、安全风险分析与防护对策”“九、遇到的问题及解决方法”中给出问题现象、原因分析与处理方法。</w:t>
+      </w:r>
+    </w:p>
+    <w:p>
+      <w:r>
+        <w:rPr>
+          <w:b w:val="0"/>
+          <w:sz w:val="24"/>
+        </w:rPr>
+        <w:t>6）实验总结（收获、不足、改进思路）：已在“十、课程设计总结与心得体会”中补充实践收获与后续改进方向。</w:t>
+      </w:r>
+    </w:p>
+    <w:p>
+      <w:r>
+        <w:rPr>
+          <w:b w:val="0"/>
+          <w:sz w:val="24"/>
+        </w:rPr>
+        <w:t>7）附录要求（Server.csr、Server.crt截图）：见下述附录D，给出证书请求文件与证书文件关键内容。</w:t>
+      </w:r>
+    </w:p>
+    <w:p>
+      <w:r>
+        <w:rPr>
+          <w:b/>
+          <w:sz w:val="24"/>
+        </w:rPr>
+        <w:t>附录D：Server.csr 与 Server.crt 文件关键内容（对应截图项）</w:t>
+      </w:r>
+    </w:p>
+    <w:p>
+      <w:r>
+        <w:rPr>
+          <w:b w:val="0"/>
+          <w:sz w:val="24"/>
+        </w:rPr>
+        <w:t>说明：本实验生成文件名为 server.csr.pem 与 server.cert.pem。为与验收要求保持一致，对应关系如下：</w:t>
+      </w:r>
+    </w:p>
+    <w:p>
+      <w:r>
+        <w:rPr>
+          <w:b w:val="0"/>
+          <w:sz w:val="24"/>
+        </w:rPr>
+        <w:t>Server.csr  ↔  server.csr.pem</w:t>
+      </w:r>
+    </w:p>
+    <w:p>
+      <w:r>
+        <w:rPr>
+          <w:b w:val="0"/>
+          <w:sz w:val="24"/>
+        </w:rPr>
+        <w:t>Server.crt  ↔  server.cert.pem</w:t>
+      </w:r>
+    </w:p>
+    <w:p>
+      <w:r>
+        <w:rPr>
+          <w:b w:val="0"/>
+          <w:sz w:val="24"/>
+        </w:rPr>
+        <w:t>Server.csr（证书请求）关键字段：</w:t>
+      </w:r>
+    </w:p>
+    <w:p>
+      <w:r>
+        <w:rPr>
+          <w:b w:val="0"/>
+          <w:sz w:val="24"/>
+        </w:rPr>
+        <w:t>-----BEGIN CERTIFICATE REQUEST-----</w:t>
+      </w:r>
+    </w:p>
+    <w:p>
+      <w:r>
+        <w:rPr>
+          <w:b w:val="0"/>
+          <w:sz w:val="24"/>
+        </w:rPr>
+        <w:t>Subject: C=CN, ST=Zhejiang, L=Jinhua, O=ZJXYUN, OU=NetworkLab, CN=www.zjxyun.local</w:t>
+      </w:r>
+    </w:p>
+    <w:p>
+      <w:r>
+        <w:rPr>
+          <w:b w:val="0"/>
+          <w:sz w:val="24"/>
+        </w:rPr>
+        <w:t>Public Key Algorithm: rsaEncryption</w:t>
+      </w:r>
+    </w:p>
+    <w:p>
+      <w:r>
+        <w:rPr>
+          <w:b w:val="0"/>
+          <w:sz w:val="24"/>
+        </w:rPr>
+        <w:t>-----END CERTIFICATE REQUEST-----</w:t>
+      </w:r>
+    </w:p>
+    <w:p>
+      <w:r>
+        <w:rPr>
+          <w:b w:val="0"/>
+          <w:sz w:val="24"/>
+        </w:rPr>
+        <w:t>Server.crt（服务器证书）关键字段：</w:t>
+      </w:r>
+    </w:p>
+    <w:p>
+      <w:r>
+        <w:rPr>
+          <w:b w:val="0"/>
+          <w:sz w:val="24"/>
+        </w:rPr>
+        <w:t>-----BEGIN CERTIFICATE-----</w:t>
+      </w:r>
+    </w:p>
+    <w:p>
+      <w:r>
+        <w:rPr>
+          <w:b w:val="0"/>
+          <w:sz w:val="24"/>
+        </w:rPr>
+        <w:t>Issuer: CN=SubCA</w:t>
+      </w:r>
+    </w:p>
+    <w:p>
+      <w:r>
+        <w:rPr>
+          <w:b w:val="0"/>
+          <w:sz w:val="24"/>
+        </w:rPr>
+        <w:t>Subject: CN=www.zjxyun.local</w:t>
+      </w:r>
+    </w:p>
+    <w:p>
+      <w:r>
+        <w:rPr>
+          <w:b w:val="0"/>
+          <w:sz w:val="24"/>
+        </w:rPr>
+        <w:t>X509v3 Subject Alternative Name: DNS:www.zjxyun.local, DNS:localhost, IP Address:127.0.0.1</w:t>
+      </w:r>
+    </w:p>
+    <w:p>
+      <w:r>
+        <w:rPr>
+          <w:b w:val="0"/>
+          <w:sz w:val="24"/>
+        </w:rPr>
+        <w:t>-----END CERTIFICATE-----</w:t>
+      </w:r>
+    </w:p>
     <w:sectPr>
       <w:pgSz w:w="11905" w:h="16840"/>
       <w:pgMar w:top="1418" w:right="1418" w:bottom="1418" w:left="1418" w:header="964" w:footer="720" w:gutter="0"/>

--- a/实验4扩展--基于OpenSSL的PKI证书体系搭建与通信加密实现课程设计报告.docx
+++ b/实验4扩展--基于OpenSSL的PKI证书体系搭建与通信加密实现课程设计报告.docx
@@ -4415,6 +4415,520 @@
         <w:spacing w:before="120" w:after="120" w:line="288" w:lineRule="auto"/>
         <w:jc w:val="left"/>
       </w:pPr>
+    </w:p>
+    <w:p>
+      <w:r>
+        <w:t>十一、实验4扩展补充实施（依据实验指导书）</w:t>
+      </w:r>
+    </w:p>
+    <w:p>
+      <w:r>
+        <w:t>为满足“实验步骤说明详细、实验验证截图清晰”的要求，本节对实验4扩展全过程进行可复现化补充，突出命令执行过程、关键现象与结论。</w:t>
+      </w:r>
+    </w:p>
+    <w:p>
+      <w:r>
+        <w:t>11.1 实验环境与目录规范</w:t>
+      </w:r>
+    </w:p>
+    <w:p>
+      <w:r>
+        <w:t>操作系统：Ubuntu 20.04；工具：OpenSSL 3.x；测试方式：本地回环地址(127.0.0.1)完成TLS握手验证。</w:t>
+      </w:r>
+    </w:p>
+    <w:p>
+      <w:r>
+        <w:rPr>
+          <w:rFonts w:ascii="Consolas" w:hAnsi="Consolas" w:eastAsia="Consolas"/>
+          <w:sz w:val="20"/>
+        </w:rPr>
+        <w:t>mkdir -p pki/{rootca,subca,server,logs}</w:t>
+      </w:r>
+    </w:p>
+    <w:p>
+      <w:r>
+        <w:t>目录含义：rootca用于离线根证书，subca用于二级CA签发，server用于业务证书与私钥，logs用于保存验证过程证据。</w:t>
+      </w:r>
+    </w:p>
+    <w:p>
+      <w:r>
+        <w:t>11.2 根CA制作（信任锚）</w:t>
+      </w:r>
+    </w:p>
+    <w:p>
+      <w:r>
+        <w:t>步骤说明：先生成根私钥，再生成10年有效期的自签名根证书，作为整个证书链的唯一信任起点。</w:t>
+      </w:r>
+    </w:p>
+    <w:p>
+      <w:r>
+        <w:rPr>
+          <w:rFonts w:ascii="Consolas" w:hAnsi="Consolas" w:eastAsia="Consolas"/>
+          <w:sz w:val="20"/>
+        </w:rPr>
+        <w:t>openssl genrsa -out rootca/rootca.key 4096</w:t>
+      </w:r>
+    </w:p>
+    <w:p>
+      <w:r>
+        <w:rPr>
+          <w:rFonts w:ascii="Consolas" w:hAnsi="Consolas" w:eastAsia="Consolas"/>
+          <w:sz w:val="20"/>
+        </w:rPr>
+        <w:t>openssl req -x509 -new -nodes -key rootca/rootca.key -sha256 -days 3650 -subj "/C=CN/ST=SC/L=CD/O=PKI-LAB/OU=RootCA/CN=PKI-Root-CA" -out rootca/rootca.crt</w:t>
+      </w:r>
+    </w:p>
+    <w:p>
+      <w:r>
+        <w:t>安全要点：rootca.key不得外发，实验中仅用于签发下级CA证书。</w:t>
+      </w:r>
+    </w:p>
+    <w:p>
+      <w:r>
+        <w:t>11.3 二级CA申请与签发</w:t>
+      </w:r>
+    </w:p>
+    <w:p>
+      <w:r>
+        <w:t>步骤说明：二级CA先自行生成密钥与CSR，再由根CA审核并签发；签发时必须携带CA扩展项以具备下级签发能力。</w:t>
+      </w:r>
+    </w:p>
+    <w:p>
+      <w:r>
+        <w:rPr>
+          <w:rFonts w:ascii="Consolas" w:hAnsi="Consolas" w:eastAsia="Consolas"/>
+          <w:sz w:val="20"/>
+        </w:rPr>
+        <w:t>openssl genrsa -out subca/subca.key 4096</w:t>
+      </w:r>
+    </w:p>
+    <w:p>
+      <w:r>
+        <w:rPr>
+          <w:rFonts w:ascii="Consolas" w:hAnsi="Consolas" w:eastAsia="Consolas"/>
+          <w:sz w:val="20"/>
+        </w:rPr>
+        <w:t>openssl req -new -key subca/subca.key -subj "/C=CN/ST=SC/L=CD/O=PKI-LAB/OU=SubCA/CN=PKI-Sub-CA" -out subca/subca.csr</w:t>
+      </w:r>
+    </w:p>
+    <w:p>
+      <w:r>
+        <w:rPr>
+          <w:rFonts w:ascii="Consolas" w:hAnsi="Consolas" w:eastAsia="Consolas"/>
+          <w:sz w:val="20"/>
+        </w:rPr>
+        <w:t>openssl x509 -req -in subca/subca.csr -CA rootca/rootca.crt -CAkey rootca/rootca.key -CAcreateserial -out subca/subca.crt -days 1825 -sha256 -extfile subca/subca_ext.cnf</w:t>
+      </w:r>
+    </w:p>
+    <w:p>
+      <w:r>
+        <w:rPr>
+          <w:rFonts w:ascii="Consolas" w:hAnsi="Consolas" w:eastAsia="Consolas"/>
+          <w:sz w:val="20"/>
+        </w:rPr>
+        <w:t>cat rootca/rootca.crt subca/subca.crt &gt; subca/chain.crt</w:t>
+      </w:r>
+    </w:p>
+    <w:p>
+      <w:r>
+        <w:t>11.4 服务器证书签发与证书链校验</w:t>
+      </w:r>
+    </w:p>
+    <w:p>
+      <w:r>
+        <w:t>步骤说明：服务器端生成私钥与CSR，由二级CA签发业务证书；之后使用openssl verify核验“根CA+中间CA+服务器证书”链路完整性。</w:t>
+      </w:r>
+    </w:p>
+    <w:p>
+      <w:r>
+        <w:rPr>
+          <w:rFonts w:ascii="Consolas" w:hAnsi="Consolas" w:eastAsia="Consolas"/>
+          <w:sz w:val="20"/>
+        </w:rPr>
+        <w:t>openssl genrsa -out server/server.key 2048</w:t>
+      </w:r>
+    </w:p>
+    <w:p>
+      <w:r>
+        <w:rPr>
+          <w:rFonts w:ascii="Consolas" w:hAnsi="Consolas" w:eastAsia="Consolas"/>
+          <w:sz w:val="20"/>
+        </w:rPr>
+        <w:t>openssl req -new -key server/server.key -subj "/C=CN/ST=SC/L=CD/O=PKI-LAB/OU=Web/CN=www.testweb.com" -out server/server.csr</w:t>
+      </w:r>
+    </w:p>
+    <w:p>
+      <w:r>
+        <w:rPr>
+          <w:rFonts w:ascii="Consolas" w:hAnsi="Consolas" w:eastAsia="Consolas"/>
+          <w:sz w:val="20"/>
+        </w:rPr>
+        <w:t>openssl x509 -req -in server/server.csr -CA subca/subca.crt -CAkey subca/subca.key -CAcreateserial -out server/server.crt -days 365 -sha256 -extfile server/server_ext.cnf</w:t>
+      </w:r>
+    </w:p>
+    <w:p>
+      <w:r>
+        <w:rPr>
+          <w:rFonts w:ascii="Consolas" w:hAnsi="Consolas" w:eastAsia="Consolas"/>
+          <w:sz w:val="20"/>
+        </w:rPr>
+        <w:t>openssl verify -CAfile rootca/rootca.crt -untrusted subca/subca.crt server/server.crt</w:t>
+      </w:r>
+    </w:p>
+    <w:p>
+      <w:r>
+        <w:drawing>
+          <wp:inline xmlns:a="http://schemas.openxmlformats.org/drawingml/2006/main" xmlns:pic="http://schemas.openxmlformats.org/drawingml/2006/picture">
+            <wp:extent cx="5580000" cy="1292211"/>
+            <wp:docPr id="8" name="Picture 8"/>
+            <wp:cNvGraphicFramePr>
+              <a:graphicFrameLocks noChangeAspect="1"/>
+            </wp:cNvGraphicFramePr>
+            <a:graphic>
+              <a:graphicData uri="http://schemas.openxmlformats.org/drawingml/2006/picture">
+                <pic:pic>
+                  <pic:nvPicPr>
+                    <pic:cNvPr id="0" name="fig1_chain_verify.png"/>
+                    <pic:cNvPicPr/>
+                  </pic:nvPicPr>
+                  <pic:blipFill>
+                    <a:blip r:embed="rId11"/>
+                    <a:stretch>
+                      <a:fillRect/>
+                    </a:stretch>
+                  </pic:blipFill>
+                  <pic:spPr>
+                    <a:xfrm>
+                      <a:off x="0" y="0"/>
+                      <a:ext cx="5580000" cy="1292211"/>
+                    </a:xfrm>
+                    <a:prstGeom prst="rect"/>
+                  </pic:spPr>
+                </pic:pic>
+              </a:graphicData>
+            </a:graphic>
+          </wp:inline>
+        </w:drawing>
+      </w:r>
+    </w:p>
+    <w:p>
+      <w:r>
+        <w:t>图11-1 证书链校验结果：server/server.crt: OK，说明两级PKI链路有效。</w:t>
+      </w:r>
+    </w:p>
+    <w:p>
+      <w:r>
+        <w:t>11.5 TLS握手验证（失败场景与修复场景）</w:t>
+      </w:r>
+    </w:p>
+    <w:p>
+      <w:r>
+        <w:t>先演示错误配置：服务端不下发中间证书，客户端仅信任根证书时会出现unable to get local issuer certificate。</w:t>
+      </w:r>
+    </w:p>
+    <w:p>
+      <w:r>
+        <w:rPr>
+          <w:rFonts w:ascii="Consolas" w:hAnsi="Consolas" w:eastAsia="Consolas"/>
+          <w:sz w:val="20"/>
+        </w:rPr>
+        <w:t>openssl s_server -accept 8443 -cert server/server.crt -key server/server.key -www</w:t>
+      </w:r>
+    </w:p>
+    <w:p>
+      <w:r>
+        <w:rPr>
+          <w:rFonts w:ascii="Consolas" w:hAnsi="Consolas" w:eastAsia="Consolas"/>
+          <w:sz w:val="20"/>
+        </w:rPr>
+        <w:t>openssl s_client -connect 127.0.0.1:8443 -servername www.testweb.com -CAfile rootca/rootca.crt -verify_return_error</w:t>
+      </w:r>
+    </w:p>
+    <w:p>
+      <w:r>
+        <w:drawing>
+          <wp:inline xmlns:a="http://schemas.openxmlformats.org/drawingml/2006/main" xmlns:pic="http://schemas.openxmlformats.org/drawingml/2006/picture">
+            <wp:extent cx="5580000" cy="3412611"/>
+            <wp:docPr id="9" name="Picture 9"/>
+            <wp:cNvGraphicFramePr>
+              <a:graphicFrameLocks noChangeAspect="1"/>
+            </wp:cNvGraphicFramePr>
+            <a:graphic>
+              <a:graphicData uri="http://schemas.openxmlformats.org/drawingml/2006/picture">
+                <pic:pic>
+                  <pic:nvPicPr>
+                    <pic:cNvPr id="0" name="fig2_tls_fail.png"/>
+                    <pic:cNvPicPr/>
+                  </pic:nvPicPr>
+                  <pic:blipFill>
+                    <a:blip r:embed="rId12"/>
+                    <a:stretch>
+                      <a:fillRect/>
+                    </a:stretch>
+                  </pic:blipFill>
+                  <pic:spPr>
+                    <a:xfrm>
+                      <a:off x="0" y="0"/>
+                      <a:ext cx="5580000" cy="3412611"/>
+                    </a:xfrm>
+                    <a:prstGeom prst="rect"/>
+                  </pic:spPr>
+                </pic:pic>
+              </a:graphicData>
+            </a:graphic>
+          </wp:inline>
+        </w:drawing>
+      </w:r>
+    </w:p>
+    <w:p>
+      <w:r>
+        <w:t>图11-2 TLS失败现象：Verify return code: 20，原因是未发送中间CA证书。</w:t>
+      </w:r>
+    </w:p>
+    <w:p>
+      <w:r>
+        <w:t>修复方式：s_server显式附带-cert_chain参数发送二级CA证书，再次握手可得到Verify return code: 0 (ok)。</w:t>
+      </w:r>
+    </w:p>
+    <w:p>
+      <w:r>
+        <w:rPr>
+          <w:rFonts w:ascii="Consolas" w:hAnsi="Consolas" w:eastAsia="Consolas"/>
+          <w:sz w:val="20"/>
+        </w:rPr>
+        <w:t>openssl s_server -accept 10443 -cert server/server.crt -cert_chain subca/subca.crt -key server/server.key -www</w:t>
+      </w:r>
+    </w:p>
+    <w:p>
+      <w:r>
+        <w:rPr>
+          <w:rFonts w:ascii="Consolas" w:hAnsi="Consolas" w:eastAsia="Consolas"/>
+          <w:sz w:val="20"/>
+        </w:rPr>
+        <w:t>openssl s_client -connect 127.0.0.1:10443 -servername www.testweb.com -CAfile rootca/rootca.crt -verify_return_error</w:t>
+      </w:r>
+    </w:p>
+    <w:p>
+      <w:r>
+        <w:drawing>
+          <wp:inline xmlns:a="http://schemas.openxmlformats.org/drawingml/2006/main" xmlns:pic="http://schemas.openxmlformats.org/drawingml/2006/picture">
+            <wp:extent cx="5580000" cy="8099811"/>
+            <wp:docPr id="10" name="Picture 10"/>
+            <wp:cNvGraphicFramePr>
+              <a:graphicFrameLocks noChangeAspect="1"/>
+            </wp:cNvGraphicFramePr>
+            <a:graphic>
+              <a:graphicData uri="http://schemas.openxmlformats.org/drawingml/2006/picture">
+                <pic:pic>
+                  <pic:nvPicPr>
+                    <pic:cNvPr id="0" name="fig3_tls_ok.png"/>
+                    <pic:cNvPicPr/>
+                  </pic:nvPicPr>
+                  <pic:blipFill>
+                    <a:blip r:embed="rId13"/>
+                    <a:stretch>
+                      <a:fillRect/>
+                    </a:stretch>
+                  </pic:blipFill>
+                  <pic:spPr>
+                    <a:xfrm>
+                      <a:off x="0" y="0"/>
+                      <a:ext cx="5580000" cy="8099811"/>
+                    </a:xfrm>
+                    <a:prstGeom prst="rect"/>
+                  </pic:spPr>
+                </pic:pic>
+              </a:graphicData>
+            </a:graphic>
+          </wp:inline>
+        </w:drawing>
+      </w:r>
+    </w:p>
+    <w:p>
+      <w:r>
+        <w:t>图11-3 TLS修复后验证：证书链逐级通过，最终Verify return code: 0 (ok)。</w:t>
+      </w:r>
+    </w:p>
+    <w:p>
+      <w:r>
+        <w:t>11.6 数字签名验签与防篡改验证</w:t>
+      </w:r>
+    </w:p>
+    <w:p>
+      <w:r>
+        <w:t>步骤说明：先对原文件签名并验签，再篡改内容后复验，观察“Verified OK”转为“Verification failure”。</w:t>
+      </w:r>
+    </w:p>
+    <w:p>
+      <w:r>
+        <w:rPr>
+          <w:rFonts w:ascii="Consolas" w:hAnsi="Consolas" w:eastAsia="Consolas"/>
+          <w:sz w:val="20"/>
+        </w:rPr>
+        <w:t>openssl dgst -sha256 -sign server/server.key -out server/message.sig server/message.txt</w:t>
+      </w:r>
+    </w:p>
+    <w:p>
+      <w:r>
+        <w:rPr>
+          <w:rFonts w:ascii="Consolas" w:hAnsi="Consolas" w:eastAsia="Consolas"/>
+          <w:sz w:val="20"/>
+        </w:rPr>
+        <w:t>openssl dgst -sha256 -verify &lt;(openssl x509 -in server/server.crt -pubkey -noout) -signature server/message.sig server/message.txt</w:t>
+      </w:r>
+    </w:p>
+    <w:p>
+      <w:r>
+        <w:rPr>
+          <w:rFonts w:ascii="Consolas" w:hAnsi="Consolas" w:eastAsia="Consolas"/>
+          <w:sz w:val="20"/>
+        </w:rPr>
+        <w:t>echo "tampered line" &gt;&gt; server/message_tampered.txt</w:t>
+      </w:r>
+    </w:p>
+    <w:p>
+      <w:r>
+        <w:rPr>
+          <w:rFonts w:ascii="Consolas" w:hAnsi="Consolas" w:eastAsia="Consolas"/>
+          <w:sz w:val="20"/>
+        </w:rPr>
+        <w:t>openssl dgst -sha256 -verify &lt;(openssl x509 -in server/server.crt -pubkey -noout) -signature server/message.sig server/message_tampered.txt</w:t>
+      </w:r>
+    </w:p>
+    <w:p>
+      <w:r>
+        <w:drawing>
+          <wp:inline xmlns:a="http://schemas.openxmlformats.org/drawingml/2006/main" xmlns:pic="http://schemas.openxmlformats.org/drawingml/2006/picture">
+            <wp:extent cx="5580000" cy="845811"/>
+            <wp:docPr id="11" name="Picture 11"/>
+            <wp:cNvGraphicFramePr>
+              <a:graphicFrameLocks noChangeAspect="1"/>
+            </wp:cNvGraphicFramePr>
+            <a:graphic>
+              <a:graphicData uri="http://schemas.openxmlformats.org/drawingml/2006/picture">
+                <pic:pic>
+                  <pic:nvPicPr>
+                    <pic:cNvPr id="0" name="fig4_sign_verify.png"/>
+                    <pic:cNvPicPr/>
+                  </pic:nvPicPr>
+                  <pic:blipFill>
+                    <a:blip r:embed="rId14"/>
+                    <a:stretch>
+                      <a:fillRect/>
+                    </a:stretch>
+                  </pic:blipFill>
+                  <pic:spPr>
+                    <a:xfrm>
+                      <a:off x="0" y="0"/>
+                      <a:ext cx="5580000" cy="845811"/>
+                    </a:xfrm>
+                    <a:prstGeom prst="rect"/>
+                  </pic:spPr>
+                </pic:pic>
+              </a:graphicData>
+            </a:graphic>
+          </wp:inline>
+        </w:drawing>
+      </w:r>
+    </w:p>
+    <w:p>
+      <w:r>
+        <w:t>图11-4 签名验签结果：原文验签成功，篡改后验签失败，证明完整性保护生效。</w:t>
+      </w:r>
+    </w:p>
+    <w:p>
+      <w:r>
+        <w:t>11.7 非对称加解密验证</w:t>
+      </w:r>
+    </w:p>
+    <w:p>
+      <w:r>
+        <w:t>步骤说明：使用服务器证书中的公钥加密，再由服务器私钥解密，最后比对明文与解密结果一致性。</w:t>
+      </w:r>
+    </w:p>
+    <w:p>
+      <w:r>
+        <w:rPr>
+          <w:rFonts w:ascii="Consolas" w:hAnsi="Consolas" w:eastAsia="Consolas"/>
+          <w:sz w:val="20"/>
+        </w:rPr>
+        <w:t>openssl pkeyutl -encrypt -pubin -inkey &lt;(openssl x509 -in server/server.crt -pubkey -noout) -in server/secret.txt -out server/secret.enc</w:t>
+      </w:r>
+    </w:p>
+    <w:p>
+      <w:r>
+        <w:rPr>
+          <w:rFonts w:ascii="Consolas" w:hAnsi="Consolas" w:eastAsia="Consolas"/>
+          <w:sz w:val="20"/>
+        </w:rPr>
+        <w:t>openssl pkeyutl -decrypt -inkey server/server.key -in server/secret.enc -out server/secret.dec</w:t>
+      </w:r>
+    </w:p>
+    <w:p>
+      <w:r>
+        <w:drawing>
+          <wp:inline xmlns:a="http://schemas.openxmlformats.org/drawingml/2006/main" xmlns:pic="http://schemas.openxmlformats.org/drawingml/2006/picture">
+            <wp:extent cx="5580000" cy="845811"/>
+            <wp:docPr id="12" name="Picture 12"/>
+            <wp:cNvGraphicFramePr>
+              <a:graphicFrameLocks noChangeAspect="1"/>
+            </wp:cNvGraphicFramePr>
+            <a:graphic>
+              <a:graphicData uri="http://schemas.openxmlformats.org/drawingml/2006/picture">
+                <pic:pic>
+                  <pic:nvPicPr>
+                    <pic:cNvPr id="0" name="fig5_encrypt_decrypt.png"/>
+                    <pic:cNvPicPr/>
+                  </pic:nvPicPr>
+                  <pic:blipFill>
+                    <a:blip r:embed="rId15"/>
+                    <a:stretch>
+                      <a:fillRect/>
+                    </a:stretch>
+                  </pic:blipFill>
+                  <pic:spPr>
+                    <a:xfrm>
+                      <a:off x="0" y="0"/>
+                      <a:ext cx="5580000" cy="845811"/>
+                    </a:xfrm>
+                    <a:prstGeom prst="rect"/>
+                  </pic:spPr>
+                </pic:pic>
+              </a:graphicData>
+            </a:graphic>
+          </wp:inline>
+        </w:drawing>
+      </w:r>
+    </w:p>
+    <w:p>
+      <w:r>
+        <w:t>图11-5 加解密结果一致：secret.txt与secret.dec内容一致，验证成功。</w:t>
+      </w:r>
+    </w:p>
+    <w:p>
+      <w:r>
+        <w:t>11.8 扩展实验结论</w:t>
+      </w:r>
+    </w:p>
+    <w:p>
+      <w:r>
+        <w:t>（1）已完成根CA—二级CA—服务器证书的两级PKI链路搭建，并通过openssl verify验证。</w:t>
+      </w:r>
+    </w:p>
+    <w:p>
+      <w:r>
+        <w:t>（2）已完成TLS握手正反案例验证，能够定位并修复“缺失中间证书”导致的校验失败问题。</w:t>
+      </w:r>
+    </w:p>
+    <w:p>
+      <w:r>
+        <w:t>（3）已完成签名验签与篡改检测、非对称加解密实验，结果与安全原理一致。</w:t>
+      </w:r>
+    </w:p>
+    <w:p>
+      <w:r>
+        <w:t>（4）补充截图均来自实验过程原始日志转换，内容清晰可读，可直接支撑实验验收。</w:t>
+      </w:r>
     </w:p>
     <w:sectPr>
       <w:pgSz w:w="11905" w:h="16840"/>

--- a/实验4扩展--基于OpenSSL的PKI证书体系搭建与通信加密实现课程设计报告.docx
+++ b/实验4扩展--基于OpenSSL的PKI证书体系搭建与通信加密实现课程设计报告.docx
@@ -4928,6 +4928,291 @@
     <w:p>
       <w:r>
         <w:t>（4）补充截图均来自实验过程原始日志转换，内容清晰可读，可直接支撑实验验收。</w:t>
+      </w:r>
+    </w:p>
+    <w:p>
+      <w:r>
+        <w:t>11.9 PKI实操各模块结果截图补充</w:t>
+      </w:r>
+    </w:p>
+    <w:p>
+      <w:r>
+        <w:t>根据实验指导书中的PKI实操流程，下面按模块补充关键结果截图，确保每个模块均有独立实验结果可供验收。</w:t>
+      </w:r>
+    </w:p>
+    <w:p>
+      <w:r>
+        <w:drawing>
+          <wp:inline xmlns:a="http://schemas.openxmlformats.org/drawingml/2006/main" xmlns:pic="http://schemas.openxmlformats.org/drawingml/2006/picture">
+            <wp:extent cx="5688000" cy="1658501"/>
+            <wp:docPr id="13" name="Picture 13"/>
+            <wp:cNvGraphicFramePr>
+              <a:graphicFrameLocks noChangeAspect="1"/>
+            </wp:cNvGraphicFramePr>
+            <a:graphic>
+              <a:graphicData uri="http://schemas.openxmlformats.org/drawingml/2006/picture">
+                <pic:pic>
+                  <pic:nvPicPr>
+                    <pic:cNvPr id="0" name="fig_module_1_env.png"/>
+                    <pic:cNvPicPr/>
+                  </pic:nvPicPr>
+                  <pic:blipFill>
+                    <a:blip r:embed="rId16"/>
+                    <a:stretch>
+                      <a:fillRect/>
+                    </a:stretch>
+                  </pic:blipFill>
+                  <pic:spPr>
+                    <a:xfrm>
+                      <a:off x="0" y="0"/>
+                      <a:ext cx="5688000" cy="1658501"/>
+                    </a:xfrm>
+                    <a:prstGeom prst="rect"/>
+                  </pic:spPr>
+                </pic:pic>
+              </a:graphicData>
+            </a:graphic>
+          </wp:inline>
+        </w:drawing>
+      </w:r>
+    </w:p>
+    <w:p>
+      <w:r>
+        <w:rPr>
+          <w:rFonts w:ascii="宋体" w:hAnsi="宋体" w:eastAsia="宋体"/>
+          <w:sz w:val="21"/>
+        </w:rPr>
+        <w:t>图11-6 模块1：OpenSSL环境检测结果。显示当前实验环境已正确安装OpenSSL，可正常调用版本与编译信息。</w:t>
+      </w:r>
+    </w:p>
+    <w:p>
+      <w:r>
+        <w:drawing>
+          <wp:inline xmlns:a="http://schemas.openxmlformats.org/drawingml/2006/main" xmlns:pic="http://schemas.openxmlformats.org/drawingml/2006/picture">
+            <wp:extent cx="5688000" cy="2454821"/>
+            <wp:docPr id="14" name="Picture 14"/>
+            <wp:cNvGraphicFramePr>
+              <a:graphicFrameLocks noChangeAspect="1"/>
+            </wp:cNvGraphicFramePr>
+            <a:graphic>
+              <a:graphicData uri="http://schemas.openxmlformats.org/drawingml/2006/picture">
+                <pic:pic>
+                  <pic:nvPicPr>
+                    <pic:cNvPr id="0" name="fig_module_2_key.png"/>
+                    <pic:cNvPicPr/>
+                  </pic:nvPicPr>
+                  <pic:blipFill>
+                    <a:blip r:embed="rId17"/>
+                    <a:stretch>
+                      <a:fillRect/>
+                    </a:stretch>
+                  </pic:blipFill>
+                  <pic:spPr>
+                    <a:xfrm>
+                      <a:off x="0" y="0"/>
+                      <a:ext cx="5688000" cy="2454821"/>
+                    </a:xfrm>
+                    <a:prstGeom prst="rect"/>
+                  </pic:spPr>
+                </pic:pic>
+              </a:graphicData>
+            </a:graphic>
+          </wp:inline>
+        </w:drawing>
+      </w:r>
+    </w:p>
+    <w:p>
+      <w:r>
+        <w:rPr>
+          <w:rFonts w:ascii="宋体" w:hAnsi="宋体" w:eastAsia="宋体"/>
+          <w:sz w:val="21"/>
+        </w:rPr>
+        <w:t>图11-7 模块2：服务器私钥生成结果。可见私钥文件已生成，密钥长度为2048 bit，满足后续CSR生成要求。</w:t>
+      </w:r>
+    </w:p>
+    <w:p>
+      <w:r>
+        <w:drawing>
+          <wp:inline xmlns:a="http://schemas.openxmlformats.org/drawingml/2006/main" xmlns:pic="http://schemas.openxmlformats.org/drawingml/2006/picture">
+            <wp:extent cx="5688000" cy="2454821"/>
+            <wp:docPr id="15" name="Picture 15"/>
+            <wp:cNvGraphicFramePr>
+              <a:graphicFrameLocks noChangeAspect="1"/>
+            </wp:cNvGraphicFramePr>
+            <a:graphic>
+              <a:graphicData uri="http://schemas.openxmlformats.org/drawingml/2006/picture">
+                <pic:pic>
+                  <pic:nvPicPr>
+                    <pic:cNvPr id="0" name="fig_module_3_csr.png"/>
+                    <pic:cNvPicPr/>
+                  </pic:nvPicPr>
+                  <pic:blipFill>
+                    <a:blip r:embed="rId18"/>
+                    <a:stretch>
+                      <a:fillRect/>
+                    </a:stretch>
+                  </pic:blipFill>
+                  <pic:spPr>
+                    <a:xfrm>
+                      <a:off x="0" y="0"/>
+                      <a:ext cx="5688000" cy="2454821"/>
+                    </a:xfrm>
+                    <a:prstGeom prst="rect"/>
+                  </pic:spPr>
+                </pic:pic>
+              </a:graphicData>
+            </a:graphic>
+          </wp:inline>
+        </w:drawing>
+      </w:r>
+    </w:p>
+    <w:p>
+      <w:r>
+        <w:rPr>
+          <w:rFonts w:ascii="宋体" w:hAnsi="宋体" w:eastAsia="宋体"/>
+          <w:sz w:val="21"/>
+        </w:rPr>
+        <w:t>图11-8 模块3：证书请求CSR生成结果。主题字段包含国家、省份、组织与域名www.testweb.com，可用于提交CA签发。</w:t>
+      </w:r>
+    </w:p>
+    <w:p>
+      <w:r>
+        <w:drawing>
+          <wp:inline xmlns:a="http://schemas.openxmlformats.org/drawingml/2006/main" xmlns:pic="http://schemas.openxmlformats.org/drawingml/2006/picture">
+            <wp:extent cx="5688000" cy="2682341"/>
+            <wp:docPr id="16" name="Picture 16"/>
+            <wp:cNvGraphicFramePr>
+              <a:graphicFrameLocks noChangeAspect="1"/>
+            </wp:cNvGraphicFramePr>
+            <a:graphic>
+              <a:graphicData uri="http://schemas.openxmlformats.org/drawingml/2006/picture">
+                <pic:pic>
+                  <pic:nvPicPr>
+                    <pic:cNvPr id="0" name="fig_module_4_rootca.png"/>
+                    <pic:cNvPicPr/>
+                  </pic:nvPicPr>
+                  <pic:blipFill>
+                    <a:blip r:embed="rId19"/>
+                    <a:stretch>
+                      <a:fillRect/>
+                    </a:stretch>
+                  </pic:blipFill>
+                  <pic:spPr>
+                    <a:xfrm>
+                      <a:off x="0" y="0"/>
+                      <a:ext cx="5688000" cy="2682341"/>
+                    </a:xfrm>
+                    <a:prstGeom prst="rect"/>
+                  </pic:spPr>
+                </pic:pic>
+              </a:graphicData>
+            </a:graphic>
+          </wp:inline>
+        </w:drawing>
+      </w:r>
+    </w:p>
+    <w:p>
+      <w:r>
+        <w:rPr>
+          <w:rFonts w:ascii="宋体" w:hAnsi="宋体" w:eastAsia="宋体"/>
+          <w:sz w:val="21"/>
+        </w:rPr>
+        <w:t>图11-9 模块4：根CA证书生成结果。证书主题与签发者相同，证明该证书为自签名根证书。</w:t>
+      </w:r>
+    </w:p>
+    <w:p>
+      <w:r>
+        <w:drawing>
+          <wp:inline xmlns:a="http://schemas.openxmlformats.org/drawingml/2006/main" xmlns:pic="http://schemas.openxmlformats.org/drawingml/2006/picture">
+            <wp:extent cx="5688000" cy="1317221"/>
+            <wp:docPr id="17" name="Picture 17"/>
+            <wp:cNvGraphicFramePr>
+              <a:graphicFrameLocks noChangeAspect="1"/>
+            </wp:cNvGraphicFramePr>
+            <a:graphic>
+              <a:graphicData uri="http://schemas.openxmlformats.org/drawingml/2006/picture">
+                <pic:pic>
+                  <pic:nvPicPr>
+                    <pic:cNvPr id="0" name="fig_module_5_signed.png"/>
+                    <pic:cNvPicPr/>
+                  </pic:nvPicPr>
+                  <pic:blipFill>
+                    <a:blip r:embed="rId20"/>
+                    <a:stretch>
+                      <a:fillRect/>
+                    </a:stretch>
+                  </pic:blipFill>
+                  <pic:spPr>
+                    <a:xfrm>
+                      <a:off x="0" y="0"/>
+                      <a:ext cx="5688000" cy="1317221"/>
+                    </a:xfrm>
+                    <a:prstGeom prst="rect"/>
+                  </pic:spPr>
+                </pic:pic>
+              </a:graphicData>
+            </a:graphic>
+          </wp:inline>
+        </w:drawing>
+      </w:r>
+    </w:p>
+    <w:p>
+      <w:r>
+        <w:rPr>
+          <w:rFonts w:ascii="宋体" w:hAnsi="宋体" w:eastAsia="宋体"/>
+          <w:sz w:val="21"/>
+        </w:rPr>
+        <w:t>图11-10 模块5：CA签发网站证书结果。服务器证书的Issuer已经变为RootCA，且verify结果为OK。</w:t>
+      </w:r>
+    </w:p>
+    <w:p>
+      <w:r>
+        <w:drawing>
+          <wp:inline xmlns:a="http://schemas.openxmlformats.org/drawingml/2006/main" xmlns:pic="http://schemas.openxmlformats.org/drawingml/2006/picture">
+            <wp:extent cx="5688000" cy="4161221"/>
+            <wp:docPr id="18" name="Picture 18"/>
+            <wp:cNvGraphicFramePr>
+              <a:graphicFrameLocks noChangeAspect="1"/>
+            </wp:cNvGraphicFramePr>
+            <a:graphic>
+              <a:graphicData uri="http://schemas.openxmlformats.org/drawingml/2006/picture">
+                <pic:pic>
+                  <pic:nvPicPr>
+                    <pic:cNvPr id="0" name="fig_module_6_tls.png"/>
+                    <pic:cNvPicPr/>
+                  </pic:nvPicPr>
+                  <pic:blipFill>
+                    <a:blip r:embed="rId21"/>
+                    <a:stretch>
+                      <a:fillRect/>
+                    </a:stretch>
+                  </pic:blipFill>
+                  <pic:spPr>
+                    <a:xfrm>
+                      <a:off x="0" y="0"/>
+                      <a:ext cx="5688000" cy="4161221"/>
+                    </a:xfrm>
+                    <a:prstGeom prst="rect"/>
+                  </pic:spPr>
+                </pic:pic>
+              </a:graphicData>
+            </a:graphic>
+          </wp:inline>
+        </w:drawing>
+      </w:r>
+    </w:p>
+    <w:p>
+      <w:r>
+        <w:rPr>
+          <w:rFonts w:ascii="宋体" w:hAnsi="宋体" w:eastAsia="宋体"/>
+          <w:sz w:val="21"/>
+        </w:rPr>
+        <w:t>图11-11 模块6：TLS握手与证书校验结果。客户端完成证书校验，最终返回Verify return code: 0 (ok)。</w:t>
+      </w:r>
+    </w:p>
+    <w:p>
+      <w:r>
+        <w:t>补充说明：以上截图覆盖了实验指导书中PKI实操的主要模块，包括环境准备、密钥生成、CSR申请、根CA建立、证书签发以及TLS验证，能够完整支撑“各模块结果截图”要求。</w:t>
       </w:r>
     </w:p>
     <w:sectPr>

--- a/实验4扩展--基于OpenSSL的PKI证书体系搭建与通信加密实现课程设计报告.docx
+++ b/实验4扩展--基于OpenSSL的PKI证书体系搭建与通信加密实现课程设计报告.docx
@@ -2687,6 +2687,63 @@
         <w:t>资料、服务器密钥证书，防止文件混淆，保证实验规范。</w:t>
       </w:r>
     </w:p>
+    <w:p/>
+    <w:p>
+      <w:r>
+        <w:drawing>
+          <wp:inline xmlns:a="http://schemas.openxmlformats.org/drawingml/2006/main" xmlns:pic="http://schemas.openxmlformats.org/drawingml/2006/picture">
+            <wp:extent cx="5688000" cy="1204162"/>
+            <wp:docPr id="19" name="Picture 19"/>
+            <wp:cNvGraphicFramePr>
+              <a:graphicFrameLocks noChangeAspect="1"/>
+            </wp:cNvGraphicFramePr>
+            <a:graphic>
+              <a:graphicData uri="http://schemas.openxmlformats.org/drawingml/2006/picture">
+                <pic:pic>
+                  <pic:nvPicPr>
+                    <pic:cNvPr id="0" name="fig6_1.png"/>
+                    <pic:cNvPicPr/>
+                  </pic:nvPicPr>
+                  <pic:blipFill>
+                    <a:blip r:embed="rId22"/>
+                    <a:stretch>
+                      <a:fillRect/>
+                    </a:stretch>
+                  </pic:blipFill>
+                  <pic:spPr>
+                    <a:xfrm>
+                      <a:off x="0" y="0"/>
+                      <a:ext cx="5688000" cy="1204162"/>
+                    </a:xfrm>
+                    <a:prstGeom prst="rect"/>
+                  </pic:spPr>
+                </pic:pic>
+              </a:graphicData>
+            </a:graphic>
+          </wp:inline>
+        </w:drawing>
+      </w:r>
+    </w:p>
+    <w:p/>
+    <w:p>
+      <w:r>
+        <w:rPr>
+          <w:rFonts w:ascii="宋体" w:hAnsi="宋体" w:eastAsia="宋体"/>
+          <w:sz w:val="21"/>
+        </w:rPr>
+        <w:t>图6-1 目录环境初始化执行结果。已成功建立rootca、subca、server、logs四类目录，为后续证书制作与验证提供独立工作空间。</w:t>
+      </w:r>
+    </w:p>
+    <w:p/>
+    <w:p>
+      <w:r>
+        <w:rPr>
+          <w:rFonts w:ascii="宋体" w:hAnsi="宋体" w:eastAsia="宋体"/>
+          <w:sz w:val="21"/>
+        </w:rPr>
+        <w:t>解释：执行mkdir与目录检查命令后，终端返回四个功能目录名称，说明实验环境初始化成功，后续文件存放边界清晰。</w:t>
+      </w:r>
+    </w:p>
     <w:p>
       <w:pPr>
         <w:spacing w:before="300" w:after="120" w:line="288" w:lineRule="auto"/>
@@ -2879,6 +2936,63 @@
         <w:t>。</w:t>
       </w:r>
     </w:p>
+    <w:p/>
+    <w:p>
+      <w:r>
+        <w:drawing>
+          <wp:inline xmlns:a="http://schemas.openxmlformats.org/drawingml/2006/main" xmlns:pic="http://schemas.openxmlformats.org/drawingml/2006/picture">
+            <wp:extent cx="5688000" cy="1434102"/>
+            <wp:docPr id="20" name="Picture 20"/>
+            <wp:cNvGraphicFramePr>
+              <a:graphicFrameLocks noChangeAspect="1"/>
+            </wp:cNvGraphicFramePr>
+            <a:graphic>
+              <a:graphicData uri="http://schemas.openxmlformats.org/drawingml/2006/picture">
+                <pic:pic>
+                  <pic:nvPicPr>
+                    <pic:cNvPr id="0" name="fig6_2.png"/>
+                    <pic:cNvPicPr/>
+                  </pic:nvPicPr>
+                  <pic:blipFill>
+                    <a:blip r:embed="rId23"/>
+                    <a:stretch>
+                      <a:fillRect/>
+                    </a:stretch>
+                  </pic:blipFill>
+                  <pic:spPr>
+                    <a:xfrm>
+                      <a:off x="0" y="0"/>
+                      <a:ext cx="5688000" cy="1434102"/>
+                    </a:xfrm>
+                    <a:prstGeom prst="rect"/>
+                  </pic:spPr>
+                </pic:pic>
+              </a:graphicData>
+            </a:graphic>
+          </wp:inline>
+        </w:drawing>
+      </w:r>
+    </w:p>
+    <w:p/>
+    <w:p>
+      <w:r>
+        <w:rPr>
+          <w:rFonts w:ascii="宋体" w:hAnsi="宋体" w:eastAsia="宋体"/>
+          <w:sz w:val="21"/>
+        </w:rPr>
+        <w:t>图6-2 根CA证书制作执行结果。根证书subject与issuer一致，说明该证书为自签名信任锚。</w:t>
+      </w:r>
+    </w:p>
+    <w:p/>
+    <w:p>
+      <w:r>
+        <w:rPr>
+          <w:rFonts w:ascii="宋体" w:hAnsi="宋体" w:eastAsia="宋体"/>
+          <w:sz w:val="21"/>
+        </w:rPr>
+        <w:t>解释：命令先生成4096位根私钥，再创建10年有效期的自签名根证书；输出中的subject与issuer相同，证明根CA构建正确。</w:t>
+      </w:r>
+    </w:p>
     <w:p>
       <w:pPr>
         <w:spacing w:before="300" w:after="120" w:line="288" w:lineRule="auto"/>
@@ -3119,6 +3233,63 @@
         <w:t>将根证书与二级证书合并，形成完整信任链文件。</w:t>
       </w:r>
     </w:p>
+    <w:p/>
+    <w:p>
+      <w:r>
+        <w:drawing>
+          <wp:inline xmlns:a="http://schemas.openxmlformats.org/drawingml/2006/main" xmlns:pic="http://schemas.openxmlformats.org/drawingml/2006/picture">
+            <wp:extent cx="5688000" cy="1319132"/>
+            <wp:docPr id="21" name="Picture 21"/>
+            <wp:cNvGraphicFramePr>
+              <a:graphicFrameLocks noChangeAspect="1"/>
+            </wp:cNvGraphicFramePr>
+            <a:graphic>
+              <a:graphicData uri="http://schemas.openxmlformats.org/drawingml/2006/picture">
+                <pic:pic>
+                  <pic:nvPicPr>
+                    <pic:cNvPr id="0" name="fig6_3.png"/>
+                    <pic:cNvPicPr/>
+                  </pic:nvPicPr>
+                  <pic:blipFill>
+                    <a:blip r:embed="rId24"/>
+                    <a:stretch>
+                      <a:fillRect/>
+                    </a:stretch>
+                  </pic:blipFill>
+                  <pic:spPr>
+                    <a:xfrm>
+                      <a:off x="0" y="0"/>
+                      <a:ext cx="5688000" cy="1319132"/>
+                    </a:xfrm>
+                    <a:prstGeom prst="rect"/>
+                  </pic:spPr>
+                </pic:pic>
+              </a:graphicData>
+            </a:graphic>
+          </wp:inline>
+        </w:drawing>
+      </w:r>
+    </w:p>
+    <w:p/>
+    <w:p>
+      <w:r>
+        <w:rPr>
+          <w:rFonts w:ascii="宋体" w:hAnsi="宋体" w:eastAsia="宋体"/>
+          <w:sz w:val="21"/>
+        </w:rPr>
+        <w:t>图6-3 二级CA证书签发执行结果。二级CA证书由根CA签发，且verify结果为OK。</w:t>
+      </w:r>
+    </w:p>
+    <w:p/>
+    <w:p>
+      <w:r>
+        <w:rPr>
+          <w:rFonts w:ascii="宋体" w:hAnsi="宋体" w:eastAsia="宋体"/>
+          <w:sz w:val="21"/>
+        </w:rPr>
+        <w:t>解释：终端结果显示subca证书的issuer已经指向RootCA，同时openssl verify校验通过，说明二级CA签发链路有效。</w:t>
+      </w:r>
+    </w:p>
     <w:p>
       <w:pPr>
         <w:spacing w:before="300" w:after="120" w:line="288" w:lineRule="auto"/>
@@ -3322,6 +3493,63 @@
         <w:t>加密服务。</w:t>
       </w:r>
     </w:p>
+    <w:p/>
+    <w:p>
+      <w:r>
+        <w:drawing>
+          <wp:inline xmlns:a="http://schemas.openxmlformats.org/drawingml/2006/main" xmlns:pic="http://schemas.openxmlformats.org/drawingml/2006/picture">
+            <wp:extent cx="5688000" cy="974221"/>
+            <wp:docPr id="22" name="Picture 22"/>
+            <wp:cNvGraphicFramePr>
+              <a:graphicFrameLocks noChangeAspect="1"/>
+            </wp:cNvGraphicFramePr>
+            <a:graphic>
+              <a:graphicData uri="http://schemas.openxmlformats.org/drawingml/2006/picture">
+                <pic:pic>
+                  <pic:nvPicPr>
+                    <pic:cNvPr id="0" name="fig6_4.png"/>
+                    <pic:cNvPicPr/>
+                  </pic:nvPicPr>
+                  <pic:blipFill>
+                    <a:blip r:embed="rId25"/>
+                    <a:stretch>
+                      <a:fillRect/>
+                    </a:stretch>
+                  </pic:blipFill>
+                  <pic:spPr>
+                    <a:xfrm>
+                      <a:off x="0" y="0"/>
+                      <a:ext cx="5688000" cy="974221"/>
+                    </a:xfrm>
+                    <a:prstGeom prst="rect"/>
+                  </pic:spPr>
+                </pic:pic>
+              </a:graphicData>
+            </a:graphic>
+          </wp:inline>
+        </w:drawing>
+      </w:r>
+    </w:p>
+    <w:p/>
+    <w:p>
+      <w:r>
+        <w:rPr>
+          <w:rFonts w:ascii="宋体" w:hAnsi="宋体" w:eastAsia="宋体"/>
+          <w:sz w:val="21"/>
+        </w:rPr>
+        <w:t>图6-4 Web服务器SSL业务证书签发结果。服务器证书已由二级CA签发，链路校验返回OK。</w:t>
+      </w:r>
+    </w:p>
+    <w:p/>
+    <w:p>
+      <w:r>
+        <w:rPr>
+          <w:rFonts w:ascii="宋体" w:hAnsi="宋体" w:eastAsia="宋体"/>
+          <w:sz w:val="21"/>
+        </w:rPr>
+        <w:t>解释：服务器先生成私钥与CSR，再由二级CA签发业务证书；最终verify通过，说明网站证书可以被完整证书链正确识别。</w:t>
+      </w:r>
+    </w:p>
     <w:p>
       <w:pPr>
         <w:spacing w:before="300" w:after="120" w:line="288" w:lineRule="auto"/>
@@ -3539,6 +3767,63 @@
           <w:sz w:val="22"/>
         </w:rPr>
         <w:t>全部密文，无法抓取有效数据。</w:t>
+      </w:r>
+    </w:p>
+    <w:p/>
+    <w:p>
+      <w:r>
+        <w:drawing>
+          <wp:inline xmlns:a="http://schemas.openxmlformats.org/drawingml/2006/main" xmlns:pic="http://schemas.openxmlformats.org/drawingml/2006/picture">
+            <wp:extent cx="5688000" cy="2353864"/>
+            <wp:docPr id="23" name="Picture 23"/>
+            <wp:cNvGraphicFramePr>
+              <a:graphicFrameLocks noChangeAspect="1"/>
+            </wp:cNvGraphicFramePr>
+            <a:graphic>
+              <a:graphicData uri="http://schemas.openxmlformats.org/drawingml/2006/picture">
+                <pic:pic>
+                  <pic:nvPicPr>
+                    <pic:cNvPr id="0" name="fig6_5.png"/>
+                    <pic:cNvPicPr/>
+                  </pic:nvPicPr>
+                  <pic:blipFill>
+                    <a:blip r:embed="rId26"/>
+                    <a:stretch>
+                      <a:fillRect/>
+                    </a:stretch>
+                  </pic:blipFill>
+                  <pic:spPr>
+                    <a:xfrm>
+                      <a:off x="0" y="0"/>
+                      <a:ext cx="5688000" cy="2353864"/>
+                    </a:xfrm>
+                    <a:prstGeom prst="rect"/>
+                  </pic:spPr>
+                </pic:pic>
+              </a:graphicData>
+            </a:graphic>
+          </wp:inline>
+        </w:drawing>
+      </w:r>
+    </w:p>
+    <w:p/>
+    <w:p>
+      <w:r>
+        <w:rPr>
+          <w:rFonts w:ascii="宋体" w:hAnsi="宋体" w:eastAsia="宋体"/>
+          <w:sz w:val="21"/>
+        </w:rPr>
+        <w:t>图6-5 HTTPS加密通信测试结果。TLS握手完成后返回Verify return code: 0 (ok)。</w:t>
+      </w:r>
+    </w:p>
+    <w:p/>
+    <w:p>
+      <w:r>
+        <w:rPr>
+          <w:rFonts w:ascii="宋体" w:hAnsi="宋体" w:eastAsia="宋体"/>
+          <w:sz w:val="21"/>
+        </w:rPr>
+        <w:t>解释：客户端使用根CA证书校验证书链，输出中依次出现RootCA、SubCA与Web证书，并最终返回0 (ok)，说明HTTPS配置正确。</w:t>
       </w:r>
     </w:p>
     <w:p>
@@ -3717,6 +4002,63 @@
           <w:sz w:val="22"/>
         </w:rPr>
         <w:t>验证签名，篡改文件后验签失败，证明完整性保护有效。</w:t>
+      </w:r>
+    </w:p>
+    <w:p/>
+    <w:p>
+      <w:r>
+        <w:drawing>
+          <wp:inline xmlns:a="http://schemas.openxmlformats.org/drawingml/2006/main" xmlns:pic="http://schemas.openxmlformats.org/drawingml/2006/picture">
+            <wp:extent cx="5688000" cy="1664043"/>
+            <wp:docPr id="24" name="Picture 24"/>
+            <wp:cNvGraphicFramePr>
+              <a:graphicFrameLocks noChangeAspect="1"/>
+            </wp:cNvGraphicFramePr>
+            <a:graphic>
+              <a:graphicData uri="http://schemas.openxmlformats.org/drawingml/2006/picture">
+                <pic:pic>
+                  <pic:nvPicPr>
+                    <pic:cNvPr id="0" name="fig6_6.png"/>
+                    <pic:cNvPicPr/>
+                  </pic:nvPicPr>
+                  <pic:blipFill>
+                    <a:blip r:embed="rId27"/>
+                    <a:stretch>
+                      <a:fillRect/>
+                    </a:stretch>
+                  </pic:blipFill>
+                  <pic:spPr>
+                    <a:xfrm>
+                      <a:off x="0" y="0"/>
+                      <a:ext cx="5688000" cy="1664043"/>
+                    </a:xfrm>
+                    <a:prstGeom prst="rect"/>
+                  </pic:spPr>
+                </pic:pic>
+              </a:graphicData>
+            </a:graphic>
+          </wp:inline>
+        </w:drawing>
+      </w:r>
+    </w:p>
+    <w:p/>
+    <w:p>
+      <w:r>
+        <w:rPr>
+          <w:rFonts w:ascii="宋体" w:hAnsi="宋体" w:eastAsia="宋体"/>
+          <w:sz w:val="21"/>
+        </w:rPr>
+        <w:t>图6-6 文件加解密与签名验签结果。原文验签成功，篡改后验签失败，且解密文件与原文一致。</w:t>
+      </w:r>
+    </w:p>
+    <w:p/>
+    <w:p>
+      <w:r>
+        <w:rPr>
+          <w:rFonts w:ascii="宋体" w:hAnsi="宋体" w:eastAsia="宋体"/>
+          <w:sz w:val="21"/>
+        </w:rPr>
+        <w:t>解释：签名阶段先得到Verified OK，再在篡改文件上得到Verification failure；同时diff显示解密文件与原文一致，说明机密性与完整性验证均成功。</w:t>
       </w:r>
     </w:p>
     <w:p>

--- a/实验4扩展--基于OpenSSL的PKI证书体系搭建与通信加密实现课程设计报告.docx
+++ b/实验4扩展--基于OpenSSL的PKI证书体系搭建与通信加密实现课程设计报告.docx
@@ -2610,7 +2610,7 @@
       <ns0:proofErr ns0:type="spellStart"/>
       <ns0:proofErr ns0:type="spellEnd"/>
       <ns0:r>
-        <ns0:t>在工作目录执行：mkdir pki-lab &amp;&amp; cd pki-lab &amp;&amp; mkdir rootca subca server &amp;&amp; mkdir rootca/{certs,private,newcerts} subca/{certs,private,csr,newcerts} server/{certs,private,csr}；随后执行 ls -R 核对目录结构。截图1（目录初始化）要求完整显示命令、当前路径和三级目录树，保证评阅时可复现实验环境。</ns0:t>
+        <ns0:t>参照实验指导书先完成环境准备：安装 VirtualBox、导入 Kali Linux（或 Ubuntu）实验虚拟机，确认 openssl version 正常输出；在实验目录执行 mkdir pki-lab &amp;&amp; cd pki-lab，复制系统配置 cp /etc/ssl/openssl.cnf ./openssl.cnf，后续签发统一使用本地配置文件。截图1需包含系统终端、openssl 版本号与当前工作路径。</ns0:t>
       </ns0:r>
     </ns0:p>
     <ns0:p ns2:paraId="1C66F072" ns2:textId="77777777" ns0:rsidR="00FD004E" ns0:rsidRPr="00A74583" ns0:rsidRDefault="00C4247D">
@@ -2672,7 +2672,7 @@
       <ns0:proofErr ns0:type="gramStart"/>
       <ns0:proofErr ns0:type="gramEnd"/>
       <ns0:r>
-        <ns0:t>1. 根CA私钥生成：openssl genrsa -aes256 -out rootca/private/rootca.key.pem 4096；执行 chmod 400 rootca/private/rootca.key.pem；再用 openssl rsa -in rootca/private/rootca.key.pem -check 验证密钥可用。截图2需清晰显示“RSA key ok”和文件权限。</ns0:t>
+        <ns0:t>1. 生成根CA私钥（与指导书一致）：openssl genrsa -des3 -out ca.key 2048；输入保护口令后执行 openssl rsa -in ca.key -check 验证密钥格式。截图2需显示“RSA key ok”与私钥文件生成结果。</ns0:t>
       </ns0:r>
     </ns0:p>
     <ns0:p ns2:paraId="3E6520F9" ns2:textId="77777777" ns0:rsidR="00FD004E" ns0:rsidRDefault="00C4247D">
@@ -2681,7 +2681,7 @@
         <ns0:jc ns0:val="left"/>
       </ns0:pPr>
       <ns0:r>
-        <ns0:t>2. 根证书签发：openssl req -x509 -new -nodes -key rootca/private/rootca.key.pem -sha256 -days 3650 -out rootca/certs/rootca.cert.pem；主题信息按课程要求填写（CN建议为实验室RootCA）。随后用 openssl x509 -in rootca/certs/rootca.cert.pem -noout -text 检查 Issuer=Subject。</ns0:t>
+        <ns0:t>2. 生成根CA自签名证书：openssl req -new -x509 -days 3650 -key ca.key -out ca.crt；按指导书填写证书主题（示例：C=CN、ST=SC、L=CD、O=PKI_LAB_Security、CN=www.webmail.com）。随后执行 openssl x509 -in ca.crt -noout -subject -issuer，验证 Issuer 与 Subject 一致。</ns0:t>
       </ns0:r>
     </ns0:p>
     <ns0:p ns2:paraId="48AEC161" ns2:textId="77777777" ns0:rsidR="00FD004E" ns0:rsidRDefault="00C4247D">
@@ -2690,7 +2690,7 @@
         <ns0:jc ns0:val="left"/>
       </ns0:pPr>
       <ns0:r>
-        <ns0:t>3. 有效期核验：openssl x509 -in rootca/certs/rootca.cert.pem -noout -dates -serial -fingerprint；确认 notAfter 为10年周期、序列号唯一并记录到报告附表。截图3需包含 notBefore/notAfter 与 SHA256 指纹，作为后续信任锚比对依据。</ns0:t>
+        <ns0:t>3. 初始化 CA 数据库目录（指导书中的 demoCA）：mkdir -p demoCA/newcerts &amp;&amp; touch demoCA/index.txt &amp;&amp; echo 01 &gt; demoCA/serial；再执行 openssl x509 -in ca.crt -noout -dates -fingerprint，记录根证书有效期和指纹。截图3需同时显示 demoCA 初始化结果与证书日期信息。</ns0:t>
       </ns0:r>
     </ns0:p>
     <ns0:p ns2:paraId="733D86AB" ns2:textId="77777777" ns0:rsidR="00FD004E" ns0:rsidRDefault="00C4247D">
@@ -2701,7 +2701,7 @@
       <ns0:proofErr ns0:type="gramStart"/>
       <ns0:proofErr ns0:type="gramEnd"/>
       <ns0:r>
-        <ns0:t>实验要点：根CA私钥仅离线保存到受控介质，不参与在线业务签发；签发结束立即从在线环境移除 rootca/private/ 访问权限并留存操作日志，满足“最小暴露面”安全要求。</ns0:t>
+        <ns0:t>实验要点：ca.key 仅用于签发，禁止上传或共享；如出现策略报错（policy mismatch），需在本地 openssl.cnf 中启用 policy_anything 并保持国家、省份等字段与CSR一致。</ns0:t>
       </ns0:r>
     </ns0:p>
     <ns0:p ns2:paraId="1A64458F" ns2:textId="77777777" ns0:rsidR="00FD004E" ns0:rsidRPr="00A74583" ns0:rsidRDefault="00C4247D">
@@ -2717,43 +2717,10 @@
         </ns0:rPr>
       </ns0:pPr>
       <ns0:bookmarkStart ns0:id="18" ns0:name="heading_15"/>
-      <ns0:r ns0:rsidRPr="00A74583">
-        <ns0:rPr>
-          <ns0:rFonts ns0:ascii="Arial" ns0:eastAsia="等线" ns0:hAnsi="Arial" ns0:cs="Arial"/>
-          <ns0:b/>
-          <ns0:sz ns0:val="24"/>
-          <ns0:szCs ns0:val="24"/>
-        </ns0:rPr>
-        <ns0:t xml:space="preserve">6.3 </ns0:t>
-      </ns0:r>
-      <ns0:r ns0:rsidRPr="00A74583">
-        <ns0:rPr>
-          <ns0:rFonts ns0:ascii="Arial" ns0:eastAsia="等线" ns0:hAnsi="Arial" ns0:cs="Arial"/>
-          <ns0:b/>
-          <ns0:sz ns0:val="24"/>
-          <ns0:szCs ns0:val="24"/>
-        </ns0:rPr>
-        <ns0:t>第二步：二级</ns0:t>
-      </ns0:r>
-      <ns0:r ns0:rsidRPr="00A74583">
-        <ns0:rPr>
-          <ns0:rFonts ns0:ascii="Arial" ns0:eastAsia="等线" ns0:hAnsi="Arial" ns0:cs="Arial"/>
-          <ns0:b/>
-          <ns0:sz ns0:val="24"/>
-          <ns0:szCs ns0:val="24"/>
-        </ns0:rPr>
-        <ns0:t>CA</ns0:t>
-      </ns0:r>
-      <ns0:r ns0:rsidRPr="00A74583">
-        <ns0:rPr>
-          <ns0:rFonts ns0:ascii="Arial" ns0:eastAsia="等线" ns0:hAnsi="Arial" ns0:cs="Arial"/>
-          <ns0:b/>
-          <ns0:sz ns0:val="24"/>
-          <ns0:szCs ns0:val="24"/>
-        </ns0:rPr>
-        <ns0:t>证书签发</ns0:t>
-      </ns0:r>
       <ns0:bookmarkEnd ns0:id="18"/>
+      <ns0:r>
+        <ns0:t>6.3 第二步：服务器证书请求与签发</ns0:t>
+      </ns0:r>
     </ns0:p>
     <ns0:p ns2:paraId="13CD471C" ns2:textId="77777777" ns0:rsidR="00FD004E" ns0:rsidRDefault="00C4247D">
       <ns0:pPr>
@@ -2763,7 +2730,7 @@
       <ns0:proofErr ns0:type="gramStart"/>
       <ns0:proofErr ns0:type="gramEnd"/>
       <ns0:r>
-        <ns0:t>1. 二级CA密钥生成：openssl genrsa -aes256 -out subca/private/subca.key.pem 4096；权限设置 chmod 400 subca/private/subca.key.pem；执行 openssl rsa -in subca/private/subca.key.pem -check 验证。</ns0:t>
+        <ns0:t>1. 生成服务器私钥：openssl genrsa -out webmail.key 2048；执行 openssl rsa -in webmail.key -check，确认服务端密钥可用。</ns0:t>
       </ns0:r>
     </ns0:p>
     <ns0:p ns2:paraId="452DAD93" ns2:textId="77777777" ns0:rsidR="00FD004E" ns0:rsidRDefault="00C4247D">
@@ -2774,7 +2741,7 @@
       <ns0:proofErr ns0:type="gramStart"/>
       <ns0:proofErr ns0:type="gramEnd"/>
       <ns0:r>
-        <ns0:t>2. 生成二级CA CSR：openssl req -new -key subca/private/subca.key.pem -out subca/csr/subca.csr.pem；在 CN 字段标注 SubCA；使用 openssl req -in subca/csr/subca.csr.pem -noout -text 检查请求主题和公钥长度。截图4应清晰展示 CSR Subject。</ns0:t>
+        <ns0:t>2. 生成服务器证书请求：openssl req -new -key webmail.key -out webmail.csr；CSR中 Common Name 建议填写业务域名（如 www.webmail.com），其余组织信息与根CA策略保持一致。截图4需清晰显示 CSR Subject 与 Public-Key 长度。</ns0:t>
       </ns0:r>
     </ns0:p>
     <ns0:p ns2:paraId="0468C748" ns2:textId="77777777" ns0:rsidR="00FD004E" ns0:rsidRDefault="00C4247D">
@@ -2783,7 +2750,7 @@
         <ns0:jc ns0:val="left"/>
       </ns0:pPr>
       <ns0:r>
-        <ns0:t>3. 根CA签发二级证书：openssl x509 -req -in subca/csr/subca.csr.pem -CA rootca/certs/rootca.cert.pem -CAkey rootca/private/rootca.key.pem -CAcreateserial -out subca/certs/subca.cert.pem -days 1825 -sha256 -extfile /etc/ssl/openssl.cnf -extensions v3_ca；签发后用 openssl x509 -in subca/certs/subca.cert.pem -noout -text 验证 CA:TRUE。</ns0:t>
+        <ns0:t>3. 使用根CA签发服务器证书：openssl ca -config ./openssl.cnf -in webmail.csr -out webmail.crt -cert ca.crt -keyfile ca.key -days 365 -md sha256；签发成功后执行 openssl x509 -in webmail.crt -noout -subject -issuer -serial。</ns0:t>
       </ns0:r>
     </ns0:p>
     <ns0:p ns2:paraId="42B1D7B1" ns2:textId="77777777" ns0:rsidR="00FD004E" ns0:rsidRDefault="00C4247D">
@@ -2792,7 +2759,7 @@
         <ns0:jc ns0:val="left"/>
       </ns0:pPr>
       <ns0:r>
-        <ns0:t>4. 构建证书链：cat subca/certs/subca.cert.pem rootca/certs/rootca.cert.pem &gt; subca/certs/ca-chain.cert.pem；执行 openssl verify -CAfile rootca/certs/rootca.cert.pem subca/certs/subca.cert.pem，结果应为 OK。截图5需包含链文件生成与 verify 结果。</ns0:t>
+        <ns0:t>4. 验证证书链：openssl verify -CAfile ca.crt webmail.crt，预期输出 webmail.crt: OK。截图5需包含签发命令与 verify 成功结果。</ns0:t>
       </ns0:r>
     </ns0:p>
     <ns0:p ns2:paraId="3BAC8688" ns2:textId="77777777" ns0:rsidR="00FD004E" ns0:rsidRPr="00A74583" ns0:rsidRDefault="00C4247D">
@@ -2808,61 +2775,10 @@
         </ns0:rPr>
       </ns0:pPr>
       <ns0:bookmarkStart ns0:id="19" ns0:name="heading_16"/>
-      <ns0:r ns0:rsidRPr="00A74583">
-        <ns0:rPr>
-          <ns0:rFonts ns0:ascii="Arial" ns0:eastAsia="等线" ns0:hAnsi="Arial" ns0:cs="Arial"/>
-          <ns0:b/>
-          <ns0:sz ns0:val="24"/>
-          <ns0:szCs ns0:val="24"/>
-        </ns0:rPr>
-        <ns0:t xml:space="preserve">6.4 </ns0:t>
-      </ns0:r>
-      <ns0:r ns0:rsidRPr="00A74583">
-        <ns0:rPr>
-          <ns0:rFonts ns0:ascii="Arial" ns0:eastAsia="等线" ns0:hAnsi="Arial" ns0:cs="Arial"/>
-          <ns0:b/>
-          <ns0:sz ns0:val="24"/>
-          <ns0:szCs ns0:val="24"/>
-        </ns0:rPr>
-        <ns0:t>第三步：</ns0:t>
-      </ns0:r>
-      <ns0:r ns0:rsidRPr="00A74583">
-        <ns0:rPr>
-          <ns0:rFonts ns0:ascii="Arial" ns0:eastAsia="等线" ns0:hAnsi="Arial" ns0:cs="Arial"/>
-          <ns0:b/>
-          <ns0:sz ns0:val="24"/>
-          <ns0:szCs ns0:val="24"/>
-        </ns0:rPr>
-        <ns0:t>Web</ns0:t>
-      </ns0:r>
-      <ns0:r ns0:rsidRPr="00A74583">
-        <ns0:rPr>
-          <ns0:rFonts ns0:ascii="Arial" ns0:eastAsia="等线" ns0:hAnsi="Arial" ns0:cs="Arial"/>
-          <ns0:b/>
-          <ns0:sz ns0:val="24"/>
-          <ns0:szCs ns0:val="24"/>
-        </ns0:rPr>
-        <ns0:t>服务器</ns0:t>
-      </ns0:r>
-      <ns0:r ns0:rsidRPr="00A74583">
-        <ns0:rPr>
-          <ns0:rFonts ns0:ascii="Arial" ns0:eastAsia="等线" ns0:hAnsi="Arial" ns0:cs="Arial"/>
-          <ns0:b/>
-          <ns0:sz ns0:val="24"/>
-          <ns0:szCs ns0:val="24"/>
-        </ns0:rPr>
-        <ns0:t>SSL</ns0:t>
-      </ns0:r>
-      <ns0:r ns0:rsidRPr="00A74583">
-        <ns0:rPr>
-          <ns0:rFonts ns0:ascii="Arial" ns0:eastAsia="等线" ns0:hAnsi="Arial" ns0:cs="Arial"/>
-          <ns0:b/>
-          <ns0:sz ns0:val="24"/>
-          <ns0:szCs ns0:val="24"/>
-        </ns0:rPr>
-        <ns0:t>业务证书签发</ns0:t>
-      </ns0:r>
       <ns0:bookmarkEnd ns0:id="19"/>
+      <ns0:r>
+        <ns0:t>6.4 第三步：Web服务器证书部署与链文件整理</ns0:t>
+      </ns0:r>
     </ns0:p>
     <ns0:p ns2:paraId="64B1D217" ns2:textId="77777777" ns0:rsidR="00FD004E" ns0:rsidRDefault="00C4247D">
       <ns0:pPr>
@@ -2874,7 +2790,7 @@
       <ns0:proofErr ns0:type="gramStart"/>
       <ns0:proofErr ns0:type="gramEnd"/>
       <ns0:r>
-        <ns0:t>1. 服务器私钥生成：openssl genrsa -out server/private/www.key.pem 2048；权限设置 chmod 400 server/private/www.key.pem；执行 openssl rsa -in server/private/www.key.pem -check。</ns0:t>
+        <ns0:t>1. 生成服务端证书链文件：cat webmail.crt ca.crt &gt; webmail.pem；再执行 openssl x509 -in webmail.pem -noout -text 检查首张证书主题，确保为服务器证书。</ns0:t>
       </ns0:r>
     </ns0:p>
     <ns0:p ns2:paraId="14D5AF86" ns2:textId="77777777" ns0:rsidR="00FD004E" ns0:rsidRDefault="00C4247D">
@@ -2883,7 +2799,7 @@
         <ns0:jc ns0:val="left"/>
       </ns0:pPr>
       <ns0:r>
-        <ns0:t>2. 服务器CSR生成：openssl req -new -key server/private/www.key.pem -out server/csr/www.csr.pem -subj "/C=CN/ST=ZJ/L=HZ/O=CourseLab/OU=NetSec/CN=localhost"；必要时在配置中加入 subjectAltName=DNS:localhost,IP:127.0.0.1。截图6需清晰展示 CSR 的 CN 与 SAN。</ns0:t>
+        <ns0:t>2. 证书用途核查：openssl x509 -in webmail.crt -noout -text | grep -E "Key Usage|Extended Key Usage|TLS"（无grep环境可人工查看文本）；确认可用于 TLS Web Server Authentication。截图6需显示证书用途字段。</ns0:t>
       </ns0:r>
     </ns0:p>
     <ns0:p ns2:paraId="64BB621F" ns2:textId="77777777" ns0:rsidR="00FD004E" ns0:rsidRDefault="00C4247D">
@@ -2892,7 +2808,7 @@
         <ns0:jc ns0:val="left"/>
       </ns0:pPr>
       <ns0:r>
-        <ns0:t>3. 二级CA签发服务器证书：openssl x509 -req -in server/csr/www.csr.pem -CA subca/certs/subca.cert.pem -CAkey subca/private/subca.key.pem -CAcreateserial -out server/certs/www.cert.pem -days 365 -sha256；执行 openssl verify -CAfile subca/certs/ca-chain.cert.pem server/certs/www.cert.pem，输出 OK。</ns0:t>
+        <ns0:t>3. 私钥与证书匹配校验：openssl x509 -noout -modulus -in webmail.crt | openssl md5 与 openssl rsa -noout -modulus -in webmail.key | openssl md5，两个摘要一致即匹配。</ns0:t>
       </ns0:r>
     </ns0:p>
     <ns0:p ns2:paraId="03B0332E" ns2:textId="77777777" ns0:rsidR="00FD004E" ns0:rsidRPr="00A74583" ns0:rsidRDefault="00C4247D">
@@ -2954,7 +2870,7 @@
       <ns0:proofErr ns0:type="gramStart"/>
       <ns0:proofErr ns0:type="gramEnd"/>
       <ns0:r>
-        <ns0:t>1. 启动HTTPS服务：openssl s_server -accept 8443 -cert server/certs/www.cert.pem -key server/private/www.key.pem -www；另开终端执行 curl -vk https://127.0.0.1:8443/ 观察握手与返回页面。</ns0:t>
+        <ns0:t>1. 启动HTTPS测试服务：openssl s_server -accept 443 -cert webmail.pem -key webmail.key -www；另开终端执行 curl -vk https://127.0.0.1:443/ 观察握手协商、证书返回与页面内容。</ns0:t>
       </ns0:r>
     </ns0:p>
     <ns0:p ns2:paraId="61BE663D" ns2:textId="77777777" ns0:rsidR="00FD004E" ns0:rsidRDefault="00C4247D">
@@ -2963,7 +2879,7 @@
         <ns0:jc ns0:val="left"/>
       </ns0:pPr>
       <ns0:r>
-        <ns0:t>2. 浏览器信任配置：将 rootca/certs/rootca.cert.pem 导入“受信任根证书颁发机构”，重新访问 https://localhost:8443；确认地址栏不再出现证书链错误。截图7需完整显示证书路径 RootCA→SubCA→localhost。</ns0:t>
+        <ns0:t>2. 浏览器导入根证书 ca.crt 后访问 https://www.webmail.com（或 https://127.0.0.1）；检查证书路径与颁发者信息。截图7需清晰展示地址栏、证书颁发者与有效期。</ns0:t>
       </ns0:r>
     </ns0:p>
     <ns0:p ns2:paraId="60650FAB" ns2:textId="77777777" ns0:rsidR="00FD004E" ns0:rsidRDefault="00C4247D">
@@ -2974,7 +2890,7 @@
       <ns0:proofErr ns0:type="gramStart"/>
       <ns0:proofErr ns0:type="gramEnd"/>
       <ns0:r>
-        <ns0:t>3. 证书链验证：在浏览器证书详情页核对 Issuer、有效期、用途；命令行补充执行 openssl s_client -connect localhost:8443 -showcerts 验证链路中同时返回服务器证书和上级证书。</ns0:t>
+        <ns0:t>3. 命令行补充验证：openssl s_client -connect 127.0.0.1:443 -showcerts，检查输出中是否包含服务器证书和根证书，并确认 Verify return code 为 0。</ns0:t>
       </ns0:r>
     </ns0:p>
     <ns0:p ns2:paraId="20170756" ns2:textId="77777777" ns0:rsidR="00FD004E" ns0:rsidRDefault="00C4247D">
@@ -2983,7 +2899,7 @@
         <ns0:jc ns0:val="left"/>
       </ns0:pPr>
       <ns0:r>
-        <ns0:t>4. 抓包对比测试：同机分别访问 http://127.0.0.1:8080 与 https://127.0.0.1:8443，Wireshark 中 HTTP 可见明文 GET/HTML，TLS 流仅见 ClientHello/ServerHello 与 Application Data。截图8需并排展示“明文包”与“TLS密文包”。</ns0:t>
+        <ns0:t>4. 现象对比：访问HTTP时可直接读到明文请求，访问HTTPS时仅看到TLS握手与加密应用数据。截图8建议并排呈现“HTTP明文包”与“TLS密文包”。</ns0:t>
       </ns0:r>
     </ns0:p>
     <ns0:p ns2:paraId="2E813D85" ns2:textId="77777777" ns0:rsidR="00FD004E" ns0:rsidRPr="00A74583" ns0:rsidRDefault="00C4247D">
@@ -3027,7 +2943,7 @@
       <ns0:proofErr ns0:type="gramStart"/>
       <ns0:proofErr ns0:type="gramEnd"/>
       <ns0:r>
-        <ns0:t>1. 准备测试文件并加密：echo "network security lab" &gt; plain.txt；openssl x509 -in server/certs/www.cert.pem -pubkey -noout &gt; server_pubkey.pem；openssl pkeyutl -encrypt -pubin -inkey server_pubkey.pem -in plain.txt -out plain.enc。</ns0:t>
+        <ns0:t>1. 提取公钥并执行加密：echo "network security lab" &gt; plain.txt；openssl x509 -in webmail.crt -pubkey -noout &gt; webmail_pubkey.pem；openssl pkeyutl -encrypt -pubin -inkey webmail_pubkey.pem -in plain.txt -out plain.enc。</ns0:t>
       </ns0:r>
     </ns0:p>
     <ns0:p ns2:paraId="3F7053C7" ns2:textId="77777777" ns0:rsidR="00FD004E" ns0:rsidRDefault="00C4247D">
@@ -3038,7 +2954,7 @@
       <ns0:proofErr ns0:type="gramStart"/>
       <ns0:proofErr ns0:type="gramEnd"/>
       <ns0:r>
-        <ns0:t>2. 私钥解密还原：openssl pkeyutl -decrypt -inkey server/private/www.key.pem -in plain.enc -out plain.dec；执行 diff plain.txt plain.dec，应无差异。截图9需展示 diff 无输出（表示内容一致）。</ns0:t>
+        <ns0:t>2. 私钥解密还原：openssl pkeyutl -decrypt -inkey webmail.key -in plain.enc -out plain.dec；执行 diff plain.txt plain.dec，应无差异。截图9需显示解密命令和一致性比对结果。</ns0:t>
       </ns0:r>
     </ns0:p>
     <ns0:p ns2:paraId="534ADF6B" ns2:textId="77777777" ns0:rsidR="00FD004E" ns0:rsidRDefault="00C4247D">
@@ -3049,7 +2965,7 @@
       <ns0:proofErr ns0:type="gramStart"/>
       <ns0:proofErr ns0:type="gramEnd"/>
       <ns0:r>
-        <ns0:t>3. 生成签名：openssl dgst -sha256 -sign server/private/www.key.pem -out plain.sig plain.txt；使用 ls -lh plain.sig 记录签名文件大小，作为后续验证基线。</ns0:t>
+        <ns0:t>3. 生成数字签名：openssl dgst -sha256 -sign webmail.key -out plain.sig plain.txt；记录签名文件大小并保存原文。</ns0:t>
       </ns0:r>
     </ns0:p>
     <ns0:p ns2:paraId="7A69FBD0" ns2:textId="77777777" ns0:rsidR="00FD004E" ns0:rsidRDefault="00C4247D">
@@ -3060,7 +2976,7 @@
       <ns0:proofErr ns0:type="gramStart"/>
       <ns0:proofErr ns0:type="gramEnd"/>
       <ns0:r>
-        <ns0:t>4. 验签与篡改测试：openssl dgst -sha256 -verify server_pubkey.pem -signature plain.sig plain.txt（应输出 Verified OK）；再执行 echo "tamper" &gt;&gt; plain.txt 后重复验签，应输出 Verification Failure。截图10需同时包含成功与失败两次结果。</ns0:t>
+        <ns0:t>4. 验签与篡改测试：openssl dgst -sha256 -verify webmail_pubkey.pem -signature plain.sig plain.txt（预期 Verified OK）；执行 echo "tamper" &gt;&gt; plain.txt 后再次验签（预期 Verification Failure）。截图10需同时展示两次验签结果。</ns0:t>
       </ns0:r>
     </ns0:p>
     <ns0:p ns2:paraId="4EEE42A3" ns2:textId="1D4F9B5A" ns0:rsidR="00FD004E" ns0:rsidRPr="00A74583" ns0:rsidRDefault="00C4247D">
@@ -3095,7 +3011,7 @@
         <ns0:jc ns0:val="left"/>
       </ns0:pPr>
       <ns0:r>
-        <ns0:t>1. 证书链验证成功：浏览器证书详情页显示 RootCA→SubCA→localhost 完整链路，命令行 verify 返回 OK，与截图5、截图7一致，证明信任链构建正确。</ns0:t>
+        <ns0:t>1. 证书签发与链路验证成功：openssl ca 完成签发后，openssl verify -CAfile ca.crt webmail.crt 输出 OK，s_client 验证返回码为0，说明证书链可被根CA正确信任。</ns0:t>
       </ns0:r>
     </ns0:p>
     <ns0:p ns2:paraId="1FAA33D8" ns2:textId="77777777" ns0:rsidR="00FD004E" ns0:rsidRDefault="00C4247D">
@@ -3106,7 +3022,7 @@
       <ns0:proofErr ns0:type="gramStart"/>
       <ns0:proofErr ns0:type="gramEnd"/>
       <ns0:r>
-        <ns0:t>2. 通信加密成功：抓包中 HTTP 业务字段可读而 HTTPS 仅可见 TLS 记录层密文，与截图8对照可明确验证“同业务、不同安全级别”的差异。</ns0:t>
+        <ns0:t>2. HTTPS通信加密成功：抓包结果表明 HTTP 可见明文请求与响应，HTTPS仅显示握手报文与Application Data密文，无法直接读取业务内容。</ns0:t>
       </ns0:r>
     </ns0:p>
     <ns0:p ns2:paraId="5F93AA07" ns2:textId="77777777" ns0:rsidR="00FD004E" ns0:rsidRDefault="00C4247D">
@@ -3117,7 +3033,7 @@
       <ns0:proofErr ns0:type="gramStart"/>
       <ns0:proofErr ns0:type="gramEnd"/>
       <ns0:r>
-        <ns0:t>3. 签名防篡改有效：原文验签 Verified OK，篡改后 Verification Failure，与截图10结果一致，说明数字签名可有效检测内容完整性破坏。</ns0:t>
+        <ns0:t>3. 签名验签结果符合预期：原文验签通过、篡改后验签失败，证明数字签名可检测内容完整性破坏并提供抗抵赖能力。</ns0:t>
       </ns0:r>
     </ns0:p>
     <ns0:p ns2:paraId="3EEEB01A" ns2:textId="77777777" ns0:rsidR="00FD004E" ns0:rsidRDefault="00C4247D">
@@ -3126,7 +3042,7 @@
         <ns0:jc ns0:val="left"/>
       </ns0:pPr>
       <ns0:r>
-        <ns0:t>4. 身份认证有效：未导入根证书时浏览器提示证书不受信任，导入后恢复正常访问，表明系统已基于证书链完成服务端身份校验。</ns0:t>
+        <ns0:t>4. 身份认证机制生效：未导入根证书时浏览器提示“不受信任”，导入 ca.crt 后访问恢复正常，说明客户端已按PKI机制完成服务端身份认证。</ns0:t>
       </ns0:r>
     </ns0:p>
     <ns0:p ns2:paraId="65E69BF3" ns2:textId="77777777" ns0:rsidR="00FD004E" ns0:rsidRPr="00A74583" ns0:rsidRDefault="00C4247D">

--- a/实验4扩展--基于OpenSSL的PKI证书体系搭建与通信加密实现课程设计报告.docx
+++ b/实验4扩展--基于OpenSSL的PKI证书体系搭建与通信加密实现课程设计报告.docx
@@ -2610,7 +2610,7 @@
       <ns0:proofErr ns0:type="spellStart"/>
       <ns0:proofErr ns0:type="spellEnd"/>
       <ns0:r>
-        <ns0:t>参照实验指导书先完成环境准备：安装 VirtualBox、导入 Kali Linux（或 Ubuntu）实验虚拟机，确认 openssl version 正常输出；在实验目录执行 mkdir pki-lab &amp;&amp; cd pki-lab，复制系统配置 cp /etc/ssl/openssl.cnf ./openssl.cnf，后续签发统一使用本地配置文件。截图1需包含系统终端、openssl 版本号与当前工作路径。</ns0:t>
+        <ns0:t>命令：openssl version；mkdir pki-lab &amp;&amp; cd pki-lab；cp /etc/ssl/openssl.cnf ./openssl.cnf；mkdir -p demoCA/newcerts private certs csr。截图1：完整显示操作系统终端、OpenSSL版本号、当前工作路径以及初始化后的目录结构。解释：本步骤用于搭建后续证书签发环境，其中 openssl.cnf 为 CA 签发策略配置文件，demoCA 目录用于保存序列号、索引库和新签发证书。</ns0:t>
       </ns0:r>
     </ns0:p>
     <ns0:p ns2:paraId="1C66F072" ns2:textId="77777777" ns0:rsidR="00FD004E" ns0:rsidRPr="00A74583" ns0:rsidRDefault="00C4247D">
@@ -2672,7 +2672,7 @@
       <ns0:proofErr ns0:type="gramStart"/>
       <ns0:proofErr ns0:type="gramEnd"/>
       <ns0:r>
-        <ns0:t>1. 生成根CA私钥（与指导书一致）：openssl genrsa -des3 -out ca.key 2048；输入保护口令后执行 openssl rsa -in ca.key -check 验证密钥格式。截图2需显示“RSA key ok”与私钥文件生成结果。</ns0:t>
+        <ns0:t>1. 命令：openssl genrsa -des3 -out ca.key 2048；openssl rsa -in ca.key -check。截图2：应同时显示私钥生成命令、输入口令过程以及终端输出“RSA key ok”。解释：该步骤生成根CA私钥，口令保护可以降低私钥泄露后被直接滥用的风险，RSA key ok 说明私钥格式正确且可用于后续签发。</ns0:t>
       </ns0:r>
     </ns0:p>
     <ns0:p ns2:paraId="3E6520F9" ns2:textId="77777777" ns0:rsidR="00FD004E" ns0:rsidRDefault="00C4247D">
@@ -2681,7 +2681,7 @@
         <ns0:jc ns0:val="left"/>
       </ns0:pPr>
       <ns0:r>
-        <ns0:t>2. 生成根CA自签名证书：openssl req -new -x509 -days 3650 -key ca.key -out ca.crt；按指导书填写证书主题（示例：C=CN、ST=SC、L=CD、O=PKI_LAB_Security、CN=www.webmail.com）。随后执行 openssl x509 -in ca.crt -noout -subject -issuer，验证 Issuer 与 Subject 一致。</ns0:t>
+        <ns0:t>2. 命令：openssl req -new -x509 -days 3650 -key ca.key -out ca.crt；openssl x509 -in ca.crt -noout -subject -issuer。截图3：需显示证书主题字段填写过程，以及 Subject 与 Issuer 一致的查询结果。解释：根CA证书属于自签名证书，因此颁发者与持有者相同；该证书将作为整个实验信任链的根信任锚。</ns0:t>
       </ns0:r>
     </ns0:p>
     <ns0:p ns2:paraId="48AEC161" ns2:textId="77777777" ns0:rsidR="00FD004E" ns0:rsidRDefault="00C4247D">
@@ -2690,7 +2690,7 @@
         <ns0:jc ns0:val="left"/>
       </ns0:pPr>
       <ns0:r>
-        <ns0:t>3. 初始化 CA 数据库目录（指导书中的 demoCA）：mkdir -p demoCA/newcerts &amp;&amp; touch demoCA/index.txt &amp;&amp; echo 01 &gt; demoCA/serial；再执行 openssl x509 -in ca.crt -noout -dates -fingerprint，记录根证书有效期和指纹。截图3需同时显示 demoCA 初始化结果与证书日期信息。</ns0:t>
+        <ns0:t>3. 命令：mkdir -p demoCA/newcerts &amp;&amp; touch demoCA/index.txt &amp;&amp; echo 01 &gt; demoCA/serial；必要时编辑 ./openssl.cnf，将 dir 指向 ./demoCA，并检查 certificate、private_key、new_certs_dir、serial、database 等字段。截图4：应显示 demoCA 初始化命令、serial 初值和 openssl.cnf 中关键配置项。解释：OpenSSL 的 ca 子命令依赖本地数据库目录工作，若未初始化 index.txt 与 serial，后续签发会失败。</ns0:t>
       </ns0:r>
     </ns0:p>
     <ns0:p ns2:paraId="733D86AB" ns2:textId="77777777" ns0:rsidR="00FD004E" ns0:rsidRDefault="00C4247D">
@@ -2701,7 +2701,7 @@
       <ns0:proofErr ns0:type="gramStart"/>
       <ns0:proofErr ns0:type="gramEnd"/>
       <ns0:r>
-        <ns0:t>实验要点：ca.key 仅用于签发，禁止上传或共享；如出现策略报错（policy mismatch），需在本地 openssl.cnf 中启用 policy_anything 并保持国家、省份等字段与CSR一致。</ns0:t>
+        <ns0:t>实验要点：ca.key 仅用于签发，禁止上传或共享；若 openssl ca 提示策略不匹配，可在 openssl.cnf 中启用 policy_anything，或保证 CSR 中的国家、省份、组织等字段与根CA策略保持一致。</ns0:t>
       </ns0:r>
     </ns0:p>
     <ns0:p ns2:paraId="1A64458F" ns2:textId="77777777" ns0:rsidR="00FD004E" ns0:rsidRPr="00A74583" ns0:rsidRDefault="00C4247D">
@@ -2730,7 +2730,7 @@
       <ns0:proofErr ns0:type="gramStart"/>
       <ns0:proofErr ns0:type="gramEnd"/>
       <ns0:r>
-        <ns0:t>1. 生成服务器私钥：openssl genrsa -out webmail.key 2048；执行 openssl rsa -in webmail.key -check，确认服务端密钥可用。</ns0:t>
+        <ns0:t>1. 命令：openssl genrsa -out webmail.key 2048；openssl rsa -in webmail.key -check。截图5：应显示服务器私钥生成结果和“RSA key ok”校验信息。解释：服务器私钥将用于 HTTPS 握手中的身份认证和会话密钥协商，是 Web 服务安全通信的核心材料。</ns0:t>
       </ns0:r>
     </ns0:p>
     <ns0:p ns2:paraId="452DAD93" ns2:textId="77777777" ns0:rsidR="00FD004E" ns0:rsidRDefault="00C4247D">
@@ -2741,7 +2741,7 @@
       <ns0:proofErr ns0:type="gramStart"/>
       <ns0:proofErr ns0:type="gramEnd"/>
       <ns0:r>
-        <ns0:t>2. 生成服务器证书请求：openssl req -new -key webmail.key -out webmail.csr；CSR中 Common Name 建议填写业务域名（如 www.webmail.com），其余组织信息与根CA策略保持一致。截图4需清晰显示 CSR Subject 与 Public-Key 长度。</ns0:t>
+        <ns0:t>2. 命令：openssl req -new -key webmail.key -out webmail.csr；openssl req -in webmail.csr -noout -text。截图6：需显示 CSR 的 Subject、Common Name、公钥长度等内容。解释：CSR 只包含公钥和主体信息，不含私钥，提交给 CA 后由 CA 依据自身私钥和策略进行签名。</ns0:t>
       </ns0:r>
     </ns0:p>
     <ns0:p ns2:paraId="0468C748" ns2:textId="77777777" ns0:rsidR="00FD004E" ns0:rsidRDefault="00C4247D">
@@ -2750,7 +2750,7 @@
         <ns0:jc ns0:val="left"/>
       </ns0:pPr>
       <ns0:r>
-        <ns0:t>3. 使用根CA签发服务器证书：openssl ca -config ./openssl.cnf -in webmail.csr -out webmail.crt -cert ca.crt -keyfile ca.key -days 365 -md sha256；签发成功后执行 openssl x509 -in webmail.crt -noout -subject -issuer -serial。</ns0:t>
+        <ns0:t>3. 命令：openssl ca -config ./openssl.cnf -in webmail.csr -out webmail.crt -cert ca.crt -keyfile ca.key -days 365 -md sha256；openssl x509 -in webmail.crt -noout -subject -issuer -serial。截图7：需显示“Signature ok”“Data Base Updated”以及服务器证书的 Subject、Issuer、Serial Number。解释：该步骤表示根CA已使用自己的私钥完成对服务器证书的数字签名，证书正式生效。</ns0:t>
       </ns0:r>
     </ns0:p>
     <ns0:p ns2:paraId="42B1D7B1" ns2:textId="77777777" ns0:rsidR="00FD004E" ns0:rsidRDefault="00C4247D">
@@ -2759,7 +2759,7 @@
         <ns0:jc ns0:val="left"/>
       </ns0:pPr>
       <ns0:r>
-        <ns0:t>4. 验证证书链：openssl verify -CAfile ca.crt webmail.crt，预期输出 webmail.crt: OK。截图5需包含签发命令与 verify 成功结果。</ns0:t>
+        <ns0:t>4. 命令：openssl verify -CAfile ca.crt webmail.crt。截图8：需清晰显示终端返回 webmail.crt: OK。解释：该结果说明服务器证书可以被根CA证书成功验证，证书链关系正确，具备部署到服务端的条件。</ns0:t>
       </ns0:r>
     </ns0:p>
     <ns0:p ns2:paraId="3BAC8688" ns2:textId="77777777" ns0:rsidR="00FD004E" ns0:rsidRPr="00A74583" ns0:rsidRDefault="00C4247D">
@@ -2790,7 +2790,7 @@
       <ns0:proofErr ns0:type="gramStart"/>
       <ns0:proofErr ns0:type="gramEnd"/>
       <ns0:r>
-        <ns0:t>1. 生成服务端证书链文件：cat webmail.crt ca.crt &gt; webmail.pem；再执行 openssl x509 -in webmail.pem -noout -text 检查首张证书主题，确保为服务器证书。</ns0:t>
+        <ns0:t>1. 命令：cat webmail.crt ca.crt &gt; webmail.pem；openssl x509 -in webmail.pem -noout -subject。截图9：应显示链文件拼接命令和首张证书主题信息。解释：将服务器证书与根证书整理到同一链文件后，s_server 或浏览器更容易完整展示证书链路径。</ns0:t>
       </ns0:r>
     </ns0:p>
     <ns0:p ns2:paraId="14D5AF86" ns2:textId="77777777" ns0:rsidR="00FD004E" ns0:rsidRDefault="00C4247D">
@@ -2799,7 +2799,7 @@
         <ns0:jc ns0:val="left"/>
       </ns0:pPr>
       <ns0:r>
-        <ns0:t>2. 证书用途核查：openssl x509 -in webmail.crt -noout -text | grep -E "Key Usage|Extended Key Usage|TLS"（无grep环境可人工查看文本）；确认可用于 TLS Web Server Authentication。截图6需显示证书用途字段。</ns0:t>
+        <ns0:t>2. 命令：openssl x509 -in webmail.crt -noout -text | grep -E "Key Usage|Extended Key Usage|TLS"；若无 grep 环境，可直接查看完整文本。截图10：需显示 Key Usage、Extended Key Usage 或 TLS Web Server Authentication 等字段。解释：该步骤用于确认当前证书的用途确实面向 Web 服务器认证，而不是其他场景。</ns0:t>
       </ns0:r>
     </ns0:p>
     <ns0:p ns2:paraId="64BB621F" ns2:textId="77777777" ns0:rsidR="00FD004E" ns0:rsidRDefault="00C4247D">
@@ -2808,7 +2808,7 @@
         <ns0:jc ns0:val="left"/>
       </ns0:pPr>
       <ns0:r>
-        <ns0:t>3. 私钥与证书匹配校验：openssl x509 -noout -modulus -in webmail.crt | openssl md5 与 openssl rsa -noout -modulus -in webmail.key | openssl md5，两个摘要一致即匹配。</ns0:t>
+        <ns0:t>3. 命令：openssl x509 -noout -modulus -in webmail.crt | openssl md5；openssl rsa -noout -modulus -in webmail.key | openssl md5。截图11：需显示两次 MD5 摘要完全一致。解释：若证书与私钥不匹配，HTTPS 服务启动会失败；摘要一致说明当前证书确实由该私钥对应的公钥生成。</ns0:t>
       </ns0:r>
     </ns0:p>
     <ns0:p ns2:paraId="03B0332E" ns2:textId="77777777" ns0:rsidR="00FD004E" ns0:rsidRPr="00A74583" ns0:rsidRDefault="00C4247D">
@@ -2870,7 +2870,7 @@
       <ns0:proofErr ns0:type="gramStart"/>
       <ns0:proofErr ns0:type="gramEnd"/>
       <ns0:r>
-        <ns0:t>1. 启动HTTPS测试服务：openssl s_server -accept 443 -cert webmail.pem -key webmail.key -www；另开终端执行 curl -vk https://127.0.0.1:443/ 观察握手协商、证书返回与页面内容。</ns0:t>
+        <ns0:t>1. 命令：openssl s_server -accept 443 -cert webmail.pem -key webmail.key -www；另开终端执行 curl -vk https://127.0.0.1:443/。截图12：需同时显示服务端启动状态、客户端 TLS 握手过程和返回页面。解释：s_server 用于快速模拟 HTTPS 服务，curl -vk 可以观察握手协商、证书返回、协议版本和页面响应内容。</ns0:t>
       </ns0:r>
     </ns0:p>
     <ns0:p ns2:paraId="61BE663D" ns2:textId="77777777" ns0:rsidR="00FD004E" ns0:rsidRDefault="00C4247D">
@@ -2879,7 +2879,7 @@
         <ns0:jc ns0:val="left"/>
       </ns0:pPr>
       <ns0:r>
-        <ns0:t>2. 浏览器导入根证书 ca.crt 后访问 https://www.webmail.com（或 https://127.0.0.1）；检查证书路径与颁发者信息。截图7需清晰展示地址栏、证书颁发者与有效期。</ns0:t>
+        <ns0:t>2. 命令：将 ca.crt 导入浏览器“受信任的根证书颁发机构”，再访问 https://www.webmail.com 或 https://127.0.0.1。截图13：需显示浏览器地址栏、证书颁发者、有效期及证书路径。解释：根证书导入成功后，浏览器即可沿着信任链验证服务器证书，从而消除“不受信任”警告。</ns0:t>
       </ns0:r>
     </ns0:p>
     <ns0:p ns2:paraId="60650FAB" ns2:textId="77777777" ns0:rsidR="00FD004E" ns0:rsidRDefault="00C4247D">
@@ -2890,7 +2890,7 @@
       <ns0:proofErr ns0:type="gramStart"/>
       <ns0:proofErr ns0:type="gramEnd"/>
       <ns0:r>
-        <ns0:t>3. 命令行补充验证：openssl s_client -connect 127.0.0.1:443 -showcerts，检查输出中是否包含服务器证书和根证书，并确认 Verify return code 为 0。</ns0:t>
+        <ns0:t>3. 命令：openssl s_client -connect 127.0.0.1:443 -showcerts。截图14：需显示证书链输出内容以及“Verify return code: 0 (ok)”。解释：s_client 是验证 TLS 链路最直观的命令行工具，返回码为 0 表示客户端已正确完成证书验证。</ns0:t>
       </ns0:r>
     </ns0:p>
     <ns0:p ns2:paraId="20170756" ns2:textId="77777777" ns0:rsidR="00FD004E" ns0:rsidRDefault="00C4247D">
@@ -2899,7 +2899,7 @@
         <ns0:jc ns0:val="left"/>
       </ns0:pPr>
       <ns0:r>
-        <ns0:t>4. 现象对比：访问HTTP时可直接读到明文请求，访问HTTPS时仅看到TLS握手与加密应用数据。截图8建议并排呈现“HTTP明文包”与“TLS密文包”。</ns0:t>
+        <ns0:t>4. 命令：分别抓取 HTTP 与 HTTPS 访问流量，可使用浏览器访问或 curl 访问后在 Wireshark 中观察。截图15：建议并排展示 HTTP 的明文 GET/HTML 与 HTTPS 的 ClientHello、ServerHello、Application Data。解释：HTTP 明文传输可直接被窃听，而 HTTPS 在 TLS 层完成加密保护，只能看到握手元数据，无法直接读取业务正文。</ns0:t>
       </ns0:r>
     </ns0:p>
     <ns0:p ns2:paraId="2E813D85" ns2:textId="77777777" ns0:rsidR="00FD004E" ns0:rsidRPr="00A74583" ns0:rsidRDefault="00C4247D">
@@ -2943,7 +2943,7 @@
       <ns0:proofErr ns0:type="gramStart"/>
       <ns0:proofErr ns0:type="gramEnd"/>
       <ns0:r>
-        <ns0:t>1. 提取公钥并执行加密：echo "network security lab" &gt; plain.txt；openssl x509 -in webmail.crt -pubkey -noout &gt; webmail_pubkey.pem；openssl pkeyutl -encrypt -pubin -inkey webmail_pubkey.pem -in plain.txt -out plain.enc。</ns0:t>
+        <ns0:t>1. 命令：echo "network security lab" &gt; plain.txt；openssl x509 -in webmail.crt -pubkey -noout &gt; webmail_pubkey.pem；openssl pkeyutl -encrypt -pubin -inkey webmail_pubkey.pem -in plain.txt -out plain.enc。截图16：需显示原文文件、公钥提取结果和加密后生成的 plain.enc。解释：公钥加密只能由对应私钥解开，用于验证非对称加密在证书体系中的实际作用。</ns0:t>
       </ns0:r>
     </ns0:p>
     <ns0:p ns2:paraId="3F7053C7" ns2:textId="77777777" ns0:rsidR="00FD004E" ns0:rsidRDefault="00C4247D">
@@ -2954,7 +2954,7 @@
       <ns0:proofErr ns0:type="gramStart"/>
       <ns0:proofErr ns0:type="gramEnd"/>
       <ns0:r>
-        <ns0:t>2. 私钥解密还原：openssl pkeyutl -decrypt -inkey webmail.key -in plain.enc -out plain.dec；执行 diff plain.txt plain.dec，应无差异。截图9需显示解密命令和一致性比对结果。</ns0:t>
+        <ns0:t>2. 命令：openssl pkeyutl -decrypt -inkey webmail.key -in plain.enc -out plain.dec；diff plain.txt plain.dec。截图17：需显示解密后的 plain.dec 和 diff 无输出的结果。解释：diff 无输出代表原文与解密结果完全一致，说明公钥加密、私钥解密流程正确。</ns0:t>
       </ns0:r>
     </ns0:p>
     <ns0:p ns2:paraId="534ADF6B" ns2:textId="77777777" ns0:rsidR="00FD004E" ns0:rsidRDefault="00C4247D">
@@ -2965,7 +2965,7 @@
       <ns0:proofErr ns0:type="gramStart"/>
       <ns0:proofErr ns0:type="gramEnd"/>
       <ns0:r>
-        <ns0:t>3. 生成数字签名：openssl dgst -sha256 -sign webmail.key -out plain.sig plain.txt；记录签名文件大小并保存原文。</ns0:t>
+        <ns0:t>3. 命令：openssl dgst -sha256 -sign webmail.key -out plain.sig plain.txt；ls -lh plain.sig。截图18：需显示签名命令和生成的签名文件大小。解释：数字签名由私钥完成，后续任何持有公钥的一方都可以校验其真实性与完整性。</ns0:t>
       </ns0:r>
     </ns0:p>
     <ns0:p ns2:paraId="7A69FBD0" ns2:textId="77777777" ns0:rsidR="00FD004E" ns0:rsidRDefault="00C4247D">
@@ -2976,7 +2976,7 @@
       <ns0:proofErr ns0:type="gramStart"/>
       <ns0:proofErr ns0:type="gramEnd"/>
       <ns0:r>
-        <ns0:t>4. 验签与篡改测试：openssl dgst -sha256 -verify webmail_pubkey.pem -signature plain.sig plain.txt（预期 Verified OK）；执行 echo "tamper" &gt;&gt; plain.txt 后再次验签（预期 Verification Failure）。截图10需同时展示两次验签结果。</ns0:t>
+        <ns0:t>4. 命令：openssl dgst -sha256 -verify webmail_pubkey.pem -signature plain.sig plain.txt；echo "tamper" &gt;&gt; plain.txt；openssl dgst -sha256 -verify webmail_pubkey.pem -signature plain.sig plain.txt。截图19：需同时展示“Verified OK”和“Verification Failure”。解释：签名前后的内容一旦发生变动，验签立即失败，说明数字签名能够有效检测篡改行为。</ns0:t>
       </ns0:r>
     </ns0:p>
     <ns0:p ns2:paraId="4EEE42A3" ns2:textId="1D4F9B5A" ns0:rsidR="00FD004E" ns0:rsidRPr="00A74583" ns0:rsidRDefault="00C4247D">
@@ -3011,7 +3011,7 @@
         <ns0:jc ns0:val="left"/>
       </ns0:pPr>
       <ns0:r>
-        <ns0:t>1. 证书签发与链路验证成功：openssl ca 完成签发后，openssl verify -CAfile ca.crt webmail.crt 输出 OK，s_client 验证返回码为0，说明证书链可被根CA正确信任。</ns0:t>
+        <ns0:t>1. 截图现象：结合截图7、截图8、截图14，可看到 openssl ca 成功签发服务器证书、openssl verify 返回 webmail.crt: OK、openssl s_client 返回 Verify return code: 0 (ok)。结果解释：这说明服务器证书、根CA证书和 TLS 链路之间的信任关系已经建立成功，证书链验证结果正确。</ns0:t>
       </ns0:r>
     </ns0:p>
     <ns0:p ns2:paraId="1FAA33D8" ns2:textId="77777777" ns0:rsidR="00FD004E" ns0:rsidRDefault="00C4247D">
@@ -3022,7 +3022,7 @@
       <ns0:proofErr ns0:type="gramStart"/>
       <ns0:proofErr ns0:type="gramEnd"/>
       <ns0:r>
-        <ns0:t>2. HTTPS通信加密成功：抓包结果表明 HTTP 可见明文请求与响应，HTTPS仅显示握手报文与Application Data密文，无法直接读取业务内容。</ns0:t>
+        <ns0:t>2. 截图现象：结合截图12、截图13、截图15，可看到 curl 与浏览器均能正常访问 HTTPS 服务，而抓包时 HTTP 报文可直接读出正文，HTTPS 报文仅显示 TLS 握手和密文数据。结果解释：这表明实验环境中的 HTTPS 已经完成链路加密，能够有效防止业务数据以明文形式暴露。</ns0:t>
       </ns0:r>
     </ns0:p>
     <ns0:p ns2:paraId="5F93AA07" ns2:textId="77777777" ns0:rsidR="00FD004E" ns0:rsidRDefault="00C4247D">
@@ -3033,7 +3033,7 @@
       <ns0:proofErr ns0:type="gramStart"/>
       <ns0:proofErr ns0:type="gramEnd"/>
       <ns0:r>
-        <ns0:t>3. 签名验签结果符合预期：原文验签通过、篡改后验签失败，证明数字签名可检测内容完整性破坏并提供抗抵赖能力。</ns0:t>
+        <ns0:t>3. 截图现象：结合截图16、截图17、截图18、截图19，可看到文件经公钥加密后能够被私钥正确恢复，原文验签显示 Verified OK，篡改后则变为 Verification Failure。结果解释：这说明非对称加密保证了机密性，而数字签名同时验证了发送者身份与内容完整性。</ns0:t>
       </ns0:r>
     </ns0:p>
     <ns0:p ns2:paraId="3EEEB01A" ns2:textId="77777777" ns0:rsidR="00FD004E" ns0:rsidRDefault="00C4247D">
@@ -3042,7 +3042,7 @@
         <ns0:jc ns0:val="left"/>
       </ns0:pPr>
       <ns0:r>
-        <ns0:t>4. 身份认证机制生效：未导入根证书时浏览器提示“不受信任”，导入 ca.crt 后访问恢复正常，说明客户端已按PKI机制完成服务端身份认证。</ns0:t>
+        <ns0:t>4. 截图现象：结合截图13与浏览器导入证书前后的对比图，可观察到未导入根证书时浏览器提示证书不受信任，导入 ca.crt 后页面恢复正常访问并可查看完整证书路径。结果解释：客户端已经把根CA作为信任锚，当服务器提交的证书链可追溯到该根CA时，即可完成服务端身份认证。</ns0:t>
       </ns0:r>
     </ns0:p>
     <ns0:p ns2:paraId="65E69BF3" ns2:textId="77777777" ns0:rsidR="00FD004E" ns0:rsidRPr="00A74583" ns0:rsidRDefault="00C4247D">
